--- a/documents/docx/01-loan-application-form.docx
+++ b/documents/docx/01-loan-application-form.docx
@@ -10,10 +10,10 @@
       </w:pPr>
       <w:r>
         <w:rPr>
-          <w:rFonts w:ascii="Calibri" w:cs="Calibri" w:eastAsia="Calibri" w:hAnsi="Calibri"/>
+          <w:rFonts w:ascii="Georgia" w:cs="Georgia" w:eastAsia="Georgia" w:hAnsi="Georgia"/>
           <w:b/>
           <w:bCs/>
-          <w:color w:val="06302E"/>
+          <w:color w:val="1A1A1A"/>
           <w:sz w:val="30"/>
           <w:szCs w:val="30"/>
         </w:rPr>
@@ -26,8 +26,8 @@
       </w:pPr>
       <w:r>
         <w:rPr>
-          <w:rFonts w:ascii="Calibri" w:cs="Calibri" w:eastAsia="Calibri" w:hAnsi="Calibri"/>
-          <w:color w:val="1E2E2C"/>
+          <w:rFonts w:ascii="Georgia" w:cs="Georgia" w:eastAsia="Georgia" w:hAnsi="Georgia"/>
+          <w:color w:val="222222"/>
           <w:sz w:val="21"/>
           <w:szCs w:val="21"/>
         </w:rPr>
@@ -40,8 +40,8 @@
       </w:pPr>
       <w:r>
         <w:rPr>
-          <w:rFonts w:ascii="Calibri" w:cs="Calibri" w:eastAsia="Calibri" w:hAnsi="Calibri"/>
-          <w:color w:val="1E2E2C"/>
+          <w:rFonts w:ascii="Georgia" w:cs="Georgia" w:eastAsia="Georgia" w:hAnsi="Georgia"/>
+          <w:color w:val="222222"/>
           <w:sz w:val="21"/>
           <w:szCs w:val="21"/>
         </w:rPr>
@@ -51,7 +51,7 @@
     <w:p>
       <w:pPr>
         <w:pBdr>
-          <w:bottom w:val="single" w:color="C9D6D3" w:sz="6"/>
+          <w:bottom w:val="single" w:color="C8C8C8" w:sz="6"/>
         </w:pBdr>
         <w:spacing w:after="200" w:before="200"/>
       </w:pPr>
@@ -60,16 +60,16 @@
       <w:pPr>
         <w:pStyle w:val="Heading2"/>
         <w:pBdr>
-          <w:bottom w:val="single" w:color="12B84F" w:sz="6"/>
+          <w:bottom w:val="single" w:color="8C8C8C" w:sz="6"/>
         </w:pBdr>
         <w:spacing w:after="130" w:before="320"/>
       </w:pPr>
       <w:r>
         <w:rPr>
-          <w:rFonts w:ascii="Calibri" w:cs="Calibri" w:eastAsia="Calibri" w:hAnsi="Calibri"/>
+          <w:rFonts w:ascii="Georgia" w:cs="Georgia" w:eastAsia="Georgia" w:hAnsi="Georgia"/>
           <w:b/>
           <w:bCs/>
-          <w:color w:val="06302E"/>
+          <w:color w:val="1A1A1A"/>
           <w:sz w:val="23"/>
           <w:szCs w:val="23"/>
         </w:rPr>
@@ -83,10 +83,10 @@
       </w:pPr>
       <w:r>
         <w:rPr>
-          <w:rFonts w:ascii="Calibri" w:cs="Calibri" w:eastAsia="Calibri" w:hAnsi="Calibri"/>
+          <w:rFonts w:ascii="Georgia" w:cs="Georgia" w:eastAsia="Georgia" w:hAnsi="Georgia"/>
           <w:b/>
           <w:bCs/>
-          <w:color w:val="06302E"/>
+          <w:color w:val="1A1A1A"/>
           <w:sz w:val="21"/>
           <w:szCs w:val="21"/>
         </w:rPr>
@@ -94,8 +94,8 @@
       </w:r>
       <w:r>
         <w:rPr>
-          <w:rFonts w:ascii="Calibri" w:cs="Calibri" w:eastAsia="Calibri" w:hAnsi="Calibri"/>
-          <w:color w:val="1E2E2C"/>
+          <w:rFonts w:ascii="Georgia" w:cs="Georgia" w:eastAsia="Georgia" w:hAnsi="Georgia"/>
+          <w:color w:val="222222"/>
           <w:sz w:val="21"/>
           <w:szCs w:val="21"/>
         </w:rPr>
@@ -109,10 +109,10 @@
       </w:pPr>
       <w:r>
         <w:rPr>
-          <w:rFonts w:ascii="Calibri" w:cs="Calibri" w:eastAsia="Calibri" w:hAnsi="Calibri"/>
+          <w:rFonts w:ascii="Georgia" w:cs="Georgia" w:eastAsia="Georgia" w:hAnsi="Georgia"/>
           <w:b/>
           <w:bCs/>
-          <w:color w:val="06302E"/>
+          <w:color w:val="1A1A1A"/>
           <w:sz w:val="21"/>
           <w:szCs w:val="21"/>
         </w:rPr>
@@ -120,8 +120,8 @@
       </w:r>
       <w:r>
         <w:rPr>
-          <w:rFonts w:ascii="Calibri" w:cs="Calibri" w:eastAsia="Calibri" w:hAnsi="Calibri"/>
-          <w:color w:val="1E2E2C"/>
+          <w:rFonts w:ascii="Georgia" w:cs="Georgia" w:eastAsia="Georgia" w:hAnsi="Georgia"/>
+          <w:color w:val="222222"/>
           <w:sz w:val="21"/>
           <w:szCs w:val="21"/>
         </w:rPr>
@@ -129,10 +129,10 @@
       </w:r>
       <w:r>
         <w:rPr>
-          <w:rFonts w:ascii="Calibri" w:cs="Calibri" w:eastAsia="Calibri" w:hAnsi="Calibri"/>
+          <w:rFonts w:ascii="Georgia" w:cs="Georgia" w:eastAsia="Georgia" w:hAnsi="Georgia"/>
           <w:b/>
           <w:bCs/>
-          <w:color w:val="1E2E2C"/>
+          <w:color w:val="222222"/>
           <w:sz w:val="21"/>
           <w:szCs w:val="21"/>
         </w:rPr>
@@ -140,8 +140,8 @@
       </w:r>
       <w:r>
         <w:rPr>
-          <w:rFonts w:ascii="Calibri" w:cs="Calibri" w:eastAsia="Calibri" w:hAnsi="Calibri"/>
-          <w:color w:val="1E2E2C"/>
+          <w:rFonts w:ascii="Georgia" w:cs="Georgia" w:eastAsia="Georgia" w:hAnsi="Georgia"/>
+          <w:color w:val="222222"/>
           <w:sz w:val="21"/>
           <w:szCs w:val="21"/>
         </w:rPr>
@@ -155,10 +155,10 @@
       </w:pPr>
       <w:r>
         <w:rPr>
-          <w:rFonts w:ascii="Calibri" w:cs="Calibri" w:eastAsia="Calibri" w:hAnsi="Calibri"/>
+          <w:rFonts w:ascii="Georgia" w:cs="Georgia" w:eastAsia="Georgia" w:hAnsi="Georgia"/>
           <w:b/>
           <w:bCs/>
-          <w:color w:val="06302E"/>
+          <w:color w:val="1A1A1A"/>
           <w:sz w:val="21"/>
           <w:szCs w:val="21"/>
         </w:rPr>
@@ -166,10 +166,10 @@
       </w:r>
       <w:r>
         <w:rPr>
-          <w:rFonts w:ascii="Calibri" w:cs="Calibri" w:eastAsia="Calibri" w:hAnsi="Calibri"/>
+          <w:rFonts w:ascii="Georgia" w:cs="Georgia" w:eastAsia="Georgia" w:hAnsi="Georgia"/>
           <w:b/>
           <w:bCs/>
-          <w:color w:val="1E2E2C"/>
+          <w:color w:val="222222"/>
           <w:sz w:val="21"/>
           <w:szCs w:val="21"/>
         </w:rPr>
@@ -177,8 +177,8 @@
       </w:r>
       <w:r>
         <w:rPr>
-          <w:rFonts w:ascii="Calibri" w:cs="Calibri" w:eastAsia="Calibri" w:hAnsi="Calibri"/>
-          <w:color w:val="1E2E2C"/>
+          <w:rFonts w:ascii="Georgia" w:cs="Georgia" w:eastAsia="Georgia" w:hAnsi="Georgia"/>
+          <w:color w:val="222222"/>
           <w:sz w:val="21"/>
           <w:szCs w:val="21"/>
         </w:rPr>
@@ -192,10 +192,10 @@
       </w:pPr>
       <w:r>
         <w:rPr>
-          <w:rFonts w:ascii="Calibri" w:cs="Calibri" w:eastAsia="Calibri" w:hAnsi="Calibri"/>
+          <w:rFonts w:ascii="Georgia" w:cs="Georgia" w:eastAsia="Georgia" w:hAnsi="Georgia"/>
           <w:b/>
           <w:bCs/>
-          <w:color w:val="06302E"/>
+          <w:color w:val="1A1A1A"/>
           <w:sz w:val="21"/>
           <w:szCs w:val="21"/>
         </w:rPr>
@@ -203,8 +203,8 @@
       </w:r>
       <w:r>
         <w:rPr>
-          <w:rFonts w:ascii="Calibri" w:cs="Calibri" w:eastAsia="Calibri" w:hAnsi="Calibri"/>
-          <w:color w:val="1E2E2C"/>
+          <w:rFonts w:ascii="Georgia" w:cs="Georgia" w:eastAsia="Georgia" w:hAnsi="Georgia"/>
+          <w:color w:val="222222"/>
           <w:sz w:val="21"/>
           <w:szCs w:val="21"/>
         </w:rPr>
@@ -218,10 +218,10 @@
       </w:pPr>
       <w:r>
         <w:rPr>
-          <w:rFonts w:ascii="Calibri" w:cs="Calibri" w:eastAsia="Calibri" w:hAnsi="Calibri"/>
+          <w:rFonts w:ascii="Georgia" w:cs="Georgia" w:eastAsia="Georgia" w:hAnsi="Georgia"/>
           <w:b/>
           <w:bCs/>
-          <w:color w:val="06302E"/>
+          <w:color w:val="1A1A1A"/>
           <w:sz w:val="21"/>
           <w:szCs w:val="21"/>
         </w:rPr>
@@ -229,8 +229,8 @@
       </w:r>
       <w:r>
         <w:rPr>
-          <w:rFonts w:ascii="Calibri" w:cs="Calibri" w:eastAsia="Calibri" w:hAnsi="Calibri"/>
-          <w:color w:val="1E2E2C"/>
+          <w:rFonts w:ascii="Georgia" w:cs="Georgia" w:eastAsia="Georgia" w:hAnsi="Georgia"/>
+          <w:color w:val="222222"/>
           <w:sz w:val="21"/>
           <w:szCs w:val="21"/>
         </w:rPr>
@@ -240,7 +240,7 @@
     <w:p>
       <w:pPr>
         <w:pBdr>
-          <w:bottom w:val="single" w:color="C9D6D3" w:sz="6"/>
+          <w:bottom w:val="single" w:color="C8C8C8" w:sz="6"/>
         </w:pBdr>
         <w:spacing w:after="200" w:before="200"/>
       </w:pPr>
@@ -249,16 +249,16 @@
       <w:pPr>
         <w:pStyle w:val="Heading2"/>
         <w:pBdr>
-          <w:bottom w:val="single" w:color="12B84F" w:sz="6"/>
+          <w:bottom w:val="single" w:color="8C8C8C" w:sz="6"/>
         </w:pBdr>
         <w:spacing w:after="130" w:before="320"/>
       </w:pPr>
       <w:r>
         <w:rPr>
-          <w:rFonts w:ascii="Calibri" w:cs="Calibri" w:eastAsia="Calibri" w:hAnsi="Calibri"/>
+          <w:rFonts w:ascii="Georgia" w:cs="Georgia" w:eastAsia="Georgia" w:hAnsi="Georgia"/>
           <w:b/>
           <w:bCs/>
-          <w:color w:val="06302E"/>
+          <w:color w:val="1A1A1A"/>
           <w:sz w:val="23"/>
           <w:szCs w:val="23"/>
         </w:rPr>
@@ -269,12 +269,12 @@
       <w:tblPr>
         <w:tblW w:type="dxa" w:w="9458"/>
         <w:tblBorders>
-          <w:top w:val="single" w:color="C9D6D3" w:sz="2"/>
-          <w:left w:val="single" w:color="C9D6D3" w:sz="2"/>
-          <w:bottom w:val="single" w:color="C9D6D3" w:sz="2"/>
-          <w:right w:val="single" w:color="C9D6D3" w:sz="2"/>
-          <w:insideH w:val="single" w:color="C9D6D3" w:sz="2"/>
-          <w:insideV w:val="single" w:color="C9D6D3" w:sz="2"/>
+          <w:top w:val="single" w:color="C8C8C8" w:sz="2"/>
+          <w:left w:val="single" w:color="C8C8C8" w:sz="2"/>
+          <w:bottom w:val="single" w:color="C8C8C8" w:sz="2"/>
+          <w:right w:val="single" w:color="C8C8C8" w:sz="2"/>
+          <w:insideH w:val="single" w:color="C8C8C8" w:sz="2"/>
+          <w:insideV w:val="single" w:color="C8C8C8" w:sz="2"/>
         </w:tblBorders>
       </w:tblPr>
       <w:tblGrid>
@@ -288,24 +288,24 @@
         <w:tc>
           <w:tcPr>
             <w:tcW w:type="dxa" w:w="4351"/>
-            <w:shd w:fill="EEF4F2" w:val="clear"/>
-            <w:tcMar>
-              <w:top w:type="dxa" w:w="90"/>
-              <w:left w:type="dxa" w:w="130"/>
-              <w:bottom w:type="dxa" w:w="90"/>
-              <w:right w:type="dxa" w:w="130"/>
-            </w:tcMar>
-          </w:tcPr>
-          <w:p>
-            <w:pPr>
-              <w:spacing w:after="0" w:line="250"/>
-            </w:pPr>
-            <w:r>
-              <w:rPr>
-                <w:rFonts w:ascii="Calibri" w:cs="Calibri" w:eastAsia="Calibri" w:hAnsi="Calibri"/>
+            <w:shd w:fill="F2F2F2" w:val="clear"/>
+            <w:tcMar>
+              <w:top w:type="dxa" w:w="90"/>
+              <w:left w:type="dxa" w:w="130"/>
+              <w:bottom w:type="dxa" w:w="90"/>
+              <w:right w:type="dxa" w:w="130"/>
+            </w:tcMar>
+          </w:tcPr>
+          <w:p>
+            <w:pPr>
+              <w:spacing w:after="0" w:line="250"/>
+            </w:pPr>
+            <w:r>
+              <w:rPr>
+                <w:rFonts w:ascii="Georgia" w:cs="Georgia" w:eastAsia="Georgia" w:hAnsi="Georgia"/>
                 <w:b/>
                 <w:bCs/>
-                <w:color w:val="06302E"/>
+                <w:color w:val="1A1A1A"/>
                 <w:sz w:val="20"/>
                 <w:szCs w:val="20"/>
               </w:rPr>
@@ -316,24 +316,24 @@
         <w:tc>
           <w:tcPr>
             <w:tcW w:type="dxa" w:w="5107"/>
-            <w:shd w:fill="EEF4F2" w:val="clear"/>
-            <w:tcMar>
-              <w:top w:type="dxa" w:w="90"/>
-              <w:left w:type="dxa" w:w="130"/>
-              <w:bottom w:type="dxa" w:w="90"/>
-              <w:right w:type="dxa" w:w="130"/>
-            </w:tcMar>
-          </w:tcPr>
-          <w:p>
-            <w:pPr>
-              <w:spacing w:after="0" w:line="250"/>
-            </w:pPr>
-            <w:r>
-              <w:rPr>
-                <w:rFonts w:ascii="Calibri" w:cs="Calibri" w:eastAsia="Calibri" w:hAnsi="Calibri"/>
+            <w:shd w:fill="F2F2F2" w:val="clear"/>
+            <w:tcMar>
+              <w:top w:type="dxa" w:w="90"/>
+              <w:left w:type="dxa" w:w="130"/>
+              <w:bottom w:type="dxa" w:w="90"/>
+              <w:right w:type="dxa" w:w="130"/>
+            </w:tcMar>
+          </w:tcPr>
+          <w:p>
+            <w:pPr>
+              <w:spacing w:after="0" w:line="250"/>
+            </w:pPr>
+            <w:r>
+              <w:rPr>
+                <w:rFonts w:ascii="Georgia" w:cs="Georgia" w:eastAsia="Georgia" w:hAnsi="Georgia"/>
                 <w:b/>
                 <w:bCs/>
-                <w:color w:val="06302E"/>
+                <w:color w:val="1A1A1A"/>
                 <w:sz w:val="20"/>
                 <w:szCs w:val="20"/>
               </w:rPr>
@@ -362,8 +362,8 @@
             </w:pPr>
             <w:r>
               <w:rPr>
-                <w:rFonts w:ascii="Calibri" w:cs="Calibri" w:eastAsia="Calibri" w:hAnsi="Calibri"/>
-                <w:color w:val="1E2E2C"/>
+                <w:rFonts w:ascii="Georgia" w:cs="Georgia" w:eastAsia="Georgia" w:hAnsi="Georgia"/>
+                <w:color w:val="222222"/>
                 <w:sz w:val="20"/>
                 <w:szCs w:val="20"/>
               </w:rPr>
@@ -387,11 +387,11 @@
             </w:pPr>
             <w:r>
               <w:rPr>
-                <w:rFonts w:ascii="Calibri" w:cs="Calibri" w:eastAsia="Calibri" w:hAnsi="Calibri"/>
-                <w:color w:val="1E2E2C"/>
-                <w:sz w:val="20"/>
-                <w:szCs w:val="20"/>
-                <w:shd w:fill="FFF4D6" w:val="clear"/>
+                <w:rFonts w:ascii="Georgia" w:cs="Georgia" w:eastAsia="Georgia" w:hAnsi="Georgia"/>
+                <w:color w:val="222222"/>
+                <w:sz w:val="20"/>
+                <w:szCs w:val="20"/>
+                <w:shd w:fill="ECECEC" w:val="clear"/>
               </w:rPr>
               <w:t xml:space="preserve">[APPLICATION NO.]</w:t>
             </w:r>
@@ -418,8 +418,8 @@
             </w:pPr>
             <w:r>
               <w:rPr>
-                <w:rFonts w:ascii="Calibri" w:cs="Calibri" w:eastAsia="Calibri" w:hAnsi="Calibri"/>
-                <w:color w:val="1E2E2C"/>
+                <w:rFonts w:ascii="Georgia" w:cs="Georgia" w:eastAsia="Georgia" w:hAnsi="Georgia"/>
+                <w:color w:val="222222"/>
                 <w:sz w:val="20"/>
                 <w:szCs w:val="20"/>
               </w:rPr>
@@ -443,11 +443,11 @@
             </w:pPr>
             <w:r>
               <w:rPr>
-                <w:rFonts w:ascii="Calibri" w:cs="Calibri" w:eastAsia="Calibri" w:hAnsi="Calibri"/>
-                <w:color w:val="1E2E2C"/>
-                <w:sz w:val="20"/>
-                <w:szCs w:val="20"/>
-                <w:shd w:fill="FFF4D6" w:val="clear"/>
+                <w:rFonts w:ascii="Georgia" w:cs="Georgia" w:eastAsia="Georgia" w:hAnsi="Georgia"/>
+                <w:color w:val="222222"/>
+                <w:sz w:val="20"/>
+                <w:szCs w:val="20"/>
+                <w:shd w:fill="ECECEC" w:val="clear"/>
               </w:rPr>
               <w:t xml:space="preserve">[DD / MM / YYYY]</w:t>
             </w:r>
@@ -474,8 +474,8 @@
             </w:pPr>
             <w:r>
               <w:rPr>
-                <w:rFonts w:ascii="Calibri" w:cs="Calibri" w:eastAsia="Calibri" w:hAnsi="Calibri"/>
-                <w:color w:val="1E2E2C"/>
+                <w:rFonts w:ascii="Georgia" w:cs="Georgia" w:eastAsia="Georgia" w:hAnsi="Georgia"/>
+                <w:color w:val="222222"/>
                 <w:sz w:val="20"/>
                 <w:szCs w:val="20"/>
               </w:rPr>
@@ -499,11 +499,11 @@
             </w:pPr>
             <w:r>
               <w:rPr>
-                <w:rFonts w:ascii="Calibri" w:cs="Calibri" w:eastAsia="Calibri" w:hAnsi="Calibri"/>
-                <w:color w:val="1E2E2C"/>
-                <w:sz w:val="20"/>
-                <w:szCs w:val="20"/>
-                <w:shd w:fill="FFF4D6" w:val="clear"/>
+                <w:rFonts w:ascii="Georgia" w:cs="Georgia" w:eastAsia="Georgia" w:hAnsi="Georgia"/>
+                <w:color w:val="222222"/>
+                <w:sz w:val="20"/>
+                <w:szCs w:val="20"/>
+                <w:shd w:fill="ECECEC" w:val="clear"/>
               </w:rPr>
               <w:t xml:space="preserve">[OFFICER FULL NAME]</w:t>
             </w:r>
@@ -530,8 +530,8 @@
             </w:pPr>
             <w:r>
               <w:rPr>
-                <w:rFonts w:ascii="Calibri" w:cs="Calibri" w:eastAsia="Calibri" w:hAnsi="Calibri"/>
-                <w:color w:val="1E2E2C"/>
+                <w:rFonts w:ascii="Georgia" w:cs="Georgia" w:eastAsia="Georgia" w:hAnsi="Georgia"/>
+                <w:color w:val="222222"/>
                 <w:sz w:val="20"/>
                 <w:szCs w:val="20"/>
               </w:rPr>
@@ -555,8 +555,8 @@
             </w:pPr>
             <w:r>
               <w:rPr>
-                <w:rFonts w:ascii="Calibri" w:cs="Calibri" w:eastAsia="Calibri" w:hAnsi="Calibri"/>
-                <w:color w:val="1E2E2C"/>
+                <w:rFonts w:ascii="Georgia" w:cs="Georgia" w:eastAsia="Georgia" w:hAnsi="Georgia"/>
+                <w:color w:val="222222"/>
                 <w:sz w:val="20"/>
                 <w:szCs w:val="20"/>
               </w:rPr>
@@ -585,8 +585,8 @@
             </w:pPr>
             <w:r>
               <w:rPr>
-                <w:rFonts w:ascii="Calibri" w:cs="Calibri" w:eastAsia="Calibri" w:hAnsi="Calibri"/>
-                <w:color w:val="1E2E2C"/>
+                <w:rFonts w:ascii="Georgia" w:cs="Georgia" w:eastAsia="Georgia" w:hAnsi="Georgia"/>
+                <w:color w:val="222222"/>
                 <w:sz w:val="20"/>
                 <w:szCs w:val="20"/>
               </w:rPr>
@@ -610,11 +610,11 @@
             </w:pPr>
             <w:r>
               <w:rPr>
-                <w:rFonts w:ascii="Calibri" w:cs="Calibri" w:eastAsia="Calibri" w:hAnsi="Calibri"/>
-                <w:color w:val="1E2E2C"/>
-                <w:sz w:val="20"/>
-                <w:szCs w:val="20"/>
-                <w:shd w:fill="FFF4D6" w:val="clear"/>
+                <w:rFonts w:ascii="Georgia" w:cs="Georgia" w:eastAsia="Georgia" w:hAnsi="Georgia"/>
+                <w:color w:val="222222"/>
+                <w:sz w:val="20"/>
+                <w:szCs w:val="20"/>
+                <w:shd w:fill="ECECEC" w:val="clear"/>
               </w:rPr>
               <w:t xml:space="preserve">[YES / NO]</w:t>
             </w:r>
@@ -641,8 +641,8 @@
             </w:pPr>
             <w:r>
               <w:rPr>
-                <w:rFonts w:ascii="Calibri" w:cs="Calibri" w:eastAsia="Calibri" w:hAnsi="Calibri"/>
-                <w:color w:val="1E2E2C"/>
+                <w:rFonts w:ascii="Georgia" w:cs="Georgia" w:eastAsia="Georgia" w:hAnsi="Georgia"/>
+                <w:color w:val="222222"/>
                 <w:sz w:val="20"/>
                 <w:szCs w:val="20"/>
               </w:rPr>
@@ -666,11 +666,11 @@
             </w:pPr>
             <w:r>
               <w:rPr>
-                <w:rFonts w:ascii="Calibri" w:cs="Calibri" w:eastAsia="Calibri" w:hAnsi="Calibri"/>
-                <w:color w:val="1E2E2C"/>
-                <w:sz w:val="20"/>
-                <w:szCs w:val="20"/>
-                <w:shd w:fill="FFF4D6" w:val="clear"/>
+                <w:rFonts w:ascii="Georgia" w:cs="Georgia" w:eastAsia="Georgia" w:hAnsi="Georgia"/>
+                <w:color w:val="222222"/>
+                <w:sz w:val="20"/>
+                <w:szCs w:val="20"/>
+                <w:shd w:fill="ECECEC" w:val="clear"/>
               </w:rPr>
               <w:t xml:space="preserve">[CLIENT REFERENCE]</w:t>
             </w:r>
@@ -686,7 +686,7 @@
     <w:p>
       <w:pPr>
         <w:pBdr>
-          <w:bottom w:val="single" w:color="C9D6D3" w:sz="6"/>
+          <w:bottom w:val="single" w:color="C8C8C8" w:sz="6"/>
         </w:pBdr>
         <w:spacing w:after="200" w:before="200"/>
       </w:pPr>
@@ -695,16 +695,16 @@
       <w:pPr>
         <w:pStyle w:val="Heading2"/>
         <w:pBdr>
-          <w:bottom w:val="single" w:color="12B84F" w:sz="6"/>
+          <w:bottom w:val="single" w:color="8C8C8C" w:sz="6"/>
         </w:pBdr>
         <w:spacing w:after="130" w:before="320"/>
       </w:pPr>
       <w:r>
         <w:rPr>
-          <w:rFonts w:ascii="Calibri" w:cs="Calibri" w:eastAsia="Calibri" w:hAnsi="Calibri"/>
+          <w:rFonts w:ascii="Georgia" w:cs="Georgia" w:eastAsia="Georgia" w:hAnsi="Georgia"/>
           <w:b/>
           <w:bCs/>
-          <w:color w:val="06302E"/>
+          <w:color w:val="1A1A1A"/>
           <w:sz w:val="23"/>
           <w:szCs w:val="23"/>
         </w:rPr>
@@ -715,12 +715,12 @@
       <w:tblPr>
         <w:tblW w:type="dxa" w:w="9458"/>
         <w:tblBorders>
-          <w:top w:val="single" w:color="C9D6D3" w:sz="2"/>
-          <w:left w:val="single" w:color="C9D6D3" w:sz="2"/>
-          <w:bottom w:val="single" w:color="C9D6D3" w:sz="2"/>
-          <w:right w:val="single" w:color="C9D6D3" w:sz="2"/>
-          <w:insideH w:val="single" w:color="C9D6D3" w:sz="2"/>
-          <w:insideV w:val="single" w:color="C9D6D3" w:sz="2"/>
+          <w:top w:val="single" w:color="C8C8C8" w:sz="2"/>
+          <w:left w:val="single" w:color="C8C8C8" w:sz="2"/>
+          <w:bottom w:val="single" w:color="C8C8C8" w:sz="2"/>
+          <w:right w:val="single" w:color="C8C8C8" w:sz="2"/>
+          <w:insideH w:val="single" w:color="C8C8C8" w:sz="2"/>
+          <w:insideV w:val="single" w:color="C8C8C8" w:sz="2"/>
         </w:tblBorders>
       </w:tblPr>
       <w:tblGrid>
@@ -734,24 +734,24 @@
         <w:tc>
           <w:tcPr>
             <w:tcW w:type="dxa" w:w="4351"/>
-            <w:shd w:fill="EEF4F2" w:val="clear"/>
-            <w:tcMar>
-              <w:top w:type="dxa" w:w="90"/>
-              <w:left w:type="dxa" w:w="130"/>
-              <w:bottom w:type="dxa" w:w="90"/>
-              <w:right w:type="dxa" w:w="130"/>
-            </w:tcMar>
-          </w:tcPr>
-          <w:p>
-            <w:pPr>
-              <w:spacing w:after="0" w:line="250"/>
-            </w:pPr>
-            <w:r>
-              <w:rPr>
-                <w:rFonts w:ascii="Calibri" w:cs="Calibri" w:eastAsia="Calibri" w:hAnsi="Calibri"/>
+            <w:shd w:fill="F2F2F2" w:val="clear"/>
+            <w:tcMar>
+              <w:top w:type="dxa" w:w="90"/>
+              <w:left w:type="dxa" w:w="130"/>
+              <w:bottom w:type="dxa" w:w="90"/>
+              <w:right w:type="dxa" w:w="130"/>
+            </w:tcMar>
+          </w:tcPr>
+          <w:p>
+            <w:pPr>
+              <w:spacing w:after="0" w:line="250"/>
+            </w:pPr>
+            <w:r>
+              <w:rPr>
+                <w:rFonts w:ascii="Georgia" w:cs="Georgia" w:eastAsia="Georgia" w:hAnsi="Georgia"/>
                 <w:b/>
                 <w:bCs/>
-                <w:color w:val="06302E"/>
+                <w:color w:val="1A1A1A"/>
                 <w:sz w:val="20"/>
                 <w:szCs w:val="20"/>
               </w:rPr>
@@ -762,24 +762,24 @@
         <w:tc>
           <w:tcPr>
             <w:tcW w:type="dxa" w:w="5107"/>
-            <w:shd w:fill="EEF4F2" w:val="clear"/>
-            <w:tcMar>
-              <w:top w:type="dxa" w:w="90"/>
-              <w:left w:type="dxa" w:w="130"/>
-              <w:bottom w:type="dxa" w:w="90"/>
-              <w:right w:type="dxa" w:w="130"/>
-            </w:tcMar>
-          </w:tcPr>
-          <w:p>
-            <w:pPr>
-              <w:spacing w:after="0" w:line="250"/>
-            </w:pPr>
-            <w:r>
-              <w:rPr>
-                <w:rFonts w:ascii="Calibri" w:cs="Calibri" w:eastAsia="Calibri" w:hAnsi="Calibri"/>
+            <w:shd w:fill="F2F2F2" w:val="clear"/>
+            <w:tcMar>
+              <w:top w:type="dxa" w:w="90"/>
+              <w:left w:type="dxa" w:w="130"/>
+              <w:bottom w:type="dxa" w:w="90"/>
+              <w:right w:type="dxa" w:w="130"/>
+            </w:tcMar>
+          </w:tcPr>
+          <w:p>
+            <w:pPr>
+              <w:spacing w:after="0" w:line="250"/>
+            </w:pPr>
+            <w:r>
+              <w:rPr>
+                <w:rFonts w:ascii="Georgia" w:cs="Georgia" w:eastAsia="Georgia" w:hAnsi="Georgia"/>
                 <w:b/>
                 <w:bCs/>
-                <w:color w:val="06302E"/>
+                <w:color w:val="1A1A1A"/>
                 <w:sz w:val="20"/>
                 <w:szCs w:val="20"/>
               </w:rPr>
@@ -808,8 +808,8 @@
             </w:pPr>
             <w:r>
               <w:rPr>
-                <w:rFonts w:ascii="Calibri" w:cs="Calibri" w:eastAsia="Calibri" w:hAnsi="Calibri"/>
-                <w:color w:val="1E2E2C"/>
+                <w:rFonts w:ascii="Georgia" w:cs="Georgia" w:eastAsia="Georgia" w:hAnsi="Georgia"/>
+                <w:color w:val="222222"/>
                 <w:sz w:val="20"/>
                 <w:szCs w:val="20"/>
               </w:rPr>
@@ -833,8 +833,8 @@
             </w:pPr>
             <w:r>
               <w:rPr>
-                <w:rFonts w:ascii="Calibri" w:cs="Calibri" w:eastAsia="Calibri" w:hAnsi="Calibri"/>
-                <w:color w:val="1E2E2C"/>
+                <w:rFonts w:ascii="Georgia" w:cs="Georgia" w:eastAsia="Georgia" w:hAnsi="Georgia"/>
+                <w:color w:val="222222"/>
                 <w:sz w:val="20"/>
                 <w:szCs w:val="20"/>
               </w:rPr>
@@ -863,8 +863,8 @@
             </w:pPr>
             <w:r>
               <w:rPr>
-                <w:rFonts w:ascii="Calibri" w:cs="Calibri" w:eastAsia="Calibri" w:hAnsi="Calibri"/>
-                <w:color w:val="1E2E2C"/>
+                <w:rFonts w:ascii="Georgia" w:cs="Georgia" w:eastAsia="Georgia" w:hAnsi="Georgia"/>
+                <w:color w:val="222222"/>
                 <w:sz w:val="20"/>
                 <w:szCs w:val="20"/>
               </w:rPr>
@@ -888,11 +888,11 @@
             </w:pPr>
             <w:r>
               <w:rPr>
-                <w:rFonts w:ascii="Calibri" w:cs="Calibri" w:eastAsia="Calibri" w:hAnsi="Calibri"/>
-                <w:color w:val="1E2E2C"/>
-                <w:sz w:val="20"/>
-                <w:szCs w:val="20"/>
-                <w:shd w:fill="FFF4D6" w:val="clear"/>
+                <w:rFonts w:ascii="Georgia" w:cs="Georgia" w:eastAsia="Georgia" w:hAnsi="Georgia"/>
+                <w:color w:val="222222"/>
+                <w:sz w:val="20"/>
+                <w:szCs w:val="20"/>
+                <w:shd w:fill="ECECEC" w:val="clear"/>
               </w:rPr>
               <w:t xml:space="preserve">[PURPOSE OF THE LOAN]</w:t>
             </w:r>
@@ -919,8 +919,8 @@
             </w:pPr>
             <w:r>
               <w:rPr>
-                <w:rFonts w:ascii="Calibri" w:cs="Calibri" w:eastAsia="Calibri" w:hAnsi="Calibri"/>
-                <w:color w:val="1E2E2C"/>
+                <w:rFonts w:ascii="Georgia" w:cs="Georgia" w:eastAsia="Georgia" w:hAnsi="Georgia"/>
+                <w:color w:val="222222"/>
                 <w:sz w:val="20"/>
                 <w:szCs w:val="20"/>
               </w:rPr>
@@ -944,11 +944,11 @@
             </w:pPr>
             <w:r>
               <w:rPr>
-                <w:rFonts w:ascii="Calibri" w:cs="Calibri" w:eastAsia="Calibri" w:hAnsi="Calibri"/>
-                <w:color w:val="1E2E2C"/>
-                <w:sz w:val="20"/>
-                <w:szCs w:val="20"/>
-                <w:shd w:fill="FFF4D6" w:val="clear"/>
+                <w:rFonts w:ascii="Georgia" w:cs="Georgia" w:eastAsia="Georgia" w:hAnsi="Georgia"/>
+                <w:color w:val="222222"/>
+                <w:sz w:val="20"/>
+                <w:szCs w:val="20"/>
+                <w:shd w:fill="ECECEC" w:val="clear"/>
               </w:rPr>
               <w:t xml:space="preserve">[DD / MM / YYYY]</w:t>
             </w:r>
@@ -975,8 +975,8 @@
             </w:pPr>
             <w:r>
               <w:rPr>
-                <w:rFonts w:ascii="Calibri" w:cs="Calibri" w:eastAsia="Calibri" w:hAnsi="Calibri"/>
-                <w:color w:val="1E2E2C"/>
+                <w:rFonts w:ascii="Georgia" w:cs="Georgia" w:eastAsia="Georgia" w:hAnsi="Georgia"/>
+                <w:color w:val="222222"/>
                 <w:sz w:val="20"/>
                 <w:szCs w:val="20"/>
               </w:rPr>
@@ -1000,11 +1000,11 @@
             </w:pPr>
             <w:r>
               <w:rPr>
-                <w:rFonts w:ascii="Calibri" w:cs="Calibri" w:eastAsia="Calibri" w:hAnsi="Calibri"/>
-                <w:color w:val="1E2E2C"/>
-                <w:sz w:val="20"/>
-                <w:szCs w:val="20"/>
-                <w:shd w:fill="FFF4D6" w:val="clear"/>
+                <w:rFonts w:ascii="Georgia" w:cs="Georgia" w:eastAsia="Georgia" w:hAnsi="Georgia"/>
+                <w:color w:val="222222"/>
+                <w:sz w:val="20"/>
+                <w:szCs w:val="20"/>
+                <w:shd w:fill="ECECEC" w:val="clear"/>
               </w:rPr>
               <w:t xml:space="preserve">[DD / MM / YYYY]</w:t>
             </w:r>
@@ -1031,8 +1031,8 @@
             </w:pPr>
             <w:r>
               <w:rPr>
-                <w:rFonts w:ascii="Calibri" w:cs="Calibri" w:eastAsia="Calibri" w:hAnsi="Calibri"/>
-                <w:color w:val="1E2E2C"/>
+                <w:rFonts w:ascii="Georgia" w:cs="Georgia" w:eastAsia="Georgia" w:hAnsi="Georgia"/>
+                <w:color w:val="222222"/>
                 <w:sz w:val="20"/>
                 <w:szCs w:val="20"/>
               </w:rPr>
@@ -1056,11 +1056,11 @@
             </w:pPr>
             <w:r>
               <w:rPr>
-                <w:rFonts w:ascii="Calibri" w:cs="Calibri" w:eastAsia="Calibri" w:hAnsi="Calibri"/>
-                <w:color w:val="1E2E2C"/>
-                <w:sz w:val="20"/>
-                <w:szCs w:val="20"/>
-                <w:shd w:fill="FFF4D6" w:val="clear"/>
+                <w:rFonts w:ascii="Georgia" w:cs="Georgia" w:eastAsia="Georgia" w:hAnsi="Georgia"/>
+                <w:color w:val="222222"/>
+                <w:sz w:val="20"/>
+                <w:szCs w:val="20"/>
+                <w:shd w:fill="ECECEC" w:val="clear"/>
               </w:rPr>
               <w:t xml:space="preserve">[CASH AT OUR OFFICE / BANK TRANSFER (EFT) / DEBIT ORDER]</w:t>
             </w:r>
@@ -1087,8 +1087,8 @@
             </w:pPr>
             <w:r>
               <w:rPr>
-                <w:rFonts w:ascii="Calibri" w:cs="Calibri" w:eastAsia="Calibri" w:hAnsi="Calibri"/>
-                <w:color w:val="1E2E2C"/>
+                <w:rFonts w:ascii="Georgia" w:cs="Georgia" w:eastAsia="Georgia" w:hAnsi="Georgia"/>
+                <w:color w:val="222222"/>
                 <w:sz w:val="20"/>
                 <w:szCs w:val="20"/>
               </w:rPr>
@@ -1112,11 +1112,11 @@
             </w:pPr>
             <w:r>
               <w:rPr>
-                <w:rFonts w:ascii="Calibri" w:cs="Calibri" w:eastAsia="Calibri" w:hAnsi="Calibri"/>
-                <w:color w:val="1E2E2C"/>
-                <w:sz w:val="20"/>
-                <w:szCs w:val="20"/>
-                <w:shd w:fill="FFF4D6" w:val="clear"/>
+                <w:rFonts w:ascii="Georgia" w:cs="Georgia" w:eastAsia="Georgia" w:hAnsi="Georgia"/>
+                <w:color w:val="222222"/>
+                <w:sz w:val="20"/>
+                <w:szCs w:val="20"/>
+                <w:shd w:fill="ECECEC" w:val="clear"/>
               </w:rPr>
               <w:t xml:space="preserve">[YES / NO]</w:t>
             </w:r>
@@ -1143,8 +1143,8 @@
             </w:pPr>
             <w:r>
               <w:rPr>
-                <w:rFonts w:ascii="Calibri" w:cs="Calibri" w:eastAsia="Calibri" w:hAnsi="Calibri"/>
-                <w:color w:val="1E2E2C"/>
+                <w:rFonts w:ascii="Georgia" w:cs="Georgia" w:eastAsia="Georgia" w:hAnsi="Georgia"/>
+                <w:color w:val="222222"/>
                 <w:sz w:val="20"/>
                 <w:szCs w:val="20"/>
               </w:rPr>
@@ -1168,11 +1168,11 @@
             </w:pPr>
             <w:r>
               <w:rPr>
-                <w:rFonts w:ascii="Calibri" w:cs="Calibri" w:eastAsia="Calibri" w:hAnsi="Calibri"/>
-                <w:color w:val="1E2E2C"/>
-                <w:sz w:val="20"/>
-                <w:szCs w:val="20"/>
-                <w:shd w:fill="FFF4D6" w:val="clear"/>
+                <w:rFonts w:ascii="Georgia" w:cs="Georgia" w:eastAsia="Georgia" w:hAnsi="Georgia"/>
+                <w:color w:val="222222"/>
+                <w:sz w:val="20"/>
+                <w:szCs w:val="20"/>
+                <w:shd w:fill="ECECEC" w:val="clear"/>
               </w:rPr>
               <w:t xml:space="preserve">[YES / NO]</w:t>
             </w:r>
@@ -1188,7 +1188,7 @@
     <w:p>
       <w:pPr>
         <w:pBdr>
-          <w:bottom w:val="single" w:color="C9D6D3" w:sz="6"/>
+          <w:bottom w:val="single" w:color="C8C8C8" w:sz="6"/>
         </w:pBdr>
         <w:spacing w:after="200" w:before="200"/>
       </w:pPr>
@@ -1197,16 +1197,16 @@
       <w:pPr>
         <w:pStyle w:val="Heading2"/>
         <w:pBdr>
-          <w:bottom w:val="single" w:color="12B84F" w:sz="6"/>
+          <w:bottom w:val="single" w:color="8C8C8C" w:sz="6"/>
         </w:pBdr>
         <w:spacing w:after="130" w:before="320"/>
       </w:pPr>
       <w:r>
         <w:rPr>
-          <w:rFonts w:ascii="Calibri" w:cs="Calibri" w:eastAsia="Calibri" w:hAnsi="Calibri"/>
+          <w:rFonts w:ascii="Georgia" w:cs="Georgia" w:eastAsia="Georgia" w:hAnsi="Georgia"/>
           <w:b/>
           <w:bCs/>
-          <w:color w:val="06302E"/>
+          <w:color w:val="1A1A1A"/>
           <w:sz w:val="23"/>
           <w:szCs w:val="23"/>
         </w:rPr>
@@ -1217,12 +1217,12 @@
       <w:tblPr>
         <w:tblW w:type="dxa" w:w="9458"/>
         <w:tblBorders>
-          <w:top w:val="single" w:color="C9D6D3" w:sz="2"/>
-          <w:left w:val="single" w:color="C9D6D3" w:sz="2"/>
-          <w:bottom w:val="single" w:color="C9D6D3" w:sz="2"/>
-          <w:right w:val="single" w:color="C9D6D3" w:sz="2"/>
-          <w:insideH w:val="single" w:color="C9D6D3" w:sz="2"/>
-          <w:insideV w:val="single" w:color="C9D6D3" w:sz="2"/>
+          <w:top w:val="single" w:color="C8C8C8" w:sz="2"/>
+          <w:left w:val="single" w:color="C8C8C8" w:sz="2"/>
+          <w:bottom w:val="single" w:color="C8C8C8" w:sz="2"/>
+          <w:right w:val="single" w:color="C8C8C8" w:sz="2"/>
+          <w:insideH w:val="single" w:color="C8C8C8" w:sz="2"/>
+          <w:insideV w:val="single" w:color="C8C8C8" w:sz="2"/>
         </w:tblBorders>
       </w:tblPr>
       <w:tblGrid>
@@ -1236,24 +1236,24 @@
         <w:tc>
           <w:tcPr>
             <w:tcW w:type="dxa" w:w="4351"/>
-            <w:shd w:fill="EEF4F2" w:val="clear"/>
-            <w:tcMar>
-              <w:top w:type="dxa" w:w="90"/>
-              <w:left w:type="dxa" w:w="130"/>
-              <w:bottom w:type="dxa" w:w="90"/>
-              <w:right w:type="dxa" w:w="130"/>
-            </w:tcMar>
-          </w:tcPr>
-          <w:p>
-            <w:pPr>
-              <w:spacing w:after="0" w:line="250"/>
-            </w:pPr>
-            <w:r>
-              <w:rPr>
-                <w:rFonts w:ascii="Calibri" w:cs="Calibri" w:eastAsia="Calibri" w:hAnsi="Calibri"/>
+            <w:shd w:fill="F2F2F2" w:val="clear"/>
+            <w:tcMar>
+              <w:top w:type="dxa" w:w="90"/>
+              <w:left w:type="dxa" w:w="130"/>
+              <w:bottom w:type="dxa" w:w="90"/>
+              <w:right w:type="dxa" w:w="130"/>
+            </w:tcMar>
+          </w:tcPr>
+          <w:p>
+            <w:pPr>
+              <w:spacing w:after="0" w:line="250"/>
+            </w:pPr>
+            <w:r>
+              <w:rPr>
+                <w:rFonts w:ascii="Georgia" w:cs="Georgia" w:eastAsia="Georgia" w:hAnsi="Georgia"/>
                 <w:b/>
                 <w:bCs/>
-                <w:color w:val="06302E"/>
+                <w:color w:val="1A1A1A"/>
                 <w:sz w:val="20"/>
                 <w:szCs w:val="20"/>
               </w:rPr>
@@ -1264,24 +1264,24 @@
         <w:tc>
           <w:tcPr>
             <w:tcW w:type="dxa" w:w="5107"/>
-            <w:shd w:fill="EEF4F2" w:val="clear"/>
-            <w:tcMar>
-              <w:top w:type="dxa" w:w="90"/>
-              <w:left w:type="dxa" w:w="130"/>
-              <w:bottom w:type="dxa" w:w="90"/>
-              <w:right w:type="dxa" w:w="130"/>
-            </w:tcMar>
-          </w:tcPr>
-          <w:p>
-            <w:pPr>
-              <w:spacing w:after="0" w:line="250"/>
-            </w:pPr>
-            <w:r>
-              <w:rPr>
-                <w:rFonts w:ascii="Calibri" w:cs="Calibri" w:eastAsia="Calibri" w:hAnsi="Calibri"/>
+            <w:shd w:fill="F2F2F2" w:val="clear"/>
+            <w:tcMar>
+              <w:top w:type="dxa" w:w="90"/>
+              <w:left w:type="dxa" w:w="130"/>
+              <w:bottom w:type="dxa" w:w="90"/>
+              <w:right w:type="dxa" w:w="130"/>
+            </w:tcMar>
+          </w:tcPr>
+          <w:p>
+            <w:pPr>
+              <w:spacing w:after="0" w:line="250"/>
+            </w:pPr>
+            <w:r>
+              <w:rPr>
+                <w:rFonts w:ascii="Georgia" w:cs="Georgia" w:eastAsia="Georgia" w:hAnsi="Georgia"/>
                 <w:b/>
                 <w:bCs/>
-                <w:color w:val="06302E"/>
+                <w:color w:val="1A1A1A"/>
                 <w:sz w:val="20"/>
                 <w:szCs w:val="20"/>
               </w:rPr>
@@ -1310,8 +1310,8 @@
             </w:pPr>
             <w:r>
               <w:rPr>
-                <w:rFonts w:ascii="Calibri" w:cs="Calibri" w:eastAsia="Calibri" w:hAnsi="Calibri"/>
-                <w:color w:val="1E2E2C"/>
+                <w:rFonts w:ascii="Georgia" w:cs="Georgia" w:eastAsia="Georgia" w:hAnsi="Georgia"/>
+                <w:color w:val="222222"/>
                 <w:sz w:val="20"/>
                 <w:szCs w:val="20"/>
               </w:rPr>
@@ -1335,11 +1335,11 @@
             </w:pPr>
             <w:r>
               <w:rPr>
-                <w:rFonts w:ascii="Calibri" w:cs="Calibri" w:eastAsia="Calibri" w:hAnsi="Calibri"/>
-                <w:color w:val="1E2E2C"/>
-                <w:sz w:val="20"/>
-                <w:szCs w:val="20"/>
-                <w:shd w:fill="FFF4D6" w:val="clear"/>
+                <w:rFonts w:ascii="Georgia" w:cs="Georgia" w:eastAsia="Georgia" w:hAnsi="Georgia"/>
+                <w:color w:val="222222"/>
+                <w:sz w:val="20"/>
+                <w:szCs w:val="20"/>
+                <w:shd w:fill="ECECEC" w:val="clear"/>
               </w:rPr>
               <w:t xml:space="preserve">[FULL NAME]</w:t>
             </w:r>
@@ -1366,8 +1366,8 @@
             </w:pPr>
             <w:r>
               <w:rPr>
-                <w:rFonts w:ascii="Calibri" w:cs="Calibri" w:eastAsia="Calibri" w:hAnsi="Calibri"/>
-                <w:color w:val="1E2E2C"/>
+                <w:rFonts w:ascii="Georgia" w:cs="Georgia" w:eastAsia="Georgia" w:hAnsi="Georgia"/>
+                <w:color w:val="222222"/>
                 <w:sz w:val="20"/>
                 <w:szCs w:val="20"/>
               </w:rPr>
@@ -1391,11 +1391,11 @@
             </w:pPr>
             <w:r>
               <w:rPr>
-                <w:rFonts w:ascii="Calibri" w:cs="Calibri" w:eastAsia="Calibri" w:hAnsi="Calibri"/>
-                <w:color w:val="1E2E2C"/>
-                <w:sz w:val="20"/>
-                <w:szCs w:val="20"/>
-                <w:shd w:fill="FFF4D6" w:val="clear"/>
+                <w:rFonts w:ascii="Georgia" w:cs="Georgia" w:eastAsia="Georgia" w:hAnsi="Georgia"/>
+                <w:color w:val="222222"/>
+                <w:sz w:val="20"/>
+                <w:szCs w:val="20"/>
+                <w:shd w:fill="ECECEC" w:val="clear"/>
               </w:rPr>
               <w:t xml:space="preserve">[OTHER NAME OR N/A]</w:t>
             </w:r>
@@ -1422,8 +1422,8 @@
             </w:pPr>
             <w:r>
               <w:rPr>
-                <w:rFonts w:ascii="Calibri" w:cs="Calibri" w:eastAsia="Calibri" w:hAnsi="Calibri"/>
-                <w:color w:val="1E2E2C"/>
+                <w:rFonts w:ascii="Georgia" w:cs="Georgia" w:eastAsia="Georgia" w:hAnsi="Georgia"/>
+                <w:color w:val="222222"/>
                 <w:sz w:val="20"/>
                 <w:szCs w:val="20"/>
               </w:rPr>
@@ -1447,11 +1447,11 @@
             </w:pPr>
             <w:r>
               <w:rPr>
-                <w:rFonts w:ascii="Calibri" w:cs="Calibri" w:eastAsia="Calibri" w:hAnsi="Calibri"/>
-                <w:color w:val="1E2E2C"/>
-                <w:sz w:val="20"/>
-                <w:szCs w:val="20"/>
-                <w:shd w:fill="FFF4D6" w:val="clear"/>
+                <w:rFonts w:ascii="Georgia" w:cs="Georgia" w:eastAsia="Georgia" w:hAnsi="Georgia"/>
+                <w:color w:val="222222"/>
+                <w:sz w:val="20"/>
+                <w:szCs w:val="20"/>
+                <w:shd w:fill="ECECEC" w:val="clear"/>
               </w:rPr>
               <w:t xml:space="preserve">[ID / PASSPORT NUMBER]</w:t>
             </w:r>
@@ -1478,8 +1478,8 @@
             </w:pPr>
             <w:r>
               <w:rPr>
-                <w:rFonts w:ascii="Calibri" w:cs="Calibri" w:eastAsia="Calibri" w:hAnsi="Calibri"/>
-                <w:color w:val="1E2E2C"/>
+                <w:rFonts w:ascii="Georgia" w:cs="Georgia" w:eastAsia="Georgia" w:hAnsi="Georgia"/>
+                <w:color w:val="222222"/>
                 <w:sz w:val="20"/>
                 <w:szCs w:val="20"/>
               </w:rPr>
@@ -1503,11 +1503,11 @@
             </w:pPr>
             <w:r>
               <w:rPr>
-                <w:rFonts w:ascii="Calibri" w:cs="Calibri" w:eastAsia="Calibri" w:hAnsi="Calibri"/>
-                <w:color w:val="1E2E2C"/>
-                <w:sz w:val="20"/>
-                <w:szCs w:val="20"/>
-                <w:shd w:fill="FFF4D6" w:val="clear"/>
+                <w:rFonts w:ascii="Georgia" w:cs="Georgia" w:eastAsia="Georgia" w:hAnsi="Georgia"/>
+                <w:color w:val="222222"/>
+                <w:sz w:val="20"/>
+                <w:szCs w:val="20"/>
+                <w:shd w:fill="ECECEC" w:val="clear"/>
               </w:rPr>
               <w:t xml:space="preserve">[DD / MM / YYYY]</w:t>
             </w:r>
@@ -1534,8 +1534,8 @@
             </w:pPr>
             <w:r>
               <w:rPr>
-                <w:rFonts w:ascii="Calibri" w:cs="Calibri" w:eastAsia="Calibri" w:hAnsi="Calibri"/>
-                <w:color w:val="1E2E2C"/>
+                <w:rFonts w:ascii="Georgia" w:cs="Georgia" w:eastAsia="Georgia" w:hAnsi="Georgia"/>
+                <w:color w:val="222222"/>
                 <w:sz w:val="20"/>
                 <w:szCs w:val="20"/>
               </w:rPr>
@@ -1559,11 +1559,11 @@
             </w:pPr>
             <w:r>
               <w:rPr>
-                <w:rFonts w:ascii="Calibri" w:cs="Calibri" w:eastAsia="Calibri" w:hAnsi="Calibri"/>
-                <w:color w:val="1E2E2C"/>
-                <w:sz w:val="20"/>
-                <w:szCs w:val="20"/>
-                <w:shd w:fill="FFF4D6" w:val="clear"/>
+                <w:rFonts w:ascii="Georgia" w:cs="Georgia" w:eastAsia="Georgia" w:hAnsi="Georgia"/>
+                <w:color w:val="222222"/>
+                <w:sz w:val="20"/>
+                <w:szCs w:val="20"/>
+                <w:shd w:fill="ECECEC" w:val="clear"/>
               </w:rPr>
               <w:t xml:space="preserve">[NATIONALITY]</w:t>
             </w:r>
@@ -1590,8 +1590,8 @@
             </w:pPr>
             <w:r>
               <w:rPr>
-                <w:rFonts w:ascii="Calibri" w:cs="Calibri" w:eastAsia="Calibri" w:hAnsi="Calibri"/>
-                <w:color w:val="1E2E2C"/>
+                <w:rFonts w:ascii="Georgia" w:cs="Georgia" w:eastAsia="Georgia" w:hAnsi="Georgia"/>
+                <w:color w:val="222222"/>
                 <w:sz w:val="20"/>
                 <w:szCs w:val="20"/>
               </w:rPr>
@@ -1615,11 +1615,11 @@
             </w:pPr>
             <w:r>
               <w:rPr>
-                <w:rFonts w:ascii="Calibri" w:cs="Calibri" w:eastAsia="Calibri" w:hAnsi="Calibri"/>
-                <w:color w:val="1E2E2C"/>
-                <w:sz w:val="20"/>
-                <w:szCs w:val="20"/>
-                <w:shd w:fill="FFF4D6" w:val="clear"/>
+                <w:rFonts w:ascii="Georgia" w:cs="Georgia" w:eastAsia="Georgia" w:hAnsi="Georgia"/>
+                <w:color w:val="222222"/>
+                <w:sz w:val="20"/>
+                <w:szCs w:val="20"/>
+                <w:shd w:fill="ECECEC" w:val="clear"/>
               </w:rPr>
               <w:t xml:space="preserve">[SINGLE / MARRIED / DIVORCED / WIDOWED]</w:t>
             </w:r>
@@ -1646,8 +1646,8 @@
             </w:pPr>
             <w:r>
               <w:rPr>
-                <w:rFonts w:ascii="Calibri" w:cs="Calibri" w:eastAsia="Calibri" w:hAnsi="Calibri"/>
-                <w:color w:val="1E2E2C"/>
+                <w:rFonts w:ascii="Georgia" w:cs="Georgia" w:eastAsia="Georgia" w:hAnsi="Georgia"/>
+                <w:color w:val="222222"/>
                 <w:sz w:val="20"/>
                 <w:szCs w:val="20"/>
               </w:rPr>
@@ -1671,11 +1671,11 @@
             </w:pPr>
             <w:r>
               <w:rPr>
-                <w:rFonts w:ascii="Calibri" w:cs="Calibri" w:eastAsia="Calibri" w:hAnsi="Calibri"/>
-                <w:color w:val="1E2E2C"/>
-                <w:sz w:val="20"/>
-                <w:szCs w:val="20"/>
-                <w:shd w:fill="FFF4D6" w:val="clear"/>
+                <w:rFonts w:ascii="Georgia" w:cs="Georgia" w:eastAsia="Georgia" w:hAnsi="Georgia"/>
+                <w:color w:val="222222"/>
+                <w:sz w:val="20"/>
+                <w:szCs w:val="20"/>
+                <w:shd w:fill="ECECEC" w:val="clear"/>
               </w:rPr>
               <w:t xml:space="preserve">[IN COMMUNITY OF PROPERTY / OUT OF COMMUNITY OF PROPERTY / N/A]</w:t>
             </w:r>
@@ -1702,8 +1702,8 @@
             </w:pPr>
             <w:r>
               <w:rPr>
-                <w:rFonts w:ascii="Calibri" w:cs="Calibri" w:eastAsia="Calibri" w:hAnsi="Calibri"/>
-                <w:color w:val="1E2E2C"/>
+                <w:rFonts w:ascii="Georgia" w:cs="Georgia" w:eastAsia="Georgia" w:hAnsi="Georgia"/>
+                <w:color w:val="222222"/>
                 <w:sz w:val="20"/>
                 <w:szCs w:val="20"/>
               </w:rPr>
@@ -1727,11 +1727,11 @@
             </w:pPr>
             <w:r>
               <w:rPr>
-                <w:rFonts w:ascii="Calibri" w:cs="Calibri" w:eastAsia="Calibri" w:hAnsi="Calibri"/>
-                <w:color w:val="1E2E2C"/>
-                <w:sz w:val="20"/>
-                <w:szCs w:val="20"/>
-                <w:shd w:fill="FFF4D6" w:val="clear"/>
+                <w:rFonts w:ascii="Georgia" w:cs="Georgia" w:eastAsia="Georgia" w:hAnsi="Georgia"/>
+                <w:color w:val="222222"/>
+                <w:sz w:val="20"/>
+                <w:szCs w:val="20"/>
+                <w:shd w:fill="ECECEC" w:val="clear"/>
               </w:rPr>
               <w:t xml:space="preserve">[SPOUSE FULL NAME OR N/A]</w:t>
             </w:r>
@@ -1758,8 +1758,8 @@
             </w:pPr>
             <w:r>
               <w:rPr>
-                <w:rFonts w:ascii="Calibri" w:cs="Calibri" w:eastAsia="Calibri" w:hAnsi="Calibri"/>
-                <w:color w:val="1E2E2C"/>
+                <w:rFonts w:ascii="Georgia" w:cs="Georgia" w:eastAsia="Georgia" w:hAnsi="Georgia"/>
+                <w:color w:val="222222"/>
                 <w:sz w:val="20"/>
                 <w:szCs w:val="20"/>
               </w:rPr>
@@ -1783,11 +1783,11 @@
             </w:pPr>
             <w:r>
               <w:rPr>
-                <w:rFonts w:ascii="Calibri" w:cs="Calibri" w:eastAsia="Calibri" w:hAnsi="Calibri"/>
-                <w:color w:val="1E2E2C"/>
-                <w:sz w:val="20"/>
-                <w:szCs w:val="20"/>
-                <w:shd w:fill="FFF4D6" w:val="clear"/>
+                <w:rFonts w:ascii="Georgia" w:cs="Georgia" w:eastAsia="Georgia" w:hAnsi="Georgia"/>
+                <w:color w:val="222222"/>
+                <w:sz w:val="20"/>
+                <w:szCs w:val="20"/>
+                <w:shd w:fill="ECECEC" w:val="clear"/>
               </w:rPr>
               <w:t xml:space="preserve">[NUMBER]</w:t>
             </w:r>
@@ -1814,8 +1814,8 @@
             </w:pPr>
             <w:r>
               <w:rPr>
-                <w:rFonts w:ascii="Calibri" w:cs="Calibri" w:eastAsia="Calibri" w:hAnsi="Calibri"/>
-                <w:color w:val="1E2E2C"/>
+                <w:rFonts w:ascii="Georgia" w:cs="Georgia" w:eastAsia="Georgia" w:hAnsi="Georgia"/>
+                <w:color w:val="222222"/>
                 <w:sz w:val="20"/>
                 <w:szCs w:val="20"/>
               </w:rPr>
@@ -1839,8 +1839,8 @@
             </w:pPr>
             <w:r>
               <w:rPr>
-                <w:rFonts w:ascii="Calibri" w:cs="Calibri" w:eastAsia="Calibri" w:hAnsi="Calibri"/>
-                <w:color w:val="1E2E2C"/>
+                <w:rFonts w:ascii="Georgia" w:cs="Georgia" w:eastAsia="Georgia" w:hAnsi="Georgia"/>
+                <w:color w:val="222222"/>
                 <w:sz w:val="20"/>
                 <w:szCs w:val="20"/>
               </w:rPr>
@@ -1869,8 +1869,8 @@
             </w:pPr>
             <w:r>
               <w:rPr>
-                <w:rFonts w:ascii="Calibri" w:cs="Calibri" w:eastAsia="Calibri" w:hAnsi="Calibri"/>
-                <w:color w:val="1E2E2C"/>
+                <w:rFonts w:ascii="Georgia" w:cs="Georgia" w:eastAsia="Georgia" w:hAnsi="Georgia"/>
+                <w:color w:val="222222"/>
                 <w:sz w:val="20"/>
                 <w:szCs w:val="20"/>
               </w:rPr>
@@ -1894,8 +1894,8 @@
             </w:pPr>
             <w:r>
               <w:rPr>
-                <w:rFonts w:ascii="Calibri" w:cs="Calibri" w:eastAsia="Calibri" w:hAnsi="Calibri"/>
-                <w:color w:val="1E2E2C"/>
+                <w:rFonts w:ascii="Georgia" w:cs="Georgia" w:eastAsia="Georgia" w:hAnsi="Georgia"/>
+                <w:color w:val="222222"/>
                 <w:sz w:val="20"/>
                 <w:szCs w:val="20"/>
               </w:rPr>
@@ -1924,8 +1924,8 @@
             </w:pPr>
             <w:r>
               <w:rPr>
-                <w:rFonts w:ascii="Calibri" w:cs="Calibri" w:eastAsia="Calibri" w:hAnsi="Calibri"/>
-                <w:color w:val="1E2E2C"/>
+                <w:rFonts w:ascii="Georgia" w:cs="Georgia" w:eastAsia="Georgia" w:hAnsi="Georgia"/>
+                <w:color w:val="222222"/>
                 <w:sz w:val="20"/>
                 <w:szCs w:val="20"/>
               </w:rPr>
@@ -1949,11 +1949,11 @@
             </w:pPr>
             <w:r>
               <w:rPr>
-                <w:rFonts w:ascii="Calibri" w:cs="Calibri" w:eastAsia="Calibri" w:hAnsi="Calibri"/>
-                <w:color w:val="1E2E2C"/>
-                <w:sz w:val="20"/>
-                <w:szCs w:val="20"/>
-                <w:shd w:fill="FFF4D6" w:val="clear"/>
+                <w:rFonts w:ascii="Georgia" w:cs="Georgia" w:eastAsia="Georgia" w:hAnsi="Georgia"/>
+                <w:color w:val="222222"/>
+                <w:sz w:val="20"/>
+                <w:szCs w:val="20"/>
+                <w:shd w:fill="ECECEC" w:val="clear"/>
               </w:rPr>
               <w:t xml:space="preserve">[EMAIL ADDRESS OR N/A]</w:t>
             </w:r>
@@ -1969,7 +1969,7 @@
     <w:p>
       <w:pPr>
         <w:pBdr>
-          <w:bottom w:val="single" w:color="C9D6D3" w:sz="6"/>
+          <w:bottom w:val="single" w:color="C8C8C8" w:sz="6"/>
         </w:pBdr>
         <w:spacing w:after="200" w:before="200"/>
       </w:pPr>
@@ -1978,16 +1978,16 @@
       <w:pPr>
         <w:pStyle w:val="Heading2"/>
         <w:pBdr>
-          <w:bottom w:val="single" w:color="12B84F" w:sz="6"/>
+          <w:bottom w:val="single" w:color="8C8C8C" w:sz="6"/>
         </w:pBdr>
         <w:spacing w:after="130" w:before="320"/>
       </w:pPr>
       <w:r>
         <w:rPr>
-          <w:rFonts w:ascii="Calibri" w:cs="Calibri" w:eastAsia="Calibri" w:hAnsi="Calibri"/>
+          <w:rFonts w:ascii="Georgia" w:cs="Georgia" w:eastAsia="Georgia" w:hAnsi="Georgia"/>
           <w:b/>
           <w:bCs/>
-          <w:color w:val="06302E"/>
+          <w:color w:val="1A1A1A"/>
           <w:sz w:val="23"/>
           <w:szCs w:val="23"/>
         </w:rPr>
@@ -2000,8 +2000,8 @@
       </w:pPr>
       <w:r>
         <w:rPr>
-          <w:rFonts w:ascii="Calibri" w:cs="Calibri" w:eastAsia="Calibri" w:hAnsi="Calibri"/>
-          <w:color w:val="1E2E2C"/>
+          <w:rFonts w:ascii="Georgia" w:cs="Georgia" w:eastAsia="Georgia" w:hAnsi="Georgia"/>
+          <w:color w:val="222222"/>
           <w:sz w:val="21"/>
           <w:szCs w:val="21"/>
         </w:rPr>
@@ -2009,8 +2009,8 @@
       </w:r>
       <w:r>
         <w:rPr>
-          <w:rFonts w:ascii="Calibri" w:cs="Calibri" w:eastAsia="Calibri" w:hAnsi="Calibri"/>
-          <w:color w:val="1E2E2C"/>
+          <w:rFonts w:ascii="Georgia" w:cs="Georgia" w:eastAsia="Georgia" w:hAnsi="Georgia"/>
+          <w:color w:val="222222"/>
           <w:sz w:val="21"/>
           <w:szCs w:val="21"/>
         </w:rPr>
@@ -2018,8 +2018,8 @@
       </w:r>
       <w:r>
         <w:rPr>
-          <w:rFonts w:ascii="Calibri" w:cs="Calibri" w:eastAsia="Calibri" w:hAnsi="Calibri"/>
-          <w:color w:val="1E2E2C"/>
+          <w:rFonts w:ascii="Georgia" w:cs="Georgia" w:eastAsia="Georgia" w:hAnsi="Georgia"/>
+          <w:color w:val="222222"/>
           <w:sz w:val="21"/>
           <w:szCs w:val="21"/>
         </w:rPr>
@@ -2030,12 +2030,12 @@
       <w:tblPr>
         <w:tblW w:type="dxa" w:w="9458"/>
         <w:tblBorders>
-          <w:top w:val="single" w:color="C9D6D3" w:sz="2"/>
-          <w:left w:val="single" w:color="C9D6D3" w:sz="2"/>
-          <w:bottom w:val="single" w:color="C9D6D3" w:sz="2"/>
-          <w:right w:val="single" w:color="C9D6D3" w:sz="2"/>
-          <w:insideH w:val="single" w:color="C9D6D3" w:sz="2"/>
-          <w:insideV w:val="single" w:color="C9D6D3" w:sz="2"/>
+          <w:top w:val="single" w:color="C8C8C8" w:sz="2"/>
+          <w:left w:val="single" w:color="C8C8C8" w:sz="2"/>
+          <w:bottom w:val="single" w:color="C8C8C8" w:sz="2"/>
+          <w:right w:val="single" w:color="C8C8C8" w:sz="2"/>
+          <w:insideH w:val="single" w:color="C8C8C8" w:sz="2"/>
+          <w:insideV w:val="single" w:color="C8C8C8" w:sz="2"/>
         </w:tblBorders>
       </w:tblPr>
       <w:tblGrid>
@@ -2049,24 +2049,24 @@
         <w:tc>
           <w:tcPr>
             <w:tcW w:type="dxa" w:w="4351"/>
-            <w:shd w:fill="EEF4F2" w:val="clear"/>
-            <w:tcMar>
-              <w:top w:type="dxa" w:w="90"/>
-              <w:left w:type="dxa" w:w="130"/>
-              <w:bottom w:type="dxa" w:w="90"/>
-              <w:right w:type="dxa" w:w="130"/>
-            </w:tcMar>
-          </w:tcPr>
-          <w:p>
-            <w:pPr>
-              <w:spacing w:after="0" w:line="250"/>
-            </w:pPr>
-            <w:r>
-              <w:rPr>
-                <w:rFonts w:ascii="Calibri" w:cs="Calibri" w:eastAsia="Calibri" w:hAnsi="Calibri"/>
+            <w:shd w:fill="F2F2F2" w:val="clear"/>
+            <w:tcMar>
+              <w:top w:type="dxa" w:w="90"/>
+              <w:left w:type="dxa" w:w="130"/>
+              <w:bottom w:type="dxa" w:w="90"/>
+              <w:right w:type="dxa" w:w="130"/>
+            </w:tcMar>
+          </w:tcPr>
+          <w:p>
+            <w:pPr>
+              <w:spacing w:after="0" w:line="250"/>
+            </w:pPr>
+            <w:r>
+              <w:rPr>
+                <w:rFonts w:ascii="Georgia" w:cs="Georgia" w:eastAsia="Georgia" w:hAnsi="Georgia"/>
                 <w:b/>
                 <w:bCs/>
-                <w:color w:val="06302E"/>
+                <w:color w:val="1A1A1A"/>
                 <w:sz w:val="20"/>
                 <w:szCs w:val="20"/>
               </w:rPr>
@@ -2077,24 +2077,24 @@
         <w:tc>
           <w:tcPr>
             <w:tcW w:type="dxa" w:w="5107"/>
-            <w:shd w:fill="EEF4F2" w:val="clear"/>
-            <w:tcMar>
-              <w:top w:type="dxa" w:w="90"/>
-              <w:left w:type="dxa" w:w="130"/>
-              <w:bottom w:type="dxa" w:w="90"/>
-              <w:right w:type="dxa" w:w="130"/>
-            </w:tcMar>
-          </w:tcPr>
-          <w:p>
-            <w:pPr>
-              <w:spacing w:after="0" w:line="250"/>
-            </w:pPr>
-            <w:r>
-              <w:rPr>
-                <w:rFonts w:ascii="Calibri" w:cs="Calibri" w:eastAsia="Calibri" w:hAnsi="Calibri"/>
+            <w:shd w:fill="F2F2F2" w:val="clear"/>
+            <w:tcMar>
+              <w:top w:type="dxa" w:w="90"/>
+              <w:left w:type="dxa" w:w="130"/>
+              <w:bottom w:type="dxa" w:w="90"/>
+              <w:right w:type="dxa" w:w="130"/>
+            </w:tcMar>
+          </w:tcPr>
+          <w:p>
+            <w:pPr>
+              <w:spacing w:after="0" w:line="250"/>
+            </w:pPr>
+            <w:r>
+              <w:rPr>
+                <w:rFonts w:ascii="Georgia" w:cs="Georgia" w:eastAsia="Georgia" w:hAnsi="Georgia"/>
                 <w:b/>
                 <w:bCs/>
-                <w:color w:val="06302E"/>
+                <w:color w:val="1A1A1A"/>
                 <w:sz w:val="20"/>
                 <w:szCs w:val="20"/>
               </w:rPr>
@@ -2123,8 +2123,8 @@
             </w:pPr>
             <w:r>
               <w:rPr>
-                <w:rFonts w:ascii="Calibri" w:cs="Calibri" w:eastAsia="Calibri" w:hAnsi="Calibri"/>
-                <w:color w:val="1E2E2C"/>
+                <w:rFonts w:ascii="Georgia" w:cs="Georgia" w:eastAsia="Georgia" w:hAnsi="Georgia"/>
+                <w:color w:val="222222"/>
                 <w:sz w:val="20"/>
                 <w:szCs w:val="20"/>
               </w:rPr>
@@ -2148,11 +2148,11 @@
             </w:pPr>
             <w:r>
               <w:rPr>
-                <w:rFonts w:ascii="Calibri" w:cs="Calibri" w:eastAsia="Calibri" w:hAnsi="Calibri"/>
-                <w:color w:val="1E2E2C"/>
-                <w:sz w:val="20"/>
-                <w:szCs w:val="20"/>
-                <w:shd w:fill="FFF4D6" w:val="clear"/>
+                <w:rFonts w:ascii="Georgia" w:cs="Georgia" w:eastAsia="Georgia" w:hAnsi="Georgia"/>
+                <w:color w:val="222222"/>
+                <w:sz w:val="20"/>
+                <w:szCs w:val="20"/>
+                <w:shd w:fill="ECECEC" w:val="clear"/>
               </w:rPr>
               <w:t xml:space="preserve">[STREET ADDRESS]</w:t>
             </w:r>
@@ -2179,8 +2179,8 @@
             </w:pPr>
             <w:r>
               <w:rPr>
-                <w:rFonts w:ascii="Calibri" w:cs="Calibri" w:eastAsia="Calibri" w:hAnsi="Calibri"/>
-                <w:color w:val="1E2E2C"/>
+                <w:rFonts w:ascii="Georgia" w:cs="Georgia" w:eastAsia="Georgia" w:hAnsi="Georgia"/>
+                <w:color w:val="222222"/>
                 <w:sz w:val="20"/>
                 <w:szCs w:val="20"/>
               </w:rPr>
@@ -2204,11 +2204,11 @@
             </w:pPr>
             <w:r>
               <w:rPr>
-                <w:rFonts w:ascii="Calibri" w:cs="Calibri" w:eastAsia="Calibri" w:hAnsi="Calibri"/>
-                <w:color w:val="1E2E2C"/>
-                <w:sz w:val="20"/>
-                <w:szCs w:val="20"/>
-                <w:shd w:fill="FFF4D6" w:val="clear"/>
+                <w:rFonts w:ascii="Georgia" w:cs="Georgia" w:eastAsia="Georgia" w:hAnsi="Georgia"/>
+                <w:color w:val="222222"/>
+                <w:sz w:val="20"/>
+                <w:szCs w:val="20"/>
+                <w:shd w:fill="ECECEC" w:val="clear"/>
               </w:rPr>
               <w:t xml:space="preserve">[TOWN / VILLAGE]</w:t>
             </w:r>
@@ -2235,8 +2235,8 @@
             </w:pPr>
             <w:r>
               <w:rPr>
-                <w:rFonts w:ascii="Calibri" w:cs="Calibri" w:eastAsia="Calibri" w:hAnsi="Calibri"/>
-                <w:color w:val="1E2E2C"/>
+                <w:rFonts w:ascii="Georgia" w:cs="Georgia" w:eastAsia="Georgia" w:hAnsi="Georgia"/>
+                <w:color w:val="222222"/>
                 <w:sz w:val="20"/>
                 <w:szCs w:val="20"/>
               </w:rPr>
@@ -2260,11 +2260,11 @@
             </w:pPr>
             <w:r>
               <w:rPr>
-                <w:rFonts w:ascii="Calibri" w:cs="Calibri" w:eastAsia="Calibri" w:hAnsi="Calibri"/>
-                <w:color w:val="1E2E2C"/>
-                <w:sz w:val="20"/>
-                <w:szCs w:val="20"/>
-                <w:shd w:fill="FFF4D6" w:val="clear"/>
+                <w:rFonts w:ascii="Georgia" w:cs="Georgia" w:eastAsia="Georgia" w:hAnsi="Georgia"/>
+                <w:color w:val="222222"/>
+                <w:sz w:val="20"/>
+                <w:szCs w:val="20"/>
+                <w:shd w:fill="ECECEC" w:val="clear"/>
               </w:rPr>
               <w:t xml:space="preserve">[REGION]</w:t>
             </w:r>
@@ -2291,8 +2291,8 @@
             </w:pPr>
             <w:r>
               <w:rPr>
-                <w:rFonts w:ascii="Calibri" w:cs="Calibri" w:eastAsia="Calibri" w:hAnsi="Calibri"/>
-                <w:color w:val="1E2E2C"/>
+                <w:rFonts w:ascii="Georgia" w:cs="Georgia" w:eastAsia="Georgia" w:hAnsi="Georgia"/>
+                <w:color w:val="222222"/>
                 <w:sz w:val="20"/>
                 <w:szCs w:val="20"/>
               </w:rPr>
@@ -2316,11 +2316,11 @@
             </w:pPr>
             <w:r>
               <w:rPr>
-                <w:rFonts w:ascii="Calibri" w:cs="Calibri" w:eastAsia="Calibri" w:hAnsi="Calibri"/>
-                <w:color w:val="1E2E2C"/>
-                <w:sz w:val="20"/>
-                <w:szCs w:val="20"/>
-                <w:shd w:fill="FFF4D6" w:val="clear"/>
+                <w:rFonts w:ascii="Georgia" w:cs="Georgia" w:eastAsia="Georgia" w:hAnsi="Georgia"/>
+                <w:color w:val="222222"/>
+                <w:sz w:val="20"/>
+                <w:szCs w:val="20"/>
+                <w:shd w:fill="ECECEC" w:val="clear"/>
               </w:rPr>
               <w:t xml:space="preserve">[DIRECTIONS OR N/A]</w:t>
             </w:r>
@@ -2347,8 +2347,8 @@
             </w:pPr>
             <w:r>
               <w:rPr>
-                <w:rFonts w:ascii="Calibri" w:cs="Calibri" w:eastAsia="Calibri" w:hAnsi="Calibri"/>
-                <w:color w:val="1E2E2C"/>
+                <w:rFonts w:ascii="Georgia" w:cs="Georgia" w:eastAsia="Georgia" w:hAnsi="Georgia"/>
+                <w:color w:val="222222"/>
                 <w:sz w:val="20"/>
                 <w:szCs w:val="20"/>
               </w:rPr>
@@ -2372,18 +2372,18 @@
             </w:pPr>
             <w:r>
               <w:rPr>
-                <w:rFonts w:ascii="Calibri" w:cs="Calibri" w:eastAsia="Calibri" w:hAnsi="Calibri"/>
-                <w:color w:val="1E2E2C"/>
-                <w:sz w:val="20"/>
-                <w:szCs w:val="20"/>
-                <w:shd w:fill="FFF4D6" w:val="clear"/>
+                <w:rFonts w:ascii="Georgia" w:cs="Georgia" w:eastAsia="Georgia" w:hAnsi="Georgia"/>
+                <w:color w:val="222222"/>
+                <w:sz w:val="20"/>
+                <w:szCs w:val="20"/>
+                <w:shd w:fill="ECECEC" w:val="clear"/>
               </w:rPr>
               <w:t xml:space="preserve">[YEARS]</w:t>
             </w:r>
             <w:r>
               <w:rPr>
-                <w:rFonts w:ascii="Calibri" w:cs="Calibri" w:eastAsia="Calibri" w:hAnsi="Calibri"/>
-                <w:color w:val="1E2E2C"/>
+                <w:rFonts w:ascii="Georgia" w:cs="Georgia" w:eastAsia="Georgia" w:hAnsi="Georgia"/>
+                <w:color w:val="222222"/>
                 <w:sz w:val="20"/>
                 <w:szCs w:val="20"/>
               </w:rPr>
@@ -2391,18 +2391,18 @@
             </w:r>
             <w:r>
               <w:rPr>
-                <w:rFonts w:ascii="Calibri" w:cs="Calibri" w:eastAsia="Calibri" w:hAnsi="Calibri"/>
-                <w:color w:val="1E2E2C"/>
-                <w:sz w:val="20"/>
-                <w:szCs w:val="20"/>
-                <w:shd w:fill="FFF4D6" w:val="clear"/>
+                <w:rFonts w:ascii="Georgia" w:cs="Georgia" w:eastAsia="Georgia" w:hAnsi="Georgia"/>
+                <w:color w:val="222222"/>
+                <w:sz w:val="20"/>
+                <w:szCs w:val="20"/>
+                <w:shd w:fill="ECECEC" w:val="clear"/>
               </w:rPr>
               <w:t xml:space="preserve">[MONTHS]</w:t>
             </w:r>
             <w:r>
               <w:rPr>
-                <w:rFonts w:ascii="Calibri" w:cs="Calibri" w:eastAsia="Calibri" w:hAnsi="Calibri"/>
-                <w:color w:val="1E2E2C"/>
+                <w:rFonts w:ascii="Georgia" w:cs="Georgia" w:eastAsia="Georgia" w:hAnsi="Georgia"/>
+                <w:color w:val="222222"/>
                 <w:sz w:val="20"/>
                 <w:szCs w:val="20"/>
               </w:rPr>
@@ -2431,8 +2431,8 @@
             </w:pPr>
             <w:r>
               <w:rPr>
-                <w:rFonts w:ascii="Calibri" w:cs="Calibri" w:eastAsia="Calibri" w:hAnsi="Calibri"/>
-                <w:color w:val="1E2E2C"/>
+                <w:rFonts w:ascii="Georgia" w:cs="Georgia" w:eastAsia="Georgia" w:hAnsi="Georgia"/>
+                <w:color w:val="222222"/>
                 <w:sz w:val="20"/>
                 <w:szCs w:val="20"/>
               </w:rPr>
@@ -2456,11 +2456,11 @@
             </w:pPr>
             <w:r>
               <w:rPr>
-                <w:rFonts w:ascii="Calibri" w:cs="Calibri" w:eastAsia="Calibri" w:hAnsi="Calibri"/>
-                <w:color w:val="1E2E2C"/>
-                <w:sz w:val="20"/>
-                <w:szCs w:val="20"/>
-                <w:shd w:fill="FFF4D6" w:val="clear"/>
+                <w:rFonts w:ascii="Georgia" w:cs="Georgia" w:eastAsia="Georgia" w:hAnsi="Georgia"/>
+                <w:color w:val="222222"/>
+                <w:sz w:val="20"/>
+                <w:szCs w:val="20"/>
+                <w:shd w:fill="ECECEC" w:val="clear"/>
               </w:rPr>
               <w:t xml:space="preserve">[OWN / RENT / LIVE WITH FAMILY / EMPLOYER HOUSING]</w:t>
             </w:r>
@@ -2487,8 +2487,8 @@
             </w:pPr>
             <w:r>
               <w:rPr>
-                <w:rFonts w:ascii="Calibri" w:cs="Calibri" w:eastAsia="Calibri" w:hAnsi="Calibri"/>
-                <w:color w:val="1E2E2C"/>
+                <w:rFonts w:ascii="Georgia" w:cs="Georgia" w:eastAsia="Georgia" w:hAnsi="Georgia"/>
+                <w:color w:val="222222"/>
                 <w:sz w:val="20"/>
                 <w:szCs w:val="20"/>
               </w:rPr>
@@ -2512,11 +2512,11 @@
             </w:pPr>
             <w:r>
               <w:rPr>
-                <w:rFonts w:ascii="Calibri" w:cs="Calibri" w:eastAsia="Calibri" w:hAnsi="Calibri"/>
-                <w:color w:val="1E2E2C"/>
-                <w:sz w:val="20"/>
-                <w:szCs w:val="20"/>
-                <w:shd w:fill="FFF4D6" w:val="clear"/>
+                <w:rFonts w:ascii="Georgia" w:cs="Georgia" w:eastAsia="Georgia" w:hAnsi="Georgia"/>
+                <w:color w:val="222222"/>
+                <w:sz w:val="20"/>
+                <w:szCs w:val="20"/>
+                <w:shd w:fill="ECECEC" w:val="clear"/>
               </w:rPr>
               <w:t xml:space="preserve">[POSTAL ADDRESS OR N/A]</w:t>
             </w:r>
@@ -2532,7 +2532,7 @@
     <w:p>
       <w:pPr>
         <w:pBdr>
-          <w:bottom w:val="single" w:color="C9D6D3" w:sz="6"/>
+          <w:bottom w:val="single" w:color="C8C8C8" w:sz="6"/>
         </w:pBdr>
         <w:spacing w:after="200" w:before="200"/>
       </w:pPr>
@@ -2541,16 +2541,16 @@
       <w:pPr>
         <w:pStyle w:val="Heading2"/>
         <w:pBdr>
-          <w:bottom w:val="single" w:color="12B84F" w:sz="6"/>
+          <w:bottom w:val="single" w:color="8C8C8C" w:sz="6"/>
         </w:pBdr>
         <w:spacing w:after="130" w:before="320"/>
       </w:pPr>
       <w:r>
         <w:rPr>
-          <w:rFonts w:ascii="Calibri" w:cs="Calibri" w:eastAsia="Calibri" w:hAnsi="Calibri"/>
+          <w:rFonts w:ascii="Georgia" w:cs="Georgia" w:eastAsia="Georgia" w:hAnsi="Georgia"/>
           <w:b/>
           <w:bCs/>
-          <w:color w:val="06302E"/>
+          <w:color w:val="1A1A1A"/>
           <w:sz w:val="23"/>
           <w:szCs w:val="23"/>
         </w:rPr>
@@ -2561,12 +2561,12 @@
       <w:tblPr>
         <w:tblW w:type="dxa" w:w="9458"/>
         <w:tblBorders>
-          <w:top w:val="single" w:color="C9D6D3" w:sz="2"/>
-          <w:left w:val="single" w:color="C9D6D3" w:sz="2"/>
-          <w:bottom w:val="single" w:color="C9D6D3" w:sz="2"/>
-          <w:right w:val="single" w:color="C9D6D3" w:sz="2"/>
-          <w:insideH w:val="single" w:color="C9D6D3" w:sz="2"/>
-          <w:insideV w:val="single" w:color="C9D6D3" w:sz="2"/>
+          <w:top w:val="single" w:color="C8C8C8" w:sz="2"/>
+          <w:left w:val="single" w:color="C8C8C8" w:sz="2"/>
+          <w:bottom w:val="single" w:color="C8C8C8" w:sz="2"/>
+          <w:right w:val="single" w:color="C8C8C8" w:sz="2"/>
+          <w:insideH w:val="single" w:color="C8C8C8" w:sz="2"/>
+          <w:insideV w:val="single" w:color="C8C8C8" w:sz="2"/>
         </w:tblBorders>
       </w:tblPr>
       <w:tblGrid>
@@ -2580,24 +2580,24 @@
         <w:tc>
           <w:tcPr>
             <w:tcW w:type="dxa" w:w="4351"/>
-            <w:shd w:fill="EEF4F2" w:val="clear"/>
-            <w:tcMar>
-              <w:top w:type="dxa" w:w="90"/>
-              <w:left w:type="dxa" w:w="130"/>
-              <w:bottom w:type="dxa" w:w="90"/>
-              <w:right w:type="dxa" w:w="130"/>
-            </w:tcMar>
-          </w:tcPr>
-          <w:p>
-            <w:pPr>
-              <w:spacing w:after="0" w:line="250"/>
-            </w:pPr>
-            <w:r>
-              <w:rPr>
-                <w:rFonts w:ascii="Calibri" w:cs="Calibri" w:eastAsia="Calibri" w:hAnsi="Calibri"/>
+            <w:shd w:fill="F2F2F2" w:val="clear"/>
+            <w:tcMar>
+              <w:top w:type="dxa" w:w="90"/>
+              <w:left w:type="dxa" w:w="130"/>
+              <w:bottom w:type="dxa" w:w="90"/>
+              <w:right w:type="dxa" w:w="130"/>
+            </w:tcMar>
+          </w:tcPr>
+          <w:p>
+            <w:pPr>
+              <w:spacing w:after="0" w:line="250"/>
+            </w:pPr>
+            <w:r>
+              <w:rPr>
+                <w:rFonts w:ascii="Georgia" w:cs="Georgia" w:eastAsia="Georgia" w:hAnsi="Georgia"/>
                 <w:b/>
                 <w:bCs/>
-                <w:color w:val="06302E"/>
+                <w:color w:val="1A1A1A"/>
                 <w:sz w:val="20"/>
                 <w:szCs w:val="20"/>
               </w:rPr>
@@ -2608,24 +2608,24 @@
         <w:tc>
           <w:tcPr>
             <w:tcW w:type="dxa" w:w="5107"/>
-            <w:shd w:fill="EEF4F2" w:val="clear"/>
-            <w:tcMar>
-              <w:top w:type="dxa" w:w="90"/>
-              <w:left w:type="dxa" w:w="130"/>
-              <w:bottom w:type="dxa" w:w="90"/>
-              <w:right w:type="dxa" w:w="130"/>
-            </w:tcMar>
-          </w:tcPr>
-          <w:p>
-            <w:pPr>
-              <w:spacing w:after="0" w:line="250"/>
-            </w:pPr>
-            <w:r>
-              <w:rPr>
-                <w:rFonts w:ascii="Calibri" w:cs="Calibri" w:eastAsia="Calibri" w:hAnsi="Calibri"/>
+            <w:shd w:fill="F2F2F2" w:val="clear"/>
+            <w:tcMar>
+              <w:top w:type="dxa" w:w="90"/>
+              <w:left w:type="dxa" w:w="130"/>
+              <w:bottom w:type="dxa" w:w="90"/>
+              <w:right w:type="dxa" w:w="130"/>
+            </w:tcMar>
+          </w:tcPr>
+          <w:p>
+            <w:pPr>
+              <w:spacing w:after="0" w:line="250"/>
+            </w:pPr>
+            <w:r>
+              <w:rPr>
+                <w:rFonts w:ascii="Georgia" w:cs="Georgia" w:eastAsia="Georgia" w:hAnsi="Georgia"/>
                 <w:b/>
                 <w:bCs/>
-                <w:color w:val="06302E"/>
+                <w:color w:val="1A1A1A"/>
                 <w:sz w:val="20"/>
                 <w:szCs w:val="20"/>
               </w:rPr>
@@ -2654,8 +2654,8 @@
             </w:pPr>
             <w:r>
               <w:rPr>
-                <w:rFonts w:ascii="Calibri" w:cs="Calibri" w:eastAsia="Calibri" w:hAnsi="Calibri"/>
-                <w:color w:val="1E2E2C"/>
+                <w:rFonts w:ascii="Georgia" w:cs="Georgia" w:eastAsia="Georgia" w:hAnsi="Georgia"/>
+                <w:color w:val="222222"/>
                 <w:sz w:val="20"/>
                 <w:szCs w:val="20"/>
               </w:rPr>
@@ -2679,11 +2679,11 @@
             </w:pPr>
             <w:r>
               <w:rPr>
-                <w:rFonts w:ascii="Calibri" w:cs="Calibri" w:eastAsia="Calibri" w:hAnsi="Calibri"/>
-                <w:color w:val="1E2E2C"/>
-                <w:sz w:val="20"/>
-                <w:szCs w:val="20"/>
-                <w:shd w:fill="FFF4D6" w:val="clear"/>
+                <w:rFonts w:ascii="Georgia" w:cs="Georgia" w:eastAsia="Georgia" w:hAnsi="Georgia"/>
+                <w:color w:val="222222"/>
+                <w:sz w:val="20"/>
+                <w:szCs w:val="20"/>
+                <w:shd w:fill="ECECEC" w:val="clear"/>
               </w:rPr>
               <w:t xml:space="preserve">[EMPLOYER NAME]</w:t>
             </w:r>
@@ -2710,8 +2710,8 @@
             </w:pPr>
             <w:r>
               <w:rPr>
-                <w:rFonts w:ascii="Calibri" w:cs="Calibri" w:eastAsia="Calibri" w:hAnsi="Calibri"/>
-                <w:color w:val="1E2E2C"/>
+                <w:rFonts w:ascii="Georgia" w:cs="Georgia" w:eastAsia="Georgia" w:hAnsi="Georgia"/>
+                <w:color w:val="222222"/>
                 <w:sz w:val="20"/>
                 <w:szCs w:val="20"/>
               </w:rPr>
@@ -2735,11 +2735,11 @@
             </w:pPr>
             <w:r>
               <w:rPr>
-                <w:rFonts w:ascii="Calibri" w:cs="Calibri" w:eastAsia="Calibri" w:hAnsi="Calibri"/>
-                <w:color w:val="1E2E2C"/>
-                <w:sz w:val="20"/>
-                <w:szCs w:val="20"/>
-                <w:shd w:fill="FFF4D6" w:val="clear"/>
+                <w:rFonts w:ascii="Georgia" w:cs="Georgia" w:eastAsia="Georgia" w:hAnsi="Georgia"/>
+                <w:color w:val="222222"/>
+                <w:sz w:val="20"/>
+                <w:szCs w:val="20"/>
+                <w:shd w:fill="ECECEC" w:val="clear"/>
               </w:rPr>
               <w:t xml:space="preserve">[JOB TITLE]</w:t>
             </w:r>
@@ -2766,8 +2766,8 @@
             </w:pPr>
             <w:r>
               <w:rPr>
-                <w:rFonts w:ascii="Calibri" w:cs="Calibri" w:eastAsia="Calibri" w:hAnsi="Calibri"/>
-                <w:color w:val="1E2E2C"/>
+                <w:rFonts w:ascii="Georgia" w:cs="Georgia" w:eastAsia="Georgia" w:hAnsi="Georgia"/>
+                <w:color w:val="222222"/>
                 <w:sz w:val="20"/>
                 <w:szCs w:val="20"/>
               </w:rPr>
@@ -2791,11 +2791,11 @@
             </w:pPr>
             <w:r>
               <w:rPr>
-                <w:rFonts w:ascii="Calibri" w:cs="Calibri" w:eastAsia="Calibri" w:hAnsi="Calibri"/>
-                <w:color w:val="1E2E2C"/>
-                <w:sz w:val="20"/>
-                <w:szCs w:val="20"/>
-                <w:shd w:fill="FFF4D6" w:val="clear"/>
+                <w:rFonts w:ascii="Georgia" w:cs="Georgia" w:eastAsia="Georgia" w:hAnsi="Georgia"/>
+                <w:color w:val="222222"/>
+                <w:sz w:val="20"/>
+                <w:szCs w:val="20"/>
+                <w:shd w:fill="ECECEC" w:val="clear"/>
               </w:rPr>
               <w:t xml:space="preserve">[STAFF / PAYROLL NUMBER]</w:t>
             </w:r>
@@ -2822,8 +2822,8 @@
             </w:pPr>
             <w:r>
               <w:rPr>
-                <w:rFonts w:ascii="Calibri" w:cs="Calibri" w:eastAsia="Calibri" w:hAnsi="Calibri"/>
-                <w:color w:val="1E2E2C"/>
+                <w:rFonts w:ascii="Georgia" w:cs="Georgia" w:eastAsia="Georgia" w:hAnsi="Georgia"/>
+                <w:color w:val="222222"/>
                 <w:sz w:val="20"/>
                 <w:szCs w:val="20"/>
               </w:rPr>
@@ -2847,11 +2847,11 @@
             </w:pPr>
             <w:r>
               <w:rPr>
-                <w:rFonts w:ascii="Calibri" w:cs="Calibri" w:eastAsia="Calibri" w:hAnsi="Calibri"/>
-                <w:color w:val="1E2E2C"/>
-                <w:sz w:val="20"/>
-                <w:szCs w:val="20"/>
-                <w:shd w:fill="FFF4D6" w:val="clear"/>
+                <w:rFonts w:ascii="Georgia" w:cs="Georgia" w:eastAsia="Georgia" w:hAnsi="Georgia"/>
+                <w:color w:val="222222"/>
+                <w:sz w:val="20"/>
+                <w:szCs w:val="20"/>
+                <w:shd w:fill="ECECEC" w:val="clear"/>
               </w:rPr>
               <w:t xml:space="preserve">[DEPARTMENT]</w:t>
             </w:r>
@@ -2878,8 +2878,8 @@
             </w:pPr>
             <w:r>
               <w:rPr>
-                <w:rFonts w:ascii="Calibri" w:cs="Calibri" w:eastAsia="Calibri" w:hAnsi="Calibri"/>
-                <w:color w:val="1E2E2C"/>
+                <w:rFonts w:ascii="Georgia" w:cs="Georgia" w:eastAsia="Georgia" w:hAnsi="Georgia"/>
+                <w:color w:val="222222"/>
                 <w:sz w:val="20"/>
                 <w:szCs w:val="20"/>
               </w:rPr>
@@ -2903,11 +2903,11 @@
             </w:pPr>
             <w:r>
               <w:rPr>
-                <w:rFonts w:ascii="Calibri" w:cs="Calibri" w:eastAsia="Calibri" w:hAnsi="Calibri"/>
-                <w:color w:val="1E2E2C"/>
-                <w:sz w:val="20"/>
-                <w:szCs w:val="20"/>
-                <w:shd w:fill="FFF4D6" w:val="clear"/>
+                <w:rFonts w:ascii="Georgia" w:cs="Georgia" w:eastAsia="Georgia" w:hAnsi="Georgia"/>
+                <w:color w:val="222222"/>
+                <w:sz w:val="20"/>
+                <w:szCs w:val="20"/>
+                <w:shd w:fill="ECECEC" w:val="clear"/>
               </w:rPr>
               <w:t xml:space="preserve">[EMPLOYER STREET ADDRESS]</w:t>
             </w:r>
@@ -2934,8 +2934,8 @@
             </w:pPr>
             <w:r>
               <w:rPr>
-                <w:rFonts w:ascii="Calibri" w:cs="Calibri" w:eastAsia="Calibri" w:hAnsi="Calibri"/>
-                <w:color w:val="1E2E2C"/>
+                <w:rFonts w:ascii="Georgia" w:cs="Georgia" w:eastAsia="Georgia" w:hAnsi="Georgia"/>
+                <w:color w:val="222222"/>
                 <w:sz w:val="20"/>
                 <w:szCs w:val="20"/>
               </w:rPr>
@@ -2959,8 +2959,8 @@
             </w:pPr>
             <w:r>
               <w:rPr>
-                <w:rFonts w:ascii="Calibri" w:cs="Calibri" w:eastAsia="Calibri" w:hAnsi="Calibri"/>
-                <w:color w:val="1E2E2C"/>
+                <w:rFonts w:ascii="Georgia" w:cs="Georgia" w:eastAsia="Georgia" w:hAnsi="Georgia"/>
+                <w:color w:val="222222"/>
                 <w:sz w:val="20"/>
                 <w:szCs w:val="20"/>
               </w:rPr>
@@ -2989,8 +2989,8 @@
             </w:pPr>
             <w:r>
               <w:rPr>
-                <w:rFonts w:ascii="Calibri" w:cs="Calibri" w:eastAsia="Calibri" w:hAnsi="Calibri"/>
-                <w:color w:val="1E2E2C"/>
+                <w:rFonts w:ascii="Georgia" w:cs="Georgia" w:eastAsia="Georgia" w:hAnsi="Georgia"/>
+                <w:color w:val="222222"/>
                 <w:sz w:val="20"/>
                 <w:szCs w:val="20"/>
               </w:rPr>
@@ -3014,11 +3014,11 @@
             </w:pPr>
             <w:r>
               <w:rPr>
-                <w:rFonts w:ascii="Calibri" w:cs="Calibri" w:eastAsia="Calibri" w:hAnsi="Calibri"/>
-                <w:color w:val="1E2E2C"/>
-                <w:sz w:val="20"/>
-                <w:szCs w:val="20"/>
-                <w:shd w:fill="FFF4D6" w:val="clear"/>
+                <w:rFonts w:ascii="Georgia" w:cs="Georgia" w:eastAsia="Georgia" w:hAnsi="Georgia"/>
+                <w:color w:val="222222"/>
+                <w:sz w:val="20"/>
+                <w:szCs w:val="20"/>
+                <w:shd w:fill="ECECEC" w:val="clear"/>
               </w:rPr>
               <w:t xml:space="preserve">[NAME]</w:t>
             </w:r>
@@ -3045,8 +3045,8 @@
             </w:pPr>
             <w:r>
               <w:rPr>
-                <w:rFonts w:ascii="Calibri" w:cs="Calibri" w:eastAsia="Calibri" w:hAnsi="Calibri"/>
-                <w:color w:val="1E2E2C"/>
+                <w:rFonts w:ascii="Georgia" w:cs="Georgia" w:eastAsia="Georgia" w:hAnsi="Georgia"/>
+                <w:color w:val="222222"/>
                 <w:sz w:val="20"/>
                 <w:szCs w:val="20"/>
               </w:rPr>
@@ -3070,11 +3070,11 @@
             </w:pPr>
             <w:r>
               <w:rPr>
-                <w:rFonts w:ascii="Calibri" w:cs="Calibri" w:eastAsia="Calibri" w:hAnsi="Calibri"/>
-                <w:color w:val="1E2E2C"/>
-                <w:sz w:val="20"/>
-                <w:szCs w:val="20"/>
-                <w:shd w:fill="FFF4D6" w:val="clear"/>
+                <w:rFonts w:ascii="Georgia" w:cs="Georgia" w:eastAsia="Georgia" w:hAnsi="Georgia"/>
+                <w:color w:val="222222"/>
+                <w:sz w:val="20"/>
+                <w:szCs w:val="20"/>
+                <w:shd w:fill="ECECEC" w:val="clear"/>
               </w:rPr>
               <w:t xml:space="preserve">[PERMANENT / FIXED-TERM CONTRACT / TEMPORARY / SELF-EMPLOYED]</w:t>
             </w:r>
@@ -3101,8 +3101,8 @@
             </w:pPr>
             <w:r>
               <w:rPr>
-                <w:rFonts w:ascii="Calibri" w:cs="Calibri" w:eastAsia="Calibri" w:hAnsi="Calibri"/>
-                <w:color w:val="1E2E2C"/>
+                <w:rFonts w:ascii="Georgia" w:cs="Georgia" w:eastAsia="Georgia" w:hAnsi="Georgia"/>
+                <w:color w:val="222222"/>
                 <w:sz w:val="20"/>
                 <w:szCs w:val="20"/>
               </w:rPr>
@@ -3126,11 +3126,11 @@
             </w:pPr>
             <w:r>
               <w:rPr>
-                <w:rFonts w:ascii="Calibri" w:cs="Calibri" w:eastAsia="Calibri" w:hAnsi="Calibri"/>
-                <w:color w:val="1E2E2C"/>
-                <w:sz w:val="20"/>
-                <w:szCs w:val="20"/>
-                <w:shd w:fill="FFF4D6" w:val="clear"/>
+                <w:rFonts w:ascii="Georgia" w:cs="Georgia" w:eastAsia="Georgia" w:hAnsi="Georgia"/>
+                <w:color w:val="222222"/>
+                <w:sz w:val="20"/>
+                <w:szCs w:val="20"/>
+                <w:shd w:fill="ECECEC" w:val="clear"/>
               </w:rPr>
               <w:t xml:space="preserve">[DD / MM / YYYY OR N/A]</w:t>
             </w:r>
@@ -3157,8 +3157,8 @@
             </w:pPr>
             <w:r>
               <w:rPr>
-                <w:rFonts w:ascii="Calibri" w:cs="Calibri" w:eastAsia="Calibri" w:hAnsi="Calibri"/>
-                <w:color w:val="1E2E2C"/>
+                <w:rFonts w:ascii="Georgia" w:cs="Georgia" w:eastAsia="Georgia" w:hAnsi="Georgia"/>
+                <w:color w:val="222222"/>
                 <w:sz w:val="20"/>
                 <w:szCs w:val="20"/>
               </w:rPr>
@@ -3182,11 +3182,11 @@
             </w:pPr>
             <w:r>
               <w:rPr>
-                <w:rFonts w:ascii="Calibri" w:cs="Calibri" w:eastAsia="Calibri" w:hAnsi="Calibri"/>
-                <w:color w:val="1E2E2C"/>
-                <w:sz w:val="20"/>
-                <w:szCs w:val="20"/>
-                <w:shd w:fill="FFF4D6" w:val="clear"/>
+                <w:rFonts w:ascii="Georgia" w:cs="Georgia" w:eastAsia="Georgia" w:hAnsi="Georgia"/>
+                <w:color w:val="222222"/>
+                <w:sz w:val="20"/>
+                <w:szCs w:val="20"/>
+                <w:shd w:fill="ECECEC" w:val="clear"/>
               </w:rPr>
               <w:t xml:space="preserve">[DD / MM / YYYY]</w:t>
             </w:r>
@@ -3213,8 +3213,8 @@
             </w:pPr>
             <w:r>
               <w:rPr>
-                <w:rFonts w:ascii="Calibri" w:cs="Calibri" w:eastAsia="Calibri" w:hAnsi="Calibri"/>
-                <w:color w:val="1E2E2C"/>
+                <w:rFonts w:ascii="Georgia" w:cs="Georgia" w:eastAsia="Georgia" w:hAnsi="Georgia"/>
+                <w:color w:val="222222"/>
                 <w:sz w:val="20"/>
                 <w:szCs w:val="20"/>
               </w:rPr>
@@ -3238,11 +3238,11 @@
             </w:pPr>
             <w:r>
               <w:rPr>
-                <w:rFonts w:ascii="Calibri" w:cs="Calibri" w:eastAsia="Calibri" w:hAnsi="Calibri"/>
-                <w:color w:val="1E2E2C"/>
-                <w:sz w:val="20"/>
-                <w:szCs w:val="20"/>
-                <w:shd w:fill="FFF4D6" w:val="clear"/>
+                <w:rFonts w:ascii="Georgia" w:cs="Georgia" w:eastAsia="Georgia" w:hAnsi="Georgia"/>
+                <w:color w:val="222222"/>
+                <w:sz w:val="20"/>
+                <w:szCs w:val="20"/>
+                <w:shd w:fill="ECECEC" w:val="clear"/>
               </w:rPr>
               <w:t xml:space="preserve">[DAY OF MONTH]</w:t>
             </w:r>
@@ -3269,8 +3269,8 @@
             </w:pPr>
             <w:r>
               <w:rPr>
-                <w:rFonts w:ascii="Calibri" w:cs="Calibri" w:eastAsia="Calibri" w:hAnsi="Calibri"/>
-                <w:color w:val="1E2E2C"/>
+                <w:rFonts w:ascii="Georgia" w:cs="Georgia" w:eastAsia="Georgia" w:hAnsi="Georgia"/>
+                <w:color w:val="222222"/>
                 <w:sz w:val="20"/>
                 <w:szCs w:val="20"/>
               </w:rPr>
@@ -3294,11 +3294,11 @@
             </w:pPr>
             <w:r>
               <w:rPr>
-                <w:rFonts w:ascii="Calibri" w:cs="Calibri" w:eastAsia="Calibri" w:hAnsi="Calibri"/>
-                <w:color w:val="1E2E2C"/>
-                <w:sz w:val="20"/>
-                <w:szCs w:val="20"/>
-                <w:shd w:fill="FFF4D6" w:val="clear"/>
+                <w:rFonts w:ascii="Georgia" w:cs="Georgia" w:eastAsia="Georgia" w:hAnsi="Georgia"/>
+                <w:color w:val="222222"/>
+                <w:sz w:val="20"/>
+                <w:szCs w:val="20"/>
+                <w:shd w:fill="ECECEC" w:val="clear"/>
               </w:rPr>
               <w:t xml:space="preserve">[DESCRIPTION OR N/A]</w:t>
             </w:r>
@@ -3314,7 +3314,7 @@
     <w:p>
       <w:pPr>
         <w:pBdr>
-          <w:bottom w:val="single" w:color="C9D6D3" w:sz="6"/>
+          <w:bottom w:val="single" w:color="C8C8C8" w:sz="6"/>
         </w:pBdr>
         <w:spacing w:after="200" w:before="200"/>
       </w:pPr>
@@ -3323,16 +3323,16 @@
       <w:pPr>
         <w:pStyle w:val="Heading2"/>
         <w:pBdr>
-          <w:bottom w:val="single" w:color="12B84F" w:sz="6"/>
+          <w:bottom w:val="single" w:color="8C8C8C" w:sz="6"/>
         </w:pBdr>
         <w:spacing w:after="130" w:before="320"/>
       </w:pPr>
       <w:r>
         <w:rPr>
-          <w:rFonts w:ascii="Calibri" w:cs="Calibri" w:eastAsia="Calibri" w:hAnsi="Calibri"/>
+          <w:rFonts w:ascii="Georgia" w:cs="Georgia" w:eastAsia="Georgia" w:hAnsi="Georgia"/>
           <w:b/>
           <w:bCs/>
-          <w:color w:val="06302E"/>
+          <w:color w:val="1A1A1A"/>
           <w:sz w:val="23"/>
           <w:szCs w:val="23"/>
         </w:rPr>
@@ -3343,12 +3343,12 @@
       <w:tblPr>
         <w:tblW w:type="dxa" w:w="9458"/>
         <w:tblBorders>
-          <w:top w:val="single" w:color="C9D6D3" w:sz="2"/>
-          <w:left w:val="single" w:color="C9D6D3" w:sz="2"/>
-          <w:bottom w:val="single" w:color="C9D6D3" w:sz="2"/>
-          <w:right w:val="single" w:color="C9D6D3" w:sz="2"/>
-          <w:insideH w:val="single" w:color="C9D6D3" w:sz="2"/>
-          <w:insideV w:val="single" w:color="C9D6D3" w:sz="2"/>
+          <w:top w:val="single" w:color="C8C8C8" w:sz="2"/>
+          <w:left w:val="single" w:color="C8C8C8" w:sz="2"/>
+          <w:bottom w:val="single" w:color="C8C8C8" w:sz="2"/>
+          <w:right w:val="single" w:color="C8C8C8" w:sz="2"/>
+          <w:insideH w:val="single" w:color="C8C8C8" w:sz="2"/>
+          <w:insideV w:val="single" w:color="C8C8C8" w:sz="2"/>
         </w:tblBorders>
       </w:tblPr>
       <w:tblGrid>
@@ -3362,24 +3362,24 @@
         <w:tc>
           <w:tcPr>
             <w:tcW w:type="dxa" w:w="4351"/>
-            <w:shd w:fill="EEF4F2" w:val="clear"/>
-            <w:tcMar>
-              <w:top w:type="dxa" w:w="90"/>
-              <w:left w:type="dxa" w:w="130"/>
-              <w:bottom w:type="dxa" w:w="90"/>
-              <w:right w:type="dxa" w:w="130"/>
-            </w:tcMar>
-          </w:tcPr>
-          <w:p>
-            <w:pPr>
-              <w:spacing w:after="0" w:line="250"/>
-            </w:pPr>
-            <w:r>
-              <w:rPr>
-                <w:rFonts w:ascii="Calibri" w:cs="Calibri" w:eastAsia="Calibri" w:hAnsi="Calibri"/>
+            <w:shd w:fill="F2F2F2" w:val="clear"/>
+            <w:tcMar>
+              <w:top w:type="dxa" w:w="90"/>
+              <w:left w:type="dxa" w:w="130"/>
+              <w:bottom w:type="dxa" w:w="90"/>
+              <w:right w:type="dxa" w:w="130"/>
+            </w:tcMar>
+          </w:tcPr>
+          <w:p>
+            <w:pPr>
+              <w:spacing w:after="0" w:line="250"/>
+            </w:pPr>
+            <w:r>
+              <w:rPr>
+                <w:rFonts w:ascii="Georgia" w:cs="Georgia" w:eastAsia="Georgia" w:hAnsi="Georgia"/>
                 <w:b/>
                 <w:bCs/>
-                <w:color w:val="06302E"/>
+                <w:color w:val="1A1A1A"/>
                 <w:sz w:val="20"/>
                 <w:szCs w:val="20"/>
               </w:rPr>
@@ -3390,24 +3390,24 @@
         <w:tc>
           <w:tcPr>
             <w:tcW w:type="dxa" w:w="5107"/>
-            <w:shd w:fill="EEF4F2" w:val="clear"/>
-            <w:tcMar>
-              <w:top w:type="dxa" w:w="90"/>
-              <w:left w:type="dxa" w:w="130"/>
-              <w:bottom w:type="dxa" w:w="90"/>
-              <w:right w:type="dxa" w:w="130"/>
-            </w:tcMar>
-          </w:tcPr>
-          <w:p>
-            <w:pPr>
-              <w:spacing w:after="0" w:line="250"/>
-            </w:pPr>
-            <w:r>
-              <w:rPr>
-                <w:rFonts w:ascii="Calibri" w:cs="Calibri" w:eastAsia="Calibri" w:hAnsi="Calibri"/>
+            <w:shd w:fill="F2F2F2" w:val="clear"/>
+            <w:tcMar>
+              <w:top w:type="dxa" w:w="90"/>
+              <w:left w:type="dxa" w:w="130"/>
+              <w:bottom w:type="dxa" w:w="90"/>
+              <w:right w:type="dxa" w:w="130"/>
+            </w:tcMar>
+          </w:tcPr>
+          <w:p>
+            <w:pPr>
+              <w:spacing w:after="0" w:line="250"/>
+            </w:pPr>
+            <w:r>
+              <w:rPr>
+                <w:rFonts w:ascii="Georgia" w:cs="Georgia" w:eastAsia="Georgia" w:hAnsi="Georgia"/>
                 <w:b/>
                 <w:bCs/>
-                <w:color w:val="06302E"/>
+                <w:color w:val="1A1A1A"/>
                 <w:sz w:val="20"/>
                 <w:szCs w:val="20"/>
               </w:rPr>
@@ -3436,8 +3436,8 @@
             </w:pPr>
             <w:r>
               <w:rPr>
-                <w:rFonts w:ascii="Calibri" w:cs="Calibri" w:eastAsia="Calibri" w:hAnsi="Calibri"/>
-                <w:color w:val="1E2E2C"/>
+                <w:rFonts w:ascii="Georgia" w:cs="Georgia" w:eastAsia="Georgia" w:hAnsi="Georgia"/>
+                <w:color w:val="222222"/>
                 <w:sz w:val="20"/>
                 <w:szCs w:val="20"/>
               </w:rPr>
@@ -3461,11 +3461,11 @@
             </w:pPr>
             <w:r>
               <w:rPr>
-                <w:rFonts w:ascii="Calibri" w:cs="Calibri" w:eastAsia="Calibri" w:hAnsi="Calibri"/>
-                <w:color w:val="1E2E2C"/>
-                <w:sz w:val="20"/>
-                <w:szCs w:val="20"/>
-                <w:shd w:fill="FFF4D6" w:val="clear"/>
+                <w:rFonts w:ascii="Georgia" w:cs="Georgia" w:eastAsia="Georgia" w:hAnsi="Georgia"/>
+                <w:color w:val="222222"/>
+                <w:sz w:val="20"/>
+                <w:szCs w:val="20"/>
+                <w:shd w:fill="ECECEC" w:val="clear"/>
               </w:rPr>
               <w:t xml:space="preserve">[BANK NAME]</w:t>
             </w:r>
@@ -3492,8 +3492,8 @@
             </w:pPr>
             <w:r>
               <w:rPr>
-                <w:rFonts w:ascii="Calibri" w:cs="Calibri" w:eastAsia="Calibri" w:hAnsi="Calibri"/>
-                <w:color w:val="1E2E2C"/>
+                <w:rFonts w:ascii="Georgia" w:cs="Georgia" w:eastAsia="Georgia" w:hAnsi="Georgia"/>
+                <w:color w:val="222222"/>
                 <w:sz w:val="20"/>
                 <w:szCs w:val="20"/>
               </w:rPr>
@@ -3517,18 +3517,18 @@
             </w:pPr>
             <w:r>
               <w:rPr>
-                <w:rFonts w:ascii="Calibri" w:cs="Calibri" w:eastAsia="Calibri" w:hAnsi="Calibri"/>
-                <w:color w:val="1E2E2C"/>
-                <w:sz w:val="20"/>
-                <w:szCs w:val="20"/>
-                <w:shd w:fill="FFF4D6" w:val="clear"/>
+                <w:rFonts w:ascii="Georgia" w:cs="Georgia" w:eastAsia="Georgia" w:hAnsi="Georgia"/>
+                <w:color w:val="222222"/>
+                <w:sz w:val="20"/>
+                <w:szCs w:val="20"/>
+                <w:shd w:fill="ECECEC" w:val="clear"/>
               </w:rPr>
               <w:t xml:space="preserve">[BRANCH]</w:t>
             </w:r>
             <w:r>
               <w:rPr>
-                <w:rFonts w:ascii="Calibri" w:cs="Calibri" w:eastAsia="Calibri" w:hAnsi="Calibri"/>
-                <w:color w:val="1E2E2C"/>
+                <w:rFonts w:ascii="Georgia" w:cs="Georgia" w:eastAsia="Georgia" w:hAnsi="Georgia"/>
+                <w:color w:val="222222"/>
                 <w:sz w:val="20"/>
                 <w:szCs w:val="20"/>
               </w:rPr>
@@ -3536,11 +3536,11 @@
             </w:r>
             <w:r>
               <w:rPr>
-                <w:rFonts w:ascii="Calibri" w:cs="Calibri" w:eastAsia="Calibri" w:hAnsi="Calibri"/>
-                <w:color w:val="1E2E2C"/>
-                <w:sz w:val="20"/>
-                <w:szCs w:val="20"/>
-                <w:shd w:fill="FFF4D6" w:val="clear"/>
+                <w:rFonts w:ascii="Georgia" w:cs="Georgia" w:eastAsia="Georgia" w:hAnsi="Georgia"/>
+                <w:color w:val="222222"/>
+                <w:sz w:val="20"/>
+                <w:szCs w:val="20"/>
+                <w:shd w:fill="ECECEC" w:val="clear"/>
               </w:rPr>
               <w:t xml:space="preserve">[BRANCH CODE]</w:t>
             </w:r>
@@ -3567,8 +3567,8 @@
             </w:pPr>
             <w:r>
               <w:rPr>
-                <w:rFonts w:ascii="Calibri" w:cs="Calibri" w:eastAsia="Calibri" w:hAnsi="Calibri"/>
-                <w:color w:val="1E2E2C"/>
+                <w:rFonts w:ascii="Georgia" w:cs="Georgia" w:eastAsia="Georgia" w:hAnsi="Georgia"/>
+                <w:color w:val="222222"/>
                 <w:sz w:val="20"/>
                 <w:szCs w:val="20"/>
               </w:rPr>
@@ -3592,11 +3592,11 @@
             </w:pPr>
             <w:r>
               <w:rPr>
-                <w:rFonts w:ascii="Calibri" w:cs="Calibri" w:eastAsia="Calibri" w:hAnsi="Calibri"/>
-                <w:color w:val="1E2E2C"/>
-                <w:sz w:val="20"/>
-                <w:szCs w:val="20"/>
-                <w:shd w:fill="FFF4D6" w:val="clear"/>
+                <w:rFonts w:ascii="Georgia" w:cs="Georgia" w:eastAsia="Georgia" w:hAnsi="Georgia"/>
+                <w:color w:val="222222"/>
+                <w:sz w:val="20"/>
+                <w:szCs w:val="20"/>
+                <w:shd w:fill="ECECEC" w:val="clear"/>
               </w:rPr>
               <w:t xml:space="preserve">[ACCOUNT HOLDER NAME]</w:t>
             </w:r>
@@ -3623,8 +3623,8 @@
             </w:pPr>
             <w:r>
               <w:rPr>
-                <w:rFonts w:ascii="Calibri" w:cs="Calibri" w:eastAsia="Calibri" w:hAnsi="Calibri"/>
-                <w:color w:val="1E2E2C"/>
+                <w:rFonts w:ascii="Georgia" w:cs="Georgia" w:eastAsia="Georgia" w:hAnsi="Georgia"/>
+                <w:color w:val="222222"/>
                 <w:sz w:val="20"/>
                 <w:szCs w:val="20"/>
               </w:rPr>
@@ -3648,11 +3648,11 @@
             </w:pPr>
             <w:r>
               <w:rPr>
-                <w:rFonts w:ascii="Calibri" w:cs="Calibri" w:eastAsia="Calibri" w:hAnsi="Calibri"/>
-                <w:color w:val="1E2E2C"/>
-                <w:sz w:val="20"/>
-                <w:szCs w:val="20"/>
-                <w:shd w:fill="FFF4D6" w:val="clear"/>
+                <w:rFonts w:ascii="Georgia" w:cs="Georgia" w:eastAsia="Georgia" w:hAnsi="Georgia"/>
+                <w:color w:val="222222"/>
+                <w:sz w:val="20"/>
+                <w:szCs w:val="20"/>
+                <w:shd w:fill="ECECEC" w:val="clear"/>
               </w:rPr>
               <w:t xml:space="preserve">[ACCOUNT NUMBER]</w:t>
             </w:r>
@@ -3679,8 +3679,8 @@
             </w:pPr>
             <w:r>
               <w:rPr>
-                <w:rFonts w:ascii="Calibri" w:cs="Calibri" w:eastAsia="Calibri" w:hAnsi="Calibri"/>
-                <w:color w:val="1E2E2C"/>
+                <w:rFonts w:ascii="Georgia" w:cs="Georgia" w:eastAsia="Georgia" w:hAnsi="Georgia"/>
+                <w:color w:val="222222"/>
                 <w:sz w:val="20"/>
                 <w:szCs w:val="20"/>
               </w:rPr>
@@ -3704,11 +3704,11 @@
             </w:pPr>
             <w:r>
               <w:rPr>
-                <w:rFonts w:ascii="Calibri" w:cs="Calibri" w:eastAsia="Calibri" w:hAnsi="Calibri"/>
-                <w:color w:val="1E2E2C"/>
-                <w:sz w:val="20"/>
-                <w:szCs w:val="20"/>
-                <w:shd w:fill="FFF4D6" w:val="clear"/>
+                <w:rFonts w:ascii="Georgia" w:cs="Georgia" w:eastAsia="Georgia" w:hAnsi="Georgia"/>
+                <w:color w:val="222222"/>
+                <w:sz w:val="20"/>
+                <w:szCs w:val="20"/>
+                <w:shd w:fill="ECECEC" w:val="clear"/>
               </w:rPr>
               <w:t xml:space="preserve">[CHEQUE / CURRENT / SAVINGS / TRANSMISSION]</w:t>
             </w:r>
@@ -3735,8 +3735,8 @@
             </w:pPr>
             <w:r>
               <w:rPr>
-                <w:rFonts w:ascii="Calibri" w:cs="Calibri" w:eastAsia="Calibri" w:hAnsi="Calibri"/>
-                <w:color w:val="1E2E2C"/>
+                <w:rFonts w:ascii="Georgia" w:cs="Georgia" w:eastAsia="Georgia" w:hAnsi="Georgia"/>
+                <w:color w:val="222222"/>
                 <w:sz w:val="20"/>
                 <w:szCs w:val="20"/>
               </w:rPr>
@@ -3760,11 +3760,11 @@
             </w:pPr>
             <w:r>
               <w:rPr>
-                <w:rFonts w:ascii="Calibri" w:cs="Calibri" w:eastAsia="Calibri" w:hAnsi="Calibri"/>
-                <w:color w:val="1E2E2C"/>
-                <w:sz w:val="20"/>
-                <w:szCs w:val="20"/>
-                <w:shd w:fill="FFF4D6" w:val="clear"/>
+                <w:rFonts w:ascii="Georgia" w:cs="Georgia" w:eastAsia="Georgia" w:hAnsi="Georgia"/>
+                <w:color w:val="222222"/>
+                <w:sz w:val="20"/>
+                <w:szCs w:val="20"/>
+                <w:shd w:fill="ECECEC" w:val="clear"/>
               </w:rPr>
               <w:t xml:space="preserve">[YES / NO]</w:t>
             </w:r>
@@ -3791,8 +3791,8 @@
             </w:pPr>
             <w:r>
               <w:rPr>
-                <w:rFonts w:ascii="Calibri" w:cs="Calibri" w:eastAsia="Calibri" w:hAnsi="Calibri"/>
-                <w:color w:val="1E2E2C"/>
+                <w:rFonts w:ascii="Georgia" w:cs="Georgia" w:eastAsia="Georgia" w:hAnsi="Georgia"/>
+                <w:color w:val="222222"/>
                 <w:sz w:val="20"/>
                 <w:szCs w:val="20"/>
               </w:rPr>
@@ -3816,11 +3816,11 @@
             </w:pPr>
             <w:r>
               <w:rPr>
-                <w:rFonts w:ascii="Calibri" w:cs="Calibri" w:eastAsia="Calibri" w:hAnsi="Calibri"/>
-                <w:color w:val="1E2E2C"/>
-                <w:sz w:val="20"/>
-                <w:szCs w:val="20"/>
-                <w:shd w:fill="FFF4D6" w:val="clear"/>
+                <w:rFonts w:ascii="Georgia" w:cs="Georgia" w:eastAsia="Georgia" w:hAnsi="Georgia"/>
+                <w:color w:val="222222"/>
+                <w:sz w:val="20"/>
+                <w:szCs w:val="20"/>
+                <w:shd w:fill="ECECEC" w:val="clear"/>
               </w:rPr>
               <w:t xml:space="preserve">[DETAILS OR N/A]</w:t>
             </w:r>
@@ -3839,8 +3839,8 @@
       </w:pPr>
       <w:r>
         <w:rPr>
-          <w:rFonts w:ascii="Calibri" w:cs="Calibri" w:eastAsia="Calibri" w:hAnsi="Calibri"/>
-          <w:color w:val="1E2E2C"/>
+          <w:rFonts w:ascii="Georgia" w:cs="Georgia" w:eastAsia="Georgia" w:hAnsi="Georgia"/>
+          <w:color w:val="222222"/>
           <w:sz w:val="21"/>
           <w:szCs w:val="21"/>
         </w:rPr>
@@ -3848,8 +3848,8 @@
       </w:r>
       <w:r>
         <w:rPr>
-          <w:rFonts w:ascii="Calibri" w:cs="Calibri" w:eastAsia="Calibri" w:hAnsi="Calibri"/>
-          <w:color w:val="1E2E2C"/>
+          <w:rFonts w:ascii="Georgia" w:cs="Georgia" w:eastAsia="Georgia" w:hAnsi="Georgia"/>
+          <w:color w:val="222222"/>
           <w:sz w:val="21"/>
           <w:szCs w:val="21"/>
         </w:rPr>
@@ -3859,7 +3859,7 @@
     <w:p>
       <w:pPr>
         <w:pBdr>
-          <w:bottom w:val="single" w:color="C9D6D3" w:sz="6"/>
+          <w:bottom w:val="single" w:color="C8C8C8" w:sz="6"/>
         </w:pBdr>
         <w:spacing w:after="200" w:before="200"/>
       </w:pPr>
@@ -3868,16 +3868,16 @@
       <w:pPr>
         <w:pStyle w:val="Heading2"/>
         <w:pBdr>
-          <w:bottom w:val="single" w:color="12B84F" w:sz="6"/>
+          <w:bottom w:val="single" w:color="8C8C8C" w:sz="6"/>
         </w:pBdr>
         <w:spacing w:after="130" w:before="320"/>
       </w:pPr>
       <w:r>
         <w:rPr>
-          <w:rFonts w:ascii="Calibri" w:cs="Calibri" w:eastAsia="Calibri" w:hAnsi="Calibri"/>
+          <w:rFonts w:ascii="Georgia" w:cs="Georgia" w:eastAsia="Georgia" w:hAnsi="Georgia"/>
           <w:b/>
           <w:bCs/>
-          <w:color w:val="06302E"/>
+          <w:color w:val="1A1A1A"/>
           <w:sz w:val="23"/>
           <w:szCs w:val="23"/>
         </w:rPr>
@@ -3890,8 +3890,8 @@
       </w:pPr>
       <w:r>
         <w:rPr>
-          <w:rFonts w:ascii="Calibri" w:cs="Calibri" w:eastAsia="Calibri" w:hAnsi="Calibri"/>
-          <w:color w:val="1E2E2C"/>
+          <w:rFonts w:ascii="Georgia" w:cs="Georgia" w:eastAsia="Georgia" w:hAnsi="Georgia"/>
+          <w:color w:val="222222"/>
           <w:sz w:val="21"/>
           <w:szCs w:val="21"/>
         </w:rPr>
@@ -3899,8 +3899,8 @@
       </w:r>
       <w:r>
         <w:rPr>
-          <w:rFonts w:ascii="Calibri" w:cs="Calibri" w:eastAsia="Calibri" w:hAnsi="Calibri"/>
-          <w:color w:val="1E2E2C"/>
+          <w:rFonts w:ascii="Georgia" w:cs="Georgia" w:eastAsia="Georgia" w:hAnsi="Georgia"/>
+          <w:color w:val="222222"/>
           <w:sz w:val="21"/>
           <w:szCs w:val="21"/>
         </w:rPr>
@@ -3908,8 +3908,8 @@
       </w:r>
       <w:r>
         <w:rPr>
-          <w:rFonts w:ascii="Calibri" w:cs="Calibri" w:eastAsia="Calibri" w:hAnsi="Calibri"/>
-          <w:color w:val="1E2E2C"/>
+          <w:rFonts w:ascii="Georgia" w:cs="Georgia" w:eastAsia="Georgia" w:hAnsi="Georgia"/>
+          <w:color w:val="222222"/>
           <w:sz w:val="21"/>
           <w:szCs w:val="21"/>
         </w:rPr>
@@ -3920,12 +3920,12 @@
       <w:tblPr>
         <w:tblW w:type="dxa" w:w="9458"/>
         <w:tblBorders>
-          <w:top w:val="single" w:color="C9D6D3" w:sz="2"/>
-          <w:left w:val="single" w:color="C9D6D3" w:sz="2"/>
-          <w:bottom w:val="single" w:color="C9D6D3" w:sz="2"/>
-          <w:right w:val="single" w:color="C9D6D3" w:sz="2"/>
-          <w:insideH w:val="single" w:color="C9D6D3" w:sz="2"/>
-          <w:insideV w:val="single" w:color="C9D6D3" w:sz="2"/>
+          <w:top w:val="single" w:color="C8C8C8" w:sz="2"/>
+          <w:left w:val="single" w:color="C8C8C8" w:sz="2"/>
+          <w:bottom w:val="single" w:color="C8C8C8" w:sz="2"/>
+          <w:right w:val="single" w:color="C8C8C8" w:sz="2"/>
+          <w:insideH w:val="single" w:color="C8C8C8" w:sz="2"/>
+          <w:insideV w:val="single" w:color="C8C8C8" w:sz="2"/>
         </w:tblBorders>
       </w:tblPr>
       <w:tblGrid>
@@ -3940,24 +3940,24 @@
         <w:tc>
           <w:tcPr>
             <w:tcW w:type="dxa" w:w="3216"/>
-            <w:shd w:fill="EEF4F2" w:val="clear"/>
-            <w:tcMar>
-              <w:top w:type="dxa" w:w="90"/>
-              <w:left w:type="dxa" w:w="130"/>
-              <w:bottom w:type="dxa" w:w="90"/>
-              <w:right w:type="dxa" w:w="130"/>
-            </w:tcMar>
-          </w:tcPr>
-          <w:p>
-            <w:pPr>
-              <w:spacing w:after="0" w:line="250"/>
-            </w:pPr>
-            <w:r>
-              <w:rPr>
-                <w:rFonts w:ascii="Calibri" w:cs="Calibri" w:eastAsia="Calibri" w:hAnsi="Calibri"/>
+            <w:shd w:fill="F2F2F2" w:val="clear"/>
+            <w:tcMar>
+              <w:top w:type="dxa" w:w="90"/>
+              <w:left w:type="dxa" w:w="130"/>
+              <w:bottom w:type="dxa" w:w="90"/>
+              <w:right w:type="dxa" w:w="130"/>
+            </w:tcMar>
+          </w:tcPr>
+          <w:p>
+            <w:pPr>
+              <w:spacing w:after="0" w:line="250"/>
+            </w:pPr>
+            <w:r>
+              <w:rPr>
+                <w:rFonts w:ascii="Georgia" w:cs="Georgia" w:eastAsia="Georgia" w:hAnsi="Georgia"/>
                 <w:b/>
                 <w:bCs/>
-                <w:color w:val="06302E"/>
+                <w:color w:val="1A1A1A"/>
                 <w:sz w:val="20"/>
                 <w:szCs w:val="20"/>
               </w:rPr>
@@ -3968,24 +3968,24 @@
         <w:tc>
           <w:tcPr>
             <w:tcW w:type="dxa" w:w="3121"/>
-            <w:shd w:fill="EEF4F2" w:val="clear"/>
-            <w:tcMar>
-              <w:top w:type="dxa" w:w="90"/>
-              <w:left w:type="dxa" w:w="130"/>
-              <w:bottom w:type="dxa" w:w="90"/>
-              <w:right w:type="dxa" w:w="130"/>
-            </w:tcMar>
-          </w:tcPr>
-          <w:p>
-            <w:pPr>
-              <w:spacing w:after="0" w:line="250"/>
-            </w:pPr>
-            <w:r>
-              <w:rPr>
-                <w:rFonts w:ascii="Calibri" w:cs="Calibri" w:eastAsia="Calibri" w:hAnsi="Calibri"/>
+            <w:shd w:fill="F2F2F2" w:val="clear"/>
+            <w:tcMar>
+              <w:top w:type="dxa" w:w="90"/>
+              <w:left w:type="dxa" w:w="130"/>
+              <w:bottom w:type="dxa" w:w="90"/>
+              <w:right w:type="dxa" w:w="130"/>
+            </w:tcMar>
+          </w:tcPr>
+          <w:p>
+            <w:pPr>
+              <w:spacing w:after="0" w:line="250"/>
+            </w:pPr>
+            <w:r>
+              <w:rPr>
+                <w:rFonts w:ascii="Georgia" w:cs="Georgia" w:eastAsia="Georgia" w:hAnsi="Georgia"/>
                 <w:b/>
                 <w:bCs/>
-                <w:color w:val="06302E"/>
+                <w:color w:val="1A1A1A"/>
                 <w:sz w:val="20"/>
                 <w:szCs w:val="20"/>
               </w:rPr>
@@ -3996,24 +3996,24 @@
         <w:tc>
           <w:tcPr>
             <w:tcW w:type="dxa" w:w="3121"/>
-            <w:shd w:fill="EEF4F2" w:val="clear"/>
-            <w:tcMar>
-              <w:top w:type="dxa" w:w="90"/>
-              <w:left w:type="dxa" w:w="130"/>
-              <w:bottom w:type="dxa" w:w="90"/>
-              <w:right w:type="dxa" w:w="130"/>
-            </w:tcMar>
-          </w:tcPr>
-          <w:p>
-            <w:pPr>
-              <w:spacing w:after="0" w:line="250"/>
-            </w:pPr>
-            <w:r>
-              <w:rPr>
-                <w:rFonts w:ascii="Calibri" w:cs="Calibri" w:eastAsia="Calibri" w:hAnsi="Calibri"/>
+            <w:shd w:fill="F2F2F2" w:val="clear"/>
+            <w:tcMar>
+              <w:top w:type="dxa" w:w="90"/>
+              <w:left w:type="dxa" w:w="130"/>
+              <w:bottom w:type="dxa" w:w="90"/>
+              <w:right w:type="dxa" w:w="130"/>
+            </w:tcMar>
+          </w:tcPr>
+          <w:p>
+            <w:pPr>
+              <w:spacing w:after="0" w:line="250"/>
+            </w:pPr>
+            <w:r>
+              <w:rPr>
+                <w:rFonts w:ascii="Georgia" w:cs="Georgia" w:eastAsia="Georgia" w:hAnsi="Georgia"/>
                 <w:b/>
                 <w:bCs/>
-                <w:color w:val="06302E"/>
+                <w:color w:val="1A1A1A"/>
                 <w:sz w:val="20"/>
                 <w:szCs w:val="20"/>
               </w:rPr>
@@ -4042,8 +4042,8 @@
             </w:pPr>
             <w:r>
               <w:rPr>
-                <w:rFonts w:ascii="Calibri" w:cs="Calibri" w:eastAsia="Calibri" w:hAnsi="Calibri"/>
-                <w:color w:val="1E2E2C"/>
+                <w:rFonts w:ascii="Georgia" w:cs="Georgia" w:eastAsia="Georgia" w:hAnsi="Georgia"/>
+                <w:color w:val="222222"/>
                 <w:sz w:val="20"/>
                 <w:szCs w:val="20"/>
               </w:rPr>
@@ -4067,11 +4067,11 @@
             </w:pPr>
             <w:r>
               <w:rPr>
-                <w:rFonts w:ascii="Calibri" w:cs="Calibri" w:eastAsia="Calibri" w:hAnsi="Calibri"/>
-                <w:color w:val="1E2E2C"/>
-                <w:sz w:val="20"/>
-                <w:szCs w:val="20"/>
-                <w:shd w:fill="FFF4D6" w:val="clear"/>
+                <w:rFonts w:ascii="Georgia" w:cs="Georgia" w:eastAsia="Georgia" w:hAnsi="Georgia"/>
+                <w:color w:val="222222"/>
+                <w:sz w:val="20"/>
+                <w:szCs w:val="20"/>
+                <w:shd w:fill="ECECEC" w:val="clear"/>
               </w:rPr>
               <w:t xml:space="preserve">[FULL NAME]</w:t>
             </w:r>
@@ -4093,11 +4093,11 @@
             </w:pPr>
             <w:r>
               <w:rPr>
-                <w:rFonts w:ascii="Calibri" w:cs="Calibri" w:eastAsia="Calibri" w:hAnsi="Calibri"/>
-                <w:color w:val="1E2E2C"/>
-                <w:sz w:val="20"/>
-                <w:szCs w:val="20"/>
-                <w:shd w:fill="FFF4D6" w:val="clear"/>
+                <w:rFonts w:ascii="Georgia" w:cs="Georgia" w:eastAsia="Georgia" w:hAnsi="Georgia"/>
+                <w:color w:val="222222"/>
+                <w:sz w:val="20"/>
+                <w:szCs w:val="20"/>
+                <w:shd w:fill="ECECEC" w:val="clear"/>
               </w:rPr>
               <w:t xml:space="preserve">[FULL NAME]</w:t>
             </w:r>
@@ -4124,8 +4124,8 @@
             </w:pPr>
             <w:r>
               <w:rPr>
-                <w:rFonts w:ascii="Calibri" w:cs="Calibri" w:eastAsia="Calibri" w:hAnsi="Calibri"/>
-                <w:color w:val="1E2E2C"/>
+                <w:rFonts w:ascii="Georgia" w:cs="Georgia" w:eastAsia="Georgia" w:hAnsi="Georgia"/>
+                <w:color w:val="222222"/>
                 <w:sz w:val="20"/>
                 <w:szCs w:val="20"/>
               </w:rPr>
@@ -4149,11 +4149,11 @@
             </w:pPr>
             <w:r>
               <w:rPr>
-                <w:rFonts w:ascii="Calibri" w:cs="Calibri" w:eastAsia="Calibri" w:hAnsi="Calibri"/>
-                <w:color w:val="1E2E2C"/>
-                <w:sz w:val="20"/>
-                <w:szCs w:val="20"/>
-                <w:shd w:fill="FFF4D6" w:val="clear"/>
+                <w:rFonts w:ascii="Georgia" w:cs="Georgia" w:eastAsia="Georgia" w:hAnsi="Georgia"/>
+                <w:color w:val="222222"/>
+                <w:sz w:val="20"/>
+                <w:szCs w:val="20"/>
+                <w:shd w:fill="ECECEC" w:val="clear"/>
               </w:rPr>
               <w:t xml:space="preserve">[RELATIONSHIP]</w:t>
             </w:r>
@@ -4175,11 +4175,11 @@
             </w:pPr>
             <w:r>
               <w:rPr>
-                <w:rFonts w:ascii="Calibri" w:cs="Calibri" w:eastAsia="Calibri" w:hAnsi="Calibri"/>
-                <w:color w:val="1E2E2C"/>
-                <w:sz w:val="20"/>
-                <w:szCs w:val="20"/>
-                <w:shd w:fill="FFF4D6" w:val="clear"/>
+                <w:rFonts w:ascii="Georgia" w:cs="Georgia" w:eastAsia="Georgia" w:hAnsi="Georgia"/>
+                <w:color w:val="222222"/>
+                <w:sz w:val="20"/>
+                <w:szCs w:val="20"/>
+                <w:shd w:fill="ECECEC" w:val="clear"/>
               </w:rPr>
               <w:t xml:space="preserve">[RELATIONSHIP]</w:t>
             </w:r>
@@ -4206,8 +4206,8 @@
             </w:pPr>
             <w:r>
               <w:rPr>
-                <w:rFonts w:ascii="Calibri" w:cs="Calibri" w:eastAsia="Calibri" w:hAnsi="Calibri"/>
-                <w:color w:val="1E2E2C"/>
+                <w:rFonts w:ascii="Georgia" w:cs="Georgia" w:eastAsia="Georgia" w:hAnsi="Georgia"/>
+                <w:color w:val="222222"/>
                 <w:sz w:val="20"/>
                 <w:szCs w:val="20"/>
               </w:rPr>
@@ -4231,8 +4231,8 @@
             </w:pPr>
             <w:r>
               <w:rPr>
-                <w:rFonts w:ascii="Calibri" w:cs="Calibri" w:eastAsia="Calibri" w:hAnsi="Calibri"/>
-                <w:color w:val="1E2E2C"/>
+                <w:rFonts w:ascii="Georgia" w:cs="Georgia" w:eastAsia="Georgia" w:hAnsi="Georgia"/>
+                <w:color w:val="222222"/>
                 <w:sz w:val="20"/>
                 <w:szCs w:val="20"/>
               </w:rPr>
@@ -4256,8 +4256,8 @@
             </w:pPr>
             <w:r>
               <w:rPr>
-                <w:rFonts w:ascii="Calibri" w:cs="Calibri" w:eastAsia="Calibri" w:hAnsi="Calibri"/>
-                <w:color w:val="1E2E2C"/>
+                <w:rFonts w:ascii="Georgia" w:cs="Georgia" w:eastAsia="Georgia" w:hAnsi="Georgia"/>
+                <w:color w:val="222222"/>
                 <w:sz w:val="20"/>
                 <w:szCs w:val="20"/>
               </w:rPr>
@@ -4286,8 +4286,8 @@
             </w:pPr>
             <w:r>
               <w:rPr>
-                <w:rFonts w:ascii="Calibri" w:cs="Calibri" w:eastAsia="Calibri" w:hAnsi="Calibri"/>
-                <w:color w:val="1E2E2C"/>
+                <w:rFonts w:ascii="Georgia" w:cs="Georgia" w:eastAsia="Georgia" w:hAnsi="Georgia"/>
+                <w:color w:val="222222"/>
                 <w:sz w:val="20"/>
                 <w:szCs w:val="20"/>
               </w:rPr>
@@ -4311,11 +4311,11 @@
             </w:pPr>
             <w:r>
               <w:rPr>
-                <w:rFonts w:ascii="Calibri" w:cs="Calibri" w:eastAsia="Calibri" w:hAnsi="Calibri"/>
-                <w:color w:val="1E2E2C"/>
-                <w:sz w:val="20"/>
-                <w:szCs w:val="20"/>
-                <w:shd w:fill="FFF4D6" w:val="clear"/>
+                <w:rFonts w:ascii="Georgia" w:cs="Georgia" w:eastAsia="Georgia" w:hAnsi="Georgia"/>
+                <w:color w:val="222222"/>
+                <w:sz w:val="20"/>
+                <w:szCs w:val="20"/>
+                <w:shd w:fill="ECECEC" w:val="clear"/>
               </w:rPr>
               <w:t xml:space="preserve">[STREET ADDRESS]</w:t>
             </w:r>
@@ -4337,11 +4337,11 @@
             </w:pPr>
             <w:r>
               <w:rPr>
-                <w:rFonts w:ascii="Calibri" w:cs="Calibri" w:eastAsia="Calibri" w:hAnsi="Calibri"/>
-                <w:color w:val="1E2E2C"/>
-                <w:sz w:val="20"/>
-                <w:szCs w:val="20"/>
-                <w:shd w:fill="FFF4D6" w:val="clear"/>
+                <w:rFonts w:ascii="Georgia" w:cs="Georgia" w:eastAsia="Georgia" w:hAnsi="Georgia"/>
+                <w:color w:val="222222"/>
+                <w:sz w:val="20"/>
+                <w:szCs w:val="20"/>
+                <w:shd w:fill="ECECEC" w:val="clear"/>
               </w:rPr>
               <w:t xml:space="preserve">[STREET ADDRESS]</w:t>
             </w:r>
@@ -4357,7 +4357,7 @@
     <w:p>
       <w:pPr>
         <w:pBdr>
-          <w:bottom w:val="single" w:color="C9D6D3" w:sz="6"/>
+          <w:bottom w:val="single" w:color="C8C8C8" w:sz="6"/>
         </w:pBdr>
         <w:spacing w:after="200" w:before="200"/>
       </w:pPr>
@@ -4366,16 +4366,16 @@
       <w:pPr>
         <w:pStyle w:val="Heading2"/>
         <w:pBdr>
-          <w:bottom w:val="single" w:color="12B84F" w:sz="6"/>
+          <w:bottom w:val="single" w:color="8C8C8C" w:sz="6"/>
         </w:pBdr>
         <w:spacing w:after="130" w:before="320"/>
       </w:pPr>
       <w:r>
         <w:rPr>
-          <w:rFonts w:ascii="Calibri" w:cs="Calibri" w:eastAsia="Calibri" w:hAnsi="Calibri"/>
+          <w:rFonts w:ascii="Georgia" w:cs="Georgia" w:eastAsia="Georgia" w:hAnsi="Georgia"/>
           <w:b/>
           <w:bCs/>
-          <w:color w:val="06302E"/>
+          <w:color w:val="1A1A1A"/>
           <w:sz w:val="23"/>
           <w:szCs w:val="23"/>
         </w:rPr>
@@ -4388,8 +4388,8 @@
       </w:pPr>
       <w:r>
         <w:rPr>
-          <w:rFonts w:ascii="Calibri" w:cs="Calibri" w:eastAsia="Calibri" w:hAnsi="Calibri"/>
-          <w:color w:val="1E2E2C"/>
+          <w:rFonts w:ascii="Georgia" w:cs="Georgia" w:eastAsia="Georgia" w:hAnsi="Georgia"/>
+          <w:color w:val="222222"/>
           <w:sz w:val="21"/>
           <w:szCs w:val="21"/>
         </w:rPr>
@@ -4400,12 +4400,12 @@
       <w:tblPr>
         <w:tblW w:type="dxa" w:w="9458"/>
         <w:tblBorders>
-          <w:top w:val="single" w:color="C9D6D3" w:sz="2"/>
-          <w:left w:val="single" w:color="C9D6D3" w:sz="2"/>
-          <w:bottom w:val="single" w:color="C9D6D3" w:sz="2"/>
-          <w:right w:val="single" w:color="C9D6D3" w:sz="2"/>
-          <w:insideH w:val="single" w:color="C9D6D3" w:sz="2"/>
-          <w:insideV w:val="single" w:color="C9D6D3" w:sz="2"/>
+          <w:top w:val="single" w:color="C8C8C8" w:sz="2"/>
+          <w:left w:val="single" w:color="C8C8C8" w:sz="2"/>
+          <w:bottom w:val="single" w:color="C8C8C8" w:sz="2"/>
+          <w:right w:val="single" w:color="C8C8C8" w:sz="2"/>
+          <w:insideH w:val="single" w:color="C8C8C8" w:sz="2"/>
+          <w:insideV w:val="single" w:color="C8C8C8" w:sz="2"/>
         </w:tblBorders>
       </w:tblPr>
       <w:tblGrid>
@@ -4420,24 +4420,24 @@
         <w:tc>
           <w:tcPr>
             <w:tcW w:type="dxa" w:w="3216"/>
-            <w:shd w:fill="EEF4F2" w:val="clear"/>
-            <w:tcMar>
-              <w:top w:type="dxa" w:w="90"/>
-              <w:left w:type="dxa" w:w="130"/>
-              <w:bottom w:type="dxa" w:w="90"/>
-              <w:right w:type="dxa" w:w="130"/>
-            </w:tcMar>
-          </w:tcPr>
-          <w:p>
-            <w:pPr>
-              <w:spacing w:after="0" w:line="250"/>
-            </w:pPr>
-            <w:r>
-              <w:rPr>
-                <w:rFonts w:ascii="Calibri" w:cs="Calibri" w:eastAsia="Calibri" w:hAnsi="Calibri"/>
+            <w:shd w:fill="F2F2F2" w:val="clear"/>
+            <w:tcMar>
+              <w:top w:type="dxa" w:w="90"/>
+              <w:left w:type="dxa" w:w="130"/>
+              <w:bottom w:type="dxa" w:w="90"/>
+              <w:right w:type="dxa" w:w="130"/>
+            </w:tcMar>
+          </w:tcPr>
+          <w:p>
+            <w:pPr>
+              <w:spacing w:after="0" w:line="250"/>
+            </w:pPr>
+            <w:r>
+              <w:rPr>
+                <w:rFonts w:ascii="Georgia" w:cs="Georgia" w:eastAsia="Georgia" w:hAnsi="Georgia"/>
                 <w:b/>
                 <w:bCs/>
-                <w:color w:val="06302E"/>
+                <w:color w:val="1A1A1A"/>
                 <w:sz w:val="20"/>
                 <w:szCs w:val="20"/>
               </w:rPr>
@@ -4448,24 +4448,24 @@
         <w:tc>
           <w:tcPr>
             <w:tcW w:type="dxa" w:w="3121"/>
-            <w:shd w:fill="EEF4F2" w:val="clear"/>
-            <w:tcMar>
-              <w:top w:type="dxa" w:w="90"/>
-              <w:left w:type="dxa" w:w="130"/>
-              <w:bottom w:type="dxa" w:w="90"/>
-              <w:right w:type="dxa" w:w="130"/>
-            </w:tcMar>
-          </w:tcPr>
-          <w:p>
-            <w:pPr>
-              <w:spacing w:after="0" w:line="250"/>
-            </w:pPr>
-            <w:r>
-              <w:rPr>
-                <w:rFonts w:ascii="Calibri" w:cs="Calibri" w:eastAsia="Calibri" w:hAnsi="Calibri"/>
+            <w:shd w:fill="F2F2F2" w:val="clear"/>
+            <w:tcMar>
+              <w:top w:type="dxa" w:w="90"/>
+              <w:left w:type="dxa" w:w="130"/>
+              <w:bottom w:type="dxa" w:w="90"/>
+              <w:right w:type="dxa" w:w="130"/>
+            </w:tcMar>
+          </w:tcPr>
+          <w:p>
+            <w:pPr>
+              <w:spacing w:after="0" w:line="250"/>
+            </w:pPr>
+            <w:r>
+              <w:rPr>
+                <w:rFonts w:ascii="Georgia" w:cs="Georgia" w:eastAsia="Georgia" w:hAnsi="Georgia"/>
                 <w:b/>
                 <w:bCs/>
-                <w:color w:val="06302E"/>
+                <w:color w:val="1A1A1A"/>
                 <w:sz w:val="20"/>
                 <w:szCs w:val="20"/>
               </w:rPr>
@@ -4476,24 +4476,24 @@
         <w:tc>
           <w:tcPr>
             <w:tcW w:type="dxa" w:w="3121"/>
-            <w:shd w:fill="EEF4F2" w:val="clear"/>
-            <w:tcMar>
-              <w:top w:type="dxa" w:w="90"/>
-              <w:left w:type="dxa" w:w="130"/>
-              <w:bottom w:type="dxa" w:w="90"/>
-              <w:right w:type="dxa" w:w="130"/>
-            </w:tcMar>
-          </w:tcPr>
-          <w:p>
-            <w:pPr>
-              <w:spacing w:after="0" w:line="250"/>
-            </w:pPr>
-            <w:r>
-              <w:rPr>
-                <w:rFonts w:ascii="Calibri" w:cs="Calibri" w:eastAsia="Calibri" w:hAnsi="Calibri"/>
+            <w:shd w:fill="F2F2F2" w:val="clear"/>
+            <w:tcMar>
+              <w:top w:type="dxa" w:w="90"/>
+              <w:left w:type="dxa" w:w="130"/>
+              <w:bottom w:type="dxa" w:w="90"/>
+              <w:right w:type="dxa" w:w="130"/>
+            </w:tcMar>
+          </w:tcPr>
+          <w:p>
+            <w:pPr>
+              <w:spacing w:after="0" w:line="250"/>
+            </w:pPr>
+            <w:r>
+              <w:rPr>
+                <w:rFonts w:ascii="Georgia" w:cs="Georgia" w:eastAsia="Georgia" w:hAnsi="Georgia"/>
                 <w:b/>
                 <w:bCs/>
-                <w:color w:val="06302E"/>
+                <w:color w:val="1A1A1A"/>
                 <w:sz w:val="20"/>
                 <w:szCs w:val="20"/>
               </w:rPr>
@@ -4522,8 +4522,8 @@
             </w:pPr>
             <w:r>
               <w:rPr>
-                <w:rFonts w:ascii="Calibri" w:cs="Calibri" w:eastAsia="Calibri" w:hAnsi="Calibri"/>
-                <w:color w:val="1E2E2C"/>
+                <w:rFonts w:ascii="Georgia" w:cs="Georgia" w:eastAsia="Georgia" w:hAnsi="Georgia"/>
+                <w:color w:val="222222"/>
                 <w:sz w:val="20"/>
                 <w:szCs w:val="20"/>
               </w:rPr>
@@ -4547,8 +4547,8 @@
             </w:pPr>
             <w:r>
               <w:rPr>
-                <w:rFonts w:ascii="Calibri" w:cs="Calibri" w:eastAsia="Calibri" w:hAnsi="Calibri"/>
-                <w:color w:val="1E2E2C"/>
+                <w:rFonts w:ascii="Georgia" w:cs="Georgia" w:eastAsia="Georgia" w:hAnsi="Georgia"/>
+                <w:color w:val="222222"/>
                 <w:sz w:val="20"/>
                 <w:szCs w:val="20"/>
               </w:rPr>
@@ -4572,8 +4572,8 @@
             </w:pPr>
             <w:r>
               <w:rPr>
-                <w:rFonts w:ascii="Calibri" w:cs="Calibri" w:eastAsia="Calibri" w:hAnsi="Calibri"/>
-                <w:color w:val="1E2E2C"/>
+                <w:rFonts w:ascii="Georgia" w:cs="Georgia" w:eastAsia="Georgia" w:hAnsi="Georgia"/>
+                <w:color w:val="222222"/>
                 <w:sz w:val="20"/>
                 <w:szCs w:val="20"/>
               </w:rPr>
@@ -4602,8 +4602,8 @@
             </w:pPr>
             <w:r>
               <w:rPr>
-                <w:rFonts w:ascii="Calibri" w:cs="Calibri" w:eastAsia="Calibri" w:hAnsi="Calibri"/>
-                <w:color w:val="1E2E2C"/>
+                <w:rFonts w:ascii="Georgia" w:cs="Georgia" w:eastAsia="Georgia" w:hAnsi="Georgia"/>
+                <w:color w:val="222222"/>
                 <w:sz w:val="20"/>
                 <w:szCs w:val="20"/>
               </w:rPr>
@@ -4627,8 +4627,8 @@
             </w:pPr>
             <w:r>
               <w:rPr>
-                <w:rFonts w:ascii="Calibri" w:cs="Calibri" w:eastAsia="Calibri" w:hAnsi="Calibri"/>
-                <w:color w:val="1E2E2C"/>
+                <w:rFonts w:ascii="Georgia" w:cs="Georgia" w:eastAsia="Georgia" w:hAnsi="Georgia"/>
+                <w:color w:val="222222"/>
                 <w:sz w:val="20"/>
                 <w:szCs w:val="20"/>
               </w:rPr>
@@ -4652,8 +4652,8 @@
             </w:pPr>
             <w:r>
               <w:rPr>
-                <w:rFonts w:ascii="Calibri" w:cs="Calibri" w:eastAsia="Calibri" w:hAnsi="Calibri"/>
-                <w:color w:val="1E2E2C"/>
+                <w:rFonts w:ascii="Georgia" w:cs="Georgia" w:eastAsia="Georgia" w:hAnsi="Georgia"/>
+                <w:color w:val="222222"/>
                 <w:sz w:val="20"/>
                 <w:szCs w:val="20"/>
               </w:rPr>
@@ -4682,8 +4682,8 @@
             </w:pPr>
             <w:r>
               <w:rPr>
-                <w:rFonts w:ascii="Calibri" w:cs="Calibri" w:eastAsia="Calibri" w:hAnsi="Calibri"/>
-                <w:color w:val="1E2E2C"/>
+                <w:rFonts w:ascii="Georgia" w:cs="Georgia" w:eastAsia="Georgia" w:hAnsi="Georgia"/>
+                <w:color w:val="222222"/>
                 <w:sz w:val="20"/>
                 <w:szCs w:val="20"/>
               </w:rPr>
@@ -4707,8 +4707,8 @@
             </w:pPr>
             <w:r>
               <w:rPr>
-                <w:rFonts w:ascii="Calibri" w:cs="Calibri" w:eastAsia="Calibri" w:hAnsi="Calibri"/>
-                <w:color w:val="1E2E2C"/>
+                <w:rFonts w:ascii="Georgia" w:cs="Georgia" w:eastAsia="Georgia" w:hAnsi="Georgia"/>
+                <w:color w:val="222222"/>
                 <w:sz w:val="20"/>
                 <w:szCs w:val="20"/>
               </w:rPr>
@@ -4732,8 +4732,8 @@
             </w:pPr>
             <w:r>
               <w:rPr>
-                <w:rFonts w:ascii="Calibri" w:cs="Calibri" w:eastAsia="Calibri" w:hAnsi="Calibri"/>
-                <w:color w:val="1E2E2C"/>
+                <w:rFonts w:ascii="Georgia" w:cs="Georgia" w:eastAsia="Georgia" w:hAnsi="Georgia"/>
+                <w:color w:val="222222"/>
                 <w:sz w:val="20"/>
                 <w:szCs w:val="20"/>
               </w:rPr>
@@ -4762,8 +4762,8 @@
             </w:pPr>
             <w:r>
               <w:rPr>
-                <w:rFonts w:ascii="Calibri" w:cs="Calibri" w:eastAsia="Calibri" w:hAnsi="Calibri"/>
-                <w:color w:val="1E2E2C"/>
+                <w:rFonts w:ascii="Georgia" w:cs="Georgia" w:eastAsia="Georgia" w:hAnsi="Georgia"/>
+                <w:color w:val="222222"/>
                 <w:sz w:val="20"/>
                 <w:szCs w:val="20"/>
               </w:rPr>
@@ -4787,8 +4787,8 @@
             </w:pPr>
             <w:r>
               <w:rPr>
-                <w:rFonts w:ascii="Calibri" w:cs="Calibri" w:eastAsia="Calibri" w:hAnsi="Calibri"/>
-                <w:color w:val="1E2E2C"/>
+                <w:rFonts w:ascii="Georgia" w:cs="Georgia" w:eastAsia="Georgia" w:hAnsi="Georgia"/>
+                <w:color w:val="222222"/>
                 <w:sz w:val="20"/>
                 <w:szCs w:val="20"/>
               </w:rPr>
@@ -4812,8 +4812,8 @@
             </w:pPr>
             <w:r>
               <w:rPr>
-                <w:rFonts w:ascii="Calibri" w:cs="Calibri" w:eastAsia="Calibri" w:hAnsi="Calibri"/>
-                <w:color w:val="1E2E2C"/>
+                <w:rFonts w:ascii="Georgia" w:cs="Georgia" w:eastAsia="Georgia" w:hAnsi="Georgia"/>
+                <w:color w:val="222222"/>
                 <w:sz w:val="20"/>
                 <w:szCs w:val="20"/>
               </w:rPr>
@@ -4842,8 +4842,8 @@
             </w:pPr>
             <w:r>
               <w:rPr>
-                <w:rFonts w:ascii="Calibri" w:cs="Calibri" w:eastAsia="Calibri" w:hAnsi="Calibri"/>
-                <w:color w:val="1E2E2C"/>
+                <w:rFonts w:ascii="Georgia" w:cs="Georgia" w:eastAsia="Georgia" w:hAnsi="Georgia"/>
+                <w:color w:val="222222"/>
                 <w:sz w:val="20"/>
                 <w:szCs w:val="20"/>
               </w:rPr>
@@ -4867,8 +4867,8 @@
             </w:pPr>
             <w:r>
               <w:rPr>
-                <w:rFonts w:ascii="Calibri" w:cs="Calibri" w:eastAsia="Calibri" w:hAnsi="Calibri"/>
-                <w:color w:val="1E2E2C"/>
+                <w:rFonts w:ascii="Georgia" w:cs="Georgia" w:eastAsia="Georgia" w:hAnsi="Georgia"/>
+                <w:color w:val="222222"/>
                 <w:sz w:val="20"/>
                 <w:szCs w:val="20"/>
               </w:rPr>
@@ -4892,8 +4892,8 @@
             </w:pPr>
             <w:r>
               <w:rPr>
-                <w:rFonts w:ascii="Calibri" w:cs="Calibri" w:eastAsia="Calibri" w:hAnsi="Calibri"/>
-                <w:color w:val="1E2E2C"/>
+                <w:rFonts w:ascii="Georgia" w:cs="Georgia" w:eastAsia="Georgia" w:hAnsi="Georgia"/>
+                <w:color w:val="222222"/>
                 <w:sz w:val="20"/>
                 <w:szCs w:val="20"/>
               </w:rPr>
@@ -4922,8 +4922,8 @@
             </w:pPr>
             <w:r>
               <w:rPr>
-                <w:rFonts w:ascii="Calibri" w:cs="Calibri" w:eastAsia="Calibri" w:hAnsi="Calibri"/>
-                <w:color w:val="1E2E2C"/>
+                <w:rFonts w:ascii="Georgia" w:cs="Georgia" w:eastAsia="Georgia" w:hAnsi="Georgia"/>
+                <w:color w:val="222222"/>
                 <w:sz w:val="20"/>
                 <w:szCs w:val="20"/>
               </w:rPr>
@@ -4947,8 +4947,8 @@
             </w:pPr>
             <w:r>
               <w:rPr>
-                <w:rFonts w:ascii="Calibri" w:cs="Calibri" w:eastAsia="Calibri" w:hAnsi="Calibri"/>
-                <w:color w:val="1E2E2C"/>
+                <w:rFonts w:ascii="Georgia" w:cs="Georgia" w:eastAsia="Georgia" w:hAnsi="Georgia"/>
+                <w:color w:val="222222"/>
                 <w:sz w:val="20"/>
                 <w:szCs w:val="20"/>
               </w:rPr>
@@ -4956,11 +4956,11 @@
             </w:r>
             <w:r>
               <w:rPr>
-                <w:rFonts w:ascii="Calibri" w:cs="Calibri" w:eastAsia="Calibri" w:hAnsi="Calibri"/>
-                <w:color w:val="1E2E2C"/>
-                <w:sz w:val="20"/>
-                <w:szCs w:val="20"/>
-                <w:shd w:fill="FFF4D6" w:val="clear"/>
+                <w:rFonts w:ascii="Georgia" w:cs="Georgia" w:eastAsia="Georgia" w:hAnsi="Georgia"/>
+                <w:color w:val="222222"/>
+                <w:sz w:val="20"/>
+                <w:szCs w:val="20"/>
+                <w:shd w:fill="ECECEC" w:val="clear"/>
               </w:rPr>
               <w:t xml:space="preserve">[DESCRIBE]</w:t>
             </w:r>
@@ -4982,8 +4982,8 @@
             </w:pPr>
             <w:r>
               <w:rPr>
-                <w:rFonts w:ascii="Calibri" w:cs="Calibri" w:eastAsia="Calibri" w:hAnsi="Calibri"/>
-                <w:color w:val="1E2E2C"/>
+                <w:rFonts w:ascii="Georgia" w:cs="Georgia" w:eastAsia="Georgia" w:hAnsi="Georgia"/>
+                <w:color w:val="222222"/>
                 <w:sz w:val="20"/>
                 <w:szCs w:val="20"/>
               </w:rPr>
@@ -5012,8 +5012,8 @@
             </w:pPr>
             <w:r>
               <w:rPr>
-                <w:rFonts w:ascii="Calibri" w:cs="Calibri" w:eastAsia="Calibri" w:hAnsi="Calibri"/>
-                <w:color w:val="1E2E2C"/>
+                <w:rFonts w:ascii="Georgia" w:cs="Georgia" w:eastAsia="Georgia" w:hAnsi="Georgia"/>
+                <w:color w:val="222222"/>
                 <w:sz w:val="20"/>
                 <w:szCs w:val="20"/>
               </w:rPr>
@@ -5037,8 +5037,8 @@
             </w:pPr>
             <w:r>
               <w:rPr>
-                <w:rFonts w:ascii="Calibri" w:cs="Calibri" w:eastAsia="Calibri" w:hAnsi="Calibri"/>
-                <w:color w:val="1E2E2C"/>
+                <w:rFonts w:ascii="Georgia" w:cs="Georgia" w:eastAsia="Georgia" w:hAnsi="Georgia"/>
+                <w:color w:val="222222"/>
                 <w:sz w:val="20"/>
                 <w:szCs w:val="20"/>
               </w:rPr>
@@ -5062,8 +5062,8 @@
             </w:pPr>
             <w:r>
               <w:rPr>
-                <w:rFonts w:ascii="Calibri" w:cs="Calibri" w:eastAsia="Calibri" w:hAnsi="Calibri"/>
-                <w:color w:val="1E2E2C"/>
+                <w:rFonts w:ascii="Georgia" w:cs="Georgia" w:eastAsia="Georgia" w:hAnsi="Georgia"/>
+                <w:color w:val="222222"/>
                 <w:sz w:val="20"/>
                 <w:szCs w:val="20"/>
               </w:rPr>
@@ -5081,7 +5081,7 @@
     <w:p>
       <w:pPr>
         <w:pBdr>
-          <w:bottom w:val="single" w:color="C9D6D3" w:sz="6"/>
+          <w:bottom w:val="single" w:color="C8C8C8" w:sz="6"/>
         </w:pBdr>
         <w:spacing w:after="200" w:before="200"/>
       </w:pPr>
@@ -5090,16 +5090,16 @@
       <w:pPr>
         <w:pStyle w:val="Heading2"/>
         <w:pBdr>
-          <w:bottom w:val="single" w:color="12B84F" w:sz="6"/>
+          <w:bottom w:val="single" w:color="8C8C8C" w:sz="6"/>
         </w:pBdr>
         <w:spacing w:after="130" w:before="320"/>
       </w:pPr>
       <w:r>
         <w:rPr>
-          <w:rFonts w:ascii="Calibri" w:cs="Calibri" w:eastAsia="Calibri" w:hAnsi="Calibri"/>
+          <w:rFonts w:ascii="Georgia" w:cs="Georgia" w:eastAsia="Georgia" w:hAnsi="Georgia"/>
           <w:b/>
           <w:bCs/>
-          <w:color w:val="06302E"/>
+          <w:color w:val="1A1A1A"/>
           <w:sz w:val="23"/>
           <w:szCs w:val="23"/>
         </w:rPr>
@@ -5112,8 +5112,8 @@
       </w:pPr>
       <w:r>
         <w:rPr>
-          <w:rFonts w:ascii="Calibri" w:cs="Calibri" w:eastAsia="Calibri" w:hAnsi="Calibri"/>
-          <w:color w:val="1E2E2C"/>
+          <w:rFonts w:ascii="Georgia" w:cs="Georgia" w:eastAsia="Georgia" w:hAnsi="Georgia"/>
+          <w:color w:val="222222"/>
           <w:sz w:val="21"/>
           <w:szCs w:val="21"/>
         </w:rPr>
@@ -5124,12 +5124,12 @@
       <w:tblPr>
         <w:tblW w:type="dxa" w:w="9458"/>
         <w:tblBorders>
-          <w:top w:val="single" w:color="C9D6D3" w:sz="2"/>
-          <w:left w:val="single" w:color="C9D6D3" w:sz="2"/>
-          <w:bottom w:val="single" w:color="C9D6D3" w:sz="2"/>
-          <w:right w:val="single" w:color="C9D6D3" w:sz="2"/>
-          <w:insideH w:val="single" w:color="C9D6D3" w:sz="2"/>
-          <w:insideV w:val="single" w:color="C9D6D3" w:sz="2"/>
+          <w:top w:val="single" w:color="C8C8C8" w:sz="2"/>
+          <w:left w:val="single" w:color="C8C8C8" w:sz="2"/>
+          <w:bottom w:val="single" w:color="C8C8C8" w:sz="2"/>
+          <w:right w:val="single" w:color="C8C8C8" w:sz="2"/>
+          <w:insideH w:val="single" w:color="C8C8C8" w:sz="2"/>
+          <w:insideV w:val="single" w:color="C8C8C8" w:sz="2"/>
         </w:tblBorders>
       </w:tblPr>
       <w:tblGrid>
@@ -5146,24 +5146,24 @@
         <w:tc>
           <w:tcPr>
             <w:tcW w:type="dxa" w:w="3216"/>
-            <w:shd w:fill="EEF4F2" w:val="clear"/>
-            <w:tcMar>
-              <w:top w:type="dxa" w:w="90"/>
-              <w:left w:type="dxa" w:w="130"/>
-              <w:bottom w:type="dxa" w:w="90"/>
-              <w:right w:type="dxa" w:w="130"/>
-            </w:tcMar>
-          </w:tcPr>
-          <w:p>
-            <w:pPr>
-              <w:spacing w:after="0" w:line="250"/>
-            </w:pPr>
-            <w:r>
-              <w:rPr>
-                <w:rFonts w:ascii="Calibri" w:cs="Calibri" w:eastAsia="Calibri" w:hAnsi="Calibri"/>
+            <w:shd w:fill="F2F2F2" w:val="clear"/>
+            <w:tcMar>
+              <w:top w:type="dxa" w:w="90"/>
+              <w:left w:type="dxa" w:w="130"/>
+              <w:bottom w:type="dxa" w:w="90"/>
+              <w:right w:type="dxa" w:w="130"/>
+            </w:tcMar>
+          </w:tcPr>
+          <w:p>
+            <w:pPr>
+              <w:spacing w:after="0" w:line="250"/>
+            </w:pPr>
+            <w:r>
+              <w:rPr>
+                <w:rFonts w:ascii="Georgia" w:cs="Georgia" w:eastAsia="Georgia" w:hAnsi="Georgia"/>
                 <w:b/>
                 <w:bCs/>
-                <w:color w:val="06302E"/>
+                <w:color w:val="1A1A1A"/>
                 <w:sz w:val="20"/>
                 <w:szCs w:val="20"/>
               </w:rPr>
@@ -5174,24 +5174,24 @@
         <w:tc>
           <w:tcPr>
             <w:tcW w:type="dxa" w:w="1560"/>
-            <w:shd w:fill="EEF4F2" w:val="clear"/>
-            <w:tcMar>
-              <w:top w:type="dxa" w:w="90"/>
-              <w:left w:type="dxa" w:w="130"/>
-              <w:bottom w:type="dxa" w:w="90"/>
-              <w:right w:type="dxa" w:w="130"/>
-            </w:tcMar>
-          </w:tcPr>
-          <w:p>
-            <w:pPr>
-              <w:spacing w:after="0" w:line="250"/>
-            </w:pPr>
-            <w:r>
-              <w:rPr>
-                <w:rFonts w:ascii="Calibri" w:cs="Calibri" w:eastAsia="Calibri" w:hAnsi="Calibri"/>
+            <w:shd w:fill="F2F2F2" w:val="clear"/>
+            <w:tcMar>
+              <w:top w:type="dxa" w:w="90"/>
+              <w:left w:type="dxa" w:w="130"/>
+              <w:bottom w:type="dxa" w:w="90"/>
+              <w:right w:type="dxa" w:w="130"/>
+            </w:tcMar>
+          </w:tcPr>
+          <w:p>
+            <w:pPr>
+              <w:spacing w:after="0" w:line="250"/>
+            </w:pPr>
+            <w:r>
+              <w:rPr>
+                <w:rFonts w:ascii="Georgia" w:cs="Georgia" w:eastAsia="Georgia" w:hAnsi="Georgia"/>
                 <w:b/>
                 <w:bCs/>
-                <w:color w:val="06302E"/>
+                <w:color w:val="1A1A1A"/>
                 <w:sz w:val="20"/>
                 <w:szCs w:val="20"/>
               </w:rPr>
@@ -5202,24 +5202,24 @@
         <w:tc>
           <w:tcPr>
             <w:tcW w:type="dxa" w:w="1560"/>
-            <w:shd w:fill="EEF4F2" w:val="clear"/>
-            <w:tcMar>
-              <w:top w:type="dxa" w:w="90"/>
-              <w:left w:type="dxa" w:w="130"/>
-              <w:bottom w:type="dxa" w:w="90"/>
-              <w:right w:type="dxa" w:w="130"/>
-            </w:tcMar>
-          </w:tcPr>
-          <w:p>
-            <w:pPr>
-              <w:spacing w:after="0" w:line="250"/>
-            </w:pPr>
-            <w:r>
-              <w:rPr>
-                <w:rFonts w:ascii="Calibri" w:cs="Calibri" w:eastAsia="Calibri" w:hAnsi="Calibri"/>
+            <w:shd w:fill="F2F2F2" w:val="clear"/>
+            <w:tcMar>
+              <w:top w:type="dxa" w:w="90"/>
+              <w:left w:type="dxa" w:w="130"/>
+              <w:bottom w:type="dxa" w:w="90"/>
+              <w:right w:type="dxa" w:w="130"/>
+            </w:tcMar>
+          </w:tcPr>
+          <w:p>
+            <w:pPr>
+              <w:spacing w:after="0" w:line="250"/>
+            </w:pPr>
+            <w:r>
+              <w:rPr>
+                <w:rFonts w:ascii="Georgia" w:cs="Georgia" w:eastAsia="Georgia" w:hAnsi="Georgia"/>
                 <w:b/>
                 <w:bCs/>
-                <w:color w:val="06302E"/>
+                <w:color w:val="1A1A1A"/>
                 <w:sz w:val="20"/>
                 <w:szCs w:val="20"/>
               </w:rPr>
@@ -5230,24 +5230,24 @@
         <w:tc>
           <w:tcPr>
             <w:tcW w:type="dxa" w:w="1560"/>
-            <w:shd w:fill="EEF4F2" w:val="clear"/>
-            <w:tcMar>
-              <w:top w:type="dxa" w:w="90"/>
-              <w:left w:type="dxa" w:w="130"/>
-              <w:bottom w:type="dxa" w:w="90"/>
-              <w:right w:type="dxa" w:w="130"/>
-            </w:tcMar>
-          </w:tcPr>
-          <w:p>
-            <w:pPr>
-              <w:spacing w:after="0" w:line="250"/>
-            </w:pPr>
-            <w:r>
-              <w:rPr>
-                <w:rFonts w:ascii="Calibri" w:cs="Calibri" w:eastAsia="Calibri" w:hAnsi="Calibri"/>
+            <w:shd w:fill="F2F2F2" w:val="clear"/>
+            <w:tcMar>
+              <w:top w:type="dxa" w:w="90"/>
+              <w:left w:type="dxa" w:w="130"/>
+              <w:bottom w:type="dxa" w:w="90"/>
+              <w:right w:type="dxa" w:w="130"/>
+            </w:tcMar>
+          </w:tcPr>
+          <w:p>
+            <w:pPr>
+              <w:spacing w:after="0" w:line="250"/>
+            </w:pPr>
+            <w:r>
+              <w:rPr>
+                <w:rFonts w:ascii="Georgia" w:cs="Georgia" w:eastAsia="Georgia" w:hAnsi="Georgia"/>
                 <w:b/>
                 <w:bCs/>
-                <w:color w:val="06302E"/>
+                <w:color w:val="1A1A1A"/>
                 <w:sz w:val="20"/>
                 <w:szCs w:val="20"/>
               </w:rPr>
@@ -5258,24 +5258,24 @@
         <w:tc>
           <w:tcPr>
             <w:tcW w:type="dxa" w:w="1562"/>
-            <w:shd w:fill="EEF4F2" w:val="clear"/>
-            <w:tcMar>
-              <w:top w:type="dxa" w:w="90"/>
-              <w:left w:type="dxa" w:w="130"/>
-              <w:bottom w:type="dxa" w:w="90"/>
-              <w:right w:type="dxa" w:w="130"/>
-            </w:tcMar>
-          </w:tcPr>
-          <w:p>
-            <w:pPr>
-              <w:spacing w:after="0" w:line="250"/>
-            </w:pPr>
-            <w:r>
-              <w:rPr>
-                <w:rFonts w:ascii="Calibri" w:cs="Calibri" w:eastAsia="Calibri" w:hAnsi="Calibri"/>
+            <w:shd w:fill="F2F2F2" w:val="clear"/>
+            <w:tcMar>
+              <w:top w:type="dxa" w:w="90"/>
+              <w:left w:type="dxa" w:w="130"/>
+              <w:bottom w:type="dxa" w:w="90"/>
+              <w:right w:type="dxa" w:w="130"/>
+            </w:tcMar>
+          </w:tcPr>
+          <w:p>
+            <w:pPr>
+              <w:spacing w:after="0" w:line="250"/>
+            </w:pPr>
+            <w:r>
+              <w:rPr>
+                <w:rFonts w:ascii="Georgia" w:cs="Georgia" w:eastAsia="Georgia" w:hAnsi="Georgia"/>
                 <w:b/>
                 <w:bCs/>
-                <w:color w:val="06302E"/>
+                <w:color w:val="1A1A1A"/>
                 <w:sz w:val="20"/>
                 <w:szCs w:val="20"/>
               </w:rPr>
@@ -5304,8 +5304,8 @@
             </w:pPr>
             <w:r>
               <w:rPr>
-                <w:rFonts w:ascii="Calibri" w:cs="Calibri" w:eastAsia="Calibri" w:hAnsi="Calibri"/>
-                <w:color w:val="1E2E2C"/>
+                <w:rFonts w:ascii="Georgia" w:cs="Georgia" w:eastAsia="Georgia" w:hAnsi="Georgia"/>
+                <w:color w:val="222222"/>
                 <w:sz w:val="20"/>
                 <w:szCs w:val="20"/>
               </w:rPr>
@@ -5329,8 +5329,8 @@
             </w:pPr>
             <w:r>
               <w:rPr>
-                <w:rFonts w:ascii="Calibri" w:cs="Calibri" w:eastAsia="Calibri" w:hAnsi="Calibri"/>
-                <w:color w:val="1E2E2C"/>
+                <w:rFonts w:ascii="Georgia" w:cs="Georgia" w:eastAsia="Georgia" w:hAnsi="Georgia"/>
+                <w:color w:val="222222"/>
                 <w:sz w:val="20"/>
                 <w:szCs w:val="20"/>
               </w:rPr>
@@ -5354,11 +5354,11 @@
             </w:pPr>
             <w:r>
               <w:rPr>
-                <w:rFonts w:ascii="Calibri" w:cs="Calibri" w:eastAsia="Calibri" w:hAnsi="Calibri"/>
-                <w:color w:val="1E2E2C"/>
-                <w:sz w:val="20"/>
-                <w:szCs w:val="20"/>
-                <w:shd w:fill="FFF4D6" w:val="clear"/>
+                <w:rFonts w:ascii="Georgia" w:cs="Georgia" w:eastAsia="Georgia" w:hAnsi="Georgia"/>
+                <w:color w:val="222222"/>
+                <w:sz w:val="20"/>
+                <w:szCs w:val="20"/>
+                <w:shd w:fill="ECECEC" w:val="clear"/>
               </w:rPr>
               <w:t xml:space="preserve">[NAMRA]</w:t>
             </w:r>
@@ -5380,8 +5380,8 @@
             </w:pPr>
             <w:r>
               <w:rPr>
-                <w:rFonts w:ascii="Calibri" w:cs="Calibri" w:eastAsia="Calibri" w:hAnsi="Calibri"/>
-                <w:color w:val="1E2E2C"/>
+                <w:rFonts w:ascii="Georgia" w:cs="Georgia" w:eastAsia="Georgia" w:hAnsi="Georgia"/>
+                <w:color w:val="222222"/>
                 <w:sz w:val="20"/>
                 <w:szCs w:val="20"/>
               </w:rPr>
@@ -5405,11 +5405,11 @@
             </w:pPr>
             <w:r>
               <w:rPr>
-                <w:rFonts w:ascii="Calibri" w:cs="Calibri" w:eastAsia="Calibri" w:hAnsi="Calibri"/>
-                <w:color w:val="1E2E2C"/>
-                <w:sz w:val="20"/>
-                <w:szCs w:val="20"/>
-                <w:shd w:fill="FFF4D6" w:val="clear"/>
+                <w:rFonts w:ascii="Georgia" w:cs="Georgia" w:eastAsia="Georgia" w:hAnsi="Georgia"/>
+                <w:color w:val="222222"/>
+                <w:sz w:val="20"/>
+                <w:szCs w:val="20"/>
+                <w:shd w:fill="ECECEC" w:val="clear"/>
               </w:rPr>
               <w:t xml:space="preserve">[ONGOING]</w:t>
             </w:r>
@@ -5436,8 +5436,8 @@
             </w:pPr>
             <w:r>
               <w:rPr>
-                <w:rFonts w:ascii="Calibri" w:cs="Calibri" w:eastAsia="Calibri" w:hAnsi="Calibri"/>
-                <w:color w:val="1E2E2C"/>
+                <w:rFonts w:ascii="Georgia" w:cs="Georgia" w:eastAsia="Georgia" w:hAnsi="Georgia"/>
+                <w:color w:val="222222"/>
                 <w:sz w:val="20"/>
                 <w:szCs w:val="20"/>
               </w:rPr>
@@ -5461,8 +5461,8 @@
             </w:pPr>
             <w:r>
               <w:rPr>
-                <w:rFonts w:ascii="Calibri" w:cs="Calibri" w:eastAsia="Calibri" w:hAnsi="Calibri"/>
-                <w:color w:val="1E2E2C"/>
+                <w:rFonts w:ascii="Georgia" w:cs="Georgia" w:eastAsia="Georgia" w:hAnsi="Georgia"/>
+                <w:color w:val="222222"/>
                 <w:sz w:val="20"/>
                 <w:szCs w:val="20"/>
               </w:rPr>
@@ -5486,11 +5486,11 @@
             </w:pPr>
             <w:r>
               <w:rPr>
-                <w:rFonts w:ascii="Calibri" w:cs="Calibri" w:eastAsia="Calibri" w:hAnsi="Calibri"/>
-                <w:color w:val="1E2E2C"/>
-                <w:sz w:val="20"/>
-                <w:szCs w:val="20"/>
-                <w:shd w:fill="FFF4D6" w:val="clear"/>
+                <w:rFonts w:ascii="Georgia" w:cs="Georgia" w:eastAsia="Georgia" w:hAnsi="Georgia"/>
+                <w:color w:val="222222"/>
+                <w:sz w:val="20"/>
+                <w:szCs w:val="20"/>
+                <w:shd w:fill="ECECEC" w:val="clear"/>
               </w:rPr>
               <w:t xml:space="preserve">[SSC]</w:t>
             </w:r>
@@ -5512,8 +5512,8 @@
             </w:pPr>
             <w:r>
               <w:rPr>
-                <w:rFonts w:ascii="Calibri" w:cs="Calibri" w:eastAsia="Calibri" w:hAnsi="Calibri"/>
-                <w:color w:val="1E2E2C"/>
+                <w:rFonts w:ascii="Georgia" w:cs="Georgia" w:eastAsia="Georgia" w:hAnsi="Georgia"/>
+                <w:color w:val="222222"/>
                 <w:sz w:val="20"/>
                 <w:szCs w:val="20"/>
               </w:rPr>
@@ -5537,11 +5537,11 @@
             </w:pPr>
             <w:r>
               <w:rPr>
-                <w:rFonts w:ascii="Calibri" w:cs="Calibri" w:eastAsia="Calibri" w:hAnsi="Calibri"/>
-                <w:color w:val="1E2E2C"/>
-                <w:sz w:val="20"/>
-                <w:szCs w:val="20"/>
-                <w:shd w:fill="FFF4D6" w:val="clear"/>
+                <w:rFonts w:ascii="Georgia" w:cs="Georgia" w:eastAsia="Georgia" w:hAnsi="Georgia"/>
+                <w:color w:val="222222"/>
+                <w:sz w:val="20"/>
+                <w:szCs w:val="20"/>
+                <w:shd w:fill="ECECEC" w:val="clear"/>
               </w:rPr>
               <w:t xml:space="preserve">[ONGOING]</w:t>
             </w:r>
@@ -5568,8 +5568,8 @@
             </w:pPr>
             <w:r>
               <w:rPr>
-                <w:rFonts w:ascii="Calibri" w:cs="Calibri" w:eastAsia="Calibri" w:hAnsi="Calibri"/>
-                <w:color w:val="1E2E2C"/>
+                <w:rFonts w:ascii="Georgia" w:cs="Georgia" w:eastAsia="Georgia" w:hAnsi="Georgia"/>
+                <w:color w:val="222222"/>
                 <w:sz w:val="20"/>
                 <w:szCs w:val="20"/>
               </w:rPr>
@@ -5593,8 +5593,8 @@
             </w:pPr>
             <w:r>
               <w:rPr>
-                <w:rFonts w:ascii="Calibri" w:cs="Calibri" w:eastAsia="Calibri" w:hAnsi="Calibri"/>
-                <w:color w:val="1E2E2C"/>
+                <w:rFonts w:ascii="Georgia" w:cs="Georgia" w:eastAsia="Georgia" w:hAnsi="Georgia"/>
+                <w:color w:val="222222"/>
                 <w:sz w:val="20"/>
                 <w:szCs w:val="20"/>
               </w:rPr>
@@ -5618,11 +5618,11 @@
             </w:pPr>
             <w:r>
               <w:rPr>
-                <w:rFonts w:ascii="Calibri" w:cs="Calibri" w:eastAsia="Calibri" w:hAnsi="Calibri"/>
-                <w:color w:val="1E2E2C"/>
-                <w:sz w:val="20"/>
-                <w:szCs w:val="20"/>
-                <w:shd w:fill="FFF4D6" w:val="clear"/>
+                <w:rFonts w:ascii="Georgia" w:cs="Georgia" w:eastAsia="Georgia" w:hAnsi="Georgia"/>
+                <w:color w:val="222222"/>
+                <w:sz w:val="20"/>
+                <w:szCs w:val="20"/>
+                <w:shd w:fill="ECECEC" w:val="clear"/>
               </w:rPr>
               <w:t xml:space="preserve">[FUND NAME]</w:t>
             </w:r>
@@ -5644,8 +5644,8 @@
             </w:pPr>
             <w:r>
               <w:rPr>
-                <w:rFonts w:ascii="Calibri" w:cs="Calibri" w:eastAsia="Calibri" w:hAnsi="Calibri"/>
-                <w:color w:val="1E2E2C"/>
+                <w:rFonts w:ascii="Georgia" w:cs="Georgia" w:eastAsia="Georgia" w:hAnsi="Georgia"/>
+                <w:color w:val="222222"/>
                 <w:sz w:val="20"/>
                 <w:szCs w:val="20"/>
               </w:rPr>
@@ -5669,11 +5669,11 @@
             </w:pPr>
             <w:r>
               <w:rPr>
-                <w:rFonts w:ascii="Calibri" w:cs="Calibri" w:eastAsia="Calibri" w:hAnsi="Calibri"/>
-                <w:color w:val="1E2E2C"/>
-                <w:sz w:val="20"/>
-                <w:szCs w:val="20"/>
-                <w:shd w:fill="FFF4D6" w:val="clear"/>
+                <w:rFonts w:ascii="Georgia" w:cs="Georgia" w:eastAsia="Georgia" w:hAnsi="Georgia"/>
+                <w:color w:val="222222"/>
+                <w:sz w:val="20"/>
+                <w:szCs w:val="20"/>
+                <w:shd w:fill="ECECEC" w:val="clear"/>
               </w:rPr>
               <w:t xml:space="preserve">[ONGOING]</w:t>
             </w:r>
@@ -5700,8 +5700,8 @@
             </w:pPr>
             <w:r>
               <w:rPr>
-                <w:rFonts w:ascii="Calibri" w:cs="Calibri" w:eastAsia="Calibri" w:hAnsi="Calibri"/>
-                <w:color w:val="1E2E2C"/>
+                <w:rFonts w:ascii="Georgia" w:cs="Georgia" w:eastAsia="Georgia" w:hAnsi="Georgia"/>
+                <w:color w:val="222222"/>
                 <w:sz w:val="20"/>
                 <w:szCs w:val="20"/>
               </w:rPr>
@@ -5725,8 +5725,8 @@
             </w:pPr>
             <w:r>
               <w:rPr>
-                <w:rFonts w:ascii="Calibri" w:cs="Calibri" w:eastAsia="Calibri" w:hAnsi="Calibri"/>
-                <w:color w:val="1E2E2C"/>
+                <w:rFonts w:ascii="Georgia" w:cs="Georgia" w:eastAsia="Georgia" w:hAnsi="Georgia"/>
+                <w:color w:val="222222"/>
                 <w:sz w:val="20"/>
                 <w:szCs w:val="20"/>
               </w:rPr>
@@ -5750,11 +5750,11 @@
             </w:pPr>
             <w:r>
               <w:rPr>
-                <w:rFonts w:ascii="Calibri" w:cs="Calibri" w:eastAsia="Calibri" w:hAnsi="Calibri"/>
-                <w:color w:val="1E2E2C"/>
-                <w:sz w:val="20"/>
-                <w:szCs w:val="20"/>
-                <w:shd w:fill="FFF4D6" w:val="clear"/>
+                <w:rFonts w:ascii="Georgia" w:cs="Georgia" w:eastAsia="Georgia" w:hAnsi="Georgia"/>
+                <w:color w:val="222222"/>
+                <w:sz w:val="20"/>
+                <w:szCs w:val="20"/>
+                <w:shd w:fill="ECECEC" w:val="clear"/>
               </w:rPr>
               <w:t xml:space="preserve">[SCHEME NAME]</w:t>
             </w:r>
@@ -5776,8 +5776,8 @@
             </w:pPr>
             <w:r>
               <w:rPr>
-                <w:rFonts w:ascii="Calibri" w:cs="Calibri" w:eastAsia="Calibri" w:hAnsi="Calibri"/>
-                <w:color w:val="1E2E2C"/>
+                <w:rFonts w:ascii="Georgia" w:cs="Georgia" w:eastAsia="Georgia" w:hAnsi="Georgia"/>
+                <w:color w:val="222222"/>
                 <w:sz w:val="20"/>
                 <w:szCs w:val="20"/>
               </w:rPr>
@@ -5801,11 +5801,11 @@
             </w:pPr>
             <w:r>
               <w:rPr>
-                <w:rFonts w:ascii="Calibri" w:cs="Calibri" w:eastAsia="Calibri" w:hAnsi="Calibri"/>
-                <w:color w:val="1E2E2C"/>
-                <w:sz w:val="20"/>
-                <w:szCs w:val="20"/>
-                <w:shd w:fill="FFF4D6" w:val="clear"/>
+                <w:rFonts w:ascii="Georgia" w:cs="Georgia" w:eastAsia="Georgia" w:hAnsi="Georgia"/>
+                <w:color w:val="222222"/>
+                <w:sz w:val="20"/>
+                <w:szCs w:val="20"/>
+                <w:shd w:fill="ECECEC" w:val="clear"/>
               </w:rPr>
               <w:t xml:space="preserve">[ONGOING]</w:t>
             </w:r>
@@ -5832,8 +5832,8 @@
             </w:pPr>
             <w:r>
               <w:rPr>
-                <w:rFonts w:ascii="Calibri" w:cs="Calibri" w:eastAsia="Calibri" w:hAnsi="Calibri"/>
-                <w:color w:val="1E2E2C"/>
+                <w:rFonts w:ascii="Georgia" w:cs="Georgia" w:eastAsia="Georgia" w:hAnsi="Georgia"/>
+                <w:color w:val="222222"/>
                 <w:sz w:val="20"/>
                 <w:szCs w:val="20"/>
               </w:rPr>
@@ -5857,8 +5857,8 @@
             </w:pPr>
             <w:r>
               <w:rPr>
-                <w:rFonts w:ascii="Calibri" w:cs="Calibri" w:eastAsia="Calibri" w:hAnsi="Calibri"/>
-                <w:color w:val="1E2E2C"/>
+                <w:rFonts w:ascii="Georgia" w:cs="Georgia" w:eastAsia="Georgia" w:hAnsi="Georgia"/>
+                <w:color w:val="222222"/>
                 <w:sz w:val="20"/>
                 <w:szCs w:val="20"/>
               </w:rPr>
@@ -5882,11 +5882,11 @@
             </w:pPr>
             <w:r>
               <w:rPr>
-                <w:rFonts w:ascii="Calibri" w:cs="Calibri" w:eastAsia="Calibri" w:hAnsi="Calibri"/>
-                <w:color w:val="1E2E2C"/>
-                <w:sz w:val="20"/>
-                <w:szCs w:val="20"/>
-                <w:shd w:fill="FFF4D6" w:val="clear"/>
+                <w:rFonts w:ascii="Georgia" w:cs="Georgia" w:eastAsia="Georgia" w:hAnsi="Georgia"/>
+                <w:color w:val="222222"/>
+                <w:sz w:val="20"/>
+                <w:szCs w:val="20"/>
+                <w:shd w:fill="ECECEC" w:val="clear"/>
               </w:rPr>
               <w:t xml:space="preserve">[NAME]</w:t>
             </w:r>
@@ -5908,8 +5908,8 @@
             </w:pPr>
             <w:r>
               <w:rPr>
-                <w:rFonts w:ascii="Calibri" w:cs="Calibri" w:eastAsia="Calibri" w:hAnsi="Calibri"/>
-                <w:color w:val="1E2E2C"/>
+                <w:rFonts w:ascii="Georgia" w:cs="Georgia" w:eastAsia="Georgia" w:hAnsi="Georgia"/>
+                <w:color w:val="222222"/>
                 <w:sz w:val="20"/>
                 <w:szCs w:val="20"/>
               </w:rPr>
@@ -5933,11 +5933,11 @@
             </w:pPr>
             <w:r>
               <w:rPr>
-                <w:rFonts w:ascii="Calibri" w:cs="Calibri" w:eastAsia="Calibri" w:hAnsi="Calibri"/>
-                <w:color w:val="1E2E2C"/>
-                <w:sz w:val="20"/>
-                <w:szCs w:val="20"/>
-                <w:shd w:fill="FFF4D6" w:val="clear"/>
+                <w:rFonts w:ascii="Georgia" w:cs="Georgia" w:eastAsia="Georgia" w:hAnsi="Georgia"/>
+                <w:color w:val="222222"/>
+                <w:sz w:val="20"/>
+                <w:szCs w:val="20"/>
+                <w:shd w:fill="ECECEC" w:val="clear"/>
               </w:rPr>
               <w:t xml:space="preserve">[ONGOING]</w:t>
             </w:r>
@@ -5964,8 +5964,8 @@
             </w:pPr>
             <w:r>
               <w:rPr>
-                <w:rFonts w:ascii="Calibri" w:cs="Calibri" w:eastAsia="Calibri" w:hAnsi="Calibri"/>
-                <w:color w:val="1E2E2C"/>
+                <w:rFonts w:ascii="Georgia" w:cs="Georgia" w:eastAsia="Georgia" w:hAnsi="Georgia"/>
+                <w:color w:val="222222"/>
                 <w:sz w:val="20"/>
                 <w:szCs w:val="20"/>
               </w:rPr>
@@ -5989,8 +5989,8 @@
             </w:pPr>
             <w:r>
               <w:rPr>
-                <w:rFonts w:ascii="Calibri" w:cs="Calibri" w:eastAsia="Calibri" w:hAnsi="Calibri"/>
-                <w:color w:val="1E2E2C"/>
+                <w:rFonts w:ascii="Georgia" w:cs="Georgia" w:eastAsia="Georgia" w:hAnsi="Georgia"/>
+                <w:color w:val="222222"/>
                 <w:sz w:val="20"/>
                 <w:szCs w:val="20"/>
               </w:rPr>
@@ -6014,11 +6014,11 @@
             </w:pPr>
             <w:r>
               <w:rPr>
-                <w:rFonts w:ascii="Calibri" w:cs="Calibri" w:eastAsia="Calibri" w:hAnsi="Calibri"/>
-                <w:color w:val="1E2E2C"/>
-                <w:sz w:val="20"/>
-                <w:szCs w:val="20"/>
-                <w:shd w:fill="FFF4D6" w:val="clear"/>
+                <w:rFonts w:ascii="Georgia" w:cs="Georgia" w:eastAsia="Georgia" w:hAnsi="Georgia"/>
+                <w:color w:val="222222"/>
+                <w:sz w:val="20"/>
+                <w:szCs w:val="20"/>
+                <w:shd w:fill="ECECEC" w:val="clear"/>
               </w:rPr>
               <w:t xml:space="preserve">[LENDER]</w:t>
             </w:r>
@@ -6040,8 +6040,8 @@
             </w:pPr>
             <w:r>
               <w:rPr>
-                <w:rFonts w:ascii="Calibri" w:cs="Calibri" w:eastAsia="Calibri" w:hAnsi="Calibri"/>
-                <w:color w:val="1E2E2C"/>
+                <w:rFonts w:ascii="Georgia" w:cs="Georgia" w:eastAsia="Georgia" w:hAnsi="Georgia"/>
+                <w:color w:val="222222"/>
                 <w:sz w:val="20"/>
                 <w:szCs w:val="20"/>
               </w:rPr>
@@ -6065,11 +6065,11 @@
             </w:pPr>
             <w:r>
               <w:rPr>
-                <w:rFonts w:ascii="Calibri" w:cs="Calibri" w:eastAsia="Calibri" w:hAnsi="Calibri"/>
-                <w:color w:val="1E2E2C"/>
-                <w:sz w:val="20"/>
-                <w:szCs w:val="20"/>
-                <w:shd w:fill="FFF4D6" w:val="clear"/>
+                <w:rFonts w:ascii="Georgia" w:cs="Georgia" w:eastAsia="Georgia" w:hAnsi="Georgia"/>
+                <w:color w:val="222222"/>
+                <w:sz w:val="20"/>
+                <w:szCs w:val="20"/>
+                <w:shd w:fill="ECECEC" w:val="clear"/>
               </w:rPr>
               <w:t xml:space="preserve">[NUMBER]</w:t>
             </w:r>
@@ -6096,8 +6096,8 @@
             </w:pPr>
             <w:r>
               <w:rPr>
-                <w:rFonts w:ascii="Calibri" w:cs="Calibri" w:eastAsia="Calibri" w:hAnsi="Calibri"/>
-                <w:color w:val="1E2E2C"/>
+                <w:rFonts w:ascii="Georgia" w:cs="Georgia" w:eastAsia="Georgia" w:hAnsi="Georgia"/>
+                <w:color w:val="222222"/>
                 <w:sz w:val="20"/>
                 <w:szCs w:val="20"/>
               </w:rPr>
@@ -6121,8 +6121,8 @@
             </w:pPr>
             <w:r>
               <w:rPr>
-                <w:rFonts w:ascii="Calibri" w:cs="Calibri" w:eastAsia="Calibri" w:hAnsi="Calibri"/>
-                <w:color w:val="1E2E2C"/>
+                <w:rFonts w:ascii="Georgia" w:cs="Georgia" w:eastAsia="Georgia" w:hAnsi="Georgia"/>
+                <w:color w:val="222222"/>
                 <w:sz w:val="20"/>
                 <w:szCs w:val="20"/>
               </w:rPr>
@@ -6146,11 +6146,11 @@
             </w:pPr>
             <w:r>
               <w:rPr>
-                <w:rFonts w:ascii="Calibri" w:cs="Calibri" w:eastAsia="Calibri" w:hAnsi="Calibri"/>
-                <w:color w:val="1E2E2C"/>
-                <w:sz w:val="20"/>
-                <w:szCs w:val="20"/>
-                <w:shd w:fill="FFF4D6" w:val="clear"/>
+                <w:rFonts w:ascii="Georgia" w:cs="Georgia" w:eastAsia="Georgia" w:hAnsi="Georgia"/>
+                <w:color w:val="222222"/>
+                <w:sz w:val="20"/>
+                <w:szCs w:val="20"/>
+                <w:shd w:fill="ECECEC" w:val="clear"/>
               </w:rPr>
               <w:t xml:space="preserve">[LENDER]</w:t>
             </w:r>
@@ -6172,8 +6172,8 @@
             </w:pPr>
             <w:r>
               <w:rPr>
-                <w:rFonts w:ascii="Calibri" w:cs="Calibri" w:eastAsia="Calibri" w:hAnsi="Calibri"/>
-                <w:color w:val="1E2E2C"/>
+                <w:rFonts w:ascii="Georgia" w:cs="Georgia" w:eastAsia="Georgia" w:hAnsi="Georgia"/>
+                <w:color w:val="222222"/>
                 <w:sz w:val="20"/>
                 <w:szCs w:val="20"/>
               </w:rPr>
@@ -6197,11 +6197,11 @@
             </w:pPr>
             <w:r>
               <w:rPr>
-                <w:rFonts w:ascii="Calibri" w:cs="Calibri" w:eastAsia="Calibri" w:hAnsi="Calibri"/>
-                <w:color w:val="1E2E2C"/>
-                <w:sz w:val="20"/>
-                <w:szCs w:val="20"/>
-                <w:shd w:fill="FFF4D6" w:val="clear"/>
+                <w:rFonts w:ascii="Georgia" w:cs="Georgia" w:eastAsia="Georgia" w:hAnsi="Georgia"/>
+                <w:color w:val="222222"/>
+                <w:sz w:val="20"/>
+                <w:szCs w:val="20"/>
+                <w:shd w:fill="ECECEC" w:val="clear"/>
               </w:rPr>
               <w:t xml:space="preserve">[NUMBER]</w:t>
             </w:r>
@@ -6228,8 +6228,8 @@
             </w:pPr>
             <w:r>
               <w:rPr>
-                <w:rFonts w:ascii="Calibri" w:cs="Calibri" w:eastAsia="Calibri" w:hAnsi="Calibri"/>
-                <w:color w:val="1E2E2C"/>
+                <w:rFonts w:ascii="Georgia" w:cs="Georgia" w:eastAsia="Georgia" w:hAnsi="Georgia"/>
+                <w:color w:val="222222"/>
                 <w:sz w:val="20"/>
                 <w:szCs w:val="20"/>
               </w:rPr>
@@ -6253,8 +6253,8 @@
             </w:pPr>
             <w:r>
               <w:rPr>
-                <w:rFonts w:ascii="Calibri" w:cs="Calibri" w:eastAsia="Calibri" w:hAnsi="Calibri"/>
-                <w:color w:val="1E2E2C"/>
+                <w:rFonts w:ascii="Georgia" w:cs="Georgia" w:eastAsia="Georgia" w:hAnsi="Georgia"/>
+                <w:color w:val="222222"/>
                 <w:sz w:val="20"/>
                 <w:szCs w:val="20"/>
               </w:rPr>
@@ -6278,11 +6278,11 @@
             </w:pPr>
             <w:r>
               <w:rPr>
-                <w:rFonts w:ascii="Calibri" w:cs="Calibri" w:eastAsia="Calibri" w:hAnsi="Calibri"/>
-                <w:color w:val="1E2E2C"/>
-                <w:sz w:val="20"/>
-                <w:szCs w:val="20"/>
-                <w:shd w:fill="FFF4D6" w:val="clear"/>
+                <w:rFonts w:ascii="Georgia" w:cs="Georgia" w:eastAsia="Georgia" w:hAnsi="Georgia"/>
+                <w:color w:val="222222"/>
+                <w:sz w:val="20"/>
+                <w:szCs w:val="20"/>
+                <w:shd w:fill="ECECEC" w:val="clear"/>
               </w:rPr>
               <w:t xml:space="preserve">[BANK]</w:t>
             </w:r>
@@ -6304,8 +6304,8 @@
             </w:pPr>
             <w:r>
               <w:rPr>
-                <w:rFonts w:ascii="Calibri" w:cs="Calibri" w:eastAsia="Calibri" w:hAnsi="Calibri"/>
-                <w:color w:val="1E2E2C"/>
+                <w:rFonts w:ascii="Georgia" w:cs="Georgia" w:eastAsia="Georgia" w:hAnsi="Georgia"/>
+                <w:color w:val="222222"/>
                 <w:sz w:val="20"/>
                 <w:szCs w:val="20"/>
               </w:rPr>
@@ -6329,11 +6329,11 @@
             </w:pPr>
             <w:r>
               <w:rPr>
-                <w:rFonts w:ascii="Calibri" w:cs="Calibri" w:eastAsia="Calibri" w:hAnsi="Calibri"/>
-                <w:color w:val="1E2E2C"/>
-                <w:sz w:val="20"/>
-                <w:szCs w:val="20"/>
-                <w:shd w:fill="FFF4D6" w:val="clear"/>
+                <w:rFonts w:ascii="Georgia" w:cs="Georgia" w:eastAsia="Georgia" w:hAnsi="Georgia"/>
+                <w:color w:val="222222"/>
+                <w:sz w:val="20"/>
+                <w:szCs w:val="20"/>
+                <w:shd w:fill="ECECEC" w:val="clear"/>
               </w:rPr>
               <w:t xml:space="preserve">[NUMBER]</w:t>
             </w:r>
@@ -6360,8 +6360,8 @@
             </w:pPr>
             <w:r>
               <w:rPr>
-                <w:rFonts w:ascii="Calibri" w:cs="Calibri" w:eastAsia="Calibri" w:hAnsi="Calibri"/>
-                <w:color w:val="1E2E2C"/>
+                <w:rFonts w:ascii="Georgia" w:cs="Georgia" w:eastAsia="Georgia" w:hAnsi="Georgia"/>
+                <w:color w:val="222222"/>
                 <w:sz w:val="20"/>
                 <w:szCs w:val="20"/>
               </w:rPr>
@@ -6385,8 +6385,8 @@
             </w:pPr>
             <w:r>
               <w:rPr>
-                <w:rFonts w:ascii="Calibri" w:cs="Calibri" w:eastAsia="Calibri" w:hAnsi="Calibri"/>
-                <w:color w:val="1E2E2C"/>
+                <w:rFonts w:ascii="Georgia" w:cs="Georgia" w:eastAsia="Georgia" w:hAnsi="Georgia"/>
+                <w:color w:val="222222"/>
                 <w:sz w:val="20"/>
                 <w:szCs w:val="20"/>
               </w:rPr>
@@ -6410,11 +6410,11 @@
             </w:pPr>
             <w:r>
               <w:rPr>
-                <w:rFonts w:ascii="Calibri" w:cs="Calibri" w:eastAsia="Calibri" w:hAnsi="Calibri"/>
-                <w:color w:val="1E2E2C"/>
-                <w:sz w:val="20"/>
-                <w:szCs w:val="20"/>
-                <w:shd w:fill="FFF4D6" w:val="clear"/>
+                <w:rFonts w:ascii="Georgia" w:cs="Georgia" w:eastAsia="Georgia" w:hAnsi="Georgia"/>
+                <w:color w:val="222222"/>
+                <w:sz w:val="20"/>
+                <w:szCs w:val="20"/>
+                <w:shd w:fill="ECECEC" w:val="clear"/>
               </w:rPr>
               <w:t xml:space="preserve">[PROVIDER]</w:t>
             </w:r>
@@ -6436,8 +6436,8 @@
             </w:pPr>
             <w:r>
               <w:rPr>
-                <w:rFonts w:ascii="Calibri" w:cs="Calibri" w:eastAsia="Calibri" w:hAnsi="Calibri"/>
-                <w:color w:val="1E2E2C"/>
+                <w:rFonts w:ascii="Georgia" w:cs="Georgia" w:eastAsia="Georgia" w:hAnsi="Georgia"/>
+                <w:color w:val="222222"/>
                 <w:sz w:val="20"/>
                 <w:szCs w:val="20"/>
               </w:rPr>
@@ -6461,11 +6461,11 @@
             </w:pPr>
             <w:r>
               <w:rPr>
-                <w:rFonts w:ascii="Calibri" w:cs="Calibri" w:eastAsia="Calibri" w:hAnsi="Calibri"/>
-                <w:color w:val="1E2E2C"/>
-                <w:sz w:val="20"/>
-                <w:szCs w:val="20"/>
-                <w:shd w:fill="FFF4D6" w:val="clear"/>
+                <w:rFonts w:ascii="Georgia" w:cs="Georgia" w:eastAsia="Georgia" w:hAnsi="Georgia"/>
+                <w:color w:val="222222"/>
+                <w:sz w:val="20"/>
+                <w:szCs w:val="20"/>
+                <w:shd w:fill="ECECEC" w:val="clear"/>
               </w:rPr>
               <w:t xml:space="preserve">[NUMBER]</w:t>
             </w:r>
@@ -6492,8 +6492,8 @@
             </w:pPr>
             <w:r>
               <w:rPr>
-                <w:rFonts w:ascii="Calibri" w:cs="Calibri" w:eastAsia="Calibri" w:hAnsi="Calibri"/>
-                <w:color w:val="1E2E2C"/>
+                <w:rFonts w:ascii="Georgia" w:cs="Georgia" w:eastAsia="Georgia" w:hAnsi="Georgia"/>
+                <w:color w:val="222222"/>
                 <w:sz w:val="20"/>
                 <w:szCs w:val="20"/>
               </w:rPr>
@@ -6517,8 +6517,8 @@
             </w:pPr>
             <w:r>
               <w:rPr>
-                <w:rFonts w:ascii="Calibri" w:cs="Calibri" w:eastAsia="Calibri" w:hAnsi="Calibri"/>
-                <w:color w:val="1E2E2C"/>
+                <w:rFonts w:ascii="Georgia" w:cs="Georgia" w:eastAsia="Georgia" w:hAnsi="Georgia"/>
+                <w:color w:val="222222"/>
                 <w:sz w:val="20"/>
                 <w:szCs w:val="20"/>
               </w:rPr>
@@ -6542,11 +6542,11 @@
             </w:pPr>
             <w:r>
               <w:rPr>
-                <w:rFonts w:ascii="Calibri" w:cs="Calibri" w:eastAsia="Calibri" w:hAnsi="Calibri"/>
-                <w:color w:val="1E2E2C"/>
-                <w:sz w:val="20"/>
-                <w:szCs w:val="20"/>
-                <w:shd w:fill="FFF4D6" w:val="clear"/>
+                <w:rFonts w:ascii="Georgia" w:cs="Georgia" w:eastAsia="Georgia" w:hAnsi="Georgia"/>
+                <w:color w:val="222222"/>
+                <w:sz w:val="20"/>
+                <w:szCs w:val="20"/>
+                <w:shd w:fill="ECECEC" w:val="clear"/>
               </w:rPr>
               <w:t xml:space="preserve">[LENDER NAME]</w:t>
             </w:r>
@@ -6568,8 +6568,8 @@
             </w:pPr>
             <w:r>
               <w:rPr>
-                <w:rFonts w:ascii="Calibri" w:cs="Calibri" w:eastAsia="Calibri" w:hAnsi="Calibri"/>
-                <w:color w:val="1E2E2C"/>
+                <w:rFonts w:ascii="Georgia" w:cs="Georgia" w:eastAsia="Georgia" w:hAnsi="Georgia"/>
+                <w:color w:val="222222"/>
                 <w:sz w:val="20"/>
                 <w:szCs w:val="20"/>
               </w:rPr>
@@ -6593,11 +6593,11 @@
             </w:pPr>
             <w:r>
               <w:rPr>
-                <w:rFonts w:ascii="Calibri" w:cs="Calibri" w:eastAsia="Calibri" w:hAnsi="Calibri"/>
-                <w:color w:val="1E2E2C"/>
-                <w:sz w:val="20"/>
-                <w:szCs w:val="20"/>
-                <w:shd w:fill="FFF4D6" w:val="clear"/>
+                <w:rFonts w:ascii="Georgia" w:cs="Georgia" w:eastAsia="Georgia" w:hAnsi="Georgia"/>
+                <w:color w:val="222222"/>
+                <w:sz w:val="20"/>
+                <w:szCs w:val="20"/>
+                <w:shd w:fill="ECECEC" w:val="clear"/>
               </w:rPr>
               <w:t xml:space="preserve">[NUMBER]</w:t>
             </w:r>
@@ -6624,8 +6624,8 @@
             </w:pPr>
             <w:r>
               <w:rPr>
-                <w:rFonts w:ascii="Calibri" w:cs="Calibri" w:eastAsia="Calibri" w:hAnsi="Calibri"/>
-                <w:color w:val="1E2E2C"/>
+                <w:rFonts w:ascii="Georgia" w:cs="Georgia" w:eastAsia="Georgia" w:hAnsi="Georgia"/>
+                <w:color w:val="222222"/>
                 <w:sz w:val="20"/>
                 <w:szCs w:val="20"/>
               </w:rPr>
@@ -6649,8 +6649,8 @@
             </w:pPr>
             <w:r>
               <w:rPr>
-                <w:rFonts w:ascii="Calibri" w:cs="Calibri" w:eastAsia="Calibri" w:hAnsi="Calibri"/>
-                <w:color w:val="1E2E2C"/>
+                <w:rFonts w:ascii="Georgia" w:cs="Georgia" w:eastAsia="Georgia" w:hAnsi="Georgia"/>
+                <w:color w:val="222222"/>
                 <w:sz w:val="20"/>
                 <w:szCs w:val="20"/>
               </w:rPr>
@@ -6674,11 +6674,11 @@
             </w:pPr>
             <w:r>
               <w:rPr>
-                <w:rFonts w:ascii="Calibri" w:cs="Calibri" w:eastAsia="Calibri" w:hAnsi="Calibri"/>
-                <w:color w:val="1E2E2C"/>
-                <w:sz w:val="20"/>
-                <w:szCs w:val="20"/>
-                <w:shd w:fill="FFF4D6" w:val="clear"/>
+                <w:rFonts w:ascii="Georgia" w:cs="Georgia" w:eastAsia="Georgia" w:hAnsi="Georgia"/>
+                <w:color w:val="222222"/>
+                <w:sz w:val="20"/>
+                <w:szCs w:val="20"/>
+                <w:shd w:fill="ECECEC" w:val="clear"/>
               </w:rPr>
               <w:t xml:space="preserve">[LENDER NAME]</w:t>
             </w:r>
@@ -6700,8 +6700,8 @@
             </w:pPr>
             <w:r>
               <w:rPr>
-                <w:rFonts w:ascii="Calibri" w:cs="Calibri" w:eastAsia="Calibri" w:hAnsi="Calibri"/>
-                <w:color w:val="1E2E2C"/>
+                <w:rFonts w:ascii="Georgia" w:cs="Georgia" w:eastAsia="Georgia" w:hAnsi="Georgia"/>
+                <w:color w:val="222222"/>
                 <w:sz w:val="20"/>
                 <w:szCs w:val="20"/>
               </w:rPr>
@@ -6725,11 +6725,11 @@
             </w:pPr>
             <w:r>
               <w:rPr>
-                <w:rFonts w:ascii="Calibri" w:cs="Calibri" w:eastAsia="Calibri" w:hAnsi="Calibri"/>
-                <w:color w:val="1E2E2C"/>
-                <w:sz w:val="20"/>
-                <w:szCs w:val="20"/>
-                <w:shd w:fill="FFF4D6" w:val="clear"/>
+                <w:rFonts w:ascii="Georgia" w:cs="Georgia" w:eastAsia="Georgia" w:hAnsi="Georgia"/>
+                <w:color w:val="222222"/>
+                <w:sz w:val="20"/>
+                <w:szCs w:val="20"/>
+                <w:shd w:fill="ECECEC" w:val="clear"/>
               </w:rPr>
               <w:t xml:space="preserve">[NUMBER]</w:t>
             </w:r>
@@ -6756,8 +6756,8 @@
             </w:pPr>
             <w:r>
               <w:rPr>
-                <w:rFonts w:ascii="Calibri" w:cs="Calibri" w:eastAsia="Calibri" w:hAnsi="Calibri"/>
-                <w:color w:val="1E2E2C"/>
+                <w:rFonts w:ascii="Georgia" w:cs="Georgia" w:eastAsia="Georgia" w:hAnsi="Georgia"/>
+                <w:color w:val="222222"/>
                 <w:sz w:val="20"/>
                 <w:szCs w:val="20"/>
               </w:rPr>
@@ -6781,8 +6781,8 @@
             </w:pPr>
             <w:r>
               <w:rPr>
-                <w:rFonts w:ascii="Calibri" w:cs="Calibri" w:eastAsia="Calibri" w:hAnsi="Calibri"/>
-                <w:color w:val="1E2E2C"/>
+                <w:rFonts w:ascii="Georgia" w:cs="Georgia" w:eastAsia="Georgia" w:hAnsi="Georgia"/>
+                <w:color w:val="222222"/>
                 <w:sz w:val="20"/>
                 <w:szCs w:val="20"/>
               </w:rPr>
@@ -6806,11 +6806,11 @@
             </w:pPr>
             <w:r>
               <w:rPr>
-                <w:rFonts w:ascii="Calibri" w:cs="Calibri" w:eastAsia="Calibri" w:hAnsi="Calibri"/>
-                <w:color w:val="1E2E2C"/>
-                <w:sz w:val="20"/>
-                <w:szCs w:val="20"/>
-                <w:shd w:fill="FFF4D6" w:val="clear"/>
+                <w:rFonts w:ascii="Georgia" w:cs="Georgia" w:eastAsia="Georgia" w:hAnsi="Georgia"/>
+                <w:color w:val="222222"/>
+                <w:sz w:val="20"/>
+                <w:szCs w:val="20"/>
+                <w:shd w:fill="ECECEC" w:val="clear"/>
               </w:rPr>
               <w:t xml:space="preserve">[PROVIDER]</w:t>
             </w:r>
@@ -6832,8 +6832,8 @@
             </w:pPr>
             <w:r>
               <w:rPr>
-                <w:rFonts w:ascii="Calibri" w:cs="Calibri" w:eastAsia="Calibri" w:hAnsi="Calibri"/>
-                <w:color w:val="1E2E2C"/>
+                <w:rFonts w:ascii="Georgia" w:cs="Georgia" w:eastAsia="Georgia" w:hAnsi="Georgia"/>
+                <w:color w:val="222222"/>
                 <w:sz w:val="20"/>
                 <w:szCs w:val="20"/>
               </w:rPr>
@@ -6857,11 +6857,11 @@
             </w:pPr>
             <w:r>
               <w:rPr>
-                <w:rFonts w:ascii="Calibri" w:cs="Calibri" w:eastAsia="Calibri" w:hAnsi="Calibri"/>
-                <w:color w:val="1E2E2C"/>
-                <w:sz w:val="20"/>
-                <w:szCs w:val="20"/>
-                <w:shd w:fill="FFF4D6" w:val="clear"/>
+                <w:rFonts w:ascii="Georgia" w:cs="Georgia" w:eastAsia="Georgia" w:hAnsi="Georgia"/>
+                <w:color w:val="222222"/>
+                <w:sz w:val="20"/>
+                <w:szCs w:val="20"/>
+                <w:shd w:fill="ECECEC" w:val="clear"/>
               </w:rPr>
               <w:t xml:space="preserve">[ONGOING]</w:t>
             </w:r>
@@ -6888,8 +6888,8 @@
             </w:pPr>
             <w:r>
               <w:rPr>
-                <w:rFonts w:ascii="Calibri" w:cs="Calibri" w:eastAsia="Calibri" w:hAnsi="Calibri"/>
-                <w:color w:val="1E2E2C"/>
+                <w:rFonts w:ascii="Georgia" w:cs="Georgia" w:eastAsia="Georgia" w:hAnsi="Georgia"/>
+                <w:color w:val="222222"/>
                 <w:sz w:val="20"/>
                 <w:szCs w:val="20"/>
               </w:rPr>
@@ -6913,8 +6913,8 @@
             </w:pPr>
             <w:r>
               <w:rPr>
-                <w:rFonts w:ascii="Calibri" w:cs="Calibri" w:eastAsia="Calibri" w:hAnsi="Calibri"/>
-                <w:color w:val="1E2E2C"/>
+                <w:rFonts w:ascii="Georgia" w:cs="Georgia" w:eastAsia="Georgia" w:hAnsi="Georgia"/>
+                <w:color w:val="222222"/>
                 <w:sz w:val="20"/>
                 <w:szCs w:val="20"/>
               </w:rPr>
@@ -6938,11 +6938,11 @@
             </w:pPr>
             <w:r>
               <w:rPr>
-                <w:rFonts w:ascii="Calibri" w:cs="Calibri" w:eastAsia="Calibri" w:hAnsi="Calibri"/>
-                <w:color w:val="1E2E2C"/>
-                <w:sz w:val="20"/>
-                <w:szCs w:val="20"/>
-                <w:shd w:fill="FFF4D6" w:val="clear"/>
+                <w:rFonts w:ascii="Georgia" w:cs="Georgia" w:eastAsia="Georgia" w:hAnsi="Georgia"/>
+                <w:color w:val="222222"/>
+                <w:sz w:val="20"/>
+                <w:szCs w:val="20"/>
+                <w:shd w:fill="ECECEC" w:val="clear"/>
               </w:rPr>
               <w:t xml:space="preserve">[DETAILS]</w:t>
             </w:r>
@@ -6964,8 +6964,8 @@
             </w:pPr>
             <w:r>
               <w:rPr>
-                <w:rFonts w:ascii="Calibri" w:cs="Calibri" w:eastAsia="Calibri" w:hAnsi="Calibri"/>
-                <w:color w:val="1E2E2C"/>
+                <w:rFonts w:ascii="Georgia" w:cs="Georgia" w:eastAsia="Georgia" w:hAnsi="Georgia"/>
+                <w:color w:val="222222"/>
                 <w:sz w:val="20"/>
                 <w:szCs w:val="20"/>
               </w:rPr>
@@ -6989,11 +6989,11 @@
             </w:pPr>
             <w:r>
               <w:rPr>
-                <w:rFonts w:ascii="Calibri" w:cs="Calibri" w:eastAsia="Calibri" w:hAnsi="Calibri"/>
-                <w:color w:val="1E2E2C"/>
-                <w:sz w:val="20"/>
-                <w:szCs w:val="20"/>
-                <w:shd w:fill="FFF4D6" w:val="clear"/>
+                <w:rFonts w:ascii="Georgia" w:cs="Georgia" w:eastAsia="Georgia" w:hAnsi="Georgia"/>
+                <w:color w:val="222222"/>
+                <w:sz w:val="20"/>
+                <w:szCs w:val="20"/>
+                <w:shd w:fill="ECECEC" w:val="clear"/>
               </w:rPr>
               <w:t xml:space="preserve">[NUMBER]</w:t>
             </w:r>
@@ -7020,8 +7020,8 @@
             </w:pPr>
             <w:r>
               <w:rPr>
-                <w:rFonts w:ascii="Calibri" w:cs="Calibri" w:eastAsia="Calibri" w:hAnsi="Calibri"/>
-                <w:color w:val="1E2E2C"/>
+                <w:rFonts w:ascii="Georgia" w:cs="Georgia" w:eastAsia="Georgia" w:hAnsi="Georgia"/>
+                <w:color w:val="222222"/>
                 <w:sz w:val="20"/>
                 <w:szCs w:val="20"/>
               </w:rPr>
@@ -7045,8 +7045,8 @@
             </w:pPr>
             <w:r>
               <w:rPr>
-                <w:rFonts w:ascii="Calibri" w:cs="Calibri" w:eastAsia="Calibri" w:hAnsi="Calibri"/>
-                <w:color w:val="1E2E2C"/>
+                <w:rFonts w:ascii="Georgia" w:cs="Georgia" w:eastAsia="Georgia" w:hAnsi="Georgia"/>
+                <w:color w:val="222222"/>
                 <w:sz w:val="20"/>
                 <w:szCs w:val="20"/>
               </w:rPr>
@@ -7054,11 +7054,11 @@
             </w:r>
             <w:r>
               <w:rPr>
-                <w:rFonts w:ascii="Calibri" w:cs="Calibri" w:eastAsia="Calibri" w:hAnsi="Calibri"/>
-                <w:color w:val="1E2E2C"/>
-                <w:sz w:val="20"/>
-                <w:szCs w:val="20"/>
-                <w:shd w:fill="FFF4D6" w:val="clear"/>
+                <w:rFonts w:ascii="Georgia" w:cs="Georgia" w:eastAsia="Georgia" w:hAnsi="Georgia"/>
+                <w:color w:val="222222"/>
+                <w:sz w:val="20"/>
+                <w:szCs w:val="20"/>
+                <w:shd w:fill="ECECEC" w:val="clear"/>
               </w:rPr>
               <w:t xml:space="preserve">[DESCRIBE]</w:t>
             </w:r>
@@ -7080,11 +7080,11 @@
             </w:pPr>
             <w:r>
               <w:rPr>
-                <w:rFonts w:ascii="Calibri" w:cs="Calibri" w:eastAsia="Calibri" w:hAnsi="Calibri"/>
-                <w:color w:val="1E2E2C"/>
-                <w:sz w:val="20"/>
-                <w:szCs w:val="20"/>
-                <w:shd w:fill="FFF4D6" w:val="clear"/>
+                <w:rFonts w:ascii="Georgia" w:cs="Georgia" w:eastAsia="Georgia" w:hAnsi="Georgia"/>
+                <w:color w:val="222222"/>
+                <w:sz w:val="20"/>
+                <w:szCs w:val="20"/>
+                <w:shd w:fill="ECECEC" w:val="clear"/>
               </w:rPr>
               <w:t xml:space="preserve">[PAID TO]</w:t>
             </w:r>
@@ -7106,8 +7106,8 @@
             </w:pPr>
             <w:r>
               <w:rPr>
-                <w:rFonts w:ascii="Calibri" w:cs="Calibri" w:eastAsia="Calibri" w:hAnsi="Calibri"/>
-                <w:color w:val="1E2E2C"/>
+                <w:rFonts w:ascii="Georgia" w:cs="Georgia" w:eastAsia="Georgia" w:hAnsi="Georgia"/>
+                <w:color w:val="222222"/>
                 <w:sz w:val="20"/>
                 <w:szCs w:val="20"/>
               </w:rPr>
@@ -7131,11 +7131,11 @@
             </w:pPr>
             <w:r>
               <w:rPr>
-                <w:rFonts w:ascii="Calibri" w:cs="Calibri" w:eastAsia="Calibri" w:hAnsi="Calibri"/>
-                <w:color w:val="1E2E2C"/>
-                <w:sz w:val="20"/>
-                <w:szCs w:val="20"/>
-                <w:shd w:fill="FFF4D6" w:val="clear"/>
+                <w:rFonts w:ascii="Georgia" w:cs="Georgia" w:eastAsia="Georgia" w:hAnsi="Georgia"/>
+                <w:color w:val="222222"/>
+                <w:sz w:val="20"/>
+                <w:szCs w:val="20"/>
+                <w:shd w:fill="ECECEC" w:val="clear"/>
               </w:rPr>
               <w:t xml:space="preserve">[NUMBER]</w:t>
             </w:r>
@@ -7162,8 +7162,8 @@
             </w:pPr>
             <w:r>
               <w:rPr>
-                <w:rFonts w:ascii="Calibri" w:cs="Calibri" w:eastAsia="Calibri" w:hAnsi="Calibri"/>
-                <w:color w:val="1E2E2C"/>
+                <w:rFonts w:ascii="Georgia" w:cs="Georgia" w:eastAsia="Georgia" w:hAnsi="Georgia"/>
+                <w:color w:val="222222"/>
                 <w:sz w:val="20"/>
                 <w:szCs w:val="20"/>
               </w:rPr>
@@ -7187,8 +7187,8 @@
             </w:pPr>
             <w:r>
               <w:rPr>
-                <w:rFonts w:ascii="Calibri" w:cs="Calibri" w:eastAsia="Calibri" w:hAnsi="Calibri"/>
-                <w:color w:val="1E2E2C"/>
+                <w:rFonts w:ascii="Georgia" w:cs="Georgia" w:eastAsia="Georgia" w:hAnsi="Georgia"/>
+                <w:color w:val="222222"/>
                 <w:sz w:val="20"/>
                 <w:szCs w:val="20"/>
               </w:rPr>
@@ -7212,8 +7212,8 @@
             </w:pPr>
             <w:r>
               <w:rPr>
-                <w:rFonts w:ascii="Calibri" w:cs="Calibri" w:eastAsia="Calibri" w:hAnsi="Calibri"/>
-                <w:color w:val="1E2E2C"/>
+                <w:rFonts w:ascii="Georgia" w:cs="Georgia" w:eastAsia="Georgia" w:hAnsi="Georgia"/>
+                <w:color w:val="222222"/>
                 <w:sz w:val="20"/>
                 <w:szCs w:val="20"/>
               </w:rPr>
@@ -7237,8 +7237,8 @@
             </w:pPr>
             <w:r>
               <w:rPr>
-                <w:rFonts w:ascii="Calibri" w:cs="Calibri" w:eastAsia="Calibri" w:hAnsi="Calibri"/>
-                <w:color w:val="1E2E2C"/>
+                <w:rFonts w:ascii="Georgia" w:cs="Georgia" w:eastAsia="Georgia" w:hAnsi="Georgia"/>
+                <w:color w:val="222222"/>
                 <w:sz w:val="20"/>
                 <w:szCs w:val="20"/>
               </w:rPr>
@@ -7262,8 +7262,8 @@
             </w:pPr>
             <w:r>
               <w:rPr>
-                <w:rFonts w:ascii="Calibri" w:cs="Calibri" w:eastAsia="Calibri" w:hAnsi="Calibri"/>
-                <w:color w:val="1E2E2C"/>
+                <w:rFonts w:ascii="Georgia" w:cs="Georgia" w:eastAsia="Georgia" w:hAnsi="Georgia"/>
+                <w:color w:val="222222"/>
                 <w:sz w:val="20"/>
                 <w:szCs w:val="20"/>
               </w:rPr>
@@ -7281,7 +7281,7 @@
     <w:p>
       <w:pPr>
         <w:pBdr>
-          <w:bottom w:val="single" w:color="C9D6D3" w:sz="6"/>
+          <w:bottom w:val="single" w:color="C8C8C8" w:sz="6"/>
         </w:pBdr>
         <w:spacing w:after="200" w:before="200"/>
       </w:pPr>
@@ -7290,16 +7290,16 @@
       <w:pPr>
         <w:pStyle w:val="Heading2"/>
         <w:pBdr>
-          <w:bottom w:val="single" w:color="12B84F" w:sz="6"/>
+          <w:bottom w:val="single" w:color="8C8C8C" w:sz="6"/>
         </w:pBdr>
         <w:spacing w:after="130" w:before="320"/>
       </w:pPr>
       <w:r>
         <w:rPr>
-          <w:rFonts w:ascii="Calibri" w:cs="Calibri" w:eastAsia="Calibri" w:hAnsi="Calibri"/>
+          <w:rFonts w:ascii="Georgia" w:cs="Georgia" w:eastAsia="Georgia" w:hAnsi="Georgia"/>
           <w:b/>
           <w:bCs/>
-          <w:color w:val="06302E"/>
+          <w:color w:val="1A1A1A"/>
           <w:sz w:val="23"/>
           <w:szCs w:val="23"/>
         </w:rPr>
@@ -7312,8 +7312,8 @@
       </w:pPr>
       <w:r>
         <w:rPr>
-          <w:rFonts w:ascii="Calibri" w:cs="Calibri" w:eastAsia="Calibri" w:hAnsi="Calibri"/>
-          <w:color w:val="1E2E2C"/>
+          <w:rFonts w:ascii="Georgia" w:cs="Georgia" w:eastAsia="Georgia" w:hAnsi="Georgia"/>
+          <w:color w:val="222222"/>
           <w:sz w:val="21"/>
           <w:szCs w:val="21"/>
         </w:rPr>
@@ -7324,12 +7324,12 @@
       <w:tblPr>
         <w:tblW w:type="dxa" w:w="9458"/>
         <w:tblBorders>
-          <w:top w:val="single" w:color="C9D6D3" w:sz="2"/>
-          <w:left w:val="single" w:color="C9D6D3" w:sz="2"/>
-          <w:bottom w:val="single" w:color="C9D6D3" w:sz="2"/>
-          <w:right w:val="single" w:color="C9D6D3" w:sz="2"/>
-          <w:insideH w:val="single" w:color="C9D6D3" w:sz="2"/>
-          <w:insideV w:val="single" w:color="C9D6D3" w:sz="2"/>
+          <w:top w:val="single" w:color="C8C8C8" w:sz="2"/>
+          <w:left w:val="single" w:color="C8C8C8" w:sz="2"/>
+          <w:bottom w:val="single" w:color="C8C8C8" w:sz="2"/>
+          <w:right w:val="single" w:color="C8C8C8" w:sz="2"/>
+          <w:insideH w:val="single" w:color="C8C8C8" w:sz="2"/>
+          <w:insideV w:val="single" w:color="C8C8C8" w:sz="2"/>
         </w:tblBorders>
       </w:tblPr>
       <w:tblGrid>
@@ -7344,24 +7344,24 @@
         <w:tc>
           <w:tcPr>
             <w:tcW w:type="dxa" w:w="3216"/>
-            <w:shd w:fill="EEF4F2" w:val="clear"/>
-            <w:tcMar>
-              <w:top w:type="dxa" w:w="90"/>
-              <w:left w:type="dxa" w:w="130"/>
-              <w:bottom w:type="dxa" w:w="90"/>
-              <w:right w:type="dxa" w:w="130"/>
-            </w:tcMar>
-          </w:tcPr>
-          <w:p>
-            <w:pPr>
-              <w:spacing w:after="0" w:line="250"/>
-            </w:pPr>
-            <w:r>
-              <w:rPr>
-                <w:rFonts w:ascii="Calibri" w:cs="Calibri" w:eastAsia="Calibri" w:hAnsi="Calibri"/>
+            <w:shd w:fill="F2F2F2" w:val="clear"/>
+            <w:tcMar>
+              <w:top w:type="dxa" w:w="90"/>
+              <w:left w:type="dxa" w:w="130"/>
+              <w:bottom w:type="dxa" w:w="90"/>
+              <w:right w:type="dxa" w:w="130"/>
+            </w:tcMar>
+          </w:tcPr>
+          <w:p>
+            <w:pPr>
+              <w:spacing w:after="0" w:line="250"/>
+            </w:pPr>
+            <w:r>
+              <w:rPr>
+                <w:rFonts w:ascii="Georgia" w:cs="Georgia" w:eastAsia="Georgia" w:hAnsi="Georgia"/>
                 <w:b/>
                 <w:bCs/>
-                <w:color w:val="06302E"/>
+                <w:color w:val="1A1A1A"/>
                 <w:sz w:val="20"/>
                 <w:szCs w:val="20"/>
               </w:rPr>
@@ -7372,24 +7372,24 @@
         <w:tc>
           <w:tcPr>
             <w:tcW w:type="dxa" w:w="3121"/>
-            <w:shd w:fill="EEF4F2" w:val="clear"/>
-            <w:tcMar>
-              <w:top w:type="dxa" w:w="90"/>
-              <w:left w:type="dxa" w:w="130"/>
-              <w:bottom w:type="dxa" w:w="90"/>
-              <w:right w:type="dxa" w:w="130"/>
-            </w:tcMar>
-          </w:tcPr>
-          <w:p>
-            <w:pPr>
-              <w:spacing w:after="0" w:line="250"/>
-            </w:pPr>
-            <w:r>
-              <w:rPr>
-                <w:rFonts w:ascii="Calibri" w:cs="Calibri" w:eastAsia="Calibri" w:hAnsi="Calibri"/>
+            <w:shd w:fill="F2F2F2" w:val="clear"/>
+            <w:tcMar>
+              <w:top w:type="dxa" w:w="90"/>
+              <w:left w:type="dxa" w:w="130"/>
+              <w:bottom w:type="dxa" w:w="90"/>
+              <w:right w:type="dxa" w:w="130"/>
+            </w:tcMar>
+          </w:tcPr>
+          <w:p>
+            <w:pPr>
+              <w:spacing w:after="0" w:line="250"/>
+            </w:pPr>
+            <w:r>
+              <w:rPr>
+                <w:rFonts w:ascii="Georgia" w:cs="Georgia" w:eastAsia="Georgia" w:hAnsi="Georgia"/>
                 <w:b/>
                 <w:bCs/>
-                <w:color w:val="06302E"/>
+                <w:color w:val="1A1A1A"/>
                 <w:sz w:val="20"/>
                 <w:szCs w:val="20"/>
               </w:rPr>
@@ -7400,24 +7400,24 @@
         <w:tc>
           <w:tcPr>
             <w:tcW w:type="dxa" w:w="3121"/>
-            <w:shd w:fill="EEF4F2" w:val="clear"/>
-            <w:tcMar>
-              <w:top w:type="dxa" w:w="90"/>
-              <w:left w:type="dxa" w:w="130"/>
-              <w:bottom w:type="dxa" w:w="90"/>
-              <w:right w:type="dxa" w:w="130"/>
-            </w:tcMar>
-          </w:tcPr>
-          <w:p>
-            <w:pPr>
-              <w:spacing w:after="0" w:line="250"/>
-            </w:pPr>
-            <w:r>
-              <w:rPr>
-                <w:rFonts w:ascii="Calibri" w:cs="Calibri" w:eastAsia="Calibri" w:hAnsi="Calibri"/>
+            <w:shd w:fill="F2F2F2" w:val="clear"/>
+            <w:tcMar>
+              <w:top w:type="dxa" w:w="90"/>
+              <w:left w:type="dxa" w:w="130"/>
+              <w:bottom w:type="dxa" w:w="90"/>
+              <w:right w:type="dxa" w:w="130"/>
+            </w:tcMar>
+          </w:tcPr>
+          <w:p>
+            <w:pPr>
+              <w:spacing w:after="0" w:line="250"/>
+            </w:pPr>
+            <w:r>
+              <w:rPr>
+                <w:rFonts w:ascii="Georgia" w:cs="Georgia" w:eastAsia="Georgia" w:hAnsi="Georgia"/>
                 <w:b/>
                 <w:bCs/>
-                <w:color w:val="06302E"/>
+                <w:color w:val="1A1A1A"/>
                 <w:sz w:val="20"/>
                 <w:szCs w:val="20"/>
               </w:rPr>
@@ -7446,8 +7446,8 @@
             </w:pPr>
             <w:r>
               <w:rPr>
-                <w:rFonts w:ascii="Calibri" w:cs="Calibri" w:eastAsia="Calibri" w:hAnsi="Calibri"/>
-                <w:color w:val="1E2E2C"/>
+                <w:rFonts w:ascii="Georgia" w:cs="Georgia" w:eastAsia="Georgia" w:hAnsi="Georgia"/>
+                <w:color w:val="222222"/>
                 <w:sz w:val="20"/>
                 <w:szCs w:val="20"/>
               </w:rPr>
@@ -7471,8 +7471,8 @@
             </w:pPr>
             <w:r>
               <w:rPr>
-                <w:rFonts w:ascii="Calibri" w:cs="Calibri" w:eastAsia="Calibri" w:hAnsi="Calibri"/>
-                <w:color w:val="1E2E2C"/>
+                <w:rFonts w:ascii="Georgia" w:cs="Georgia" w:eastAsia="Georgia" w:hAnsi="Georgia"/>
+                <w:color w:val="222222"/>
                 <w:sz w:val="20"/>
                 <w:szCs w:val="20"/>
               </w:rPr>
@@ -7496,8 +7496,8 @@
             </w:pPr>
             <w:r>
               <w:rPr>
-                <w:rFonts w:ascii="Calibri" w:cs="Calibri" w:eastAsia="Calibri" w:hAnsi="Calibri"/>
-                <w:color w:val="1E2E2C"/>
+                <w:rFonts w:ascii="Georgia" w:cs="Georgia" w:eastAsia="Georgia" w:hAnsi="Georgia"/>
+                <w:color w:val="222222"/>
                 <w:sz w:val="20"/>
                 <w:szCs w:val="20"/>
               </w:rPr>
@@ -7526,8 +7526,8 @@
             </w:pPr>
             <w:r>
               <w:rPr>
-                <w:rFonts w:ascii="Calibri" w:cs="Calibri" w:eastAsia="Calibri" w:hAnsi="Calibri"/>
-                <w:color w:val="1E2E2C"/>
+                <w:rFonts w:ascii="Georgia" w:cs="Georgia" w:eastAsia="Georgia" w:hAnsi="Georgia"/>
+                <w:color w:val="222222"/>
                 <w:sz w:val="20"/>
                 <w:szCs w:val="20"/>
               </w:rPr>
@@ -7551,8 +7551,8 @@
             </w:pPr>
             <w:r>
               <w:rPr>
-                <w:rFonts w:ascii="Calibri" w:cs="Calibri" w:eastAsia="Calibri" w:hAnsi="Calibri"/>
-                <w:color w:val="1E2E2C"/>
+                <w:rFonts w:ascii="Georgia" w:cs="Georgia" w:eastAsia="Georgia" w:hAnsi="Georgia"/>
+                <w:color w:val="222222"/>
                 <w:sz w:val="20"/>
                 <w:szCs w:val="20"/>
               </w:rPr>
@@ -7576,8 +7576,8 @@
             </w:pPr>
             <w:r>
               <w:rPr>
-                <w:rFonts w:ascii="Calibri" w:cs="Calibri" w:eastAsia="Calibri" w:hAnsi="Calibri"/>
-                <w:color w:val="1E2E2C"/>
+                <w:rFonts w:ascii="Georgia" w:cs="Georgia" w:eastAsia="Georgia" w:hAnsi="Georgia"/>
+                <w:color w:val="222222"/>
                 <w:sz w:val="20"/>
                 <w:szCs w:val="20"/>
               </w:rPr>
@@ -7606,8 +7606,8 @@
             </w:pPr>
             <w:r>
               <w:rPr>
-                <w:rFonts w:ascii="Calibri" w:cs="Calibri" w:eastAsia="Calibri" w:hAnsi="Calibri"/>
-                <w:color w:val="1E2E2C"/>
+                <w:rFonts w:ascii="Georgia" w:cs="Georgia" w:eastAsia="Georgia" w:hAnsi="Georgia"/>
+                <w:color w:val="222222"/>
                 <w:sz w:val="20"/>
                 <w:szCs w:val="20"/>
               </w:rPr>
@@ -7631,8 +7631,8 @@
             </w:pPr>
             <w:r>
               <w:rPr>
-                <w:rFonts w:ascii="Calibri" w:cs="Calibri" w:eastAsia="Calibri" w:hAnsi="Calibri"/>
-                <w:color w:val="1E2E2C"/>
+                <w:rFonts w:ascii="Georgia" w:cs="Georgia" w:eastAsia="Georgia" w:hAnsi="Georgia"/>
+                <w:color w:val="222222"/>
                 <w:sz w:val="20"/>
                 <w:szCs w:val="20"/>
               </w:rPr>
@@ -7656,8 +7656,8 @@
             </w:pPr>
             <w:r>
               <w:rPr>
-                <w:rFonts w:ascii="Calibri" w:cs="Calibri" w:eastAsia="Calibri" w:hAnsi="Calibri"/>
-                <w:color w:val="1E2E2C"/>
+                <w:rFonts w:ascii="Georgia" w:cs="Georgia" w:eastAsia="Georgia" w:hAnsi="Georgia"/>
+                <w:color w:val="222222"/>
                 <w:sz w:val="20"/>
                 <w:szCs w:val="20"/>
               </w:rPr>
@@ -7686,8 +7686,8 @@
             </w:pPr>
             <w:r>
               <w:rPr>
-                <w:rFonts w:ascii="Calibri" w:cs="Calibri" w:eastAsia="Calibri" w:hAnsi="Calibri"/>
-                <w:color w:val="1E2E2C"/>
+                <w:rFonts w:ascii="Georgia" w:cs="Georgia" w:eastAsia="Georgia" w:hAnsi="Georgia"/>
+                <w:color w:val="222222"/>
                 <w:sz w:val="20"/>
                 <w:szCs w:val="20"/>
               </w:rPr>
@@ -7711,8 +7711,8 @@
             </w:pPr>
             <w:r>
               <w:rPr>
-                <w:rFonts w:ascii="Calibri" w:cs="Calibri" w:eastAsia="Calibri" w:hAnsi="Calibri"/>
-                <w:color w:val="1E2E2C"/>
+                <w:rFonts w:ascii="Georgia" w:cs="Georgia" w:eastAsia="Georgia" w:hAnsi="Georgia"/>
+                <w:color w:val="222222"/>
                 <w:sz w:val="20"/>
                 <w:szCs w:val="20"/>
               </w:rPr>
@@ -7736,8 +7736,8 @@
             </w:pPr>
             <w:r>
               <w:rPr>
-                <w:rFonts w:ascii="Calibri" w:cs="Calibri" w:eastAsia="Calibri" w:hAnsi="Calibri"/>
-                <w:color w:val="1E2E2C"/>
+                <w:rFonts w:ascii="Georgia" w:cs="Georgia" w:eastAsia="Georgia" w:hAnsi="Georgia"/>
+                <w:color w:val="222222"/>
                 <w:sz w:val="20"/>
                 <w:szCs w:val="20"/>
               </w:rPr>
@@ -7766,8 +7766,8 @@
             </w:pPr>
             <w:r>
               <w:rPr>
-                <w:rFonts w:ascii="Calibri" w:cs="Calibri" w:eastAsia="Calibri" w:hAnsi="Calibri"/>
-                <w:color w:val="1E2E2C"/>
+                <w:rFonts w:ascii="Georgia" w:cs="Georgia" w:eastAsia="Georgia" w:hAnsi="Georgia"/>
+                <w:color w:val="222222"/>
                 <w:sz w:val="20"/>
                 <w:szCs w:val="20"/>
               </w:rPr>
@@ -7791,8 +7791,8 @@
             </w:pPr>
             <w:r>
               <w:rPr>
-                <w:rFonts w:ascii="Calibri" w:cs="Calibri" w:eastAsia="Calibri" w:hAnsi="Calibri"/>
-                <w:color w:val="1E2E2C"/>
+                <w:rFonts w:ascii="Georgia" w:cs="Georgia" w:eastAsia="Georgia" w:hAnsi="Georgia"/>
+                <w:color w:val="222222"/>
                 <w:sz w:val="20"/>
                 <w:szCs w:val="20"/>
               </w:rPr>
@@ -7816,8 +7816,8 @@
             </w:pPr>
             <w:r>
               <w:rPr>
-                <w:rFonts w:ascii="Calibri" w:cs="Calibri" w:eastAsia="Calibri" w:hAnsi="Calibri"/>
-                <w:color w:val="1E2E2C"/>
+                <w:rFonts w:ascii="Georgia" w:cs="Georgia" w:eastAsia="Georgia" w:hAnsi="Georgia"/>
+                <w:color w:val="222222"/>
                 <w:sz w:val="20"/>
                 <w:szCs w:val="20"/>
               </w:rPr>
@@ -7846,8 +7846,8 @@
             </w:pPr>
             <w:r>
               <w:rPr>
-                <w:rFonts w:ascii="Calibri" w:cs="Calibri" w:eastAsia="Calibri" w:hAnsi="Calibri"/>
-                <w:color w:val="1E2E2C"/>
+                <w:rFonts w:ascii="Georgia" w:cs="Georgia" w:eastAsia="Georgia" w:hAnsi="Georgia"/>
+                <w:color w:val="222222"/>
                 <w:sz w:val="20"/>
                 <w:szCs w:val="20"/>
               </w:rPr>
@@ -7871,8 +7871,8 @@
             </w:pPr>
             <w:r>
               <w:rPr>
-                <w:rFonts w:ascii="Calibri" w:cs="Calibri" w:eastAsia="Calibri" w:hAnsi="Calibri"/>
-                <w:color w:val="1E2E2C"/>
+                <w:rFonts w:ascii="Georgia" w:cs="Georgia" w:eastAsia="Georgia" w:hAnsi="Georgia"/>
+                <w:color w:val="222222"/>
                 <w:sz w:val="20"/>
                 <w:szCs w:val="20"/>
               </w:rPr>
@@ -7896,8 +7896,8 @@
             </w:pPr>
             <w:r>
               <w:rPr>
-                <w:rFonts w:ascii="Calibri" w:cs="Calibri" w:eastAsia="Calibri" w:hAnsi="Calibri"/>
-                <w:color w:val="1E2E2C"/>
+                <w:rFonts w:ascii="Georgia" w:cs="Georgia" w:eastAsia="Georgia" w:hAnsi="Georgia"/>
+                <w:color w:val="222222"/>
                 <w:sz w:val="20"/>
                 <w:szCs w:val="20"/>
               </w:rPr>
@@ -7926,8 +7926,8 @@
             </w:pPr>
             <w:r>
               <w:rPr>
-                <w:rFonts w:ascii="Calibri" w:cs="Calibri" w:eastAsia="Calibri" w:hAnsi="Calibri"/>
-                <w:color w:val="1E2E2C"/>
+                <w:rFonts w:ascii="Georgia" w:cs="Georgia" w:eastAsia="Georgia" w:hAnsi="Georgia"/>
+                <w:color w:val="222222"/>
                 <w:sz w:val="20"/>
                 <w:szCs w:val="20"/>
               </w:rPr>
@@ -7951,8 +7951,8 @@
             </w:pPr>
             <w:r>
               <w:rPr>
-                <w:rFonts w:ascii="Calibri" w:cs="Calibri" w:eastAsia="Calibri" w:hAnsi="Calibri"/>
-                <w:color w:val="1E2E2C"/>
+                <w:rFonts w:ascii="Georgia" w:cs="Georgia" w:eastAsia="Georgia" w:hAnsi="Georgia"/>
+                <w:color w:val="222222"/>
                 <w:sz w:val="20"/>
                 <w:szCs w:val="20"/>
               </w:rPr>
@@ -7976,8 +7976,8 @@
             </w:pPr>
             <w:r>
               <w:rPr>
-                <w:rFonts w:ascii="Calibri" w:cs="Calibri" w:eastAsia="Calibri" w:hAnsi="Calibri"/>
-                <w:color w:val="1E2E2C"/>
+                <w:rFonts w:ascii="Georgia" w:cs="Georgia" w:eastAsia="Georgia" w:hAnsi="Georgia"/>
+                <w:color w:val="222222"/>
                 <w:sz w:val="20"/>
                 <w:szCs w:val="20"/>
               </w:rPr>
@@ -8006,8 +8006,8 @@
             </w:pPr>
             <w:r>
               <w:rPr>
-                <w:rFonts w:ascii="Calibri" w:cs="Calibri" w:eastAsia="Calibri" w:hAnsi="Calibri"/>
-                <w:color w:val="1E2E2C"/>
+                <w:rFonts w:ascii="Georgia" w:cs="Georgia" w:eastAsia="Georgia" w:hAnsi="Georgia"/>
+                <w:color w:val="222222"/>
                 <w:sz w:val="20"/>
                 <w:szCs w:val="20"/>
               </w:rPr>
@@ -8031,8 +8031,8 @@
             </w:pPr>
             <w:r>
               <w:rPr>
-                <w:rFonts w:ascii="Calibri" w:cs="Calibri" w:eastAsia="Calibri" w:hAnsi="Calibri"/>
-                <w:color w:val="1E2E2C"/>
+                <w:rFonts w:ascii="Georgia" w:cs="Georgia" w:eastAsia="Georgia" w:hAnsi="Georgia"/>
+                <w:color w:val="222222"/>
                 <w:sz w:val="20"/>
                 <w:szCs w:val="20"/>
               </w:rPr>
@@ -8056,8 +8056,8 @@
             </w:pPr>
             <w:r>
               <w:rPr>
-                <w:rFonts w:ascii="Calibri" w:cs="Calibri" w:eastAsia="Calibri" w:hAnsi="Calibri"/>
-                <w:color w:val="1E2E2C"/>
+                <w:rFonts w:ascii="Georgia" w:cs="Georgia" w:eastAsia="Georgia" w:hAnsi="Georgia"/>
+                <w:color w:val="222222"/>
                 <w:sz w:val="20"/>
                 <w:szCs w:val="20"/>
               </w:rPr>
@@ -8086,8 +8086,8 @@
             </w:pPr>
             <w:r>
               <w:rPr>
-                <w:rFonts w:ascii="Calibri" w:cs="Calibri" w:eastAsia="Calibri" w:hAnsi="Calibri"/>
-                <w:color w:val="1E2E2C"/>
+                <w:rFonts w:ascii="Georgia" w:cs="Georgia" w:eastAsia="Georgia" w:hAnsi="Georgia"/>
+                <w:color w:val="222222"/>
                 <w:sz w:val="20"/>
                 <w:szCs w:val="20"/>
               </w:rPr>
@@ -8111,8 +8111,8 @@
             </w:pPr>
             <w:r>
               <w:rPr>
-                <w:rFonts w:ascii="Calibri" w:cs="Calibri" w:eastAsia="Calibri" w:hAnsi="Calibri"/>
-                <w:color w:val="1E2E2C"/>
+                <w:rFonts w:ascii="Georgia" w:cs="Georgia" w:eastAsia="Georgia" w:hAnsi="Georgia"/>
+                <w:color w:val="222222"/>
                 <w:sz w:val="20"/>
                 <w:szCs w:val="20"/>
               </w:rPr>
@@ -8120,11 +8120,11 @@
             </w:r>
             <w:r>
               <w:rPr>
-                <w:rFonts w:ascii="Calibri" w:cs="Calibri" w:eastAsia="Calibri" w:hAnsi="Calibri"/>
-                <w:color w:val="1E2E2C"/>
-                <w:sz w:val="20"/>
-                <w:szCs w:val="20"/>
-                <w:shd w:fill="FFF4D6" w:val="clear"/>
+                <w:rFonts w:ascii="Georgia" w:cs="Georgia" w:eastAsia="Georgia" w:hAnsi="Georgia"/>
+                <w:color w:val="222222"/>
+                <w:sz w:val="20"/>
+                <w:szCs w:val="20"/>
+                <w:shd w:fill="ECECEC" w:val="clear"/>
               </w:rPr>
               <w:t xml:space="preserve">[DESCRIBE]</w:t>
             </w:r>
@@ -8146,8 +8146,8 @@
             </w:pPr>
             <w:r>
               <w:rPr>
-                <w:rFonts w:ascii="Calibri" w:cs="Calibri" w:eastAsia="Calibri" w:hAnsi="Calibri"/>
-                <w:color w:val="1E2E2C"/>
+                <w:rFonts w:ascii="Georgia" w:cs="Georgia" w:eastAsia="Georgia" w:hAnsi="Georgia"/>
+                <w:color w:val="222222"/>
                 <w:sz w:val="20"/>
                 <w:szCs w:val="20"/>
               </w:rPr>
@@ -8176,8 +8176,8 @@
             </w:pPr>
             <w:r>
               <w:rPr>
-                <w:rFonts w:ascii="Calibri" w:cs="Calibri" w:eastAsia="Calibri" w:hAnsi="Calibri"/>
-                <w:color w:val="1E2E2C"/>
+                <w:rFonts w:ascii="Georgia" w:cs="Georgia" w:eastAsia="Georgia" w:hAnsi="Georgia"/>
+                <w:color w:val="222222"/>
                 <w:sz w:val="20"/>
                 <w:szCs w:val="20"/>
               </w:rPr>
@@ -8201,8 +8201,8 @@
             </w:pPr>
             <w:r>
               <w:rPr>
-                <w:rFonts w:ascii="Calibri" w:cs="Calibri" w:eastAsia="Calibri" w:hAnsi="Calibri"/>
-                <w:color w:val="1E2E2C"/>
+                <w:rFonts w:ascii="Georgia" w:cs="Georgia" w:eastAsia="Georgia" w:hAnsi="Georgia"/>
+                <w:color w:val="222222"/>
                 <w:sz w:val="20"/>
                 <w:szCs w:val="20"/>
               </w:rPr>
@@ -8226,8 +8226,8 @@
             </w:pPr>
             <w:r>
               <w:rPr>
-                <w:rFonts w:ascii="Calibri" w:cs="Calibri" w:eastAsia="Calibri" w:hAnsi="Calibri"/>
-                <w:color w:val="1E2E2C"/>
+                <w:rFonts w:ascii="Georgia" w:cs="Georgia" w:eastAsia="Georgia" w:hAnsi="Georgia"/>
+                <w:color w:val="222222"/>
                 <w:sz w:val="20"/>
                 <w:szCs w:val="20"/>
               </w:rPr>
@@ -8245,7 +8245,7 @@
     <w:p>
       <w:pPr>
         <w:pBdr>
-          <w:bottom w:val="single" w:color="C9D6D3" w:sz="6"/>
+          <w:bottom w:val="single" w:color="C8C8C8" w:sz="6"/>
         </w:pBdr>
         <w:spacing w:after="200" w:before="200"/>
       </w:pPr>
@@ -8254,16 +8254,16 @@
       <w:pPr>
         <w:pStyle w:val="Heading2"/>
         <w:pBdr>
-          <w:bottom w:val="single" w:color="12B84F" w:sz="6"/>
+          <w:bottom w:val="single" w:color="8C8C8C" w:sz="6"/>
         </w:pBdr>
         <w:spacing w:after="130" w:before="320"/>
       </w:pPr>
       <w:r>
         <w:rPr>
-          <w:rFonts w:ascii="Calibri" w:cs="Calibri" w:eastAsia="Calibri" w:hAnsi="Calibri"/>
+          <w:rFonts w:ascii="Georgia" w:cs="Georgia" w:eastAsia="Georgia" w:hAnsi="Georgia"/>
           <w:b/>
           <w:bCs/>
-          <w:color w:val="06302E"/>
+          <w:color w:val="1A1A1A"/>
           <w:sz w:val="23"/>
           <w:szCs w:val="23"/>
         </w:rPr>
@@ -8274,12 +8274,12 @@
       <w:tblPr>
         <w:tblW w:type="dxa" w:w="9458"/>
         <w:tblBorders>
-          <w:top w:val="single" w:color="C9D6D3" w:sz="2"/>
-          <w:left w:val="single" w:color="C9D6D3" w:sz="2"/>
-          <w:bottom w:val="single" w:color="C9D6D3" w:sz="2"/>
-          <w:right w:val="single" w:color="C9D6D3" w:sz="2"/>
-          <w:insideH w:val="single" w:color="C9D6D3" w:sz="2"/>
-          <w:insideV w:val="single" w:color="C9D6D3" w:sz="2"/>
+          <w:top w:val="single" w:color="C8C8C8" w:sz="2"/>
+          <w:left w:val="single" w:color="C8C8C8" w:sz="2"/>
+          <w:bottom w:val="single" w:color="C8C8C8" w:sz="2"/>
+          <w:right w:val="single" w:color="C8C8C8" w:sz="2"/>
+          <w:insideH w:val="single" w:color="C8C8C8" w:sz="2"/>
+          <w:insideV w:val="single" w:color="C8C8C8" w:sz="2"/>
         </w:tblBorders>
       </w:tblPr>
       <w:tblGrid>
@@ -8294,24 +8294,24 @@
         <w:tc>
           <w:tcPr>
             <w:tcW w:type="dxa" w:w="3216"/>
-            <w:shd w:fill="EEF4F2" w:val="clear"/>
-            <w:tcMar>
-              <w:top w:type="dxa" w:w="90"/>
-              <w:left w:type="dxa" w:w="130"/>
-              <w:bottom w:type="dxa" w:w="90"/>
-              <w:right w:type="dxa" w:w="130"/>
-            </w:tcMar>
-          </w:tcPr>
-          <w:p>
-            <w:pPr>
-              <w:spacing w:after="0" w:line="250"/>
-            </w:pPr>
-            <w:r>
-              <w:rPr>
-                <w:rFonts w:ascii="Calibri" w:cs="Calibri" w:eastAsia="Calibri" w:hAnsi="Calibri"/>
+            <w:shd w:fill="F2F2F2" w:val="clear"/>
+            <w:tcMar>
+              <w:top w:type="dxa" w:w="90"/>
+              <w:left w:type="dxa" w:w="130"/>
+              <w:bottom w:type="dxa" w:w="90"/>
+              <w:right w:type="dxa" w:w="130"/>
+            </w:tcMar>
+          </w:tcPr>
+          <w:p>
+            <w:pPr>
+              <w:spacing w:after="0" w:line="250"/>
+            </w:pPr>
+            <w:r>
+              <w:rPr>
+                <w:rFonts w:ascii="Georgia" w:cs="Georgia" w:eastAsia="Georgia" w:hAnsi="Georgia"/>
                 <w:b/>
                 <w:bCs/>
-                <w:color w:val="06302E"/>
+                <w:color w:val="1A1A1A"/>
                 <w:sz w:val="20"/>
                 <w:szCs w:val="20"/>
               </w:rPr>
@@ -8322,24 +8322,24 @@
         <w:tc>
           <w:tcPr>
             <w:tcW w:type="dxa" w:w="3121"/>
-            <w:shd w:fill="EEF4F2" w:val="clear"/>
-            <w:tcMar>
-              <w:top w:type="dxa" w:w="90"/>
-              <w:left w:type="dxa" w:w="130"/>
-              <w:bottom w:type="dxa" w:w="90"/>
-              <w:right w:type="dxa" w:w="130"/>
-            </w:tcMar>
-          </w:tcPr>
-          <w:p>
-            <w:pPr>
-              <w:spacing w:after="0" w:line="250"/>
-            </w:pPr>
-            <w:r>
-              <w:rPr>
-                <w:rFonts w:ascii="Calibri" w:cs="Calibri" w:eastAsia="Calibri" w:hAnsi="Calibri"/>
+            <w:shd w:fill="F2F2F2" w:val="clear"/>
+            <w:tcMar>
+              <w:top w:type="dxa" w:w="90"/>
+              <w:left w:type="dxa" w:w="130"/>
+              <w:bottom w:type="dxa" w:w="90"/>
+              <w:right w:type="dxa" w:w="130"/>
+            </w:tcMar>
+          </w:tcPr>
+          <w:p>
+            <w:pPr>
+              <w:spacing w:after="0" w:line="250"/>
+            </w:pPr>
+            <w:r>
+              <w:rPr>
+                <w:rFonts w:ascii="Georgia" w:cs="Georgia" w:eastAsia="Georgia" w:hAnsi="Georgia"/>
                 <w:b/>
                 <w:bCs/>
-                <w:color w:val="06302E"/>
+                <w:color w:val="1A1A1A"/>
                 <w:sz w:val="20"/>
                 <w:szCs w:val="20"/>
               </w:rPr>
@@ -8350,24 +8350,24 @@
         <w:tc>
           <w:tcPr>
             <w:tcW w:type="dxa" w:w="3121"/>
-            <w:shd w:fill="EEF4F2" w:val="clear"/>
-            <w:tcMar>
-              <w:top w:type="dxa" w:w="90"/>
-              <w:left w:type="dxa" w:w="130"/>
-              <w:bottom w:type="dxa" w:w="90"/>
-              <w:right w:type="dxa" w:w="130"/>
-            </w:tcMar>
-          </w:tcPr>
-          <w:p>
-            <w:pPr>
-              <w:spacing w:after="0" w:line="250"/>
-            </w:pPr>
-            <w:r>
-              <w:rPr>
-                <w:rFonts w:ascii="Calibri" w:cs="Calibri" w:eastAsia="Calibri" w:hAnsi="Calibri"/>
+            <w:shd w:fill="F2F2F2" w:val="clear"/>
+            <w:tcMar>
+              <w:top w:type="dxa" w:w="90"/>
+              <w:left w:type="dxa" w:w="130"/>
+              <w:bottom w:type="dxa" w:w="90"/>
+              <w:right w:type="dxa" w:w="130"/>
+            </w:tcMar>
+          </w:tcPr>
+          <w:p>
+            <w:pPr>
+              <w:spacing w:after="0" w:line="250"/>
+            </w:pPr>
+            <w:r>
+              <w:rPr>
+                <w:rFonts w:ascii="Georgia" w:cs="Georgia" w:eastAsia="Georgia" w:hAnsi="Georgia"/>
                 <w:b/>
                 <w:bCs/>
-                <w:color w:val="06302E"/>
+                <w:color w:val="1A1A1A"/>
                 <w:sz w:val="20"/>
                 <w:szCs w:val="20"/>
               </w:rPr>
@@ -8396,8 +8396,8 @@
             </w:pPr>
             <w:r>
               <w:rPr>
-                <w:rFonts w:ascii="Calibri" w:cs="Calibri" w:eastAsia="Calibri" w:hAnsi="Calibri"/>
-                <w:color w:val="1E2E2C"/>
+                <w:rFonts w:ascii="Georgia" w:cs="Georgia" w:eastAsia="Georgia" w:hAnsi="Georgia"/>
+                <w:color w:val="222222"/>
                 <w:sz w:val="20"/>
                 <w:szCs w:val="20"/>
               </w:rPr>
@@ -8421,8 +8421,8 @@
             </w:pPr>
             <w:r>
               <w:rPr>
-                <w:rFonts w:ascii="Calibri" w:cs="Calibri" w:eastAsia="Calibri" w:hAnsi="Calibri"/>
-                <w:color w:val="1E2E2C"/>
+                <w:rFonts w:ascii="Georgia" w:cs="Georgia" w:eastAsia="Georgia" w:hAnsi="Georgia"/>
+                <w:color w:val="222222"/>
                 <w:sz w:val="20"/>
                 <w:szCs w:val="20"/>
               </w:rPr>
@@ -8446,8 +8446,8 @@
             </w:pPr>
             <w:r>
               <w:rPr>
-                <w:rFonts w:ascii="Calibri" w:cs="Calibri" w:eastAsia="Calibri" w:hAnsi="Calibri"/>
-                <w:color w:val="1E2E2C"/>
+                <w:rFonts w:ascii="Georgia" w:cs="Georgia" w:eastAsia="Georgia" w:hAnsi="Georgia"/>
+                <w:color w:val="222222"/>
                 <w:sz w:val="20"/>
                 <w:szCs w:val="20"/>
               </w:rPr>
@@ -8476,8 +8476,8 @@
             </w:pPr>
             <w:r>
               <w:rPr>
-                <w:rFonts w:ascii="Calibri" w:cs="Calibri" w:eastAsia="Calibri" w:hAnsi="Calibri"/>
-                <w:color w:val="1E2E2C"/>
+                <w:rFonts w:ascii="Georgia" w:cs="Georgia" w:eastAsia="Georgia" w:hAnsi="Georgia"/>
+                <w:color w:val="222222"/>
                 <w:sz w:val="20"/>
                 <w:szCs w:val="20"/>
               </w:rPr>
@@ -8501,8 +8501,8 @@
             </w:pPr>
             <w:r>
               <w:rPr>
-                <w:rFonts w:ascii="Calibri" w:cs="Calibri" w:eastAsia="Calibri" w:hAnsi="Calibri"/>
-                <w:color w:val="1E2E2C"/>
+                <w:rFonts w:ascii="Georgia" w:cs="Georgia" w:eastAsia="Georgia" w:hAnsi="Georgia"/>
+                <w:color w:val="222222"/>
                 <w:sz w:val="20"/>
                 <w:szCs w:val="20"/>
               </w:rPr>
@@ -8526,8 +8526,8 @@
             </w:pPr>
             <w:r>
               <w:rPr>
-                <w:rFonts w:ascii="Calibri" w:cs="Calibri" w:eastAsia="Calibri" w:hAnsi="Calibri"/>
-                <w:color w:val="1E2E2C"/>
+                <w:rFonts w:ascii="Georgia" w:cs="Georgia" w:eastAsia="Georgia" w:hAnsi="Georgia"/>
+                <w:color w:val="222222"/>
                 <w:sz w:val="20"/>
                 <w:szCs w:val="20"/>
               </w:rPr>
@@ -8556,8 +8556,8 @@
             </w:pPr>
             <w:r>
               <w:rPr>
-                <w:rFonts w:ascii="Calibri" w:cs="Calibri" w:eastAsia="Calibri" w:hAnsi="Calibri"/>
-                <w:color w:val="1E2E2C"/>
+                <w:rFonts w:ascii="Georgia" w:cs="Georgia" w:eastAsia="Georgia" w:hAnsi="Georgia"/>
+                <w:color w:val="222222"/>
                 <w:sz w:val="20"/>
                 <w:szCs w:val="20"/>
               </w:rPr>
@@ -8581,8 +8581,8 @@
             </w:pPr>
             <w:r>
               <w:rPr>
-                <w:rFonts w:ascii="Calibri" w:cs="Calibri" w:eastAsia="Calibri" w:hAnsi="Calibri"/>
-                <w:color w:val="1E2E2C"/>
+                <w:rFonts w:ascii="Georgia" w:cs="Georgia" w:eastAsia="Georgia" w:hAnsi="Georgia"/>
+                <w:color w:val="222222"/>
                 <w:sz w:val="20"/>
                 <w:szCs w:val="20"/>
               </w:rPr>
@@ -8606,8 +8606,8 @@
             </w:pPr>
             <w:r>
               <w:rPr>
-                <w:rFonts w:ascii="Calibri" w:cs="Calibri" w:eastAsia="Calibri" w:hAnsi="Calibri"/>
-                <w:color w:val="1E2E2C"/>
+                <w:rFonts w:ascii="Georgia" w:cs="Georgia" w:eastAsia="Georgia" w:hAnsi="Georgia"/>
+                <w:color w:val="222222"/>
                 <w:sz w:val="20"/>
                 <w:szCs w:val="20"/>
               </w:rPr>
@@ -8636,8 +8636,8 @@
             </w:pPr>
             <w:r>
               <w:rPr>
-                <w:rFonts w:ascii="Calibri" w:cs="Calibri" w:eastAsia="Calibri" w:hAnsi="Calibri"/>
-                <w:color w:val="1E2E2C"/>
+                <w:rFonts w:ascii="Georgia" w:cs="Georgia" w:eastAsia="Georgia" w:hAnsi="Georgia"/>
+                <w:color w:val="222222"/>
                 <w:sz w:val="20"/>
                 <w:szCs w:val="20"/>
               </w:rPr>
@@ -8661,8 +8661,8 @@
             </w:pPr>
             <w:r>
               <w:rPr>
-                <w:rFonts w:ascii="Calibri" w:cs="Calibri" w:eastAsia="Calibri" w:hAnsi="Calibri"/>
-                <w:color w:val="1E2E2C"/>
+                <w:rFonts w:ascii="Georgia" w:cs="Georgia" w:eastAsia="Georgia" w:hAnsi="Georgia"/>
+                <w:color w:val="222222"/>
                 <w:sz w:val="20"/>
                 <w:szCs w:val="20"/>
               </w:rPr>
@@ -8686,8 +8686,8 @@
             </w:pPr>
             <w:r>
               <w:rPr>
-                <w:rFonts w:ascii="Calibri" w:cs="Calibri" w:eastAsia="Calibri" w:hAnsi="Calibri"/>
-                <w:color w:val="1E2E2C"/>
+                <w:rFonts w:ascii="Georgia" w:cs="Georgia" w:eastAsia="Georgia" w:hAnsi="Georgia"/>
+                <w:color w:val="222222"/>
                 <w:sz w:val="20"/>
                 <w:szCs w:val="20"/>
               </w:rPr>
@@ -8705,7 +8705,7 @@
     <w:p>
       <w:pPr>
         <w:pBdr>
-          <w:bottom w:val="single" w:color="C9D6D3" w:sz="6"/>
+          <w:bottom w:val="single" w:color="C8C8C8" w:sz="6"/>
         </w:pBdr>
         <w:spacing w:after="200" w:before="200"/>
       </w:pPr>
@@ -8714,16 +8714,16 @@
       <w:pPr>
         <w:pStyle w:val="Heading2"/>
         <w:pBdr>
-          <w:bottom w:val="single" w:color="12B84F" w:sz="6"/>
+          <w:bottom w:val="single" w:color="8C8C8C" w:sz="6"/>
         </w:pBdr>
         <w:spacing w:after="130" w:before="320"/>
       </w:pPr>
       <w:r>
         <w:rPr>
-          <w:rFonts w:ascii="Calibri" w:cs="Calibri" w:eastAsia="Calibri" w:hAnsi="Calibri"/>
+          <w:rFonts w:ascii="Georgia" w:cs="Georgia" w:eastAsia="Georgia" w:hAnsi="Georgia"/>
           <w:b/>
           <w:bCs/>
-          <w:color w:val="06302E"/>
+          <w:color w:val="1A1A1A"/>
           <w:sz w:val="23"/>
           <w:szCs w:val="23"/>
         </w:rPr>
@@ -8734,12 +8734,12 @@
       <w:tblPr>
         <w:tblW w:type="dxa" w:w="9458"/>
         <w:tblBorders>
-          <w:top w:val="single" w:color="C9D6D3" w:sz="2"/>
-          <w:left w:val="single" w:color="C9D6D3" w:sz="2"/>
-          <w:bottom w:val="single" w:color="C9D6D3" w:sz="2"/>
-          <w:right w:val="single" w:color="C9D6D3" w:sz="2"/>
-          <w:insideH w:val="single" w:color="C9D6D3" w:sz="2"/>
-          <w:insideV w:val="single" w:color="C9D6D3" w:sz="2"/>
+          <w:top w:val="single" w:color="C8C8C8" w:sz="2"/>
+          <w:left w:val="single" w:color="C8C8C8" w:sz="2"/>
+          <w:bottom w:val="single" w:color="C8C8C8" w:sz="2"/>
+          <w:right w:val="single" w:color="C8C8C8" w:sz="2"/>
+          <w:insideH w:val="single" w:color="C8C8C8" w:sz="2"/>
+          <w:insideV w:val="single" w:color="C8C8C8" w:sz="2"/>
         </w:tblBorders>
       </w:tblPr>
       <w:tblGrid>
@@ -8753,24 +8753,24 @@
         <w:tc>
           <w:tcPr>
             <w:tcW w:type="dxa" w:w="4351"/>
-            <w:shd w:fill="EEF4F2" w:val="clear"/>
-            <w:tcMar>
-              <w:top w:type="dxa" w:w="90"/>
-              <w:left w:type="dxa" w:w="130"/>
-              <w:bottom w:type="dxa" w:w="90"/>
-              <w:right w:type="dxa" w:w="130"/>
-            </w:tcMar>
-          </w:tcPr>
-          <w:p>
-            <w:pPr>
-              <w:spacing w:after="0" w:line="250"/>
-            </w:pPr>
-            <w:r>
-              <w:rPr>
-                <w:rFonts w:ascii="Calibri" w:cs="Calibri" w:eastAsia="Calibri" w:hAnsi="Calibri"/>
+            <w:shd w:fill="F2F2F2" w:val="clear"/>
+            <w:tcMar>
+              <w:top w:type="dxa" w:w="90"/>
+              <w:left w:type="dxa" w:w="130"/>
+              <w:bottom w:type="dxa" w:w="90"/>
+              <w:right w:type="dxa" w:w="130"/>
+            </w:tcMar>
+          </w:tcPr>
+          <w:p>
+            <w:pPr>
+              <w:spacing w:after="0" w:line="250"/>
+            </w:pPr>
+            <w:r>
+              <w:rPr>
+                <w:rFonts w:ascii="Georgia" w:cs="Georgia" w:eastAsia="Georgia" w:hAnsi="Georgia"/>
                 <w:b/>
                 <w:bCs/>
-                <w:color w:val="06302E"/>
+                <w:color w:val="1A1A1A"/>
                 <w:sz w:val="20"/>
                 <w:szCs w:val="20"/>
               </w:rPr>
@@ -8781,24 +8781,24 @@
         <w:tc>
           <w:tcPr>
             <w:tcW w:type="dxa" w:w="5107"/>
-            <w:shd w:fill="EEF4F2" w:val="clear"/>
-            <w:tcMar>
-              <w:top w:type="dxa" w:w="90"/>
-              <w:left w:type="dxa" w:w="130"/>
-              <w:bottom w:type="dxa" w:w="90"/>
-              <w:right w:type="dxa" w:w="130"/>
-            </w:tcMar>
-          </w:tcPr>
-          <w:p>
-            <w:pPr>
-              <w:spacing w:after="0" w:line="250"/>
-            </w:pPr>
-            <w:r>
-              <w:rPr>
-                <w:rFonts w:ascii="Calibri" w:cs="Calibri" w:eastAsia="Calibri" w:hAnsi="Calibri"/>
+            <w:shd w:fill="F2F2F2" w:val="clear"/>
+            <w:tcMar>
+              <w:top w:type="dxa" w:w="90"/>
+              <w:left w:type="dxa" w:w="130"/>
+              <w:bottom w:type="dxa" w:w="90"/>
+              <w:right w:type="dxa" w:w="130"/>
+            </w:tcMar>
+          </w:tcPr>
+          <w:p>
+            <w:pPr>
+              <w:spacing w:after="0" w:line="250"/>
+            </w:pPr>
+            <w:r>
+              <w:rPr>
+                <w:rFonts w:ascii="Georgia" w:cs="Georgia" w:eastAsia="Georgia" w:hAnsi="Georgia"/>
                 <w:b/>
                 <w:bCs/>
-                <w:color w:val="06302E"/>
+                <w:color w:val="1A1A1A"/>
                 <w:sz w:val="20"/>
                 <w:szCs w:val="20"/>
               </w:rPr>
@@ -8827,8 +8827,8 @@
             </w:pPr>
             <w:r>
               <w:rPr>
-                <w:rFonts w:ascii="Calibri" w:cs="Calibri" w:eastAsia="Calibri" w:hAnsi="Calibri"/>
-                <w:color w:val="1E2E2C"/>
+                <w:rFonts w:ascii="Georgia" w:cs="Georgia" w:eastAsia="Georgia" w:hAnsi="Georgia"/>
+                <w:color w:val="222222"/>
                 <w:sz w:val="20"/>
                 <w:szCs w:val="20"/>
               </w:rPr>
@@ -8852,11 +8852,11 @@
             </w:pPr>
             <w:r>
               <w:rPr>
-                <w:rFonts w:ascii="Calibri" w:cs="Calibri" w:eastAsia="Calibri" w:hAnsi="Calibri"/>
-                <w:color w:val="1E2E2C"/>
-                <w:sz w:val="20"/>
-                <w:szCs w:val="20"/>
-                <w:shd w:fill="FFF4D6" w:val="clear"/>
+                <w:rFonts w:ascii="Georgia" w:cs="Georgia" w:eastAsia="Georgia" w:hAnsi="Georgia"/>
+                <w:color w:val="222222"/>
+                <w:sz w:val="20"/>
+                <w:szCs w:val="20"/>
+                <w:shd w:fill="ECECEC" w:val="clear"/>
               </w:rPr>
               <w:t xml:space="preserve">[YES / NO]</w:t>
             </w:r>
@@ -8883,8 +8883,8 @@
             </w:pPr>
             <w:r>
               <w:rPr>
-                <w:rFonts w:ascii="Calibri" w:cs="Calibri" w:eastAsia="Calibri" w:hAnsi="Calibri"/>
-                <w:color w:val="1E2E2C"/>
+                <w:rFonts w:ascii="Georgia" w:cs="Georgia" w:eastAsia="Georgia" w:hAnsi="Georgia"/>
+                <w:color w:val="222222"/>
                 <w:sz w:val="20"/>
                 <w:szCs w:val="20"/>
               </w:rPr>
@@ -8908,11 +8908,11 @@
             </w:pPr>
             <w:r>
               <w:rPr>
-                <w:rFonts w:ascii="Calibri" w:cs="Calibri" w:eastAsia="Calibri" w:hAnsi="Calibri"/>
-                <w:color w:val="1E2E2C"/>
-                <w:sz w:val="20"/>
-                <w:szCs w:val="20"/>
-                <w:shd w:fill="FFF4D6" w:val="clear"/>
+                <w:rFonts w:ascii="Georgia" w:cs="Georgia" w:eastAsia="Georgia" w:hAnsi="Georgia"/>
+                <w:color w:val="222222"/>
+                <w:sz w:val="20"/>
+                <w:szCs w:val="20"/>
+                <w:shd w:fill="ECECEC" w:val="clear"/>
               </w:rPr>
               <w:t xml:space="preserve">[DETAILS OR N/A]</w:t>
             </w:r>
@@ -8939,8 +8939,8 @@
             </w:pPr>
             <w:r>
               <w:rPr>
-                <w:rFonts w:ascii="Calibri" w:cs="Calibri" w:eastAsia="Calibri" w:hAnsi="Calibri"/>
-                <w:color w:val="1E2E2C"/>
+                <w:rFonts w:ascii="Georgia" w:cs="Georgia" w:eastAsia="Georgia" w:hAnsi="Georgia"/>
+                <w:color w:val="222222"/>
                 <w:sz w:val="20"/>
                 <w:szCs w:val="20"/>
               </w:rPr>
@@ -8964,11 +8964,11 @@
             </w:pPr>
             <w:r>
               <w:rPr>
-                <w:rFonts w:ascii="Calibri" w:cs="Calibri" w:eastAsia="Calibri" w:hAnsi="Calibri"/>
-                <w:color w:val="1E2E2C"/>
-                <w:sz w:val="20"/>
-                <w:szCs w:val="20"/>
-                <w:shd w:fill="FFF4D6" w:val="clear"/>
+                <w:rFonts w:ascii="Georgia" w:cs="Georgia" w:eastAsia="Georgia" w:hAnsi="Georgia"/>
+                <w:color w:val="222222"/>
+                <w:sz w:val="20"/>
+                <w:szCs w:val="20"/>
+                <w:shd w:fill="ECECEC" w:val="clear"/>
               </w:rPr>
               <w:t xml:space="preserve">[YES / NO]</w:t>
             </w:r>
@@ -8995,8 +8995,8 @@
             </w:pPr>
             <w:r>
               <w:rPr>
-                <w:rFonts w:ascii="Calibri" w:cs="Calibri" w:eastAsia="Calibri" w:hAnsi="Calibri"/>
-                <w:color w:val="1E2E2C"/>
+                <w:rFonts w:ascii="Georgia" w:cs="Georgia" w:eastAsia="Georgia" w:hAnsi="Georgia"/>
+                <w:color w:val="222222"/>
                 <w:sz w:val="20"/>
                 <w:szCs w:val="20"/>
               </w:rPr>
@@ -9020,11 +9020,11 @@
             </w:pPr>
             <w:r>
               <w:rPr>
-                <w:rFonts w:ascii="Calibri" w:cs="Calibri" w:eastAsia="Calibri" w:hAnsi="Calibri"/>
-                <w:color w:val="1E2E2C"/>
-                <w:sz w:val="20"/>
-                <w:szCs w:val="20"/>
-                <w:shd w:fill="FFF4D6" w:val="clear"/>
+                <w:rFonts w:ascii="Georgia" w:cs="Georgia" w:eastAsia="Georgia" w:hAnsi="Georgia"/>
+                <w:color w:val="222222"/>
+                <w:sz w:val="20"/>
+                <w:szCs w:val="20"/>
+                <w:shd w:fill="ECECEC" w:val="clear"/>
               </w:rPr>
               <w:t xml:space="preserve">[DETAILS OR N/A]</w:t>
             </w:r>
@@ -9051,8 +9051,8 @@
             </w:pPr>
             <w:r>
               <w:rPr>
-                <w:rFonts w:ascii="Calibri" w:cs="Calibri" w:eastAsia="Calibri" w:hAnsi="Calibri"/>
-                <w:color w:val="1E2E2C"/>
+                <w:rFonts w:ascii="Georgia" w:cs="Georgia" w:eastAsia="Georgia" w:hAnsi="Georgia"/>
+                <w:color w:val="222222"/>
                 <w:sz w:val="20"/>
                 <w:szCs w:val="20"/>
               </w:rPr>
@@ -9076,11 +9076,11 @@
             </w:pPr>
             <w:r>
               <w:rPr>
-                <w:rFonts w:ascii="Calibri" w:cs="Calibri" w:eastAsia="Calibri" w:hAnsi="Calibri"/>
-                <w:color w:val="1E2E2C"/>
-                <w:sz w:val="20"/>
-                <w:szCs w:val="20"/>
-                <w:shd w:fill="FFF4D6" w:val="clear"/>
+                <w:rFonts w:ascii="Georgia" w:cs="Georgia" w:eastAsia="Georgia" w:hAnsi="Georgia"/>
+                <w:color w:val="222222"/>
+                <w:sz w:val="20"/>
+                <w:szCs w:val="20"/>
+                <w:shd w:fill="ECECEC" w:val="clear"/>
               </w:rPr>
               <w:t xml:space="preserve">[YES / NO]</w:t>
             </w:r>
@@ -9107,8 +9107,8 @@
             </w:pPr>
             <w:r>
               <w:rPr>
-                <w:rFonts w:ascii="Calibri" w:cs="Calibri" w:eastAsia="Calibri" w:hAnsi="Calibri"/>
-                <w:color w:val="1E2E2C"/>
+                <w:rFonts w:ascii="Georgia" w:cs="Georgia" w:eastAsia="Georgia" w:hAnsi="Georgia"/>
+                <w:color w:val="222222"/>
                 <w:sz w:val="20"/>
                 <w:szCs w:val="20"/>
               </w:rPr>
@@ -9132,11 +9132,11 @@
             </w:pPr>
             <w:r>
               <w:rPr>
-                <w:rFonts w:ascii="Calibri" w:cs="Calibri" w:eastAsia="Calibri" w:hAnsi="Calibri"/>
-                <w:color w:val="1E2E2C"/>
-                <w:sz w:val="20"/>
-                <w:szCs w:val="20"/>
-                <w:shd w:fill="FFF4D6" w:val="clear"/>
+                <w:rFonts w:ascii="Georgia" w:cs="Georgia" w:eastAsia="Georgia" w:hAnsi="Georgia"/>
+                <w:color w:val="222222"/>
+                <w:sz w:val="20"/>
+                <w:szCs w:val="20"/>
+                <w:shd w:fill="ECECEC" w:val="clear"/>
               </w:rPr>
               <w:t xml:space="preserve">[YES / NO]</w:t>
             </w:r>
@@ -9163,8 +9163,8 @@
             </w:pPr>
             <w:r>
               <w:rPr>
-                <w:rFonts w:ascii="Calibri" w:cs="Calibri" w:eastAsia="Calibri" w:hAnsi="Calibri"/>
-                <w:color w:val="1E2E2C"/>
+                <w:rFonts w:ascii="Georgia" w:cs="Georgia" w:eastAsia="Georgia" w:hAnsi="Georgia"/>
+                <w:color w:val="222222"/>
                 <w:sz w:val="20"/>
                 <w:szCs w:val="20"/>
               </w:rPr>
@@ -9188,11 +9188,11 @@
             </w:pPr>
             <w:r>
               <w:rPr>
-                <w:rFonts w:ascii="Calibri" w:cs="Calibri" w:eastAsia="Calibri" w:hAnsi="Calibri"/>
-                <w:color w:val="1E2E2C"/>
-                <w:sz w:val="20"/>
-                <w:szCs w:val="20"/>
-                <w:shd w:fill="FFF4D6" w:val="clear"/>
+                <w:rFonts w:ascii="Georgia" w:cs="Georgia" w:eastAsia="Georgia" w:hAnsi="Georgia"/>
+                <w:color w:val="222222"/>
+                <w:sz w:val="20"/>
+                <w:szCs w:val="20"/>
+                <w:shd w:fill="ECECEC" w:val="clear"/>
               </w:rPr>
               <w:t xml:space="preserve">[YES / NO]</w:t>
             </w:r>
@@ -9219,8 +9219,8 @@
             </w:pPr>
             <w:r>
               <w:rPr>
-                <w:rFonts w:ascii="Calibri" w:cs="Calibri" w:eastAsia="Calibri" w:hAnsi="Calibri"/>
-                <w:color w:val="1E2E2C"/>
+                <w:rFonts w:ascii="Georgia" w:cs="Georgia" w:eastAsia="Georgia" w:hAnsi="Georgia"/>
+                <w:color w:val="222222"/>
                 <w:sz w:val="20"/>
                 <w:szCs w:val="20"/>
               </w:rPr>
@@ -9244,11 +9244,11 @@
             </w:pPr>
             <w:r>
               <w:rPr>
-                <w:rFonts w:ascii="Calibri" w:cs="Calibri" w:eastAsia="Calibri" w:hAnsi="Calibri"/>
-                <w:color w:val="1E2E2C"/>
-                <w:sz w:val="20"/>
-                <w:szCs w:val="20"/>
-                <w:shd w:fill="FFF4D6" w:val="clear"/>
+                <w:rFonts w:ascii="Georgia" w:cs="Georgia" w:eastAsia="Georgia" w:hAnsi="Georgia"/>
+                <w:color w:val="222222"/>
+                <w:sz w:val="20"/>
+                <w:szCs w:val="20"/>
+                <w:shd w:fill="ECECEC" w:val="clear"/>
               </w:rPr>
               <w:t xml:space="preserve">[EXPLANATION OR N/A]</w:t>
             </w:r>
@@ -9264,7 +9264,7 @@
     <w:p>
       <w:pPr>
         <w:pBdr>
-          <w:bottom w:val="single" w:color="C9D6D3" w:sz="6"/>
+          <w:bottom w:val="single" w:color="C8C8C8" w:sz="6"/>
         </w:pBdr>
         <w:spacing w:after="200" w:before="200"/>
       </w:pPr>
@@ -9273,16 +9273,16 @@
       <w:pPr>
         <w:pStyle w:val="Heading2"/>
         <w:pBdr>
-          <w:bottom w:val="single" w:color="12B84F" w:sz="6"/>
+          <w:bottom w:val="single" w:color="8C8C8C" w:sz="6"/>
         </w:pBdr>
         <w:spacing w:after="130" w:before="320"/>
       </w:pPr>
       <w:r>
         <w:rPr>
-          <w:rFonts w:ascii="Calibri" w:cs="Calibri" w:eastAsia="Calibri" w:hAnsi="Calibri"/>
+          <w:rFonts w:ascii="Georgia" w:cs="Georgia" w:eastAsia="Georgia" w:hAnsi="Georgia"/>
           <w:b/>
           <w:bCs/>
-          <w:color w:val="06302E"/>
+          <w:color w:val="1A1A1A"/>
           <w:sz w:val="23"/>
           <w:szCs w:val="23"/>
         </w:rPr>
@@ -9295,8 +9295,8 @@
       </w:pPr>
       <w:r>
         <w:rPr>
-          <w:rFonts w:ascii="Calibri" w:cs="Calibri" w:eastAsia="Calibri" w:hAnsi="Calibri"/>
-          <w:color w:val="1E2E2C"/>
+          <w:rFonts w:ascii="Georgia" w:cs="Georgia" w:eastAsia="Georgia" w:hAnsi="Georgia"/>
+          <w:color w:val="222222"/>
           <w:sz w:val="21"/>
           <w:szCs w:val="21"/>
         </w:rPr>
@@ -9304,8 +9304,8 @@
       </w:r>
       <w:r>
         <w:rPr>
-          <w:rFonts w:ascii="Calibri" w:cs="Calibri" w:eastAsia="Calibri" w:hAnsi="Calibri"/>
-          <w:color w:val="1E2E2C"/>
+          <w:rFonts w:ascii="Georgia" w:cs="Georgia" w:eastAsia="Georgia" w:hAnsi="Georgia"/>
+          <w:color w:val="222222"/>
           <w:sz w:val="21"/>
           <w:szCs w:val="21"/>
         </w:rPr>
@@ -9313,8 +9313,8 @@
       </w:r>
       <w:r>
         <w:rPr>
-          <w:rFonts w:ascii="Calibri" w:cs="Calibri" w:eastAsia="Calibri" w:hAnsi="Calibri"/>
-          <w:color w:val="1E2E2C"/>
+          <w:rFonts w:ascii="Georgia" w:cs="Georgia" w:eastAsia="Georgia" w:hAnsi="Georgia"/>
+          <w:color w:val="222222"/>
           <w:sz w:val="21"/>
           <w:szCs w:val="21"/>
         </w:rPr>
@@ -9325,12 +9325,12 @@
       <w:tblPr>
         <w:tblW w:type="dxa" w:w="9458"/>
         <w:tblBorders>
-          <w:top w:val="single" w:color="C9D6D3" w:sz="2"/>
-          <w:left w:val="single" w:color="C9D6D3" w:sz="2"/>
-          <w:bottom w:val="single" w:color="C9D6D3" w:sz="2"/>
-          <w:right w:val="single" w:color="C9D6D3" w:sz="2"/>
-          <w:insideH w:val="single" w:color="C9D6D3" w:sz="2"/>
-          <w:insideV w:val="single" w:color="C9D6D3" w:sz="2"/>
+          <w:top w:val="single" w:color="C8C8C8" w:sz="2"/>
+          <w:left w:val="single" w:color="C8C8C8" w:sz="2"/>
+          <w:bottom w:val="single" w:color="C8C8C8" w:sz="2"/>
+          <w:right w:val="single" w:color="C8C8C8" w:sz="2"/>
+          <w:insideH w:val="single" w:color="C8C8C8" w:sz="2"/>
+          <w:insideV w:val="single" w:color="C8C8C8" w:sz="2"/>
         </w:tblBorders>
       </w:tblPr>
       <w:tblGrid>
@@ -9347,24 +9347,24 @@
         <w:tc>
           <w:tcPr>
             <w:tcW w:type="dxa" w:w="3216"/>
-            <w:shd w:fill="EEF4F2" w:val="clear"/>
-            <w:tcMar>
-              <w:top w:type="dxa" w:w="90"/>
-              <w:left w:type="dxa" w:w="130"/>
-              <w:bottom w:type="dxa" w:w="90"/>
-              <w:right w:type="dxa" w:w="130"/>
-            </w:tcMar>
-          </w:tcPr>
-          <w:p>
-            <w:pPr>
-              <w:spacing w:after="0" w:line="250"/>
-            </w:pPr>
-            <w:r>
-              <w:rPr>
-                <w:rFonts w:ascii="Calibri" w:cs="Calibri" w:eastAsia="Calibri" w:hAnsi="Calibri"/>
+            <w:shd w:fill="F2F2F2" w:val="clear"/>
+            <w:tcMar>
+              <w:top w:type="dxa" w:w="90"/>
+              <w:left w:type="dxa" w:w="130"/>
+              <w:bottom w:type="dxa" w:w="90"/>
+              <w:right w:type="dxa" w:w="130"/>
+            </w:tcMar>
+          </w:tcPr>
+          <w:p>
+            <w:pPr>
+              <w:spacing w:after="0" w:line="250"/>
+            </w:pPr>
+            <w:r>
+              <w:rPr>
+                <w:rFonts w:ascii="Georgia" w:cs="Georgia" w:eastAsia="Georgia" w:hAnsi="Georgia"/>
                 <w:b/>
                 <w:bCs/>
-                <w:color w:val="06302E"/>
+                <w:color w:val="1A1A1A"/>
                 <w:sz w:val="20"/>
                 <w:szCs w:val="20"/>
               </w:rPr>
@@ -9375,24 +9375,24 @@
         <w:tc>
           <w:tcPr>
             <w:tcW w:type="dxa" w:w="1560"/>
-            <w:shd w:fill="EEF4F2" w:val="clear"/>
-            <w:tcMar>
-              <w:top w:type="dxa" w:w="90"/>
-              <w:left w:type="dxa" w:w="130"/>
-              <w:bottom w:type="dxa" w:w="90"/>
-              <w:right w:type="dxa" w:w="130"/>
-            </w:tcMar>
-          </w:tcPr>
-          <w:p>
-            <w:pPr>
-              <w:spacing w:after="0" w:line="250"/>
-            </w:pPr>
-            <w:r>
-              <w:rPr>
-                <w:rFonts w:ascii="Calibri" w:cs="Calibri" w:eastAsia="Calibri" w:hAnsi="Calibri"/>
+            <w:shd w:fill="F2F2F2" w:val="clear"/>
+            <w:tcMar>
+              <w:top w:type="dxa" w:w="90"/>
+              <w:left w:type="dxa" w:w="130"/>
+              <w:bottom w:type="dxa" w:w="90"/>
+              <w:right w:type="dxa" w:w="130"/>
+            </w:tcMar>
+          </w:tcPr>
+          <w:p>
+            <w:pPr>
+              <w:spacing w:after="0" w:line="250"/>
+            </w:pPr>
+            <w:r>
+              <w:rPr>
+                <w:rFonts w:ascii="Georgia" w:cs="Georgia" w:eastAsia="Georgia" w:hAnsi="Georgia"/>
                 <w:b/>
                 <w:bCs/>
-                <w:color w:val="06302E"/>
+                <w:color w:val="1A1A1A"/>
                 <w:sz w:val="20"/>
                 <w:szCs w:val="20"/>
               </w:rPr>
@@ -9403,24 +9403,24 @@
         <w:tc>
           <w:tcPr>
             <w:tcW w:type="dxa" w:w="1560"/>
-            <w:shd w:fill="EEF4F2" w:val="clear"/>
-            <w:tcMar>
-              <w:top w:type="dxa" w:w="90"/>
-              <w:left w:type="dxa" w:w="130"/>
-              <w:bottom w:type="dxa" w:w="90"/>
-              <w:right w:type="dxa" w:w="130"/>
-            </w:tcMar>
-          </w:tcPr>
-          <w:p>
-            <w:pPr>
-              <w:spacing w:after="0" w:line="250"/>
-            </w:pPr>
-            <w:r>
-              <w:rPr>
-                <w:rFonts w:ascii="Calibri" w:cs="Calibri" w:eastAsia="Calibri" w:hAnsi="Calibri"/>
+            <w:shd w:fill="F2F2F2" w:val="clear"/>
+            <w:tcMar>
+              <w:top w:type="dxa" w:w="90"/>
+              <w:left w:type="dxa" w:w="130"/>
+              <w:bottom w:type="dxa" w:w="90"/>
+              <w:right w:type="dxa" w:w="130"/>
+            </w:tcMar>
+          </w:tcPr>
+          <w:p>
+            <w:pPr>
+              <w:spacing w:after="0" w:line="250"/>
+            </w:pPr>
+            <w:r>
+              <w:rPr>
+                <w:rFonts w:ascii="Georgia" w:cs="Georgia" w:eastAsia="Georgia" w:hAnsi="Georgia"/>
                 <w:b/>
                 <w:bCs/>
-                <w:color w:val="06302E"/>
+                <w:color w:val="1A1A1A"/>
                 <w:sz w:val="20"/>
                 <w:szCs w:val="20"/>
               </w:rPr>
@@ -9431,24 +9431,24 @@
         <w:tc>
           <w:tcPr>
             <w:tcW w:type="dxa" w:w="1560"/>
-            <w:shd w:fill="EEF4F2" w:val="clear"/>
-            <w:tcMar>
-              <w:top w:type="dxa" w:w="90"/>
-              <w:left w:type="dxa" w:w="130"/>
-              <w:bottom w:type="dxa" w:w="90"/>
-              <w:right w:type="dxa" w:w="130"/>
-            </w:tcMar>
-          </w:tcPr>
-          <w:p>
-            <w:pPr>
-              <w:spacing w:after="0" w:line="250"/>
-            </w:pPr>
-            <w:r>
-              <w:rPr>
-                <w:rFonts w:ascii="Calibri" w:cs="Calibri" w:eastAsia="Calibri" w:hAnsi="Calibri"/>
+            <w:shd w:fill="F2F2F2" w:val="clear"/>
+            <w:tcMar>
+              <w:top w:type="dxa" w:w="90"/>
+              <w:left w:type="dxa" w:w="130"/>
+              <w:bottom w:type="dxa" w:w="90"/>
+              <w:right w:type="dxa" w:w="130"/>
+            </w:tcMar>
+          </w:tcPr>
+          <w:p>
+            <w:pPr>
+              <w:spacing w:after="0" w:line="250"/>
+            </w:pPr>
+            <w:r>
+              <w:rPr>
+                <w:rFonts w:ascii="Georgia" w:cs="Georgia" w:eastAsia="Georgia" w:hAnsi="Georgia"/>
                 <w:b/>
                 <w:bCs/>
-                <w:color w:val="06302E"/>
+                <w:color w:val="1A1A1A"/>
                 <w:sz w:val="20"/>
                 <w:szCs w:val="20"/>
               </w:rPr>
@@ -9459,24 +9459,24 @@
         <w:tc>
           <w:tcPr>
             <w:tcW w:type="dxa" w:w="1562"/>
-            <w:shd w:fill="EEF4F2" w:val="clear"/>
-            <w:tcMar>
-              <w:top w:type="dxa" w:w="90"/>
-              <w:left w:type="dxa" w:w="130"/>
-              <w:bottom w:type="dxa" w:w="90"/>
-              <w:right w:type="dxa" w:w="130"/>
-            </w:tcMar>
-          </w:tcPr>
-          <w:p>
-            <w:pPr>
-              <w:spacing w:after="0" w:line="250"/>
-            </w:pPr>
-            <w:r>
-              <w:rPr>
-                <w:rFonts w:ascii="Calibri" w:cs="Calibri" w:eastAsia="Calibri" w:hAnsi="Calibri"/>
+            <w:shd w:fill="F2F2F2" w:val="clear"/>
+            <w:tcMar>
+              <w:top w:type="dxa" w:w="90"/>
+              <w:left w:type="dxa" w:w="130"/>
+              <w:bottom w:type="dxa" w:w="90"/>
+              <w:right w:type="dxa" w:w="130"/>
+            </w:tcMar>
+          </w:tcPr>
+          <w:p>
+            <w:pPr>
+              <w:spacing w:after="0" w:line="250"/>
+            </w:pPr>
+            <w:r>
+              <w:rPr>
+                <w:rFonts w:ascii="Georgia" w:cs="Georgia" w:eastAsia="Georgia" w:hAnsi="Georgia"/>
                 <w:b/>
                 <w:bCs/>
-                <w:color w:val="06302E"/>
+                <w:color w:val="1A1A1A"/>
                 <w:sz w:val="20"/>
                 <w:szCs w:val="20"/>
               </w:rPr>
@@ -9505,8 +9505,8 @@
             </w:pPr>
             <w:r>
               <w:rPr>
-                <w:rFonts w:ascii="Calibri" w:cs="Calibri" w:eastAsia="Calibri" w:hAnsi="Calibri"/>
-                <w:color w:val="1E2E2C"/>
+                <w:rFonts w:ascii="Georgia" w:cs="Georgia" w:eastAsia="Georgia" w:hAnsi="Georgia"/>
+                <w:color w:val="222222"/>
                 <w:sz w:val="20"/>
                 <w:szCs w:val="20"/>
               </w:rPr>
@@ -9530,8 +9530,8 @@
             </w:pPr>
             <w:r>
               <w:rPr>
-                <w:rFonts w:ascii="Calibri" w:cs="Calibri" w:eastAsia="Calibri" w:hAnsi="Calibri"/>
-                <w:color w:val="1E2E2C"/>
+                <w:rFonts w:ascii="Georgia" w:cs="Georgia" w:eastAsia="Georgia" w:hAnsi="Georgia"/>
+                <w:color w:val="222222"/>
                 <w:sz w:val="20"/>
                 <w:szCs w:val="20"/>
               </w:rPr>
@@ -9555,11 +9555,11 @@
             </w:pPr>
             <w:r>
               <w:rPr>
-                <w:rFonts w:ascii="Calibri" w:cs="Calibri" w:eastAsia="Calibri" w:hAnsi="Calibri"/>
-                <w:color w:val="1E2E2C"/>
-                <w:sz w:val="20"/>
-                <w:szCs w:val="20"/>
-                <w:shd w:fill="FFF4D6" w:val="clear"/>
+                <w:rFonts w:ascii="Georgia" w:cs="Georgia" w:eastAsia="Georgia" w:hAnsi="Georgia"/>
+                <w:color w:val="222222"/>
+                <w:sz w:val="20"/>
+                <w:szCs w:val="20"/>
+                <w:shd w:fill="ECECEC" w:val="clear"/>
               </w:rPr>
               <w:t xml:space="preserve">[YES / NO]</w:t>
             </w:r>
@@ -9581,11 +9581,11 @@
             </w:pPr>
             <w:r>
               <w:rPr>
-                <w:rFonts w:ascii="Calibri" w:cs="Calibri" w:eastAsia="Calibri" w:hAnsi="Calibri"/>
-                <w:color w:val="1E2E2C"/>
-                <w:sz w:val="20"/>
-                <w:szCs w:val="20"/>
-                <w:shd w:fill="FFF4D6" w:val="clear"/>
+                <w:rFonts w:ascii="Georgia" w:cs="Georgia" w:eastAsia="Georgia" w:hAnsi="Georgia"/>
+                <w:color w:val="222222"/>
+                <w:sz w:val="20"/>
+                <w:szCs w:val="20"/>
+                <w:shd w:fill="ECECEC" w:val="clear"/>
               </w:rPr>
               <w:t xml:space="preserve">[YES / NO]</w:t>
             </w:r>
@@ -9607,11 +9607,11 @@
             </w:pPr>
             <w:r>
               <w:rPr>
-                <w:rFonts w:ascii="Calibri" w:cs="Calibri" w:eastAsia="Calibri" w:hAnsi="Calibri"/>
-                <w:color w:val="1E2E2C"/>
-                <w:sz w:val="20"/>
-                <w:szCs w:val="20"/>
-                <w:shd w:fill="FFF4D6" w:val="clear"/>
+                <w:rFonts w:ascii="Georgia" w:cs="Georgia" w:eastAsia="Georgia" w:hAnsi="Georgia"/>
+                <w:color w:val="222222"/>
+                <w:sz w:val="20"/>
+                <w:szCs w:val="20"/>
+                <w:shd w:fill="ECECEC" w:val="clear"/>
               </w:rPr>
               <w:t xml:space="preserve">[YES / NO]</w:t>
             </w:r>
@@ -9638,8 +9638,8 @@
             </w:pPr>
             <w:r>
               <w:rPr>
-                <w:rFonts w:ascii="Calibri" w:cs="Calibri" w:eastAsia="Calibri" w:hAnsi="Calibri"/>
-                <w:color w:val="1E2E2C"/>
+                <w:rFonts w:ascii="Georgia" w:cs="Georgia" w:eastAsia="Georgia" w:hAnsi="Georgia"/>
+                <w:color w:val="222222"/>
                 <w:sz w:val="20"/>
                 <w:szCs w:val="20"/>
               </w:rPr>
@@ -9663,8 +9663,8 @@
             </w:pPr>
             <w:r>
               <w:rPr>
-                <w:rFonts w:ascii="Calibri" w:cs="Calibri" w:eastAsia="Calibri" w:hAnsi="Calibri"/>
-                <w:color w:val="1E2E2C"/>
+                <w:rFonts w:ascii="Georgia" w:cs="Georgia" w:eastAsia="Georgia" w:hAnsi="Georgia"/>
+                <w:color w:val="222222"/>
                 <w:sz w:val="20"/>
                 <w:szCs w:val="20"/>
               </w:rPr>
@@ -9688,11 +9688,11 @@
             </w:pPr>
             <w:r>
               <w:rPr>
-                <w:rFonts w:ascii="Calibri" w:cs="Calibri" w:eastAsia="Calibri" w:hAnsi="Calibri"/>
-                <w:color w:val="1E2E2C"/>
-                <w:sz w:val="20"/>
-                <w:szCs w:val="20"/>
-                <w:shd w:fill="FFF4D6" w:val="clear"/>
+                <w:rFonts w:ascii="Georgia" w:cs="Georgia" w:eastAsia="Georgia" w:hAnsi="Georgia"/>
+                <w:color w:val="222222"/>
+                <w:sz w:val="20"/>
+                <w:szCs w:val="20"/>
+                <w:shd w:fill="ECECEC" w:val="clear"/>
               </w:rPr>
               <w:t xml:space="preserve">[YES / NO]</w:t>
             </w:r>
@@ -9714,11 +9714,11 @@
             </w:pPr>
             <w:r>
               <w:rPr>
-                <w:rFonts w:ascii="Calibri" w:cs="Calibri" w:eastAsia="Calibri" w:hAnsi="Calibri"/>
-                <w:color w:val="1E2E2C"/>
-                <w:sz w:val="20"/>
-                <w:szCs w:val="20"/>
-                <w:shd w:fill="FFF4D6" w:val="clear"/>
+                <w:rFonts w:ascii="Georgia" w:cs="Georgia" w:eastAsia="Georgia" w:hAnsi="Georgia"/>
+                <w:color w:val="222222"/>
+                <w:sz w:val="20"/>
+                <w:szCs w:val="20"/>
+                <w:shd w:fill="ECECEC" w:val="clear"/>
               </w:rPr>
               <w:t xml:space="preserve">[YES / NO]</w:t>
             </w:r>
@@ -9740,11 +9740,11 @@
             </w:pPr>
             <w:r>
               <w:rPr>
-                <w:rFonts w:ascii="Calibri" w:cs="Calibri" w:eastAsia="Calibri" w:hAnsi="Calibri"/>
-                <w:color w:val="1E2E2C"/>
-                <w:sz w:val="20"/>
-                <w:szCs w:val="20"/>
-                <w:shd w:fill="FFF4D6" w:val="clear"/>
+                <w:rFonts w:ascii="Georgia" w:cs="Georgia" w:eastAsia="Georgia" w:hAnsi="Georgia"/>
+                <w:color w:val="222222"/>
+                <w:sz w:val="20"/>
+                <w:szCs w:val="20"/>
+                <w:shd w:fill="ECECEC" w:val="clear"/>
               </w:rPr>
               <w:t xml:space="preserve">[YES / NO]</w:t>
             </w:r>
@@ -9771,8 +9771,8 @@
             </w:pPr>
             <w:r>
               <w:rPr>
-                <w:rFonts w:ascii="Calibri" w:cs="Calibri" w:eastAsia="Calibri" w:hAnsi="Calibri"/>
-                <w:color w:val="1E2E2C"/>
+                <w:rFonts w:ascii="Georgia" w:cs="Georgia" w:eastAsia="Georgia" w:hAnsi="Georgia"/>
+                <w:color w:val="222222"/>
                 <w:sz w:val="20"/>
                 <w:szCs w:val="20"/>
               </w:rPr>
@@ -9796,8 +9796,8 @@
             </w:pPr>
             <w:r>
               <w:rPr>
-                <w:rFonts w:ascii="Calibri" w:cs="Calibri" w:eastAsia="Calibri" w:hAnsi="Calibri"/>
-                <w:color w:val="1E2E2C"/>
+                <w:rFonts w:ascii="Georgia" w:cs="Georgia" w:eastAsia="Georgia" w:hAnsi="Georgia"/>
+                <w:color w:val="222222"/>
                 <w:sz w:val="20"/>
                 <w:szCs w:val="20"/>
               </w:rPr>
@@ -9821,11 +9821,11 @@
             </w:pPr>
             <w:r>
               <w:rPr>
-                <w:rFonts w:ascii="Calibri" w:cs="Calibri" w:eastAsia="Calibri" w:hAnsi="Calibri"/>
-                <w:color w:val="1E2E2C"/>
-                <w:sz w:val="20"/>
-                <w:szCs w:val="20"/>
-                <w:shd w:fill="FFF4D6" w:val="clear"/>
+                <w:rFonts w:ascii="Georgia" w:cs="Georgia" w:eastAsia="Georgia" w:hAnsi="Georgia"/>
+                <w:color w:val="222222"/>
+                <w:sz w:val="20"/>
+                <w:szCs w:val="20"/>
+                <w:shd w:fill="ECECEC" w:val="clear"/>
               </w:rPr>
               <w:t xml:space="preserve">[YES / NO]</w:t>
             </w:r>
@@ -9847,11 +9847,11 @@
             </w:pPr>
             <w:r>
               <w:rPr>
-                <w:rFonts w:ascii="Calibri" w:cs="Calibri" w:eastAsia="Calibri" w:hAnsi="Calibri"/>
-                <w:color w:val="1E2E2C"/>
-                <w:sz w:val="20"/>
-                <w:szCs w:val="20"/>
-                <w:shd w:fill="FFF4D6" w:val="clear"/>
+                <w:rFonts w:ascii="Georgia" w:cs="Georgia" w:eastAsia="Georgia" w:hAnsi="Georgia"/>
+                <w:color w:val="222222"/>
+                <w:sz w:val="20"/>
+                <w:szCs w:val="20"/>
+                <w:shd w:fill="ECECEC" w:val="clear"/>
               </w:rPr>
               <w:t xml:space="preserve">[YES / NO]</w:t>
             </w:r>
@@ -9873,11 +9873,11 @@
             </w:pPr>
             <w:r>
               <w:rPr>
-                <w:rFonts w:ascii="Calibri" w:cs="Calibri" w:eastAsia="Calibri" w:hAnsi="Calibri"/>
-                <w:color w:val="1E2E2C"/>
-                <w:sz w:val="20"/>
-                <w:szCs w:val="20"/>
-                <w:shd w:fill="FFF4D6" w:val="clear"/>
+                <w:rFonts w:ascii="Georgia" w:cs="Georgia" w:eastAsia="Georgia" w:hAnsi="Georgia"/>
+                <w:color w:val="222222"/>
+                <w:sz w:val="20"/>
+                <w:szCs w:val="20"/>
+                <w:shd w:fill="ECECEC" w:val="clear"/>
               </w:rPr>
               <w:t xml:space="preserve">[YES / NO]</w:t>
             </w:r>
@@ -9904,8 +9904,8 @@
             </w:pPr>
             <w:r>
               <w:rPr>
-                <w:rFonts w:ascii="Calibri" w:cs="Calibri" w:eastAsia="Calibri" w:hAnsi="Calibri"/>
-                <w:color w:val="1E2E2C"/>
+                <w:rFonts w:ascii="Georgia" w:cs="Georgia" w:eastAsia="Georgia" w:hAnsi="Georgia"/>
+                <w:color w:val="222222"/>
                 <w:sz w:val="20"/>
                 <w:szCs w:val="20"/>
               </w:rPr>
@@ -9929,8 +9929,8 @@
             </w:pPr>
             <w:r>
               <w:rPr>
-                <w:rFonts w:ascii="Calibri" w:cs="Calibri" w:eastAsia="Calibri" w:hAnsi="Calibri"/>
-                <w:color w:val="1E2E2C"/>
+                <w:rFonts w:ascii="Georgia" w:cs="Georgia" w:eastAsia="Georgia" w:hAnsi="Georgia"/>
+                <w:color w:val="222222"/>
                 <w:sz w:val="20"/>
                 <w:szCs w:val="20"/>
               </w:rPr>
@@ -9954,11 +9954,11 @@
             </w:pPr>
             <w:r>
               <w:rPr>
-                <w:rFonts w:ascii="Calibri" w:cs="Calibri" w:eastAsia="Calibri" w:hAnsi="Calibri"/>
-                <w:color w:val="1E2E2C"/>
-                <w:sz w:val="20"/>
-                <w:szCs w:val="20"/>
-                <w:shd w:fill="FFF4D6" w:val="clear"/>
+                <w:rFonts w:ascii="Georgia" w:cs="Georgia" w:eastAsia="Georgia" w:hAnsi="Georgia"/>
+                <w:color w:val="222222"/>
+                <w:sz w:val="20"/>
+                <w:szCs w:val="20"/>
+                <w:shd w:fill="ECECEC" w:val="clear"/>
               </w:rPr>
               <w:t xml:space="preserve">[YES / NO]</w:t>
             </w:r>
@@ -9980,11 +9980,11 @@
             </w:pPr>
             <w:r>
               <w:rPr>
-                <w:rFonts w:ascii="Calibri" w:cs="Calibri" w:eastAsia="Calibri" w:hAnsi="Calibri"/>
-                <w:color w:val="1E2E2C"/>
-                <w:sz w:val="20"/>
-                <w:szCs w:val="20"/>
-                <w:shd w:fill="FFF4D6" w:val="clear"/>
+                <w:rFonts w:ascii="Georgia" w:cs="Georgia" w:eastAsia="Georgia" w:hAnsi="Georgia"/>
+                <w:color w:val="222222"/>
+                <w:sz w:val="20"/>
+                <w:szCs w:val="20"/>
+                <w:shd w:fill="ECECEC" w:val="clear"/>
               </w:rPr>
               <w:t xml:space="preserve">[YES / NO]</w:t>
             </w:r>
@@ -10006,11 +10006,11 @@
             </w:pPr>
             <w:r>
               <w:rPr>
-                <w:rFonts w:ascii="Calibri" w:cs="Calibri" w:eastAsia="Calibri" w:hAnsi="Calibri"/>
-                <w:color w:val="1E2E2C"/>
-                <w:sz w:val="20"/>
-                <w:szCs w:val="20"/>
-                <w:shd w:fill="FFF4D6" w:val="clear"/>
+                <w:rFonts w:ascii="Georgia" w:cs="Georgia" w:eastAsia="Georgia" w:hAnsi="Georgia"/>
+                <w:color w:val="222222"/>
+                <w:sz w:val="20"/>
+                <w:szCs w:val="20"/>
+                <w:shd w:fill="ECECEC" w:val="clear"/>
               </w:rPr>
               <w:t xml:space="preserve">[YES / NO]</w:t>
             </w:r>
@@ -10037,8 +10037,8 @@
             </w:pPr>
             <w:r>
               <w:rPr>
-                <w:rFonts w:ascii="Calibri" w:cs="Calibri" w:eastAsia="Calibri" w:hAnsi="Calibri"/>
-                <w:color w:val="1E2E2C"/>
+                <w:rFonts w:ascii="Georgia" w:cs="Georgia" w:eastAsia="Georgia" w:hAnsi="Georgia"/>
+                <w:color w:val="222222"/>
                 <w:sz w:val="20"/>
                 <w:szCs w:val="20"/>
               </w:rPr>
@@ -10062,8 +10062,8 @@
             </w:pPr>
             <w:r>
               <w:rPr>
-                <w:rFonts w:ascii="Calibri" w:cs="Calibri" w:eastAsia="Calibri" w:hAnsi="Calibri"/>
-                <w:color w:val="1E2E2C"/>
+                <w:rFonts w:ascii="Georgia" w:cs="Georgia" w:eastAsia="Georgia" w:hAnsi="Georgia"/>
+                <w:color w:val="222222"/>
                 <w:sz w:val="20"/>
                 <w:szCs w:val="20"/>
               </w:rPr>
@@ -10087,11 +10087,11 @@
             </w:pPr>
             <w:r>
               <w:rPr>
-                <w:rFonts w:ascii="Calibri" w:cs="Calibri" w:eastAsia="Calibri" w:hAnsi="Calibri"/>
-                <w:color w:val="1E2E2C"/>
-                <w:sz w:val="20"/>
-                <w:szCs w:val="20"/>
-                <w:shd w:fill="FFF4D6" w:val="clear"/>
+                <w:rFonts w:ascii="Georgia" w:cs="Georgia" w:eastAsia="Georgia" w:hAnsi="Georgia"/>
+                <w:color w:val="222222"/>
+                <w:sz w:val="20"/>
+                <w:szCs w:val="20"/>
+                <w:shd w:fill="ECECEC" w:val="clear"/>
               </w:rPr>
               <w:t xml:space="preserve">[YES / NO]</w:t>
             </w:r>
@@ -10113,11 +10113,11 @@
             </w:pPr>
             <w:r>
               <w:rPr>
-                <w:rFonts w:ascii="Calibri" w:cs="Calibri" w:eastAsia="Calibri" w:hAnsi="Calibri"/>
-                <w:color w:val="1E2E2C"/>
-                <w:sz w:val="20"/>
-                <w:szCs w:val="20"/>
-                <w:shd w:fill="FFF4D6" w:val="clear"/>
+                <w:rFonts w:ascii="Georgia" w:cs="Georgia" w:eastAsia="Georgia" w:hAnsi="Georgia"/>
+                <w:color w:val="222222"/>
+                <w:sz w:val="20"/>
+                <w:szCs w:val="20"/>
+                <w:shd w:fill="ECECEC" w:val="clear"/>
               </w:rPr>
               <w:t xml:space="preserve">[YES / NO]</w:t>
             </w:r>
@@ -10139,11 +10139,11 @@
             </w:pPr>
             <w:r>
               <w:rPr>
-                <w:rFonts w:ascii="Calibri" w:cs="Calibri" w:eastAsia="Calibri" w:hAnsi="Calibri"/>
-                <w:color w:val="1E2E2C"/>
-                <w:sz w:val="20"/>
-                <w:szCs w:val="20"/>
-                <w:shd w:fill="FFF4D6" w:val="clear"/>
+                <w:rFonts w:ascii="Georgia" w:cs="Georgia" w:eastAsia="Georgia" w:hAnsi="Georgia"/>
+                <w:color w:val="222222"/>
+                <w:sz w:val="20"/>
+                <w:szCs w:val="20"/>
+                <w:shd w:fill="ECECEC" w:val="clear"/>
               </w:rPr>
               <w:t xml:space="preserve">[YES / NO]</w:t>
             </w:r>
@@ -10162,8 +10162,8 @@
       </w:pPr>
       <w:r>
         <w:rPr>
-          <w:rFonts w:ascii="Calibri" w:cs="Calibri" w:eastAsia="Calibri" w:hAnsi="Calibri"/>
-          <w:color w:val="1E2E2C"/>
+          <w:rFonts w:ascii="Georgia" w:cs="Georgia" w:eastAsia="Georgia" w:hAnsi="Georgia"/>
+          <w:color w:val="222222"/>
           <w:sz w:val="21"/>
           <w:szCs w:val="21"/>
         </w:rPr>
@@ -10171,18 +10171,18 @@
       </w:r>
       <w:r>
         <w:rPr>
-          <w:rFonts w:ascii="Calibri" w:cs="Calibri" w:eastAsia="Calibri" w:hAnsi="Calibri"/>
-          <w:color w:val="1E2E2C"/>
-          <w:sz w:val="21"/>
-          <w:szCs w:val="21"/>
-          <w:shd w:fill="FFF4D6" w:val="clear"/>
+          <w:rFonts w:ascii="Georgia" w:cs="Georgia" w:eastAsia="Georgia" w:hAnsi="Georgia"/>
+          <w:color w:val="222222"/>
+          <w:sz w:val="21"/>
+          <w:szCs w:val="21"/>
+          <w:shd w:fill="ECECEC" w:val="clear"/>
         </w:rPr>
         <w:t xml:space="preserve">[OFFICER FULL NAME]</w:t>
       </w:r>
       <w:r>
         <w:rPr>
-          <w:rFonts w:ascii="Calibri" w:cs="Calibri" w:eastAsia="Calibri" w:hAnsi="Calibri"/>
-          <w:color w:val="1E2E2C"/>
+          <w:rFonts w:ascii="Georgia" w:cs="Georgia" w:eastAsia="Georgia" w:hAnsi="Georgia"/>
+          <w:color w:val="222222"/>
           <w:sz w:val="21"/>
           <w:szCs w:val="21"/>
         </w:rPr>
@@ -10190,11 +10190,11 @@
       </w:r>
       <w:r>
         <w:rPr>
-          <w:rFonts w:ascii="Calibri" w:cs="Calibri" w:eastAsia="Calibri" w:hAnsi="Calibri"/>
-          <w:color w:val="1E2E2C"/>
-          <w:sz w:val="21"/>
-          <w:szCs w:val="21"/>
-          <w:shd w:fill="FFF4D6" w:val="clear"/>
+          <w:rFonts w:ascii="Georgia" w:cs="Georgia" w:eastAsia="Georgia" w:hAnsi="Georgia"/>
+          <w:color w:val="222222"/>
+          <w:sz w:val="21"/>
+          <w:szCs w:val="21"/>
+          <w:shd w:fill="ECECEC" w:val="clear"/>
         </w:rPr>
         <w:t xml:space="preserve">[DD / MM / YYYY]</w:t>
       </w:r>
@@ -10202,7 +10202,7 @@
     <w:p>
       <w:pPr>
         <w:pBdr>
-          <w:bottom w:val="single" w:color="C9D6D3" w:sz="6"/>
+          <w:bottom w:val="single" w:color="C8C8C8" w:sz="6"/>
         </w:pBdr>
         <w:spacing w:after="200" w:before="200"/>
       </w:pPr>
@@ -10211,16 +10211,16 @@
       <w:pPr>
         <w:pStyle w:val="Heading2"/>
         <w:pBdr>
-          <w:bottom w:val="single" w:color="12B84F" w:sz="6"/>
+          <w:bottom w:val="single" w:color="8C8C8C" w:sz="6"/>
         </w:pBdr>
         <w:spacing w:after="130" w:before="320"/>
       </w:pPr>
       <w:r>
         <w:rPr>
-          <w:rFonts w:ascii="Calibri" w:cs="Calibri" w:eastAsia="Calibri" w:hAnsi="Calibri"/>
+          <w:rFonts w:ascii="Georgia" w:cs="Georgia" w:eastAsia="Georgia" w:hAnsi="Georgia"/>
           <w:b/>
           <w:bCs/>
-          <w:color w:val="06302E"/>
+          <w:color w:val="1A1A1A"/>
           <w:sz w:val="23"/>
           <w:szCs w:val="23"/>
         </w:rPr>
@@ -10234,10 +10234,10 @@
       </w:pPr>
       <w:r>
         <w:rPr>
-          <w:rFonts w:ascii="Calibri" w:cs="Calibri" w:eastAsia="Calibri" w:hAnsi="Calibri"/>
+          <w:rFonts w:ascii="Georgia" w:cs="Georgia" w:eastAsia="Georgia" w:hAnsi="Georgia"/>
           <w:b/>
           <w:bCs/>
-          <w:color w:val="06302E"/>
+          <w:color w:val="1A1A1A"/>
           <w:sz w:val="21"/>
           <w:szCs w:val="21"/>
         </w:rPr>
@@ -10245,8 +10245,8 @@
       </w:r>
       <w:r>
         <w:rPr>
-          <w:rFonts w:ascii="Calibri" w:cs="Calibri" w:eastAsia="Calibri" w:hAnsi="Calibri"/>
-          <w:color w:val="1E2E2C"/>
+          <w:rFonts w:ascii="Georgia" w:cs="Georgia" w:eastAsia="Georgia" w:hAnsi="Georgia"/>
+          <w:color w:val="222222"/>
           <w:sz w:val="21"/>
           <w:szCs w:val="21"/>
         </w:rPr>
@@ -10254,10 +10254,10 @@
       </w:r>
       <w:r>
         <w:rPr>
-          <w:rFonts w:ascii="Calibri" w:cs="Calibri" w:eastAsia="Calibri" w:hAnsi="Calibri"/>
+          <w:rFonts w:ascii="Georgia" w:cs="Georgia" w:eastAsia="Georgia" w:hAnsi="Georgia"/>
           <w:b/>
           <w:bCs/>
-          <w:color w:val="1E2E2C"/>
+          <w:color w:val="222222"/>
           <w:sz w:val="21"/>
           <w:szCs w:val="21"/>
         </w:rPr>
@@ -10265,8 +10265,8 @@
       </w:r>
       <w:r>
         <w:rPr>
-          <w:rFonts w:ascii="Calibri" w:cs="Calibri" w:eastAsia="Calibri" w:hAnsi="Calibri"/>
-          <w:color w:val="1E2E2C"/>
+          <w:rFonts w:ascii="Georgia" w:cs="Georgia" w:eastAsia="Georgia" w:hAnsi="Georgia"/>
+          <w:color w:val="222222"/>
           <w:sz w:val="21"/>
           <w:szCs w:val="21"/>
         </w:rPr>
@@ -10274,10 +10274,10 @@
       </w:r>
       <w:r>
         <w:rPr>
-          <w:rFonts w:ascii="Calibri" w:cs="Calibri" w:eastAsia="Calibri" w:hAnsi="Calibri"/>
+          <w:rFonts w:ascii="Georgia" w:cs="Georgia" w:eastAsia="Georgia" w:hAnsi="Georgia"/>
           <w:b/>
           <w:bCs/>
-          <w:color w:val="1E2E2C"/>
+          <w:color w:val="222222"/>
           <w:sz w:val="21"/>
           <w:szCs w:val="21"/>
         </w:rPr>
@@ -10285,8 +10285,8 @@
       </w:r>
       <w:r>
         <w:rPr>
-          <w:rFonts w:ascii="Calibri" w:cs="Calibri" w:eastAsia="Calibri" w:hAnsi="Calibri"/>
-          <w:color w:val="1E2E2C"/>
+          <w:rFonts w:ascii="Georgia" w:cs="Georgia" w:eastAsia="Georgia" w:hAnsi="Georgia"/>
+          <w:color w:val="222222"/>
           <w:sz w:val="21"/>
           <w:szCs w:val="21"/>
         </w:rPr>
@@ -10300,10 +10300,10 @@
       </w:pPr>
       <w:r>
         <w:rPr>
-          <w:rFonts w:ascii="Calibri" w:cs="Calibri" w:eastAsia="Calibri" w:hAnsi="Calibri"/>
+          <w:rFonts w:ascii="Georgia" w:cs="Georgia" w:eastAsia="Georgia" w:hAnsi="Georgia"/>
           <w:b/>
           <w:bCs/>
-          <w:color w:val="06302E"/>
+          <w:color w:val="1A1A1A"/>
           <w:sz w:val="21"/>
           <w:szCs w:val="21"/>
         </w:rPr>
@@ -10311,8 +10311,8 @@
       </w:r>
       <w:r>
         <w:rPr>
-          <w:rFonts w:ascii="Calibri" w:cs="Calibri" w:eastAsia="Calibri" w:hAnsi="Calibri"/>
-          <w:color w:val="1E2E2C"/>
+          <w:rFonts w:ascii="Georgia" w:cs="Georgia" w:eastAsia="Georgia" w:hAnsi="Georgia"/>
+          <w:color w:val="222222"/>
           <w:sz w:val="21"/>
           <w:szCs w:val="21"/>
         </w:rPr>
@@ -10320,10 +10320,10 @@
       </w:r>
       <w:r>
         <w:rPr>
-          <w:rFonts w:ascii="Calibri" w:cs="Calibri" w:eastAsia="Calibri" w:hAnsi="Calibri"/>
+          <w:rFonts w:ascii="Georgia" w:cs="Georgia" w:eastAsia="Georgia" w:hAnsi="Georgia"/>
           <w:b/>
           <w:bCs/>
-          <w:color w:val="1E2E2C"/>
+          <w:color w:val="222222"/>
           <w:sz w:val="21"/>
           <w:szCs w:val="21"/>
         </w:rPr>
@@ -10331,8 +10331,8 @@
       </w:r>
       <w:r>
         <w:rPr>
-          <w:rFonts w:ascii="Calibri" w:cs="Calibri" w:eastAsia="Calibri" w:hAnsi="Calibri"/>
-          <w:color w:val="1E2E2C"/>
+          <w:rFonts w:ascii="Georgia" w:cs="Georgia" w:eastAsia="Georgia" w:hAnsi="Georgia"/>
+          <w:color w:val="222222"/>
           <w:sz w:val="21"/>
           <w:szCs w:val="21"/>
         </w:rPr>
@@ -10340,10 +10340,10 @@
       </w:r>
       <w:r>
         <w:rPr>
-          <w:rFonts w:ascii="Calibri" w:cs="Calibri" w:eastAsia="Calibri" w:hAnsi="Calibri"/>
+          <w:rFonts w:ascii="Georgia" w:cs="Georgia" w:eastAsia="Georgia" w:hAnsi="Georgia"/>
           <w:b/>
           <w:bCs/>
-          <w:color w:val="1E2E2C"/>
+          <w:color w:val="222222"/>
           <w:sz w:val="21"/>
           <w:szCs w:val="21"/>
         </w:rPr>
@@ -10351,8 +10351,8 @@
       </w:r>
       <w:r>
         <w:rPr>
-          <w:rFonts w:ascii="Calibri" w:cs="Calibri" w:eastAsia="Calibri" w:hAnsi="Calibri"/>
-          <w:color w:val="1E2E2C"/>
+          <w:rFonts w:ascii="Georgia" w:cs="Georgia" w:eastAsia="Georgia" w:hAnsi="Georgia"/>
+          <w:color w:val="222222"/>
           <w:sz w:val="21"/>
           <w:szCs w:val="21"/>
         </w:rPr>
@@ -10366,10 +10366,10 @@
       </w:pPr>
       <w:r>
         <w:rPr>
-          <w:rFonts w:ascii="Calibri" w:cs="Calibri" w:eastAsia="Calibri" w:hAnsi="Calibri"/>
+          <w:rFonts w:ascii="Georgia" w:cs="Georgia" w:eastAsia="Georgia" w:hAnsi="Georgia"/>
           <w:b/>
           <w:bCs/>
-          <w:color w:val="06302E"/>
+          <w:color w:val="1A1A1A"/>
           <w:sz w:val="21"/>
           <w:szCs w:val="21"/>
         </w:rPr>
@@ -10377,8 +10377,8 @@
       </w:r>
       <w:r>
         <w:rPr>
-          <w:rFonts w:ascii="Calibri" w:cs="Calibri" w:eastAsia="Calibri" w:hAnsi="Calibri"/>
-          <w:color w:val="1E2E2C"/>
+          <w:rFonts w:ascii="Georgia" w:cs="Georgia" w:eastAsia="Georgia" w:hAnsi="Georgia"/>
+          <w:color w:val="222222"/>
           <w:sz w:val="21"/>
           <w:szCs w:val="21"/>
         </w:rPr>
@@ -10386,10 +10386,10 @@
       </w:r>
       <w:r>
         <w:rPr>
-          <w:rFonts w:ascii="Calibri" w:cs="Calibri" w:eastAsia="Calibri" w:hAnsi="Calibri"/>
+          <w:rFonts w:ascii="Georgia" w:cs="Georgia" w:eastAsia="Georgia" w:hAnsi="Georgia"/>
           <w:b/>
           <w:bCs/>
-          <w:color w:val="1E2E2C"/>
+          <w:color w:val="222222"/>
           <w:sz w:val="21"/>
           <w:szCs w:val="21"/>
         </w:rPr>
@@ -10397,8 +10397,8 @@
       </w:r>
       <w:r>
         <w:rPr>
-          <w:rFonts w:ascii="Calibri" w:cs="Calibri" w:eastAsia="Calibri" w:hAnsi="Calibri"/>
-          <w:color w:val="1E2E2C"/>
+          <w:rFonts w:ascii="Georgia" w:cs="Georgia" w:eastAsia="Georgia" w:hAnsi="Georgia"/>
+          <w:color w:val="222222"/>
           <w:sz w:val="21"/>
           <w:szCs w:val="21"/>
         </w:rPr>
@@ -10406,10 +10406,10 @@
       </w:r>
       <w:r>
         <w:rPr>
-          <w:rFonts w:ascii="Calibri" w:cs="Calibri" w:eastAsia="Calibri" w:hAnsi="Calibri"/>
+          <w:rFonts w:ascii="Georgia" w:cs="Georgia" w:eastAsia="Georgia" w:hAnsi="Georgia"/>
           <w:b/>
           <w:bCs/>
-          <w:color w:val="1E2E2C"/>
+          <w:color w:val="222222"/>
           <w:sz w:val="21"/>
           <w:szCs w:val="21"/>
         </w:rPr>
@@ -10417,8 +10417,8 @@
       </w:r>
       <w:r>
         <w:rPr>
-          <w:rFonts w:ascii="Calibri" w:cs="Calibri" w:eastAsia="Calibri" w:hAnsi="Calibri"/>
-          <w:color w:val="1E2E2C"/>
+          <w:rFonts w:ascii="Georgia" w:cs="Georgia" w:eastAsia="Georgia" w:hAnsi="Georgia"/>
+          <w:color w:val="222222"/>
           <w:sz w:val="21"/>
           <w:szCs w:val="21"/>
         </w:rPr>
@@ -10432,10 +10432,10 @@
       </w:pPr>
       <w:r>
         <w:rPr>
-          <w:rFonts w:ascii="Calibri" w:cs="Calibri" w:eastAsia="Calibri" w:hAnsi="Calibri"/>
+          <w:rFonts w:ascii="Georgia" w:cs="Georgia" w:eastAsia="Georgia" w:hAnsi="Georgia"/>
           <w:b/>
           <w:bCs/>
-          <w:color w:val="06302E"/>
+          <w:color w:val="1A1A1A"/>
           <w:sz w:val="21"/>
           <w:szCs w:val="21"/>
         </w:rPr>
@@ -10443,8 +10443,8 @@
       </w:r>
       <w:r>
         <w:rPr>
-          <w:rFonts w:ascii="Calibri" w:cs="Calibri" w:eastAsia="Calibri" w:hAnsi="Calibri"/>
-          <w:color w:val="1E2E2C"/>
+          <w:rFonts w:ascii="Georgia" w:cs="Georgia" w:eastAsia="Georgia" w:hAnsi="Georgia"/>
+          <w:color w:val="222222"/>
           <w:sz w:val="21"/>
           <w:szCs w:val="21"/>
         </w:rPr>
@@ -10452,10 +10452,10 @@
       </w:r>
       <w:r>
         <w:rPr>
-          <w:rFonts w:ascii="Calibri" w:cs="Calibri" w:eastAsia="Calibri" w:hAnsi="Calibri"/>
+          <w:rFonts w:ascii="Georgia" w:cs="Georgia" w:eastAsia="Georgia" w:hAnsi="Georgia"/>
           <w:b/>
           <w:bCs/>
-          <w:color w:val="1E2E2C"/>
+          <w:color w:val="222222"/>
           <w:sz w:val="21"/>
           <w:szCs w:val="21"/>
         </w:rPr>
@@ -10463,8 +10463,8 @@
       </w:r>
       <w:r>
         <w:rPr>
-          <w:rFonts w:ascii="Calibri" w:cs="Calibri" w:eastAsia="Calibri" w:hAnsi="Calibri"/>
-          <w:color w:val="1E2E2C"/>
+          <w:rFonts w:ascii="Georgia" w:cs="Georgia" w:eastAsia="Georgia" w:hAnsi="Georgia"/>
+          <w:color w:val="222222"/>
           <w:sz w:val="21"/>
           <w:szCs w:val="21"/>
         </w:rPr>
@@ -10478,10 +10478,10 @@
       </w:pPr>
       <w:r>
         <w:rPr>
-          <w:rFonts w:ascii="Calibri" w:cs="Calibri" w:eastAsia="Calibri" w:hAnsi="Calibri"/>
+          <w:rFonts w:ascii="Georgia" w:cs="Georgia" w:eastAsia="Georgia" w:hAnsi="Georgia"/>
           <w:b/>
           <w:bCs/>
-          <w:color w:val="06302E"/>
+          <w:color w:val="1A1A1A"/>
           <w:sz w:val="21"/>
           <w:szCs w:val="21"/>
         </w:rPr>
@@ -10489,8 +10489,8 @@
       </w:r>
       <w:r>
         <w:rPr>
-          <w:rFonts w:ascii="Calibri" w:cs="Calibri" w:eastAsia="Calibri" w:hAnsi="Calibri"/>
-          <w:color w:val="1E2E2C"/>
+          <w:rFonts w:ascii="Georgia" w:cs="Georgia" w:eastAsia="Georgia" w:hAnsi="Georgia"/>
+          <w:color w:val="222222"/>
           <w:sz w:val="21"/>
           <w:szCs w:val="21"/>
         </w:rPr>
@@ -10500,7 +10500,7 @@
     <w:p>
       <w:pPr>
         <w:pBdr>
-          <w:bottom w:val="single" w:color="C9D6D3" w:sz="6"/>
+          <w:bottom w:val="single" w:color="C8C8C8" w:sz="6"/>
         </w:pBdr>
         <w:spacing w:after="200" w:before="200"/>
       </w:pPr>
@@ -10509,16 +10509,16 @@
       <w:pPr>
         <w:pStyle w:val="Heading2"/>
         <w:pBdr>
-          <w:bottom w:val="single" w:color="12B84F" w:sz="6"/>
+          <w:bottom w:val="single" w:color="8C8C8C" w:sz="6"/>
         </w:pBdr>
         <w:spacing w:after="130" w:before="320"/>
       </w:pPr>
       <w:r>
         <w:rPr>
-          <w:rFonts w:ascii="Calibri" w:cs="Calibri" w:eastAsia="Calibri" w:hAnsi="Calibri"/>
+          <w:rFonts w:ascii="Georgia" w:cs="Georgia" w:eastAsia="Georgia" w:hAnsi="Georgia"/>
           <w:b/>
           <w:bCs/>
-          <w:color w:val="06302E"/>
+          <w:color w:val="1A1A1A"/>
           <w:sz w:val="23"/>
           <w:szCs w:val="23"/>
         </w:rPr>
@@ -10531,8 +10531,8 @@
       </w:pPr>
       <w:r>
         <w:rPr>
-          <w:rFonts w:ascii="Calibri" w:cs="Calibri" w:eastAsia="Calibri" w:hAnsi="Calibri"/>
-          <w:color w:val="1E2E2C"/>
+          <w:rFonts w:ascii="Georgia" w:cs="Georgia" w:eastAsia="Georgia" w:hAnsi="Georgia"/>
+          <w:color w:val="222222"/>
           <w:sz w:val="21"/>
           <w:szCs w:val="21"/>
         </w:rPr>
@@ -10540,8 +10540,8 @@
       </w:r>
       <w:r>
         <w:rPr>
-          <w:rFonts w:ascii="Calibri" w:cs="Calibri" w:eastAsia="Calibri" w:hAnsi="Calibri"/>
-          <w:color w:val="1E2E2C"/>
+          <w:rFonts w:ascii="Georgia" w:cs="Georgia" w:eastAsia="Georgia" w:hAnsi="Georgia"/>
+          <w:color w:val="222222"/>
           <w:sz w:val="21"/>
           <w:szCs w:val="21"/>
         </w:rPr>
@@ -10549,8 +10549,8 @@
       </w:r>
       <w:r>
         <w:rPr>
-          <w:rFonts w:ascii="Calibri" w:cs="Calibri" w:eastAsia="Calibri" w:hAnsi="Calibri"/>
-          <w:color w:val="1E2E2C"/>
+          <w:rFonts w:ascii="Georgia" w:cs="Georgia" w:eastAsia="Georgia" w:hAnsi="Georgia"/>
+          <w:color w:val="222222"/>
           <w:sz w:val="21"/>
           <w:szCs w:val="21"/>
         </w:rPr>
@@ -10564,10 +10564,10 @@
       </w:pPr>
       <w:r>
         <w:rPr>
-          <w:rFonts w:ascii="Calibri" w:cs="Calibri" w:eastAsia="Calibri" w:hAnsi="Calibri"/>
+          <w:rFonts w:ascii="Georgia" w:cs="Georgia" w:eastAsia="Georgia" w:hAnsi="Georgia"/>
           <w:b/>
           <w:bCs/>
-          <w:color w:val="06302E"/>
+          <w:color w:val="1A1A1A"/>
           <w:sz w:val="21"/>
           <w:szCs w:val="21"/>
         </w:rPr>
@@ -10575,10 +10575,10 @@
       </w:r>
       <w:r>
         <w:rPr>
-          <w:rFonts w:ascii="Calibri" w:cs="Calibri" w:eastAsia="Calibri" w:hAnsi="Calibri"/>
+          <w:rFonts w:ascii="Georgia" w:cs="Georgia" w:eastAsia="Georgia" w:hAnsi="Georgia"/>
           <w:b/>
           <w:bCs/>
-          <w:color w:val="1E2E2C"/>
+          <w:color w:val="222222"/>
           <w:sz w:val="21"/>
           <w:szCs w:val="21"/>
         </w:rPr>
@@ -10586,8 +10586,8 @@
       </w:r>
       <w:r>
         <w:rPr>
-          <w:rFonts w:ascii="Calibri" w:cs="Calibri" w:eastAsia="Calibri" w:hAnsi="Calibri"/>
-          <w:color w:val="1E2E2C"/>
+          <w:rFonts w:ascii="Georgia" w:cs="Georgia" w:eastAsia="Georgia" w:hAnsi="Georgia"/>
+          <w:color w:val="222222"/>
           <w:sz w:val="21"/>
           <w:szCs w:val="21"/>
         </w:rPr>
@@ -10601,10 +10601,10 @@
       </w:pPr>
       <w:r>
         <w:rPr>
-          <w:rFonts w:ascii="Calibri" w:cs="Calibri" w:eastAsia="Calibri" w:hAnsi="Calibri"/>
+          <w:rFonts w:ascii="Georgia" w:cs="Georgia" w:eastAsia="Georgia" w:hAnsi="Georgia"/>
           <w:b/>
           <w:bCs/>
-          <w:color w:val="06302E"/>
+          <w:color w:val="1A1A1A"/>
           <w:sz w:val="21"/>
           <w:szCs w:val="21"/>
         </w:rPr>
@@ -10612,10 +10612,10 @@
       </w:r>
       <w:r>
         <w:rPr>
-          <w:rFonts w:ascii="Calibri" w:cs="Calibri" w:eastAsia="Calibri" w:hAnsi="Calibri"/>
+          <w:rFonts w:ascii="Georgia" w:cs="Georgia" w:eastAsia="Georgia" w:hAnsi="Georgia"/>
           <w:b/>
           <w:bCs/>
-          <w:color w:val="1E2E2C"/>
+          <w:color w:val="222222"/>
           <w:sz w:val="21"/>
           <w:szCs w:val="21"/>
         </w:rPr>
@@ -10623,19 +10623,19 @@
       </w:r>
       <w:r>
         <w:rPr>
-          <w:rFonts w:ascii="Calibri" w:cs="Calibri" w:eastAsia="Calibri" w:hAnsi="Calibri"/>
-          <w:color w:val="1E2E2C"/>
-          <w:sz w:val="21"/>
-          <w:szCs w:val="21"/>
-        </w:rPr>
-        <w:t xml:space="preserve"> You give us permission to send information about your loan and your payment record to those credit bureaus. We report </w:t>
-      </w:r>
-      <w:r>
-        <w:rPr>
-          <w:rFonts w:ascii="Calibri" w:cs="Calibri" w:eastAsia="Calibri" w:hAnsi="Calibri"/>
+          <w:rFonts w:ascii="Georgia" w:cs="Georgia" w:eastAsia="Georgia" w:hAnsi="Georgia"/>
+          <w:color w:val="222222"/>
+          <w:sz w:val="21"/>
+          <w:szCs w:val="21"/>
+        </w:rPr>
+        <w:t xml:space="preserve"> You give us permission to send information about your loan and your payment record to those credit bureaus. Where we report to a credit bureau, we report </w:t>
+      </w:r>
+      <w:r>
+        <w:rPr>
+          <w:rFonts w:ascii="Georgia" w:cs="Georgia" w:eastAsia="Georgia" w:hAnsi="Georgia"/>
           <w:b/>
           <w:bCs/>
-          <w:color w:val="1E2E2C"/>
+          <w:color w:val="222222"/>
           <w:sz w:val="21"/>
           <w:szCs w:val="21"/>
         </w:rPr>
@@ -10643,12 +10643,12 @@
       </w:r>
       <w:r>
         <w:rPr>
-          <w:rFonts w:ascii="Calibri" w:cs="Calibri" w:eastAsia="Calibri" w:hAnsi="Calibri"/>
-          <w:color w:val="1E2E2C"/>
-          <w:sz w:val="21"/>
-          <w:szCs w:val="21"/>
-        </w:rPr>
-        <w:t xml:space="preserve"> good and bad payment behaviour. If you pay on time, that is what will be reported. If you fall behind, that will also be reported, and it can make it harder for you to borrow elsewhere.</w:t>
+          <w:rFonts w:ascii="Georgia" w:cs="Georgia" w:eastAsia="Georgia" w:hAnsi="Georgia"/>
+          <w:color w:val="222222"/>
+          <w:sz w:val="21"/>
+          <w:szCs w:val="21"/>
+        </w:rPr>
+        <w:t xml:space="preserve"> the good and the bad. If you pay on time, that is what would be reported; if you fall behind, that would also be reported, and it can make it harder for you to borrow elsewhere.</w:t>
       </w:r>
     </w:p>
     <w:p>
@@ -10658,10 +10658,10 @@
       </w:pPr>
       <w:r>
         <w:rPr>
-          <w:rFonts w:ascii="Calibri" w:cs="Calibri" w:eastAsia="Calibri" w:hAnsi="Calibri"/>
+          <w:rFonts w:ascii="Georgia" w:cs="Georgia" w:eastAsia="Georgia" w:hAnsi="Georgia"/>
           <w:b/>
           <w:bCs/>
-          <w:color w:val="06302E"/>
+          <w:color w:val="1A1A1A"/>
           <w:sz w:val="21"/>
           <w:szCs w:val="21"/>
         </w:rPr>
@@ -10669,10 +10669,10 @@
       </w:r>
       <w:r>
         <w:rPr>
-          <w:rFonts w:ascii="Calibri" w:cs="Calibri" w:eastAsia="Calibri" w:hAnsi="Calibri"/>
+          <w:rFonts w:ascii="Georgia" w:cs="Georgia" w:eastAsia="Georgia" w:hAnsi="Georgia"/>
           <w:b/>
           <w:bCs/>
-          <w:color w:val="1E2E2C"/>
+          <w:color w:val="222222"/>
           <w:sz w:val="21"/>
           <w:szCs w:val="21"/>
         </w:rPr>
@@ -10680,8 +10680,8 @@
       </w:r>
       <w:r>
         <w:rPr>
-          <w:rFonts w:ascii="Calibri" w:cs="Calibri" w:eastAsia="Calibri" w:hAnsi="Calibri"/>
-          <w:color w:val="1E2E2C"/>
+          <w:rFonts w:ascii="Georgia" w:cs="Georgia" w:eastAsia="Georgia" w:hAnsi="Georgia"/>
+          <w:color w:val="222222"/>
           <w:sz w:val="21"/>
           <w:szCs w:val="21"/>
         </w:rPr>
@@ -10695,10 +10695,10 @@
       </w:pPr>
       <w:r>
         <w:rPr>
-          <w:rFonts w:ascii="Calibri" w:cs="Calibri" w:eastAsia="Calibri" w:hAnsi="Calibri"/>
+          <w:rFonts w:ascii="Georgia" w:cs="Georgia" w:eastAsia="Georgia" w:hAnsi="Georgia"/>
           <w:b/>
           <w:bCs/>
-          <w:color w:val="06302E"/>
+          <w:color w:val="1A1A1A"/>
           <w:sz w:val="21"/>
           <w:szCs w:val="21"/>
         </w:rPr>
@@ -10706,10 +10706,10 @@
       </w:r>
       <w:r>
         <w:rPr>
-          <w:rFonts w:ascii="Calibri" w:cs="Calibri" w:eastAsia="Calibri" w:hAnsi="Calibri"/>
+          <w:rFonts w:ascii="Georgia" w:cs="Georgia" w:eastAsia="Georgia" w:hAnsi="Georgia"/>
           <w:b/>
           <w:bCs/>
-          <w:color w:val="1E2E2C"/>
+          <w:color w:val="222222"/>
           <w:sz w:val="21"/>
           <w:szCs w:val="21"/>
         </w:rPr>
@@ -10717,8 +10717,8 @@
       </w:r>
       <w:r>
         <w:rPr>
-          <w:rFonts w:ascii="Calibri" w:cs="Calibri" w:eastAsia="Calibri" w:hAnsi="Calibri"/>
-          <w:color w:val="1E2E2C"/>
+          <w:rFonts w:ascii="Georgia" w:cs="Georgia" w:eastAsia="Georgia" w:hAnsi="Georgia"/>
+          <w:color w:val="222222"/>
           <w:sz w:val="21"/>
           <w:szCs w:val="21"/>
         </w:rPr>
@@ -10732,10 +10732,10 @@
       </w:pPr>
       <w:r>
         <w:rPr>
-          <w:rFonts w:ascii="Calibri" w:cs="Calibri" w:eastAsia="Calibri" w:hAnsi="Calibri"/>
+          <w:rFonts w:ascii="Georgia" w:cs="Georgia" w:eastAsia="Georgia" w:hAnsi="Georgia"/>
           <w:b/>
           <w:bCs/>
-          <w:color w:val="06302E"/>
+          <w:color w:val="1A1A1A"/>
           <w:sz w:val="21"/>
           <w:szCs w:val="21"/>
         </w:rPr>
@@ -10743,10 +10743,10 @@
       </w:r>
       <w:r>
         <w:rPr>
-          <w:rFonts w:ascii="Calibri" w:cs="Calibri" w:eastAsia="Calibri" w:hAnsi="Calibri"/>
+          <w:rFonts w:ascii="Georgia" w:cs="Georgia" w:eastAsia="Georgia" w:hAnsi="Georgia"/>
           <w:b/>
           <w:bCs/>
-          <w:color w:val="1E2E2C"/>
+          <w:color w:val="222222"/>
           <w:sz w:val="21"/>
           <w:szCs w:val="21"/>
         </w:rPr>
@@ -10754,8 +10754,8 @@
       </w:r>
       <w:r>
         <w:rPr>
-          <w:rFonts w:ascii="Calibri" w:cs="Calibri" w:eastAsia="Calibri" w:hAnsi="Calibri"/>
-          <w:color w:val="1E2E2C"/>
+          <w:rFonts w:ascii="Georgia" w:cs="Georgia" w:eastAsia="Georgia" w:hAnsi="Georgia"/>
+          <w:color w:val="222222"/>
           <w:sz w:val="21"/>
           <w:szCs w:val="21"/>
         </w:rPr>
@@ -10769,10 +10769,10 @@
       </w:pPr>
       <w:r>
         <w:rPr>
-          <w:rFonts w:ascii="Calibri" w:cs="Calibri" w:eastAsia="Calibri" w:hAnsi="Calibri"/>
+          <w:rFonts w:ascii="Georgia" w:cs="Georgia" w:eastAsia="Georgia" w:hAnsi="Georgia"/>
           <w:b/>
           <w:bCs/>
-          <w:color w:val="06302E"/>
+          <w:color w:val="1A1A1A"/>
           <w:sz w:val="21"/>
           <w:szCs w:val="21"/>
         </w:rPr>
@@ -10780,10 +10780,10 @@
       </w:r>
       <w:r>
         <w:rPr>
-          <w:rFonts w:ascii="Calibri" w:cs="Calibri" w:eastAsia="Calibri" w:hAnsi="Calibri"/>
+          <w:rFonts w:ascii="Georgia" w:cs="Georgia" w:eastAsia="Georgia" w:hAnsi="Georgia"/>
           <w:b/>
           <w:bCs/>
-          <w:color w:val="1E2E2C"/>
+          <w:color w:val="222222"/>
           <w:sz w:val="21"/>
           <w:szCs w:val="21"/>
         </w:rPr>
@@ -10791,8 +10791,8 @@
       </w:r>
       <w:r>
         <w:rPr>
-          <w:rFonts w:ascii="Calibri" w:cs="Calibri" w:eastAsia="Calibri" w:hAnsi="Calibri"/>
-          <w:color w:val="1E2E2C"/>
+          <w:rFonts w:ascii="Georgia" w:cs="Georgia" w:eastAsia="Georgia" w:hAnsi="Georgia"/>
+          <w:color w:val="222222"/>
           <w:sz w:val="21"/>
           <w:szCs w:val="21"/>
         </w:rPr>
@@ -10806,10 +10806,10 @@
       </w:pPr>
       <w:r>
         <w:rPr>
-          <w:rFonts w:ascii="Calibri" w:cs="Calibri" w:eastAsia="Calibri" w:hAnsi="Calibri"/>
+          <w:rFonts w:ascii="Georgia" w:cs="Georgia" w:eastAsia="Georgia" w:hAnsi="Georgia"/>
           <w:b/>
           <w:bCs/>
-          <w:color w:val="06302E"/>
+          <w:color w:val="1A1A1A"/>
           <w:sz w:val="21"/>
           <w:szCs w:val="21"/>
         </w:rPr>
@@ -10817,10 +10817,10 @@
       </w:r>
       <w:r>
         <w:rPr>
-          <w:rFonts w:ascii="Calibri" w:cs="Calibri" w:eastAsia="Calibri" w:hAnsi="Calibri"/>
+          <w:rFonts w:ascii="Georgia" w:cs="Georgia" w:eastAsia="Georgia" w:hAnsi="Georgia"/>
           <w:b/>
           <w:bCs/>
-          <w:color w:val="1E2E2C"/>
+          <w:color w:val="222222"/>
           <w:sz w:val="21"/>
           <w:szCs w:val="21"/>
         </w:rPr>
@@ -10828,8 +10828,8 @@
       </w:r>
       <w:r>
         <w:rPr>
-          <w:rFonts w:ascii="Calibri" w:cs="Calibri" w:eastAsia="Calibri" w:hAnsi="Calibri"/>
-          <w:color w:val="1E2E2C"/>
+          <w:rFonts w:ascii="Georgia" w:cs="Georgia" w:eastAsia="Georgia" w:hAnsi="Georgia"/>
+          <w:color w:val="222222"/>
           <w:sz w:val="21"/>
           <w:szCs w:val="21"/>
         </w:rPr>
@@ -10843,10 +10843,10 @@
       </w:pPr>
       <w:r>
         <w:rPr>
-          <w:rFonts w:ascii="Calibri" w:cs="Calibri" w:eastAsia="Calibri" w:hAnsi="Calibri"/>
+          <w:rFonts w:ascii="Georgia" w:cs="Georgia" w:eastAsia="Georgia" w:hAnsi="Georgia"/>
           <w:b/>
           <w:bCs/>
-          <w:color w:val="06302E"/>
+          <w:color w:val="1A1A1A"/>
           <w:sz w:val="21"/>
           <w:szCs w:val="21"/>
         </w:rPr>
@@ -10854,10 +10854,10 @@
       </w:r>
       <w:r>
         <w:rPr>
-          <w:rFonts w:ascii="Calibri" w:cs="Calibri" w:eastAsia="Calibri" w:hAnsi="Calibri"/>
+          <w:rFonts w:ascii="Georgia" w:cs="Georgia" w:eastAsia="Georgia" w:hAnsi="Georgia"/>
           <w:b/>
           <w:bCs/>
-          <w:color w:val="1E2E2C"/>
+          <w:color w:val="222222"/>
           <w:sz w:val="21"/>
           <w:szCs w:val="21"/>
         </w:rPr>
@@ -10865,8 +10865,8 @@
       </w:r>
       <w:r>
         <w:rPr>
-          <w:rFonts w:ascii="Calibri" w:cs="Calibri" w:eastAsia="Calibri" w:hAnsi="Calibri"/>
-          <w:color w:val="1E2E2C"/>
+          <w:rFonts w:ascii="Georgia" w:cs="Georgia" w:eastAsia="Georgia" w:hAnsi="Georgia"/>
+          <w:color w:val="222222"/>
           <w:sz w:val="21"/>
           <w:szCs w:val="21"/>
         </w:rPr>
@@ -10880,10 +10880,10 @@
       </w:pPr>
       <w:r>
         <w:rPr>
-          <w:rFonts w:ascii="Calibri" w:cs="Calibri" w:eastAsia="Calibri" w:hAnsi="Calibri"/>
+          <w:rFonts w:ascii="Georgia" w:cs="Georgia" w:eastAsia="Georgia" w:hAnsi="Georgia"/>
           <w:b/>
           <w:bCs/>
-          <w:color w:val="06302E"/>
+          <w:color w:val="1A1A1A"/>
           <w:sz w:val="21"/>
           <w:szCs w:val="21"/>
         </w:rPr>
@@ -10891,10 +10891,10 @@
       </w:r>
       <w:r>
         <w:rPr>
-          <w:rFonts w:ascii="Calibri" w:cs="Calibri" w:eastAsia="Calibri" w:hAnsi="Calibri"/>
+          <w:rFonts w:ascii="Georgia" w:cs="Georgia" w:eastAsia="Georgia" w:hAnsi="Georgia"/>
           <w:b/>
           <w:bCs/>
-          <w:color w:val="1E2E2C"/>
+          <w:color w:val="222222"/>
           <w:sz w:val="21"/>
           <w:szCs w:val="21"/>
         </w:rPr>
@@ -10902,8 +10902,8 @@
       </w:r>
       <w:r>
         <w:rPr>
-          <w:rFonts w:ascii="Calibri" w:cs="Calibri" w:eastAsia="Calibri" w:hAnsi="Calibri"/>
-          <w:color w:val="1E2E2C"/>
+          <w:rFonts w:ascii="Georgia" w:cs="Georgia" w:eastAsia="Georgia" w:hAnsi="Georgia"/>
+          <w:color w:val="222222"/>
           <w:sz w:val="21"/>
           <w:szCs w:val="21"/>
         </w:rPr>
@@ -10917,10 +10917,10 @@
       </w:pPr>
       <w:r>
         <w:rPr>
-          <w:rFonts w:ascii="Calibri" w:cs="Calibri" w:eastAsia="Calibri" w:hAnsi="Calibri"/>
+          <w:rFonts w:ascii="Georgia" w:cs="Georgia" w:eastAsia="Georgia" w:hAnsi="Georgia"/>
           <w:b/>
           <w:bCs/>
-          <w:color w:val="06302E"/>
+          <w:color w:val="1A1A1A"/>
           <w:sz w:val="21"/>
           <w:szCs w:val="21"/>
         </w:rPr>
@@ -10928,10 +10928,10 @@
       </w:r>
       <w:r>
         <w:rPr>
-          <w:rFonts w:ascii="Calibri" w:cs="Calibri" w:eastAsia="Calibri" w:hAnsi="Calibri"/>
+          <w:rFonts w:ascii="Georgia" w:cs="Georgia" w:eastAsia="Georgia" w:hAnsi="Georgia"/>
           <w:b/>
           <w:bCs/>
-          <w:color w:val="1E2E2C"/>
+          <w:color w:val="222222"/>
           <w:sz w:val="21"/>
           <w:szCs w:val="21"/>
         </w:rPr>
@@ -10939,8 +10939,8 @@
       </w:r>
       <w:r>
         <w:rPr>
-          <w:rFonts w:ascii="Calibri" w:cs="Calibri" w:eastAsia="Calibri" w:hAnsi="Calibri"/>
-          <w:color w:val="1E2E2C"/>
+          <w:rFonts w:ascii="Georgia" w:cs="Georgia" w:eastAsia="Georgia" w:hAnsi="Georgia"/>
+          <w:color w:val="222222"/>
           <w:sz w:val="21"/>
           <w:szCs w:val="21"/>
         </w:rPr>
@@ -10953,8 +10953,8 @@
       </w:pPr>
       <w:r>
         <w:rPr>
-          <w:rFonts w:ascii="Calibri" w:cs="Calibri" w:eastAsia="Calibri" w:hAnsi="Calibri"/>
-          <w:color w:val="1E2E2C"/>
+          <w:rFonts w:ascii="Georgia" w:cs="Georgia" w:eastAsia="Georgia" w:hAnsi="Georgia"/>
+          <w:color w:val="222222"/>
           <w:sz w:val="21"/>
           <w:szCs w:val="21"/>
         </w:rPr>
@@ -10967,8 +10967,8 @@
       </w:pPr>
       <w:r>
         <w:rPr>
-          <w:rFonts w:ascii="Calibri" w:cs="Calibri" w:eastAsia="Calibri" w:hAnsi="Calibri"/>
-          <w:color w:val="1E2E2C"/>
+          <w:rFonts w:ascii="Georgia" w:cs="Georgia" w:eastAsia="Georgia" w:hAnsi="Georgia"/>
+          <w:color w:val="222222"/>
           <w:sz w:val="21"/>
           <w:szCs w:val="21"/>
         </w:rPr>
@@ -10976,18 +10976,18 @@
       </w:r>
       <w:r>
         <w:rPr>
-          <w:rFonts w:ascii="Calibri" w:cs="Calibri" w:eastAsia="Calibri" w:hAnsi="Calibri"/>
-          <w:color w:val="1E2E2C"/>
-          <w:sz w:val="21"/>
-          <w:szCs w:val="21"/>
-          <w:shd w:fill="FFF4D6" w:val="clear"/>
+          <w:rFonts w:ascii="Georgia" w:cs="Georgia" w:eastAsia="Georgia" w:hAnsi="Georgia"/>
+          <w:color w:val="222222"/>
+          <w:sz w:val="21"/>
+          <w:szCs w:val="21"/>
+          <w:shd w:fill="ECECEC" w:val="clear"/>
         </w:rPr>
         <w:t xml:space="preserve">[FULL NAME]</w:t>
       </w:r>
       <w:r>
         <w:rPr>
-          <w:rFonts w:ascii="Calibri" w:cs="Calibri" w:eastAsia="Calibri" w:hAnsi="Calibri"/>
-          <w:color w:val="1E2E2C"/>
+          <w:rFonts w:ascii="Georgia" w:cs="Georgia" w:eastAsia="Georgia" w:hAnsi="Georgia"/>
+          <w:color w:val="222222"/>
           <w:sz w:val="21"/>
           <w:szCs w:val="21"/>
         </w:rPr>
@@ -10995,11 +10995,11 @@
       </w:r>
       <w:r>
         <w:rPr>
-          <w:rFonts w:ascii="Calibri" w:cs="Calibri" w:eastAsia="Calibri" w:hAnsi="Calibri"/>
-          <w:color w:val="1E2E2C"/>
-          <w:sz w:val="21"/>
-          <w:szCs w:val="21"/>
-          <w:shd w:fill="FFF4D6" w:val="clear"/>
+          <w:rFonts w:ascii="Georgia" w:cs="Georgia" w:eastAsia="Georgia" w:hAnsi="Georgia"/>
+          <w:color w:val="222222"/>
+          <w:sz w:val="21"/>
+          <w:szCs w:val="21"/>
+          <w:shd w:fill="ECECEC" w:val="clear"/>
         </w:rPr>
         <w:t xml:space="preserve">[DD / MM / YYYY]</w:t>
       </w:r>
@@ -11007,7 +11007,7 @@
     <w:p>
       <w:pPr>
         <w:pBdr>
-          <w:bottom w:val="single" w:color="C9D6D3" w:sz="6"/>
+          <w:bottom w:val="single" w:color="C8C8C8" w:sz="6"/>
         </w:pBdr>
         <w:spacing w:after="200" w:before="200"/>
       </w:pPr>
@@ -11016,16 +11016,16 @@
       <w:pPr>
         <w:pStyle w:val="Heading2"/>
         <w:pBdr>
-          <w:bottom w:val="single" w:color="12B84F" w:sz="6"/>
+          <w:bottom w:val="single" w:color="8C8C8C" w:sz="6"/>
         </w:pBdr>
         <w:spacing w:after="130" w:before="320"/>
       </w:pPr>
       <w:r>
         <w:rPr>
-          <w:rFonts w:ascii="Calibri" w:cs="Calibri" w:eastAsia="Calibri" w:hAnsi="Calibri"/>
+          <w:rFonts w:ascii="Georgia" w:cs="Georgia" w:eastAsia="Georgia" w:hAnsi="Georgia"/>
           <w:b/>
           <w:bCs/>
-          <w:color w:val="06302E"/>
+          <w:color w:val="1A1A1A"/>
           <w:sz w:val="23"/>
           <w:szCs w:val="23"/>
         </w:rPr>
@@ -11039,10 +11039,10 @@
       </w:pPr>
       <w:r>
         <w:rPr>
-          <w:rFonts w:ascii="Calibri" w:cs="Calibri" w:eastAsia="Calibri" w:hAnsi="Calibri"/>
+          <w:rFonts w:ascii="Georgia" w:cs="Georgia" w:eastAsia="Georgia" w:hAnsi="Georgia"/>
           <w:b/>
           <w:bCs/>
-          <w:color w:val="06302E"/>
+          <w:color w:val="1A1A1A"/>
           <w:sz w:val="21"/>
           <w:szCs w:val="21"/>
         </w:rPr>
@@ -11050,12 +11050,12 @@
       </w:r>
       <w:r>
         <w:rPr>
-          <w:rFonts w:ascii="Calibri" w:cs="Calibri" w:eastAsia="Calibri" w:hAnsi="Calibri"/>
-          <w:color w:val="1E2E2C"/>
-          <w:sz w:val="21"/>
-          <w:szCs w:val="21"/>
-        </w:rPr>
-        <w:t xml:space="preserve">We check your documents and do a credit-bureau enquiry.</w:t>
+          <w:rFonts w:ascii="Georgia" w:cs="Georgia" w:eastAsia="Georgia" w:hAnsi="Georgia"/>
+          <w:color w:val="222222"/>
+          <w:sz w:val="21"/>
+          <w:szCs w:val="21"/>
+        </w:rPr>
+        <w:t xml:space="preserve">We check your documents and, where we use a credit bureau, carry out a credit-bureau enquiry.</w:t>
       </w:r>
     </w:p>
     <w:p>
@@ -11065,10 +11065,10 @@
       </w:pPr>
       <w:r>
         <w:rPr>
-          <w:rFonts w:ascii="Calibri" w:cs="Calibri" w:eastAsia="Calibri" w:hAnsi="Calibri"/>
+          <w:rFonts w:ascii="Georgia" w:cs="Georgia" w:eastAsia="Georgia" w:hAnsi="Georgia"/>
           <w:b/>
           <w:bCs/>
-          <w:color w:val="06302E"/>
+          <w:color w:val="1A1A1A"/>
           <w:sz w:val="21"/>
           <w:szCs w:val="21"/>
         </w:rPr>
@@ -11076,8 +11076,8 @@
       </w:r>
       <w:r>
         <w:rPr>
-          <w:rFonts w:ascii="Calibri" w:cs="Calibri" w:eastAsia="Calibri" w:hAnsi="Calibri"/>
-          <w:color w:val="1E2E2C"/>
+          <w:rFonts w:ascii="Georgia" w:cs="Georgia" w:eastAsia="Georgia" w:hAnsi="Georgia"/>
+          <w:color w:val="222222"/>
           <w:sz w:val="21"/>
           <w:szCs w:val="21"/>
         </w:rPr>
@@ -11091,10 +11091,10 @@
       </w:pPr>
       <w:r>
         <w:rPr>
-          <w:rFonts w:ascii="Calibri" w:cs="Calibri" w:eastAsia="Calibri" w:hAnsi="Calibri"/>
+          <w:rFonts w:ascii="Georgia" w:cs="Georgia" w:eastAsia="Georgia" w:hAnsi="Georgia"/>
           <w:b/>
           <w:bCs/>
-          <w:color w:val="06302E"/>
+          <w:color w:val="1A1A1A"/>
           <w:sz w:val="21"/>
           <w:szCs w:val="21"/>
         </w:rPr>
@@ -11102,8 +11102,8 @@
       </w:r>
       <w:r>
         <w:rPr>
-          <w:rFonts w:ascii="Calibri" w:cs="Calibri" w:eastAsia="Calibri" w:hAnsi="Calibri"/>
-          <w:color w:val="1E2E2C"/>
+          <w:rFonts w:ascii="Georgia" w:cs="Georgia" w:eastAsia="Georgia" w:hAnsi="Georgia"/>
+          <w:color w:val="222222"/>
           <w:sz w:val="21"/>
           <w:szCs w:val="21"/>
         </w:rPr>
@@ -11111,10 +11111,10 @@
       </w:r>
       <w:r>
         <w:rPr>
-          <w:rFonts w:ascii="Calibri" w:cs="Calibri" w:eastAsia="Calibri" w:hAnsi="Calibri"/>
+          <w:rFonts w:ascii="Georgia" w:cs="Georgia" w:eastAsia="Georgia" w:hAnsi="Georgia"/>
           <w:b/>
           <w:bCs/>
-          <w:color w:val="1E2E2C"/>
+          <w:color w:val="222222"/>
           <w:sz w:val="21"/>
           <w:szCs w:val="21"/>
         </w:rPr>
@@ -11122,8 +11122,8 @@
       </w:r>
       <w:r>
         <w:rPr>
-          <w:rFonts w:ascii="Calibri" w:cs="Calibri" w:eastAsia="Calibri" w:hAnsi="Calibri"/>
-          <w:color w:val="1E2E2C"/>
+          <w:rFonts w:ascii="Georgia" w:cs="Georgia" w:eastAsia="Georgia" w:hAnsi="Georgia"/>
+          <w:color w:val="222222"/>
           <w:sz w:val="21"/>
           <w:szCs w:val="21"/>
         </w:rPr>
@@ -11137,10 +11137,10 @@
       </w:pPr>
       <w:r>
         <w:rPr>
-          <w:rFonts w:ascii="Calibri" w:cs="Calibri" w:eastAsia="Calibri" w:hAnsi="Calibri"/>
+          <w:rFonts w:ascii="Georgia" w:cs="Georgia" w:eastAsia="Georgia" w:hAnsi="Georgia"/>
           <w:b/>
           <w:bCs/>
-          <w:color w:val="06302E"/>
+          <w:color w:val="1A1A1A"/>
           <w:sz w:val="21"/>
           <w:szCs w:val="21"/>
         </w:rPr>
@@ -11148,8 +11148,8 @@
       </w:r>
       <w:r>
         <w:rPr>
-          <w:rFonts w:ascii="Calibri" w:cs="Calibri" w:eastAsia="Calibri" w:hAnsi="Calibri"/>
-          <w:color w:val="1E2E2C"/>
+          <w:rFonts w:ascii="Georgia" w:cs="Georgia" w:eastAsia="Georgia" w:hAnsi="Georgia"/>
+          <w:color w:val="222222"/>
           <w:sz w:val="21"/>
           <w:szCs w:val="21"/>
         </w:rPr>
@@ -11163,10 +11163,10 @@
       </w:pPr>
       <w:r>
         <w:rPr>
-          <w:rFonts w:ascii="Calibri" w:cs="Calibri" w:eastAsia="Calibri" w:hAnsi="Calibri"/>
+          <w:rFonts w:ascii="Georgia" w:cs="Georgia" w:eastAsia="Georgia" w:hAnsi="Georgia"/>
           <w:b/>
           <w:bCs/>
-          <w:color w:val="06302E"/>
+          <w:color w:val="1A1A1A"/>
           <w:sz w:val="21"/>
           <w:szCs w:val="21"/>
         </w:rPr>
@@ -11174,8 +11174,8 @@
       </w:r>
       <w:r>
         <w:rPr>
-          <w:rFonts w:ascii="Calibri" w:cs="Calibri" w:eastAsia="Calibri" w:hAnsi="Calibri"/>
-          <w:color w:val="1E2E2C"/>
+          <w:rFonts w:ascii="Georgia" w:cs="Georgia" w:eastAsia="Georgia" w:hAnsi="Georgia"/>
+          <w:color w:val="222222"/>
           <w:sz w:val="21"/>
           <w:szCs w:val="21"/>
         </w:rPr>
@@ -11189,10 +11189,10 @@
       </w:pPr>
       <w:r>
         <w:rPr>
-          <w:rFonts w:ascii="Calibri" w:cs="Calibri" w:eastAsia="Calibri" w:hAnsi="Calibri"/>
+          <w:rFonts w:ascii="Georgia" w:cs="Georgia" w:eastAsia="Georgia" w:hAnsi="Georgia"/>
           <w:b/>
           <w:bCs/>
-          <w:color w:val="06302E"/>
+          <w:color w:val="1A1A1A"/>
           <w:sz w:val="21"/>
           <w:szCs w:val="21"/>
         </w:rPr>
@@ -11200,8 +11200,8 @@
       </w:r>
       <w:r>
         <w:rPr>
-          <w:rFonts w:ascii="Calibri" w:cs="Calibri" w:eastAsia="Calibri" w:hAnsi="Calibri"/>
-          <w:color w:val="1E2E2C"/>
+          <w:rFonts w:ascii="Georgia" w:cs="Georgia" w:eastAsia="Georgia" w:hAnsi="Georgia"/>
+          <w:color w:val="222222"/>
           <w:sz w:val="21"/>
           <w:szCs w:val="21"/>
         </w:rPr>
@@ -11215,10 +11215,10 @@
       </w:pPr>
       <w:r>
         <w:rPr>
-          <w:rFonts w:ascii="Calibri" w:cs="Calibri" w:eastAsia="Calibri" w:hAnsi="Calibri"/>
+          <w:rFonts w:ascii="Georgia" w:cs="Georgia" w:eastAsia="Georgia" w:hAnsi="Georgia"/>
           <w:b/>
           <w:bCs/>
-          <w:color w:val="06302E"/>
+          <w:color w:val="1A1A1A"/>
           <w:sz w:val="21"/>
           <w:szCs w:val="21"/>
         </w:rPr>
@@ -11226,8 +11226,8 @@
       </w:r>
       <w:r>
         <w:rPr>
-          <w:rFonts w:ascii="Calibri" w:cs="Calibri" w:eastAsia="Calibri" w:hAnsi="Calibri"/>
-          <w:color w:val="1E2E2C"/>
+          <w:rFonts w:ascii="Georgia" w:cs="Georgia" w:eastAsia="Georgia" w:hAnsi="Georgia"/>
+          <w:color w:val="222222"/>
           <w:sz w:val="21"/>
           <w:szCs w:val="21"/>
         </w:rPr>
@@ -11237,7 +11237,7 @@
     <w:p>
       <w:pPr>
         <w:pBdr>
-          <w:bottom w:val="single" w:color="C9D6D3" w:sz="6"/>
+          <w:bottom w:val="single" w:color="C8C8C8" w:sz="6"/>
         </w:pBdr>
         <w:spacing w:after="200" w:before="200"/>
       </w:pPr>
@@ -11246,16 +11246,16 @@
       <w:pPr>
         <w:pStyle w:val="Heading2"/>
         <w:pBdr>
-          <w:bottom w:val="single" w:color="12B84F" w:sz="6"/>
+          <w:bottom w:val="single" w:color="8C8C8C" w:sz="6"/>
         </w:pBdr>
         <w:spacing w:after="130" w:before="320"/>
       </w:pPr>
       <w:r>
         <w:rPr>
-          <w:rFonts w:ascii="Calibri" w:cs="Calibri" w:eastAsia="Calibri" w:hAnsi="Calibri"/>
+          <w:rFonts w:ascii="Georgia" w:cs="Georgia" w:eastAsia="Georgia" w:hAnsi="Georgia"/>
           <w:b/>
           <w:bCs/>
-          <w:color w:val="06302E"/>
+          <w:color w:val="1A1A1A"/>
           <w:sz w:val="23"/>
           <w:szCs w:val="23"/>
         </w:rPr>
@@ -11268,8 +11268,8 @@
       </w:pPr>
       <w:r>
         <w:rPr>
-          <w:rFonts w:ascii="Calibri" w:cs="Calibri" w:eastAsia="Calibri" w:hAnsi="Calibri"/>
-          <w:color w:val="1E2E2C"/>
+          <w:rFonts w:ascii="Georgia" w:cs="Georgia" w:eastAsia="Georgia" w:hAnsi="Georgia"/>
+          <w:color w:val="222222"/>
           <w:sz w:val="21"/>
           <w:szCs w:val="21"/>
         </w:rPr>
@@ -11283,10 +11283,10 @@
       </w:pPr>
       <w:r>
         <w:rPr>
-          <w:rFonts w:ascii="Calibri" w:cs="Calibri" w:eastAsia="Calibri" w:hAnsi="Calibri"/>
+          <w:rFonts w:ascii="Georgia" w:cs="Georgia" w:eastAsia="Georgia" w:hAnsi="Georgia"/>
           <w:b/>
           <w:bCs/>
-          <w:color w:val="06302E"/>
+          <w:color w:val="1A1A1A"/>
           <w:sz w:val="21"/>
           <w:szCs w:val="21"/>
         </w:rPr>
@@ -11294,8 +11294,8 @@
       </w:r>
       <w:r>
         <w:rPr>
-          <w:rFonts w:ascii="Calibri" w:cs="Calibri" w:eastAsia="Calibri" w:hAnsi="Calibri"/>
-          <w:color w:val="1E2E2C"/>
+          <w:rFonts w:ascii="Georgia" w:cs="Georgia" w:eastAsia="Georgia" w:hAnsi="Georgia"/>
+          <w:color w:val="222222"/>
           <w:sz w:val="21"/>
           <w:szCs w:val="21"/>
         </w:rPr>
@@ -11309,10 +11309,10 @@
       </w:pPr>
       <w:r>
         <w:rPr>
-          <w:rFonts w:ascii="Calibri" w:cs="Calibri" w:eastAsia="Calibri" w:hAnsi="Calibri"/>
+          <w:rFonts w:ascii="Georgia" w:cs="Georgia" w:eastAsia="Georgia" w:hAnsi="Georgia"/>
           <w:b/>
           <w:bCs/>
-          <w:color w:val="06302E"/>
+          <w:color w:val="1A1A1A"/>
           <w:sz w:val="21"/>
           <w:szCs w:val="21"/>
         </w:rPr>
@@ -11320,8 +11320,8 @@
       </w:r>
       <w:r>
         <w:rPr>
-          <w:rFonts w:ascii="Calibri" w:cs="Calibri" w:eastAsia="Calibri" w:hAnsi="Calibri"/>
-          <w:color w:val="1E2E2C"/>
+          <w:rFonts w:ascii="Georgia" w:cs="Georgia" w:eastAsia="Georgia" w:hAnsi="Georgia"/>
+          <w:color w:val="222222"/>
           <w:sz w:val="21"/>
           <w:szCs w:val="21"/>
         </w:rPr>
@@ -11335,10 +11335,10 @@
       </w:pPr>
       <w:r>
         <w:rPr>
-          <w:rFonts w:ascii="Calibri" w:cs="Calibri" w:eastAsia="Calibri" w:hAnsi="Calibri"/>
+          <w:rFonts w:ascii="Georgia" w:cs="Georgia" w:eastAsia="Georgia" w:hAnsi="Georgia"/>
           <w:b/>
           <w:bCs/>
-          <w:color w:val="06302E"/>
+          <w:color w:val="1A1A1A"/>
           <w:sz w:val="21"/>
           <w:szCs w:val="21"/>
         </w:rPr>
@@ -11346,8 +11346,8 @@
       </w:r>
       <w:r>
         <w:rPr>
-          <w:rFonts w:ascii="Calibri" w:cs="Calibri" w:eastAsia="Calibri" w:hAnsi="Calibri"/>
-          <w:color w:val="1E2E2C"/>
+          <w:rFonts w:ascii="Georgia" w:cs="Georgia" w:eastAsia="Georgia" w:hAnsi="Georgia"/>
+          <w:color w:val="222222"/>
           <w:sz w:val="21"/>
           <w:szCs w:val="21"/>
         </w:rPr>
@@ -11361,10 +11361,10 @@
       </w:pPr>
       <w:r>
         <w:rPr>
-          <w:rFonts w:ascii="Calibri" w:cs="Calibri" w:eastAsia="Calibri" w:hAnsi="Calibri"/>
+          <w:rFonts w:ascii="Georgia" w:cs="Georgia" w:eastAsia="Georgia" w:hAnsi="Georgia"/>
           <w:b/>
           <w:bCs/>
-          <w:color w:val="06302E"/>
+          <w:color w:val="1A1A1A"/>
           <w:sz w:val="21"/>
           <w:szCs w:val="21"/>
         </w:rPr>
@@ -11372,8 +11372,8 @@
       </w:r>
       <w:r>
         <w:rPr>
-          <w:rFonts w:ascii="Calibri" w:cs="Calibri" w:eastAsia="Calibri" w:hAnsi="Calibri"/>
-          <w:color w:val="1E2E2C"/>
+          <w:rFonts w:ascii="Georgia" w:cs="Georgia" w:eastAsia="Georgia" w:hAnsi="Georgia"/>
+          <w:color w:val="222222"/>
           <w:sz w:val="21"/>
           <w:szCs w:val="21"/>
         </w:rPr>
@@ -11387,10 +11387,10 @@
       </w:pPr>
       <w:r>
         <w:rPr>
-          <w:rFonts w:ascii="Calibri" w:cs="Calibri" w:eastAsia="Calibri" w:hAnsi="Calibri"/>
+          <w:rFonts w:ascii="Georgia" w:cs="Georgia" w:eastAsia="Georgia" w:hAnsi="Georgia"/>
           <w:b/>
           <w:bCs/>
-          <w:color w:val="06302E"/>
+          <w:color w:val="1A1A1A"/>
           <w:sz w:val="21"/>
           <w:szCs w:val="21"/>
         </w:rPr>
@@ -11398,8 +11398,8 @@
       </w:r>
       <w:r>
         <w:rPr>
-          <w:rFonts w:ascii="Calibri" w:cs="Calibri" w:eastAsia="Calibri" w:hAnsi="Calibri"/>
-          <w:color w:val="1E2E2C"/>
+          <w:rFonts w:ascii="Georgia" w:cs="Georgia" w:eastAsia="Georgia" w:hAnsi="Georgia"/>
+          <w:color w:val="222222"/>
           <w:sz w:val="21"/>
           <w:szCs w:val="21"/>
         </w:rPr>
@@ -11413,10 +11413,10 @@
       </w:pPr>
       <w:r>
         <w:rPr>
-          <w:rFonts w:ascii="Calibri" w:cs="Calibri" w:eastAsia="Calibri" w:hAnsi="Calibri"/>
+          <w:rFonts w:ascii="Georgia" w:cs="Georgia" w:eastAsia="Georgia" w:hAnsi="Georgia"/>
           <w:b/>
           <w:bCs/>
-          <w:color w:val="06302E"/>
+          <w:color w:val="1A1A1A"/>
           <w:sz w:val="21"/>
           <w:szCs w:val="21"/>
         </w:rPr>
@@ -11424,8 +11424,8 @@
       </w:r>
       <w:r>
         <w:rPr>
-          <w:rFonts w:ascii="Calibri" w:cs="Calibri" w:eastAsia="Calibri" w:hAnsi="Calibri"/>
-          <w:color w:val="1E2E2C"/>
+          <w:rFonts w:ascii="Georgia" w:cs="Georgia" w:eastAsia="Georgia" w:hAnsi="Georgia"/>
+          <w:color w:val="222222"/>
           <w:sz w:val="21"/>
           <w:szCs w:val="21"/>
         </w:rPr>
@@ -11433,20 +11433,20 @@
       </w:r>
       <w:r>
         <w:rPr>
-          <w:rFonts w:ascii="Calibri" w:cs="Calibri" w:eastAsia="Calibri" w:hAnsi="Calibri"/>
+          <w:rFonts w:ascii="Georgia" w:cs="Georgia" w:eastAsia="Georgia" w:hAnsi="Georgia"/>
           <w:b/>
           <w:bCs/>
-          <w:color w:val="1E2E2C"/>
-          <w:sz w:val="21"/>
-          <w:szCs w:val="21"/>
-          <w:shd w:fill="FFF4D6" w:val="clear"/>
+          <w:color w:val="222222"/>
+          <w:sz w:val="21"/>
+          <w:szCs w:val="21"/>
+          <w:shd w:fill="ECECEC" w:val="clear"/>
         </w:rPr>
         <w:t xml:space="preserve">[LANGUAGE]</w:t>
       </w:r>
       <w:r>
         <w:rPr>
-          <w:rFonts w:ascii="Calibri" w:cs="Calibri" w:eastAsia="Calibri" w:hAnsi="Calibri"/>
-          <w:color w:val="1E2E2C"/>
+          <w:rFonts w:ascii="Georgia" w:cs="Georgia" w:eastAsia="Georgia" w:hAnsi="Georgia"/>
+          <w:color w:val="222222"/>
           <w:sz w:val="21"/>
           <w:szCs w:val="21"/>
         </w:rPr>
@@ -11460,10 +11460,10 @@
       </w:pPr>
       <w:r>
         <w:rPr>
-          <w:rFonts w:ascii="Calibri" w:cs="Calibri" w:eastAsia="Calibri" w:hAnsi="Calibri"/>
+          <w:rFonts w:ascii="Georgia" w:cs="Georgia" w:eastAsia="Georgia" w:hAnsi="Georgia"/>
           <w:b/>
           <w:bCs/>
-          <w:color w:val="06302E"/>
+          <w:color w:val="1A1A1A"/>
           <w:sz w:val="21"/>
           <w:szCs w:val="21"/>
         </w:rPr>
@@ -11471,8 +11471,8 @@
       </w:r>
       <w:r>
         <w:rPr>
-          <w:rFonts w:ascii="Calibri" w:cs="Calibri" w:eastAsia="Calibri" w:hAnsi="Calibri"/>
-          <w:color w:val="1E2E2C"/>
+          <w:rFonts w:ascii="Georgia" w:cs="Georgia" w:eastAsia="Georgia" w:hAnsi="Georgia"/>
+          <w:color w:val="222222"/>
           <w:sz w:val="21"/>
           <w:szCs w:val="21"/>
         </w:rPr>
@@ -11486,10 +11486,10 @@
       </w:pPr>
       <w:r>
         <w:rPr>
-          <w:rFonts w:ascii="Calibri" w:cs="Calibri" w:eastAsia="Calibri" w:hAnsi="Calibri"/>
+          <w:rFonts w:ascii="Georgia" w:cs="Georgia" w:eastAsia="Georgia" w:hAnsi="Georgia"/>
           <w:b/>
           <w:bCs/>
-          <w:color w:val="06302E"/>
+          <w:color w:val="1A1A1A"/>
           <w:sz w:val="21"/>
           <w:szCs w:val="21"/>
         </w:rPr>
@@ -11497,8 +11497,8 @@
       </w:r>
       <w:r>
         <w:rPr>
-          <w:rFonts w:ascii="Calibri" w:cs="Calibri" w:eastAsia="Calibri" w:hAnsi="Calibri"/>
-          <w:color w:val="1E2E2C"/>
+          <w:rFonts w:ascii="Georgia" w:cs="Georgia" w:eastAsia="Georgia" w:hAnsi="Georgia"/>
+          <w:color w:val="222222"/>
           <w:sz w:val="21"/>
           <w:szCs w:val="21"/>
         </w:rPr>
@@ -11508,7 +11508,7 @@
     <w:p>
       <w:pPr>
         <w:pBdr>
-          <w:bottom w:val="single" w:color="C9D6D3" w:sz="6"/>
+          <w:bottom w:val="single" w:color="C8C8C8" w:sz="6"/>
         </w:pBdr>
         <w:spacing w:after="200" w:before="200"/>
       </w:pPr>
@@ -11519,8 +11519,8 @@
       </w:pPr>
       <w:r>
         <w:rPr>
-          <w:rFonts w:ascii="Calibri" w:cs="Calibri" w:eastAsia="Calibri" w:hAnsi="Calibri"/>
-          <w:color w:val="1E2E2C"/>
+          <w:rFonts w:ascii="Georgia" w:cs="Georgia" w:eastAsia="Georgia" w:hAnsi="Georgia"/>
+          <w:color w:val="222222"/>
           <w:sz w:val="21"/>
           <w:szCs w:val="21"/>
         </w:rPr>
@@ -11533,8 +11533,8 @@
       </w:pPr>
       <w:r>
         <w:rPr>
-          <w:rFonts w:ascii="Calibri" w:cs="Calibri" w:eastAsia="Calibri" w:hAnsi="Calibri"/>
-          <w:color w:val="1E2E2C"/>
+          <w:rFonts w:ascii="Georgia" w:cs="Georgia" w:eastAsia="Georgia" w:hAnsi="Georgia"/>
+          <w:color w:val="222222"/>
           <w:sz w:val="21"/>
           <w:szCs w:val="21"/>
         </w:rPr>
@@ -11542,11 +11542,11 @@
       </w:r>
       <w:r>
         <w:rPr>
-          <w:rFonts w:ascii="Calibri" w:cs="Calibri" w:eastAsia="Calibri" w:hAnsi="Calibri"/>
-          <w:color w:val="1E2E2C"/>
-          <w:sz w:val="21"/>
-          <w:szCs w:val="21"/>
-          <w:shd w:fill="FFF4D6" w:val="clear"/>
+          <w:rFonts w:ascii="Georgia" w:cs="Georgia" w:eastAsia="Georgia" w:hAnsi="Georgia"/>
+          <w:color w:val="222222"/>
+          <w:sz w:val="21"/>
+          <w:szCs w:val="21"/>
+          <w:shd w:fill="ECECEC" w:val="clear"/>
         </w:rPr>
         <w:t xml:space="preserve">[FULL NAME]</w:t>
       </w:r>
@@ -11557,8 +11557,8 @@
       </w:pPr>
       <w:r>
         <w:rPr>
-          <w:rFonts w:ascii="Calibri" w:cs="Calibri" w:eastAsia="Calibri" w:hAnsi="Calibri"/>
-          <w:color w:val="1E2E2C"/>
+          <w:rFonts w:ascii="Georgia" w:cs="Georgia" w:eastAsia="Georgia" w:hAnsi="Georgia"/>
+          <w:color w:val="222222"/>
           <w:sz w:val="21"/>
           <w:szCs w:val="21"/>
         </w:rPr>
@@ -11566,11 +11566,11 @@
       </w:r>
       <w:r>
         <w:rPr>
-          <w:rFonts w:ascii="Calibri" w:cs="Calibri" w:eastAsia="Calibri" w:hAnsi="Calibri"/>
-          <w:color w:val="1E2E2C"/>
-          <w:sz w:val="21"/>
-          <w:szCs w:val="21"/>
-          <w:shd w:fill="FFF4D6" w:val="clear"/>
+          <w:rFonts w:ascii="Georgia" w:cs="Georgia" w:eastAsia="Georgia" w:hAnsi="Georgia"/>
+          <w:color w:val="222222"/>
+          <w:sz w:val="21"/>
+          <w:szCs w:val="21"/>
+          <w:shd w:fill="ECECEC" w:val="clear"/>
         </w:rPr>
         <w:t xml:space="preserve">[ID NUMBER]</w:t>
       </w:r>
@@ -11581,8 +11581,8 @@
       </w:pPr>
       <w:r>
         <w:rPr>
-          <w:rFonts w:ascii="Calibri" w:cs="Calibri" w:eastAsia="Calibri" w:hAnsi="Calibri"/>
-          <w:color w:val="1E2E2C"/>
+          <w:rFonts w:ascii="Georgia" w:cs="Georgia" w:eastAsia="Georgia" w:hAnsi="Georgia"/>
+          <w:color w:val="222222"/>
           <w:sz w:val="21"/>
           <w:szCs w:val="21"/>
         </w:rPr>
@@ -11595,8 +11595,8 @@
       </w:pPr>
       <w:r>
         <w:rPr>
-          <w:rFonts w:ascii="Calibri" w:cs="Calibri" w:eastAsia="Calibri" w:hAnsi="Calibri"/>
-          <w:color w:val="1E2E2C"/>
+          <w:rFonts w:ascii="Georgia" w:cs="Georgia" w:eastAsia="Georgia" w:hAnsi="Georgia"/>
+          <w:color w:val="222222"/>
           <w:sz w:val="21"/>
           <w:szCs w:val="21"/>
         </w:rPr>
@@ -11604,11 +11604,11 @@
       </w:r>
       <w:r>
         <w:rPr>
-          <w:rFonts w:ascii="Calibri" w:cs="Calibri" w:eastAsia="Calibri" w:hAnsi="Calibri"/>
-          <w:color w:val="1E2E2C"/>
-          <w:sz w:val="21"/>
-          <w:szCs w:val="21"/>
-          <w:shd w:fill="FFF4D6" w:val="clear"/>
+          <w:rFonts w:ascii="Georgia" w:cs="Georgia" w:eastAsia="Georgia" w:hAnsi="Georgia"/>
+          <w:color w:val="222222"/>
+          <w:sz w:val="21"/>
+          <w:szCs w:val="21"/>
+          <w:shd w:fill="ECECEC" w:val="clear"/>
         </w:rPr>
         <w:t xml:space="preserve">[DD / MM / YYYY]</w:t>
       </w:r>
@@ -11619,8 +11619,8 @@
       </w:pPr>
       <w:r>
         <w:rPr>
-          <w:rFonts w:ascii="Calibri" w:cs="Calibri" w:eastAsia="Calibri" w:hAnsi="Calibri"/>
-          <w:color w:val="1E2E2C"/>
+          <w:rFonts w:ascii="Georgia" w:cs="Georgia" w:eastAsia="Georgia" w:hAnsi="Georgia"/>
+          <w:color w:val="222222"/>
           <w:sz w:val="21"/>
           <w:szCs w:val="21"/>
         </w:rPr>
@@ -11628,11 +11628,11 @@
       </w:r>
       <w:r>
         <w:rPr>
-          <w:rFonts w:ascii="Calibri" w:cs="Calibri" w:eastAsia="Calibri" w:hAnsi="Calibri"/>
-          <w:color w:val="1E2E2C"/>
-          <w:sz w:val="21"/>
-          <w:szCs w:val="21"/>
-          <w:shd w:fill="FFF4D6" w:val="clear"/>
+          <w:rFonts w:ascii="Georgia" w:cs="Georgia" w:eastAsia="Georgia" w:hAnsi="Georgia"/>
+          <w:color w:val="222222"/>
+          <w:sz w:val="21"/>
+          <w:szCs w:val="21"/>
+          <w:shd w:fill="ECECEC" w:val="clear"/>
         </w:rPr>
         <w:t xml:space="preserve">[TOWN]</w:t>
       </w:r>
@@ -11643,8 +11643,8 @@
       </w:pPr>
       <w:r>
         <w:rPr>
-          <w:rFonts w:ascii="Calibri" w:cs="Calibri" w:eastAsia="Calibri" w:hAnsi="Calibri"/>
-          <w:color w:val="1E2E2C"/>
+          <w:rFonts w:ascii="Georgia" w:cs="Georgia" w:eastAsia="Georgia" w:hAnsi="Georgia"/>
+          <w:color w:val="222222"/>
           <w:sz w:val="21"/>
           <w:szCs w:val="21"/>
         </w:rPr>
@@ -11657,8 +11657,8 @@
       </w:pPr>
       <w:r>
         <w:rPr>
-          <w:rFonts w:ascii="Calibri" w:cs="Calibri" w:eastAsia="Calibri" w:hAnsi="Calibri"/>
-          <w:color w:val="1E2E2C"/>
+          <w:rFonts w:ascii="Georgia" w:cs="Georgia" w:eastAsia="Georgia" w:hAnsi="Georgia"/>
+          <w:color w:val="222222"/>
           <w:sz w:val="21"/>
           <w:szCs w:val="21"/>
         </w:rPr>
@@ -11666,11 +11666,11 @@
       </w:r>
       <w:r>
         <w:rPr>
-          <w:rFonts w:ascii="Calibri" w:cs="Calibri" w:eastAsia="Calibri" w:hAnsi="Calibri"/>
-          <w:color w:val="1E2E2C"/>
-          <w:sz w:val="21"/>
-          <w:szCs w:val="21"/>
-          <w:shd w:fill="FFF4D6" w:val="clear"/>
+          <w:rFonts w:ascii="Georgia" w:cs="Georgia" w:eastAsia="Georgia" w:hAnsi="Georgia"/>
+          <w:color w:val="222222"/>
+          <w:sz w:val="21"/>
+          <w:szCs w:val="21"/>
+          <w:shd w:fill="ECECEC" w:val="clear"/>
         </w:rPr>
         <w:t xml:space="preserve">[WITNESS FULL NAME]</w:t>
       </w:r>
@@ -11681,8 +11681,8 @@
       </w:pPr>
       <w:r>
         <w:rPr>
-          <w:rFonts w:ascii="Calibri" w:cs="Calibri" w:eastAsia="Calibri" w:hAnsi="Calibri"/>
-          <w:color w:val="1E2E2C"/>
+          <w:rFonts w:ascii="Georgia" w:cs="Georgia" w:eastAsia="Georgia" w:hAnsi="Georgia"/>
+          <w:color w:val="222222"/>
           <w:sz w:val="21"/>
           <w:szCs w:val="21"/>
         </w:rPr>
@@ -11690,11 +11690,11 @@
       </w:r>
       <w:r>
         <w:rPr>
-          <w:rFonts w:ascii="Calibri" w:cs="Calibri" w:eastAsia="Calibri" w:hAnsi="Calibri"/>
-          <w:color w:val="1E2E2C"/>
-          <w:sz w:val="21"/>
-          <w:szCs w:val="21"/>
-          <w:shd w:fill="FFF4D6" w:val="clear"/>
+          <w:rFonts w:ascii="Georgia" w:cs="Georgia" w:eastAsia="Georgia" w:hAnsi="Georgia"/>
+          <w:color w:val="222222"/>
+          <w:sz w:val="21"/>
+          <w:szCs w:val="21"/>
+          <w:shd w:fill="ECECEC" w:val="clear"/>
         </w:rPr>
         <w:t xml:space="preserve">[WITNESS ID NUMBER]</w:t>
       </w:r>
@@ -11705,8 +11705,8 @@
       </w:pPr>
       <w:r>
         <w:rPr>
-          <w:rFonts w:ascii="Calibri" w:cs="Calibri" w:eastAsia="Calibri" w:hAnsi="Calibri"/>
-          <w:color w:val="1E2E2C"/>
+          <w:rFonts w:ascii="Georgia" w:cs="Georgia" w:eastAsia="Georgia" w:hAnsi="Georgia"/>
+          <w:color w:val="222222"/>
           <w:sz w:val="21"/>
           <w:szCs w:val="21"/>
         </w:rPr>
@@ -11719,8 +11719,8 @@
       </w:pPr>
       <w:r>
         <w:rPr>
-          <w:rFonts w:ascii="Calibri" w:cs="Calibri" w:eastAsia="Calibri" w:hAnsi="Calibri"/>
-          <w:color w:val="1E2E2C"/>
+          <w:rFonts w:ascii="Georgia" w:cs="Georgia" w:eastAsia="Georgia" w:hAnsi="Georgia"/>
+          <w:color w:val="222222"/>
           <w:sz w:val="21"/>
           <w:szCs w:val="21"/>
         </w:rPr>
@@ -11728,11 +11728,11 @@
       </w:r>
       <w:r>
         <w:rPr>
-          <w:rFonts w:ascii="Calibri" w:cs="Calibri" w:eastAsia="Calibri" w:hAnsi="Calibri"/>
-          <w:color w:val="1E2E2C"/>
-          <w:sz w:val="21"/>
-          <w:szCs w:val="21"/>
-          <w:shd w:fill="FFF4D6" w:val="clear"/>
+          <w:rFonts w:ascii="Georgia" w:cs="Georgia" w:eastAsia="Georgia" w:hAnsi="Georgia"/>
+          <w:color w:val="222222"/>
+          <w:sz w:val="21"/>
+          <w:szCs w:val="21"/>
+          <w:shd w:fill="ECECEC" w:val="clear"/>
         </w:rPr>
         <w:t xml:space="preserve">[DD / MM / YYYY]</w:t>
       </w:r>
@@ -11743,8 +11743,8 @@
       </w:pPr>
       <w:r>
         <w:rPr>
-          <w:rFonts w:ascii="Calibri" w:cs="Calibri" w:eastAsia="Calibri" w:hAnsi="Calibri"/>
-          <w:color w:val="1E2E2C"/>
+          <w:rFonts w:ascii="Georgia" w:cs="Georgia" w:eastAsia="Georgia" w:hAnsi="Georgia"/>
+          <w:color w:val="222222"/>
           <w:sz w:val="21"/>
           <w:szCs w:val="21"/>
         </w:rPr>
@@ -11757,8 +11757,8 @@
       </w:pPr>
       <w:r>
         <w:rPr>
-          <w:rFonts w:ascii="Calibri" w:cs="Calibri" w:eastAsia="Calibri" w:hAnsi="Calibri"/>
-          <w:color w:val="1E2E2C"/>
+          <w:rFonts w:ascii="Georgia" w:cs="Georgia" w:eastAsia="Georgia" w:hAnsi="Georgia"/>
+          <w:color w:val="222222"/>
           <w:sz w:val="21"/>
           <w:szCs w:val="21"/>
         </w:rPr>
@@ -11766,18 +11766,18 @@
       </w:r>
       <w:r>
         <w:rPr>
-          <w:rFonts w:ascii="Calibri" w:cs="Calibri" w:eastAsia="Calibri" w:hAnsi="Calibri"/>
-          <w:color w:val="1E2E2C"/>
-          <w:sz w:val="21"/>
-          <w:szCs w:val="21"/>
-          <w:shd w:fill="FFF4D6" w:val="clear"/>
+          <w:rFonts w:ascii="Georgia" w:cs="Georgia" w:eastAsia="Georgia" w:hAnsi="Georgia"/>
+          <w:color w:val="222222"/>
+          <w:sz w:val="21"/>
+          <w:szCs w:val="21"/>
+          <w:shd w:fill="ECECEC" w:val="clear"/>
         </w:rPr>
         <w:t xml:space="preserve">[LANGUAGE]</w:t>
       </w:r>
       <w:r>
         <w:rPr>
-          <w:rFonts w:ascii="Calibri" w:cs="Calibri" w:eastAsia="Calibri" w:hAnsi="Calibri"/>
-          <w:color w:val="1E2E2C"/>
+          <w:rFonts w:ascii="Georgia" w:cs="Georgia" w:eastAsia="Georgia" w:hAnsi="Georgia"/>
+          <w:color w:val="222222"/>
           <w:sz w:val="21"/>
           <w:szCs w:val="21"/>
         </w:rPr>
@@ -11790,8 +11790,8 @@
       </w:pPr>
       <w:r>
         <w:rPr>
-          <w:rFonts w:ascii="Calibri" w:cs="Calibri" w:eastAsia="Calibri" w:hAnsi="Calibri"/>
-          <w:color w:val="1E2E2C"/>
+          <w:rFonts w:ascii="Georgia" w:cs="Georgia" w:eastAsia="Georgia" w:hAnsi="Georgia"/>
+          <w:color w:val="222222"/>
           <w:sz w:val="21"/>
           <w:szCs w:val="21"/>
         </w:rPr>
@@ -11799,11 +11799,11 @@
       </w:r>
       <w:r>
         <w:rPr>
-          <w:rFonts w:ascii="Calibri" w:cs="Calibri" w:eastAsia="Calibri" w:hAnsi="Calibri"/>
-          <w:color w:val="1E2E2C"/>
-          <w:sz w:val="21"/>
-          <w:szCs w:val="21"/>
-          <w:shd w:fill="FFF4D6" w:val="clear"/>
+          <w:rFonts w:ascii="Georgia" w:cs="Georgia" w:eastAsia="Georgia" w:hAnsi="Georgia"/>
+          <w:color w:val="222222"/>
+          <w:sz w:val="21"/>
+          <w:szCs w:val="21"/>
+          <w:shd w:fill="ECECEC" w:val="clear"/>
         </w:rPr>
         <w:t xml:space="preserve">[READER / INTERPRETER FULL NAME]</w:t>
       </w:r>
@@ -11814,8 +11814,8 @@
       </w:pPr>
       <w:r>
         <w:rPr>
-          <w:rFonts w:ascii="Calibri" w:cs="Calibri" w:eastAsia="Calibri" w:hAnsi="Calibri"/>
-          <w:color w:val="1E2E2C"/>
+          <w:rFonts w:ascii="Georgia" w:cs="Georgia" w:eastAsia="Georgia" w:hAnsi="Georgia"/>
+          <w:color w:val="222222"/>
           <w:sz w:val="21"/>
           <w:szCs w:val="21"/>
         </w:rPr>
@@ -11823,11 +11823,11 @@
       </w:r>
       <w:r>
         <w:rPr>
-          <w:rFonts w:ascii="Calibri" w:cs="Calibri" w:eastAsia="Calibri" w:hAnsi="Calibri"/>
-          <w:color w:val="1E2E2C"/>
-          <w:sz w:val="21"/>
-          <w:szCs w:val="21"/>
-          <w:shd w:fill="FFF4D6" w:val="clear"/>
+          <w:rFonts w:ascii="Georgia" w:cs="Georgia" w:eastAsia="Georgia" w:hAnsi="Georgia"/>
+          <w:color w:val="222222"/>
+          <w:sz w:val="21"/>
+          <w:szCs w:val="21"/>
+          <w:shd w:fill="ECECEC" w:val="clear"/>
         </w:rPr>
         <w:t xml:space="preserve">[RELATIONSHIP]</w:t>
       </w:r>
@@ -11838,8 +11838,8 @@
       </w:pPr>
       <w:r>
         <w:rPr>
-          <w:rFonts w:ascii="Calibri" w:cs="Calibri" w:eastAsia="Calibri" w:hAnsi="Calibri"/>
-          <w:color w:val="1E2E2C"/>
+          <w:rFonts w:ascii="Georgia" w:cs="Georgia" w:eastAsia="Georgia" w:hAnsi="Georgia"/>
+          <w:color w:val="222222"/>
           <w:sz w:val="21"/>
           <w:szCs w:val="21"/>
         </w:rPr>
@@ -11852,8 +11852,8 @@
       </w:pPr>
       <w:r>
         <w:rPr>
-          <w:rFonts w:ascii="Calibri" w:cs="Calibri" w:eastAsia="Calibri" w:hAnsi="Calibri"/>
-          <w:color w:val="1E2E2C"/>
+          <w:rFonts w:ascii="Georgia" w:cs="Georgia" w:eastAsia="Georgia" w:hAnsi="Georgia"/>
+          <w:color w:val="222222"/>
           <w:sz w:val="21"/>
           <w:szCs w:val="21"/>
         </w:rPr>
@@ -11861,11 +11861,11 @@
       </w:r>
       <w:r>
         <w:rPr>
-          <w:rFonts w:ascii="Calibri" w:cs="Calibri" w:eastAsia="Calibri" w:hAnsi="Calibri"/>
-          <w:color w:val="1E2E2C"/>
-          <w:sz w:val="21"/>
-          <w:szCs w:val="21"/>
-          <w:shd w:fill="FFF4D6" w:val="clear"/>
+          <w:rFonts w:ascii="Georgia" w:cs="Georgia" w:eastAsia="Georgia" w:hAnsi="Georgia"/>
+          <w:color w:val="222222"/>
+          <w:sz w:val="21"/>
+          <w:szCs w:val="21"/>
+          <w:shd w:fill="ECECEC" w:val="clear"/>
         </w:rPr>
         <w:t xml:space="preserve">[DD / MM / YYYY]</w:t>
       </w:r>
@@ -11876,8 +11876,8 @@
       </w:pPr>
       <w:r>
         <w:rPr>
-          <w:rFonts w:ascii="Calibri" w:cs="Calibri" w:eastAsia="Calibri" w:hAnsi="Calibri"/>
-          <w:color w:val="1E2E2C"/>
+          <w:rFonts w:ascii="Georgia" w:cs="Georgia" w:eastAsia="Georgia" w:hAnsi="Georgia"/>
+          <w:color w:val="222222"/>
           <w:sz w:val="21"/>
           <w:szCs w:val="21"/>
         </w:rPr>
@@ -11890,8 +11890,8 @@
       </w:pPr>
       <w:r>
         <w:rPr>
-          <w:rFonts w:ascii="Calibri" w:cs="Calibri" w:eastAsia="Calibri" w:hAnsi="Calibri"/>
-          <w:color w:val="1E2E2C"/>
+          <w:rFonts w:ascii="Georgia" w:cs="Georgia" w:eastAsia="Georgia" w:hAnsi="Georgia"/>
+          <w:color w:val="222222"/>
           <w:sz w:val="21"/>
           <w:szCs w:val="21"/>
         </w:rPr>
@@ -11899,11 +11899,11 @@
       </w:r>
       <w:r>
         <w:rPr>
-          <w:rFonts w:ascii="Calibri" w:cs="Calibri" w:eastAsia="Calibri" w:hAnsi="Calibri"/>
-          <w:color w:val="1E2E2C"/>
-          <w:sz w:val="21"/>
-          <w:szCs w:val="21"/>
-          <w:shd w:fill="FFF4D6" w:val="clear"/>
+          <w:rFonts w:ascii="Georgia" w:cs="Georgia" w:eastAsia="Georgia" w:hAnsi="Georgia"/>
+          <w:color w:val="222222"/>
+          <w:sz w:val="21"/>
+          <w:szCs w:val="21"/>
+          <w:shd w:fill="ECECEC" w:val="clear"/>
         </w:rPr>
         <w:t xml:space="preserve">[OFFICER FULL NAME]</w:t>
       </w:r>
@@ -11914,8 +11914,8 @@
       </w:pPr>
       <w:r>
         <w:rPr>
-          <w:rFonts w:ascii="Calibri" w:cs="Calibri" w:eastAsia="Calibri" w:hAnsi="Calibri"/>
-          <w:color w:val="1E2E2C"/>
+          <w:rFonts w:ascii="Georgia" w:cs="Georgia" w:eastAsia="Georgia" w:hAnsi="Georgia"/>
+          <w:color w:val="222222"/>
           <w:sz w:val="21"/>
           <w:szCs w:val="21"/>
         </w:rPr>
@@ -11923,11 +11923,11 @@
       </w:r>
       <w:r>
         <w:rPr>
-          <w:rFonts w:ascii="Calibri" w:cs="Calibri" w:eastAsia="Calibri" w:hAnsi="Calibri"/>
-          <w:color w:val="1E2E2C"/>
-          <w:sz w:val="21"/>
-          <w:szCs w:val="21"/>
-          <w:shd w:fill="FFF4D6" w:val="clear"/>
+          <w:rFonts w:ascii="Georgia" w:cs="Georgia" w:eastAsia="Georgia" w:hAnsi="Georgia"/>
+          <w:color w:val="222222"/>
+          <w:sz w:val="21"/>
+          <w:szCs w:val="21"/>
+          <w:shd w:fill="ECECEC" w:val="clear"/>
         </w:rPr>
         <w:t xml:space="preserve">[POSITION]</w:t>
       </w:r>
@@ -11938,8 +11938,8 @@
       </w:pPr>
       <w:r>
         <w:rPr>
-          <w:rFonts w:ascii="Calibri" w:cs="Calibri" w:eastAsia="Calibri" w:hAnsi="Calibri"/>
-          <w:color w:val="1E2E2C"/>
+          <w:rFonts w:ascii="Georgia" w:cs="Georgia" w:eastAsia="Georgia" w:hAnsi="Georgia"/>
+          <w:color w:val="222222"/>
           <w:sz w:val="21"/>
           <w:szCs w:val="21"/>
         </w:rPr>
@@ -11952,8 +11952,8 @@
       </w:pPr>
       <w:r>
         <w:rPr>
-          <w:rFonts w:ascii="Calibri" w:cs="Calibri" w:eastAsia="Calibri" w:hAnsi="Calibri"/>
-          <w:color w:val="1E2E2C"/>
+          <w:rFonts w:ascii="Georgia" w:cs="Georgia" w:eastAsia="Georgia" w:hAnsi="Georgia"/>
+          <w:color w:val="222222"/>
           <w:sz w:val="21"/>
           <w:szCs w:val="21"/>
         </w:rPr>
@@ -11961,11 +11961,11 @@
       </w:r>
       <w:r>
         <w:rPr>
-          <w:rFonts w:ascii="Calibri" w:cs="Calibri" w:eastAsia="Calibri" w:hAnsi="Calibri"/>
-          <w:color w:val="1E2E2C"/>
-          <w:sz w:val="21"/>
-          <w:szCs w:val="21"/>
-          <w:shd w:fill="FFF4D6" w:val="clear"/>
+          <w:rFonts w:ascii="Georgia" w:cs="Georgia" w:eastAsia="Georgia" w:hAnsi="Georgia"/>
+          <w:color w:val="222222"/>
+          <w:sz w:val="21"/>
+          <w:szCs w:val="21"/>
+          <w:shd w:fill="ECECEC" w:val="clear"/>
         </w:rPr>
         <w:t xml:space="preserve">[DD / MM / YYYY]</w:t>
       </w:r>
@@ -11976,8 +11976,8 @@
       </w:pPr>
       <w:r>
         <w:rPr>
-          <w:rFonts w:ascii="Calibri" w:cs="Calibri" w:eastAsia="Calibri" w:hAnsi="Calibri"/>
-          <w:color w:val="1E2E2C"/>
+          <w:rFonts w:ascii="Georgia" w:cs="Georgia" w:eastAsia="Georgia" w:hAnsi="Georgia"/>
+          <w:color w:val="222222"/>
           <w:sz w:val="21"/>
           <w:szCs w:val="21"/>
         </w:rPr>
@@ -11985,11 +11985,11 @@
       </w:r>
       <w:r>
         <w:rPr>
-          <w:rFonts w:ascii="Calibri" w:cs="Calibri" w:eastAsia="Calibri" w:hAnsi="Calibri"/>
-          <w:color w:val="1E2E2C"/>
-          <w:sz w:val="21"/>
-          <w:szCs w:val="21"/>
-          <w:shd w:fill="FFF4D6" w:val="clear"/>
+          <w:rFonts w:ascii="Georgia" w:cs="Georgia" w:eastAsia="Georgia" w:hAnsi="Georgia"/>
+          <w:color w:val="222222"/>
+          <w:sz w:val="21"/>
+          <w:szCs w:val="21"/>
+          <w:shd w:fill="ECECEC" w:val="clear"/>
         </w:rPr>
         <w:t xml:space="preserve">[TOWN]</w:t>
       </w:r>
@@ -11997,7 +11997,7 @@
     <w:p>
       <w:pPr>
         <w:pBdr>
-          <w:bottom w:val="single" w:color="C9D6D3" w:sz="6"/>
+          <w:bottom w:val="single" w:color="C8C8C8" w:sz="6"/>
         </w:pBdr>
         <w:spacing w:after="200" w:before="200"/>
       </w:pPr>
@@ -12006,16 +12006,16 @@
       <w:pPr>
         <w:pStyle w:val="Heading2"/>
         <w:pBdr>
-          <w:bottom w:val="single" w:color="12B84F" w:sz="6"/>
+          <w:bottom w:val="single" w:color="8C8C8C" w:sz="6"/>
         </w:pBdr>
         <w:spacing w:after="130" w:before="320"/>
       </w:pPr>
       <w:r>
         <w:rPr>
-          <w:rFonts w:ascii="Calibri" w:cs="Calibri" w:eastAsia="Calibri" w:hAnsi="Calibri"/>
+          <w:rFonts w:ascii="Georgia" w:cs="Georgia" w:eastAsia="Georgia" w:hAnsi="Georgia"/>
           <w:b/>
           <w:bCs/>
-          <w:color w:val="06302E"/>
+          <w:color w:val="1A1A1A"/>
           <w:sz w:val="23"/>
           <w:szCs w:val="23"/>
         </w:rPr>
@@ -12026,12 +12026,12 @@
       <w:tblPr>
         <w:tblW w:type="dxa" w:w="9458"/>
         <w:tblBorders>
-          <w:top w:val="single" w:color="C9D6D3" w:sz="2"/>
-          <w:left w:val="single" w:color="C9D6D3" w:sz="2"/>
-          <w:bottom w:val="single" w:color="C9D6D3" w:sz="2"/>
-          <w:right w:val="single" w:color="C9D6D3" w:sz="2"/>
-          <w:insideH w:val="single" w:color="C9D6D3" w:sz="2"/>
-          <w:insideV w:val="single" w:color="C9D6D3" w:sz="2"/>
+          <w:top w:val="single" w:color="C8C8C8" w:sz="2"/>
+          <w:left w:val="single" w:color="C8C8C8" w:sz="2"/>
+          <w:bottom w:val="single" w:color="C8C8C8" w:sz="2"/>
+          <w:right w:val="single" w:color="C8C8C8" w:sz="2"/>
+          <w:insideH w:val="single" w:color="C8C8C8" w:sz="2"/>
+          <w:insideV w:val="single" w:color="C8C8C8" w:sz="2"/>
         </w:tblBorders>
       </w:tblPr>
       <w:tblGrid>
@@ -12047,24 +12047,24 @@
         <w:tc>
           <w:tcPr>
             <w:tcW w:type="dxa" w:w="3216"/>
-            <w:shd w:fill="EEF4F2" w:val="clear"/>
-            <w:tcMar>
-              <w:top w:type="dxa" w:w="90"/>
-              <w:left w:type="dxa" w:w="130"/>
-              <w:bottom w:type="dxa" w:w="90"/>
-              <w:right w:type="dxa" w:w="130"/>
-            </w:tcMar>
-          </w:tcPr>
-          <w:p>
-            <w:pPr>
-              <w:spacing w:after="0" w:line="250"/>
-            </w:pPr>
-            <w:r>
-              <w:rPr>
-                <w:rFonts w:ascii="Calibri" w:cs="Calibri" w:eastAsia="Calibri" w:hAnsi="Calibri"/>
+            <w:shd w:fill="F2F2F2" w:val="clear"/>
+            <w:tcMar>
+              <w:top w:type="dxa" w:w="90"/>
+              <w:left w:type="dxa" w:w="130"/>
+              <w:bottom w:type="dxa" w:w="90"/>
+              <w:right w:type="dxa" w:w="130"/>
+            </w:tcMar>
+          </w:tcPr>
+          <w:p>
+            <w:pPr>
+              <w:spacing w:after="0" w:line="250"/>
+            </w:pPr>
+            <w:r>
+              <w:rPr>
+                <w:rFonts w:ascii="Georgia" w:cs="Georgia" w:eastAsia="Georgia" w:hAnsi="Georgia"/>
                 <w:b/>
                 <w:bCs/>
-                <w:color w:val="06302E"/>
+                <w:color w:val="1A1A1A"/>
                 <w:sz w:val="20"/>
                 <w:szCs w:val="20"/>
               </w:rPr>
@@ -12075,24 +12075,24 @@
         <w:tc>
           <w:tcPr>
             <w:tcW w:type="dxa" w:w="2080"/>
-            <w:shd w:fill="EEF4F2" w:val="clear"/>
-            <w:tcMar>
-              <w:top w:type="dxa" w:w="90"/>
-              <w:left w:type="dxa" w:w="130"/>
-              <w:bottom w:type="dxa" w:w="90"/>
-              <w:right w:type="dxa" w:w="130"/>
-            </w:tcMar>
-          </w:tcPr>
-          <w:p>
-            <w:pPr>
-              <w:spacing w:after="0" w:line="250"/>
-            </w:pPr>
-            <w:r>
-              <w:rPr>
-                <w:rFonts w:ascii="Calibri" w:cs="Calibri" w:eastAsia="Calibri" w:hAnsi="Calibri"/>
+            <w:shd w:fill="F2F2F2" w:val="clear"/>
+            <w:tcMar>
+              <w:top w:type="dxa" w:w="90"/>
+              <w:left w:type="dxa" w:w="130"/>
+              <w:bottom w:type="dxa" w:w="90"/>
+              <w:right w:type="dxa" w:w="130"/>
+            </w:tcMar>
+          </w:tcPr>
+          <w:p>
+            <w:pPr>
+              <w:spacing w:after="0" w:line="250"/>
+            </w:pPr>
+            <w:r>
+              <w:rPr>
+                <w:rFonts w:ascii="Georgia" w:cs="Georgia" w:eastAsia="Georgia" w:hAnsi="Georgia"/>
                 <w:b/>
                 <w:bCs/>
-                <w:color w:val="06302E"/>
+                <w:color w:val="1A1A1A"/>
                 <w:sz w:val="20"/>
                 <w:szCs w:val="20"/>
               </w:rPr>
@@ -12103,24 +12103,24 @@
         <w:tc>
           <w:tcPr>
             <w:tcW w:type="dxa" w:w="2080"/>
-            <w:shd w:fill="EEF4F2" w:val="clear"/>
-            <w:tcMar>
-              <w:top w:type="dxa" w:w="90"/>
-              <w:left w:type="dxa" w:w="130"/>
-              <w:bottom w:type="dxa" w:w="90"/>
-              <w:right w:type="dxa" w:w="130"/>
-            </w:tcMar>
-          </w:tcPr>
-          <w:p>
-            <w:pPr>
-              <w:spacing w:after="0" w:line="250"/>
-            </w:pPr>
-            <w:r>
-              <w:rPr>
-                <w:rFonts w:ascii="Calibri" w:cs="Calibri" w:eastAsia="Calibri" w:hAnsi="Calibri"/>
+            <w:shd w:fill="F2F2F2" w:val="clear"/>
+            <w:tcMar>
+              <w:top w:type="dxa" w:w="90"/>
+              <w:left w:type="dxa" w:w="130"/>
+              <w:bottom w:type="dxa" w:w="90"/>
+              <w:right w:type="dxa" w:w="130"/>
+            </w:tcMar>
+          </w:tcPr>
+          <w:p>
+            <w:pPr>
+              <w:spacing w:after="0" w:line="250"/>
+            </w:pPr>
+            <w:r>
+              <w:rPr>
+                <w:rFonts w:ascii="Georgia" w:cs="Georgia" w:eastAsia="Georgia" w:hAnsi="Georgia"/>
                 <w:b/>
                 <w:bCs/>
-                <w:color w:val="06302E"/>
+                <w:color w:val="1A1A1A"/>
                 <w:sz w:val="20"/>
                 <w:szCs w:val="20"/>
               </w:rPr>
@@ -12131,24 +12131,24 @@
         <w:tc>
           <w:tcPr>
             <w:tcW w:type="dxa" w:w="2082"/>
-            <w:shd w:fill="EEF4F2" w:val="clear"/>
-            <w:tcMar>
-              <w:top w:type="dxa" w:w="90"/>
-              <w:left w:type="dxa" w:w="130"/>
-              <w:bottom w:type="dxa" w:w="90"/>
-              <w:right w:type="dxa" w:w="130"/>
-            </w:tcMar>
-          </w:tcPr>
-          <w:p>
-            <w:pPr>
-              <w:spacing w:after="0" w:line="250"/>
-            </w:pPr>
-            <w:r>
-              <w:rPr>
-                <w:rFonts w:ascii="Calibri" w:cs="Calibri" w:eastAsia="Calibri" w:hAnsi="Calibri"/>
+            <w:shd w:fill="F2F2F2" w:val="clear"/>
+            <w:tcMar>
+              <w:top w:type="dxa" w:w="90"/>
+              <w:left w:type="dxa" w:w="130"/>
+              <w:bottom w:type="dxa" w:w="90"/>
+              <w:right w:type="dxa" w:w="130"/>
+            </w:tcMar>
+          </w:tcPr>
+          <w:p>
+            <w:pPr>
+              <w:spacing w:after="0" w:line="250"/>
+            </w:pPr>
+            <w:r>
+              <w:rPr>
+                <w:rFonts w:ascii="Georgia" w:cs="Georgia" w:eastAsia="Georgia" w:hAnsi="Georgia"/>
                 <w:b/>
                 <w:bCs/>
-                <w:color w:val="06302E"/>
+                <w:color w:val="1A1A1A"/>
                 <w:sz w:val="20"/>
                 <w:szCs w:val="20"/>
               </w:rPr>
@@ -12177,8 +12177,8 @@
             </w:pPr>
             <w:r>
               <w:rPr>
-                <w:rFonts w:ascii="Calibri" w:cs="Calibri" w:eastAsia="Calibri" w:hAnsi="Calibri"/>
-                <w:color w:val="1E2E2C"/>
+                <w:rFonts w:ascii="Georgia" w:cs="Georgia" w:eastAsia="Georgia" w:hAnsi="Georgia"/>
+                <w:color w:val="222222"/>
                 <w:sz w:val="20"/>
                 <w:szCs w:val="20"/>
               </w:rPr>
@@ -12202,11 +12202,11 @@
             </w:pPr>
             <w:r>
               <w:rPr>
-                <w:rFonts w:ascii="Calibri" w:cs="Calibri" w:eastAsia="Calibri" w:hAnsi="Calibri"/>
-                <w:color w:val="1E2E2C"/>
-                <w:sz w:val="20"/>
-                <w:szCs w:val="20"/>
-                <w:shd w:fill="FFF4D6" w:val="clear"/>
+                <w:rFonts w:ascii="Georgia" w:cs="Georgia" w:eastAsia="Georgia" w:hAnsi="Georgia"/>
+                <w:color w:val="222222"/>
+                <w:sz w:val="20"/>
+                <w:szCs w:val="20"/>
+                <w:shd w:fill="ECECEC" w:val="clear"/>
               </w:rPr>
               <w:t xml:space="preserve">[YES / NO]</w:t>
             </w:r>
@@ -12228,11 +12228,11 @@
             </w:pPr>
             <w:r>
               <w:rPr>
-                <w:rFonts w:ascii="Calibri" w:cs="Calibri" w:eastAsia="Calibri" w:hAnsi="Calibri"/>
-                <w:color w:val="1E2E2C"/>
-                <w:sz w:val="20"/>
-                <w:szCs w:val="20"/>
-                <w:shd w:fill="FFF4D6" w:val="clear"/>
+                <w:rFonts w:ascii="Georgia" w:cs="Georgia" w:eastAsia="Georgia" w:hAnsi="Georgia"/>
+                <w:color w:val="222222"/>
+                <w:sz w:val="20"/>
+                <w:szCs w:val="20"/>
+                <w:shd w:fill="ECECEC" w:val="clear"/>
               </w:rPr>
               <w:t xml:space="preserve">[OFFICER]</w:t>
             </w:r>
@@ -12254,11 +12254,11 @@
             </w:pPr>
             <w:r>
               <w:rPr>
-                <w:rFonts w:ascii="Calibri" w:cs="Calibri" w:eastAsia="Calibri" w:hAnsi="Calibri"/>
-                <w:color w:val="1E2E2C"/>
-                <w:sz w:val="20"/>
-                <w:szCs w:val="20"/>
-                <w:shd w:fill="FFF4D6" w:val="clear"/>
+                <w:rFonts w:ascii="Georgia" w:cs="Georgia" w:eastAsia="Georgia" w:hAnsi="Georgia"/>
+                <w:color w:val="222222"/>
+                <w:sz w:val="20"/>
+                <w:szCs w:val="20"/>
+                <w:shd w:fill="ECECEC" w:val="clear"/>
               </w:rPr>
               <w:t xml:space="preserve">[DD/MM/YYYY]</w:t>
             </w:r>
@@ -12285,8 +12285,8 @@
             </w:pPr>
             <w:r>
               <w:rPr>
-                <w:rFonts w:ascii="Calibri" w:cs="Calibri" w:eastAsia="Calibri" w:hAnsi="Calibri"/>
-                <w:color w:val="1E2E2C"/>
+                <w:rFonts w:ascii="Georgia" w:cs="Georgia" w:eastAsia="Georgia" w:hAnsi="Georgia"/>
+                <w:color w:val="222222"/>
                 <w:sz w:val="20"/>
                 <w:szCs w:val="20"/>
               </w:rPr>
@@ -12310,11 +12310,11 @@
             </w:pPr>
             <w:r>
               <w:rPr>
-                <w:rFonts w:ascii="Calibri" w:cs="Calibri" w:eastAsia="Calibri" w:hAnsi="Calibri"/>
-                <w:color w:val="1E2E2C"/>
-                <w:sz w:val="20"/>
-                <w:szCs w:val="20"/>
-                <w:shd w:fill="FFF4D6" w:val="clear"/>
+                <w:rFonts w:ascii="Georgia" w:cs="Georgia" w:eastAsia="Georgia" w:hAnsi="Georgia"/>
+                <w:color w:val="222222"/>
+                <w:sz w:val="20"/>
+                <w:szCs w:val="20"/>
+                <w:shd w:fill="ECECEC" w:val="clear"/>
               </w:rPr>
               <w:t xml:space="preserve">[YES / NO]</w:t>
             </w:r>
@@ -12336,11 +12336,11 @@
             </w:pPr>
             <w:r>
               <w:rPr>
-                <w:rFonts w:ascii="Calibri" w:cs="Calibri" w:eastAsia="Calibri" w:hAnsi="Calibri"/>
-                <w:color w:val="1E2E2C"/>
-                <w:sz w:val="20"/>
-                <w:szCs w:val="20"/>
-                <w:shd w:fill="FFF4D6" w:val="clear"/>
+                <w:rFonts w:ascii="Georgia" w:cs="Georgia" w:eastAsia="Georgia" w:hAnsi="Georgia"/>
+                <w:color w:val="222222"/>
+                <w:sz w:val="20"/>
+                <w:szCs w:val="20"/>
+                <w:shd w:fill="ECECEC" w:val="clear"/>
               </w:rPr>
               <w:t xml:space="preserve">[OFFICER]</w:t>
             </w:r>
@@ -12362,11 +12362,11 @@
             </w:pPr>
             <w:r>
               <w:rPr>
-                <w:rFonts w:ascii="Calibri" w:cs="Calibri" w:eastAsia="Calibri" w:hAnsi="Calibri"/>
-                <w:color w:val="1E2E2C"/>
-                <w:sz w:val="20"/>
-                <w:szCs w:val="20"/>
-                <w:shd w:fill="FFF4D6" w:val="clear"/>
+                <w:rFonts w:ascii="Georgia" w:cs="Georgia" w:eastAsia="Georgia" w:hAnsi="Georgia"/>
+                <w:color w:val="222222"/>
+                <w:sz w:val="20"/>
+                <w:szCs w:val="20"/>
+                <w:shd w:fill="ECECEC" w:val="clear"/>
               </w:rPr>
               <w:t xml:space="preserve">[DD/MM/YYYY]</w:t>
             </w:r>
@@ -12393,8 +12393,8 @@
             </w:pPr>
             <w:r>
               <w:rPr>
-                <w:rFonts w:ascii="Calibri" w:cs="Calibri" w:eastAsia="Calibri" w:hAnsi="Calibri"/>
-                <w:color w:val="1E2E2C"/>
+                <w:rFonts w:ascii="Georgia" w:cs="Georgia" w:eastAsia="Georgia" w:hAnsi="Georgia"/>
+                <w:color w:val="222222"/>
                 <w:sz w:val="20"/>
                 <w:szCs w:val="20"/>
               </w:rPr>
@@ -12418,11 +12418,11 @@
             </w:pPr>
             <w:r>
               <w:rPr>
-                <w:rFonts w:ascii="Calibri" w:cs="Calibri" w:eastAsia="Calibri" w:hAnsi="Calibri"/>
-                <w:color w:val="1E2E2C"/>
-                <w:sz w:val="20"/>
-                <w:szCs w:val="20"/>
-                <w:shd w:fill="FFF4D6" w:val="clear"/>
+                <w:rFonts w:ascii="Georgia" w:cs="Georgia" w:eastAsia="Georgia" w:hAnsi="Georgia"/>
+                <w:color w:val="222222"/>
+                <w:sz w:val="20"/>
+                <w:szCs w:val="20"/>
+                <w:shd w:fill="ECECEC" w:val="clear"/>
               </w:rPr>
               <w:t xml:space="preserve">[YES / NO]</w:t>
             </w:r>
@@ -12444,11 +12444,11 @@
             </w:pPr>
             <w:r>
               <w:rPr>
-                <w:rFonts w:ascii="Calibri" w:cs="Calibri" w:eastAsia="Calibri" w:hAnsi="Calibri"/>
-                <w:color w:val="1E2E2C"/>
-                <w:sz w:val="20"/>
-                <w:szCs w:val="20"/>
-                <w:shd w:fill="FFF4D6" w:val="clear"/>
+                <w:rFonts w:ascii="Georgia" w:cs="Georgia" w:eastAsia="Georgia" w:hAnsi="Georgia"/>
+                <w:color w:val="222222"/>
+                <w:sz w:val="20"/>
+                <w:szCs w:val="20"/>
+                <w:shd w:fill="ECECEC" w:val="clear"/>
               </w:rPr>
               <w:t xml:space="preserve">[OFFICER]</w:t>
             </w:r>
@@ -12470,11 +12470,11 @@
             </w:pPr>
             <w:r>
               <w:rPr>
-                <w:rFonts w:ascii="Calibri" w:cs="Calibri" w:eastAsia="Calibri" w:hAnsi="Calibri"/>
-                <w:color w:val="1E2E2C"/>
-                <w:sz w:val="20"/>
-                <w:szCs w:val="20"/>
-                <w:shd w:fill="FFF4D6" w:val="clear"/>
+                <w:rFonts w:ascii="Georgia" w:cs="Georgia" w:eastAsia="Georgia" w:hAnsi="Georgia"/>
+                <w:color w:val="222222"/>
+                <w:sz w:val="20"/>
+                <w:szCs w:val="20"/>
+                <w:shd w:fill="ECECEC" w:val="clear"/>
               </w:rPr>
               <w:t xml:space="preserve">[DD/MM/YYYY]</w:t>
             </w:r>
@@ -12501,8 +12501,8 @@
             </w:pPr>
             <w:r>
               <w:rPr>
-                <w:rFonts w:ascii="Calibri" w:cs="Calibri" w:eastAsia="Calibri" w:hAnsi="Calibri"/>
-                <w:color w:val="1E2E2C"/>
+                <w:rFonts w:ascii="Georgia" w:cs="Georgia" w:eastAsia="Georgia" w:hAnsi="Georgia"/>
+                <w:color w:val="222222"/>
                 <w:sz w:val="20"/>
                 <w:szCs w:val="20"/>
               </w:rPr>
@@ -12526,11 +12526,11 @@
             </w:pPr>
             <w:r>
               <w:rPr>
-                <w:rFonts w:ascii="Calibri" w:cs="Calibri" w:eastAsia="Calibri" w:hAnsi="Calibri"/>
-                <w:color w:val="1E2E2C"/>
-                <w:sz w:val="20"/>
-                <w:szCs w:val="20"/>
-                <w:shd w:fill="FFF4D6" w:val="clear"/>
+                <w:rFonts w:ascii="Georgia" w:cs="Georgia" w:eastAsia="Georgia" w:hAnsi="Georgia"/>
+                <w:color w:val="222222"/>
+                <w:sz w:val="20"/>
+                <w:szCs w:val="20"/>
+                <w:shd w:fill="ECECEC" w:val="clear"/>
               </w:rPr>
               <w:t xml:space="preserve">[YES / NO / NOT REQUIRED]</w:t>
             </w:r>
@@ -12552,11 +12552,11 @@
             </w:pPr>
             <w:r>
               <w:rPr>
-                <w:rFonts w:ascii="Calibri" w:cs="Calibri" w:eastAsia="Calibri" w:hAnsi="Calibri"/>
-                <w:color w:val="1E2E2C"/>
-                <w:sz w:val="20"/>
-                <w:szCs w:val="20"/>
-                <w:shd w:fill="FFF4D6" w:val="clear"/>
+                <w:rFonts w:ascii="Georgia" w:cs="Georgia" w:eastAsia="Georgia" w:hAnsi="Georgia"/>
+                <w:color w:val="222222"/>
+                <w:sz w:val="20"/>
+                <w:szCs w:val="20"/>
+                <w:shd w:fill="ECECEC" w:val="clear"/>
               </w:rPr>
               <w:t xml:space="preserve">[OFFICER]</w:t>
             </w:r>
@@ -12578,11 +12578,11 @@
             </w:pPr>
             <w:r>
               <w:rPr>
-                <w:rFonts w:ascii="Calibri" w:cs="Calibri" w:eastAsia="Calibri" w:hAnsi="Calibri"/>
-                <w:color w:val="1E2E2C"/>
-                <w:sz w:val="20"/>
-                <w:szCs w:val="20"/>
-                <w:shd w:fill="FFF4D6" w:val="clear"/>
+                <w:rFonts w:ascii="Georgia" w:cs="Georgia" w:eastAsia="Georgia" w:hAnsi="Georgia"/>
+                <w:color w:val="222222"/>
+                <w:sz w:val="20"/>
+                <w:szCs w:val="20"/>
+                <w:shd w:fill="ECECEC" w:val="clear"/>
               </w:rPr>
               <w:t xml:space="preserve">[DD/MM/YYYY]</w:t>
             </w:r>
@@ -12609,8 +12609,8 @@
             </w:pPr>
             <w:r>
               <w:rPr>
-                <w:rFonts w:ascii="Calibri" w:cs="Calibri" w:eastAsia="Calibri" w:hAnsi="Calibri"/>
-                <w:color w:val="1E2E2C"/>
+                <w:rFonts w:ascii="Georgia" w:cs="Georgia" w:eastAsia="Georgia" w:hAnsi="Georgia"/>
+                <w:color w:val="222222"/>
                 <w:sz w:val="20"/>
                 <w:szCs w:val="20"/>
               </w:rPr>
@@ -12634,11 +12634,11 @@
             </w:pPr>
             <w:r>
               <w:rPr>
-                <w:rFonts w:ascii="Calibri" w:cs="Calibri" w:eastAsia="Calibri" w:hAnsi="Calibri"/>
-                <w:color w:val="1E2E2C"/>
-                <w:sz w:val="20"/>
-                <w:szCs w:val="20"/>
-                <w:shd w:fill="FFF4D6" w:val="clear"/>
+                <w:rFonts w:ascii="Georgia" w:cs="Georgia" w:eastAsia="Georgia" w:hAnsi="Georgia"/>
+                <w:color w:val="222222"/>
+                <w:sz w:val="20"/>
+                <w:szCs w:val="20"/>
+                <w:shd w:fill="ECECEC" w:val="clear"/>
               </w:rPr>
               <w:t xml:space="preserve">[YES / NO]</w:t>
             </w:r>
@@ -12660,11 +12660,11 @@
             </w:pPr>
             <w:r>
               <w:rPr>
-                <w:rFonts w:ascii="Calibri" w:cs="Calibri" w:eastAsia="Calibri" w:hAnsi="Calibri"/>
-                <w:color w:val="1E2E2C"/>
-                <w:sz w:val="20"/>
-                <w:szCs w:val="20"/>
-                <w:shd w:fill="FFF4D6" w:val="clear"/>
+                <w:rFonts w:ascii="Georgia" w:cs="Georgia" w:eastAsia="Georgia" w:hAnsi="Georgia"/>
+                <w:color w:val="222222"/>
+                <w:sz w:val="20"/>
+                <w:szCs w:val="20"/>
+                <w:shd w:fill="ECECEC" w:val="clear"/>
               </w:rPr>
               <w:t xml:space="preserve">[OFFICER]</w:t>
             </w:r>
@@ -12686,11 +12686,11 @@
             </w:pPr>
             <w:r>
               <w:rPr>
-                <w:rFonts w:ascii="Calibri" w:cs="Calibri" w:eastAsia="Calibri" w:hAnsi="Calibri"/>
-                <w:color w:val="1E2E2C"/>
-                <w:sz w:val="20"/>
-                <w:szCs w:val="20"/>
-                <w:shd w:fill="FFF4D6" w:val="clear"/>
+                <w:rFonts w:ascii="Georgia" w:cs="Georgia" w:eastAsia="Georgia" w:hAnsi="Georgia"/>
+                <w:color w:val="222222"/>
+                <w:sz w:val="20"/>
+                <w:szCs w:val="20"/>
+                <w:shd w:fill="ECECEC" w:val="clear"/>
               </w:rPr>
               <w:t xml:space="preserve">[DD/MM/YYYY]</w:t>
             </w:r>
@@ -12717,8 +12717,8 @@
             </w:pPr>
             <w:r>
               <w:rPr>
-                <w:rFonts w:ascii="Calibri" w:cs="Calibri" w:eastAsia="Calibri" w:hAnsi="Calibri"/>
-                <w:color w:val="1E2E2C"/>
+                <w:rFonts w:ascii="Georgia" w:cs="Georgia" w:eastAsia="Georgia" w:hAnsi="Georgia"/>
+                <w:color w:val="222222"/>
                 <w:sz w:val="20"/>
                 <w:szCs w:val="20"/>
               </w:rPr>
@@ -12742,11 +12742,11 @@
             </w:pPr>
             <w:r>
               <w:rPr>
-                <w:rFonts w:ascii="Calibri" w:cs="Calibri" w:eastAsia="Calibri" w:hAnsi="Calibri"/>
-                <w:color w:val="1E2E2C"/>
-                <w:sz w:val="20"/>
-                <w:szCs w:val="20"/>
-                <w:shd w:fill="FFF4D6" w:val="clear"/>
+                <w:rFonts w:ascii="Georgia" w:cs="Georgia" w:eastAsia="Georgia" w:hAnsi="Georgia"/>
+                <w:color w:val="222222"/>
+                <w:sz w:val="20"/>
+                <w:szCs w:val="20"/>
+                <w:shd w:fill="ECECEC" w:val="clear"/>
               </w:rPr>
               <w:t xml:space="preserve">[BUREAU NAME]</w:t>
             </w:r>
@@ -12768,11 +12768,11 @@
             </w:pPr>
             <w:r>
               <w:rPr>
-                <w:rFonts w:ascii="Calibri" w:cs="Calibri" w:eastAsia="Calibri" w:hAnsi="Calibri"/>
-                <w:color w:val="1E2E2C"/>
-                <w:sz w:val="20"/>
-                <w:szCs w:val="20"/>
-                <w:shd w:fill="FFF4D6" w:val="clear"/>
+                <w:rFonts w:ascii="Georgia" w:cs="Georgia" w:eastAsia="Georgia" w:hAnsi="Georgia"/>
+                <w:color w:val="222222"/>
+                <w:sz w:val="20"/>
+                <w:szCs w:val="20"/>
+                <w:shd w:fill="ECECEC" w:val="clear"/>
               </w:rPr>
               <w:t xml:space="preserve">[OFFICER]</w:t>
             </w:r>
@@ -12794,11 +12794,11 @@
             </w:pPr>
             <w:r>
               <w:rPr>
-                <w:rFonts w:ascii="Calibri" w:cs="Calibri" w:eastAsia="Calibri" w:hAnsi="Calibri"/>
-                <w:color w:val="1E2E2C"/>
-                <w:sz w:val="20"/>
-                <w:szCs w:val="20"/>
-                <w:shd w:fill="FFF4D6" w:val="clear"/>
+                <w:rFonts w:ascii="Georgia" w:cs="Georgia" w:eastAsia="Georgia" w:hAnsi="Georgia"/>
+                <w:color w:val="222222"/>
+                <w:sz w:val="20"/>
+                <w:szCs w:val="20"/>
+                <w:shd w:fill="ECECEC" w:val="clear"/>
               </w:rPr>
               <w:t xml:space="preserve">[DD/MM/YYYY]</w:t>
             </w:r>
@@ -12825,8 +12825,8 @@
             </w:pPr>
             <w:r>
               <w:rPr>
-                <w:rFonts w:ascii="Calibri" w:cs="Calibri" w:eastAsia="Calibri" w:hAnsi="Calibri"/>
-                <w:color w:val="1E2E2C"/>
+                <w:rFonts w:ascii="Georgia" w:cs="Georgia" w:eastAsia="Georgia" w:hAnsi="Georgia"/>
+                <w:color w:val="222222"/>
                 <w:sz w:val="20"/>
                 <w:szCs w:val="20"/>
               </w:rPr>
@@ -12850,11 +12850,11 @@
             </w:pPr>
             <w:r>
               <w:rPr>
-                <w:rFonts w:ascii="Calibri" w:cs="Calibri" w:eastAsia="Calibri" w:hAnsi="Calibri"/>
-                <w:color w:val="1E2E2C"/>
-                <w:sz w:val="20"/>
-                <w:szCs w:val="20"/>
-                <w:shd w:fill="FFF4D6" w:val="clear"/>
+                <w:rFonts w:ascii="Georgia" w:cs="Georgia" w:eastAsia="Georgia" w:hAnsi="Georgia"/>
+                <w:color w:val="222222"/>
+                <w:sz w:val="20"/>
+                <w:szCs w:val="20"/>
+                <w:shd w:fill="ECECEC" w:val="clear"/>
               </w:rPr>
               <w:t xml:space="preserve">[REFERENCE]</w:t>
             </w:r>
@@ -12876,11 +12876,11 @@
             </w:pPr>
             <w:r>
               <w:rPr>
-                <w:rFonts w:ascii="Calibri" w:cs="Calibri" w:eastAsia="Calibri" w:hAnsi="Calibri"/>
-                <w:color w:val="1E2E2C"/>
-                <w:sz w:val="20"/>
-                <w:szCs w:val="20"/>
-                <w:shd w:fill="FFF4D6" w:val="clear"/>
+                <w:rFonts w:ascii="Georgia" w:cs="Georgia" w:eastAsia="Georgia" w:hAnsi="Georgia"/>
+                <w:color w:val="222222"/>
+                <w:sz w:val="20"/>
+                <w:szCs w:val="20"/>
+                <w:shd w:fill="ECECEC" w:val="clear"/>
               </w:rPr>
               <w:t xml:space="preserve">[OFFICER]</w:t>
             </w:r>
@@ -12902,11 +12902,11 @@
             </w:pPr>
             <w:r>
               <w:rPr>
-                <w:rFonts w:ascii="Calibri" w:cs="Calibri" w:eastAsia="Calibri" w:hAnsi="Calibri"/>
-                <w:color w:val="1E2E2C"/>
-                <w:sz w:val="20"/>
-                <w:szCs w:val="20"/>
-                <w:shd w:fill="FFF4D6" w:val="clear"/>
+                <w:rFonts w:ascii="Georgia" w:cs="Georgia" w:eastAsia="Georgia" w:hAnsi="Georgia"/>
+                <w:color w:val="222222"/>
+                <w:sz w:val="20"/>
+                <w:szCs w:val="20"/>
+                <w:shd w:fill="ECECEC" w:val="clear"/>
               </w:rPr>
               <w:t xml:space="preserve">[DD/MM/YYYY]</w:t>
             </w:r>
@@ -12933,8 +12933,8 @@
             </w:pPr>
             <w:r>
               <w:rPr>
-                <w:rFonts w:ascii="Calibri" w:cs="Calibri" w:eastAsia="Calibri" w:hAnsi="Calibri"/>
-                <w:color w:val="1E2E2C"/>
+                <w:rFonts w:ascii="Georgia" w:cs="Georgia" w:eastAsia="Georgia" w:hAnsi="Georgia"/>
+                <w:color w:val="222222"/>
                 <w:sz w:val="20"/>
                 <w:szCs w:val="20"/>
               </w:rPr>
@@ -12958,11 +12958,11 @@
             </w:pPr>
             <w:r>
               <w:rPr>
-                <w:rFonts w:ascii="Calibri" w:cs="Calibri" w:eastAsia="Calibri" w:hAnsi="Calibri"/>
-                <w:color w:val="1E2E2C"/>
-                <w:sz w:val="20"/>
-                <w:szCs w:val="20"/>
-                <w:shd w:fill="FFF4D6" w:val="clear"/>
+                <w:rFonts w:ascii="Georgia" w:cs="Georgia" w:eastAsia="Georgia" w:hAnsi="Georgia"/>
+                <w:color w:val="222222"/>
+                <w:sz w:val="20"/>
+                <w:szCs w:val="20"/>
+                <w:shd w:fill="ECECEC" w:val="clear"/>
               </w:rPr>
               <w:t xml:space="preserve">[YES / NO]</w:t>
             </w:r>
@@ -12984,11 +12984,11 @@
             </w:pPr>
             <w:r>
               <w:rPr>
-                <w:rFonts w:ascii="Calibri" w:cs="Calibri" w:eastAsia="Calibri" w:hAnsi="Calibri"/>
-                <w:color w:val="1E2E2C"/>
-                <w:sz w:val="20"/>
-                <w:szCs w:val="20"/>
-                <w:shd w:fill="FFF4D6" w:val="clear"/>
+                <w:rFonts w:ascii="Georgia" w:cs="Georgia" w:eastAsia="Georgia" w:hAnsi="Georgia"/>
+                <w:color w:val="222222"/>
+                <w:sz w:val="20"/>
+                <w:szCs w:val="20"/>
+                <w:shd w:fill="ECECEC" w:val="clear"/>
               </w:rPr>
               <w:t xml:space="preserve">[OFFICER]</w:t>
             </w:r>
@@ -13010,11 +13010,11 @@
             </w:pPr>
             <w:r>
               <w:rPr>
-                <w:rFonts w:ascii="Calibri" w:cs="Calibri" w:eastAsia="Calibri" w:hAnsi="Calibri"/>
-                <w:color w:val="1E2E2C"/>
-                <w:sz w:val="20"/>
-                <w:szCs w:val="20"/>
-                <w:shd w:fill="FFF4D6" w:val="clear"/>
+                <w:rFonts w:ascii="Georgia" w:cs="Georgia" w:eastAsia="Georgia" w:hAnsi="Georgia"/>
+                <w:color w:val="222222"/>
+                <w:sz w:val="20"/>
+                <w:szCs w:val="20"/>
+                <w:shd w:fill="ECECEC" w:val="clear"/>
               </w:rPr>
               <w:t xml:space="preserve">[DD/MM/YYYY]</w:t>
             </w:r>
@@ -13041,8 +13041,8 @@
             </w:pPr>
             <w:r>
               <w:rPr>
-                <w:rFonts w:ascii="Calibri" w:cs="Calibri" w:eastAsia="Calibri" w:hAnsi="Calibri"/>
-                <w:color w:val="1E2E2C"/>
+                <w:rFonts w:ascii="Georgia" w:cs="Georgia" w:eastAsia="Georgia" w:hAnsi="Georgia"/>
+                <w:color w:val="222222"/>
                 <w:sz w:val="20"/>
                 <w:szCs w:val="20"/>
               </w:rPr>
@@ -13066,11 +13066,11 @@
             </w:pPr>
             <w:r>
               <w:rPr>
-                <w:rFonts w:ascii="Calibri" w:cs="Calibri" w:eastAsia="Calibri" w:hAnsi="Calibri"/>
-                <w:color w:val="1E2E2C"/>
-                <w:sz w:val="20"/>
-                <w:szCs w:val="20"/>
-                <w:shd w:fill="FFF4D6" w:val="clear"/>
+                <w:rFonts w:ascii="Georgia" w:cs="Georgia" w:eastAsia="Georgia" w:hAnsi="Georgia"/>
+                <w:color w:val="222222"/>
+                <w:sz w:val="20"/>
+                <w:szCs w:val="20"/>
+                <w:shd w:fill="ECECEC" w:val="clear"/>
               </w:rPr>
               <w:t xml:space="preserve">[CONFIRMED]</w:t>
             </w:r>
@@ -13092,11 +13092,11 @@
             </w:pPr>
             <w:r>
               <w:rPr>
-                <w:rFonts w:ascii="Calibri" w:cs="Calibri" w:eastAsia="Calibri" w:hAnsi="Calibri"/>
-                <w:color w:val="1E2E2C"/>
-                <w:sz w:val="20"/>
-                <w:szCs w:val="20"/>
-                <w:shd w:fill="FFF4D6" w:val="clear"/>
+                <w:rFonts w:ascii="Georgia" w:cs="Georgia" w:eastAsia="Georgia" w:hAnsi="Georgia"/>
+                <w:color w:val="222222"/>
+                <w:sz w:val="20"/>
+                <w:szCs w:val="20"/>
+                <w:shd w:fill="ECECEC" w:val="clear"/>
               </w:rPr>
               <w:t xml:space="preserve">[OFFICER]</w:t>
             </w:r>
@@ -13118,11 +13118,11 @@
             </w:pPr>
             <w:r>
               <w:rPr>
-                <w:rFonts w:ascii="Calibri" w:cs="Calibri" w:eastAsia="Calibri" w:hAnsi="Calibri"/>
-                <w:color w:val="1E2E2C"/>
-                <w:sz w:val="20"/>
-                <w:szCs w:val="20"/>
-                <w:shd w:fill="FFF4D6" w:val="clear"/>
+                <w:rFonts w:ascii="Georgia" w:cs="Georgia" w:eastAsia="Georgia" w:hAnsi="Georgia"/>
+                <w:color w:val="222222"/>
+                <w:sz w:val="20"/>
+                <w:szCs w:val="20"/>
+                <w:shd w:fill="ECECEC" w:val="clear"/>
               </w:rPr>
               <w:t xml:space="preserve">[DD/MM/YYYY]</w:t>
             </w:r>
@@ -13141,8 +13141,8 @@
       </w:pPr>
       <w:r>
         <w:rPr>
-          <w:rFonts w:ascii="Calibri" w:cs="Calibri" w:eastAsia="Calibri" w:hAnsi="Calibri"/>
-          <w:color w:val="1E2E2C"/>
+          <w:rFonts w:ascii="Georgia" w:cs="Georgia" w:eastAsia="Georgia" w:hAnsi="Georgia"/>
+          <w:color w:val="222222"/>
           <w:sz w:val="21"/>
           <w:szCs w:val="21"/>
         </w:rPr>
@@ -13150,8 +13150,8 @@
       </w:r>
       <w:r>
         <w:rPr>
-          <w:rFonts w:ascii="Calibri" w:cs="Calibri" w:eastAsia="Calibri" w:hAnsi="Calibri"/>
-          <w:color w:val="1E2E2C"/>
+          <w:rFonts w:ascii="Georgia" w:cs="Georgia" w:eastAsia="Georgia" w:hAnsi="Georgia"/>
+          <w:color w:val="222222"/>
           <w:sz w:val="21"/>
           <w:szCs w:val="21"/>
         </w:rPr>
@@ -13159,11 +13159,11 @@
       </w:r>
       <w:r>
         <w:rPr>
-          <w:rFonts w:ascii="Calibri" w:cs="Calibri" w:eastAsia="Calibri" w:hAnsi="Calibri"/>
-          <w:color w:val="1E2E2C"/>
-          <w:sz w:val="21"/>
-          <w:szCs w:val="21"/>
-          <w:shd w:fill="FFF4D6" w:val="clear"/>
+          <w:rFonts w:ascii="Georgia" w:cs="Georgia" w:eastAsia="Georgia" w:hAnsi="Georgia"/>
+          <w:color w:val="222222"/>
+          <w:sz w:val="21"/>
+          <w:szCs w:val="21"/>
+          <w:shd w:fill="ECECEC" w:val="clear"/>
         </w:rPr>
         <w:t xml:space="preserve">[NOTES]</w:t>
       </w:r>
@@ -13174,8 +13174,8 @@
       </w:pPr>
       <w:r>
         <w:rPr>
-          <w:rFonts w:ascii="Calibri" w:cs="Calibri" w:eastAsia="Calibri" w:hAnsi="Calibri"/>
-          <w:color w:val="1E2E2C"/>
+          <w:rFonts w:ascii="Georgia" w:cs="Georgia" w:eastAsia="Georgia" w:hAnsi="Georgia"/>
+          <w:color w:val="222222"/>
           <w:sz w:val="21"/>
           <w:szCs w:val="21"/>
         </w:rPr>
@@ -13183,8 +13183,8 @@
       </w:r>
       <w:r>
         <w:rPr>
-          <w:rFonts w:ascii="Calibri" w:cs="Calibri" w:eastAsia="Calibri" w:hAnsi="Calibri"/>
-          <w:color w:val="1E2E2C"/>
+          <w:rFonts w:ascii="Georgia" w:cs="Georgia" w:eastAsia="Georgia" w:hAnsi="Georgia"/>
+          <w:color w:val="222222"/>
           <w:sz w:val="21"/>
           <w:szCs w:val="21"/>
         </w:rPr>
@@ -13192,11 +13192,11 @@
       </w:r>
       <w:r>
         <w:rPr>
-          <w:rFonts w:ascii="Calibri" w:cs="Calibri" w:eastAsia="Calibri" w:hAnsi="Calibri"/>
-          <w:color w:val="1E2E2C"/>
-          <w:sz w:val="21"/>
-          <w:szCs w:val="21"/>
-          <w:shd w:fill="FFF4D6" w:val="clear"/>
+          <w:rFonts w:ascii="Georgia" w:cs="Georgia" w:eastAsia="Georgia" w:hAnsi="Georgia"/>
+          <w:color w:val="222222"/>
+          <w:sz w:val="21"/>
+          <w:szCs w:val="21"/>
+          <w:shd w:fill="ECECEC" w:val="clear"/>
         </w:rPr>
         <w:t xml:space="preserve">[APPROVED AS APPLIED FOR / APPROVED FOR A REDUCED AMOUNT / DECLINED / REFERRED]</w:t>
       </w:r>
@@ -13207,8 +13207,8 @@
       </w:pPr>
       <w:r>
         <w:rPr>
-          <w:rFonts w:ascii="Calibri" w:cs="Calibri" w:eastAsia="Calibri" w:hAnsi="Calibri"/>
-          <w:color w:val="1E2E2C"/>
+          <w:rFonts w:ascii="Georgia" w:cs="Georgia" w:eastAsia="Georgia" w:hAnsi="Georgia"/>
+          <w:color w:val="222222"/>
           <w:sz w:val="21"/>
           <w:szCs w:val="21"/>
         </w:rPr>
@@ -13216,8 +13216,8 @@
       </w:r>
       <w:r>
         <w:rPr>
-          <w:rFonts w:ascii="Calibri" w:cs="Calibri" w:eastAsia="Calibri" w:hAnsi="Calibri"/>
-          <w:color w:val="1E2E2C"/>
+          <w:rFonts w:ascii="Georgia" w:cs="Georgia" w:eastAsia="Georgia" w:hAnsi="Georgia"/>
+          <w:color w:val="222222"/>
           <w:sz w:val="21"/>
           <w:szCs w:val="21"/>
         </w:rPr>
@@ -13225,11 +13225,11 @@
       </w:r>
       <w:r>
         <w:rPr>
-          <w:rFonts w:ascii="Calibri" w:cs="Calibri" w:eastAsia="Calibri" w:hAnsi="Calibri"/>
-          <w:color w:val="1E2E2C"/>
-          <w:sz w:val="21"/>
-          <w:szCs w:val="21"/>
-          <w:shd w:fill="FFF4D6" w:val="clear"/>
+          <w:rFonts w:ascii="Georgia" w:cs="Georgia" w:eastAsia="Georgia" w:hAnsi="Georgia"/>
+          <w:color w:val="222222"/>
+          <w:sz w:val="21"/>
+          <w:szCs w:val="21"/>
+          <w:shd w:fill="ECECEC" w:val="clear"/>
         </w:rPr>
         <w:t xml:space="preserve">[REASON]</w:t>
       </w:r>
@@ -13240,8 +13240,8 @@
       </w:pPr>
       <w:r>
         <w:rPr>
-          <w:rFonts w:ascii="Calibri" w:cs="Calibri" w:eastAsia="Calibri" w:hAnsi="Calibri"/>
-          <w:color w:val="1E2E2C"/>
+          <w:rFonts w:ascii="Georgia" w:cs="Georgia" w:eastAsia="Georgia" w:hAnsi="Georgia"/>
+          <w:color w:val="222222"/>
           <w:sz w:val="21"/>
           <w:szCs w:val="21"/>
         </w:rPr>
@@ -13249,8 +13249,8 @@
       </w:r>
       <w:r>
         <w:rPr>
-          <w:rFonts w:ascii="Calibri" w:cs="Calibri" w:eastAsia="Calibri" w:hAnsi="Calibri"/>
-          <w:color w:val="1E2E2C"/>
+          <w:rFonts w:ascii="Georgia" w:cs="Georgia" w:eastAsia="Georgia" w:hAnsi="Georgia"/>
+          <w:color w:val="222222"/>
           <w:sz w:val="21"/>
           <w:szCs w:val="21"/>
         </w:rPr>
@@ -13258,18 +13258,18 @@
       </w:r>
       <w:r>
         <w:rPr>
-          <w:rFonts w:ascii="Calibri" w:cs="Calibri" w:eastAsia="Calibri" w:hAnsi="Calibri"/>
-          <w:color w:val="1E2E2C"/>
-          <w:sz w:val="21"/>
-          <w:szCs w:val="21"/>
-          <w:shd w:fill="FFF4D6" w:val="clear"/>
+          <w:rFonts w:ascii="Georgia" w:cs="Georgia" w:eastAsia="Georgia" w:hAnsi="Georgia"/>
+          <w:color w:val="222222"/>
+          <w:sz w:val="21"/>
+          <w:szCs w:val="21"/>
+          <w:shd w:fill="ECECEC" w:val="clear"/>
         </w:rPr>
         <w:t xml:space="preserve">[FULL NAME]</w:t>
       </w:r>
       <w:r>
         <w:rPr>
-          <w:rFonts w:ascii="Calibri" w:cs="Calibri" w:eastAsia="Calibri" w:hAnsi="Calibri"/>
-          <w:color w:val="1E2E2C"/>
+          <w:rFonts w:ascii="Georgia" w:cs="Georgia" w:eastAsia="Georgia" w:hAnsi="Georgia"/>
+          <w:color w:val="222222"/>
           <w:sz w:val="21"/>
           <w:szCs w:val="21"/>
         </w:rPr>
@@ -13277,11 +13277,11 @@
       </w:r>
       <w:r>
         <w:rPr>
-          <w:rFonts w:ascii="Calibri" w:cs="Calibri" w:eastAsia="Calibri" w:hAnsi="Calibri"/>
-          <w:color w:val="1E2E2C"/>
-          <w:sz w:val="21"/>
-          <w:szCs w:val="21"/>
-          <w:shd w:fill="FFF4D6" w:val="clear"/>
+          <w:rFonts w:ascii="Georgia" w:cs="Georgia" w:eastAsia="Georgia" w:hAnsi="Georgia"/>
+          <w:color w:val="222222"/>
+          <w:sz w:val="21"/>
+          <w:szCs w:val="21"/>
+          <w:shd w:fill="ECECEC" w:val="clear"/>
         </w:rPr>
         <w:t xml:space="preserve">[DD / MM / YYYY]</w:t>
       </w:r>
@@ -13344,7 +13344,7 @@
   <w:p>
     <w:pPr>
       <w:pBdr>
-        <w:top w:val="single" w:color="C9D6D3" w:sz="4"/>
+        <w:top w:val="single" w:color="C8C8C8" w:sz="4"/>
       </w:pBdr>
       <w:tabs>
         <w:tab w:val="right" w:pos="9026"/>
@@ -13353,8 +13353,8 @@
     </w:pPr>
     <w:r>
       <w:rPr>
-        <w:rFonts w:ascii="Calibri" w:cs="Calibri" w:eastAsia="Calibri" w:hAnsi="Calibri"/>
-        <w:color w:val="5A6B69"/>
+        <w:rFonts w:ascii="Georgia" w:cs="Georgia" w:eastAsia="Georgia" w:hAnsi="Georgia"/>
+        <w:color w:val="666666"/>
         <w:sz w:val="15"/>
         <w:szCs w:val="15"/>
       </w:rPr>
@@ -13369,8 +13369,8 @@
     </w:r>
     <w:r>
       <w:rPr>
-        <w:rFonts w:ascii="Calibri" w:cs="Calibri" w:eastAsia="Calibri" w:hAnsi="Calibri"/>
-        <w:color w:val="5A6B69"/>
+        <w:rFonts w:ascii="Georgia" w:cs="Georgia" w:eastAsia="Georgia" w:hAnsi="Georgia"/>
+        <w:color w:val="666666"/>
         <w:sz w:val="15"/>
         <w:szCs w:val="15"/>
       </w:rPr>
@@ -13378,8 +13378,8 @@
     </w:r>
     <w:r>
       <w:rPr>
-        <w:rFonts w:ascii="Calibri" w:cs="Calibri" w:eastAsia="Calibri" w:hAnsi="Calibri"/>
-        <w:color w:val="5A6B69"/>
+        <w:rFonts w:ascii="Georgia" w:cs="Georgia" w:eastAsia="Georgia" w:hAnsi="Georgia"/>
+        <w:color w:val="666666"/>
         <w:sz w:val="15"/>
         <w:szCs w:val="15"/>
       </w:rPr>
@@ -13390,8 +13390,8 @@
     </w:r>
     <w:r>
       <w:rPr>
-        <w:rFonts w:ascii="Calibri" w:cs="Calibri" w:eastAsia="Calibri" w:hAnsi="Calibri"/>
-        <w:color w:val="5A6B69"/>
+        <w:rFonts w:ascii="Georgia" w:cs="Georgia" w:eastAsia="Georgia" w:hAnsi="Georgia"/>
+        <w:color w:val="666666"/>
         <w:sz w:val="15"/>
         <w:szCs w:val="15"/>
       </w:rPr>
@@ -13399,8 +13399,8 @@
     </w:r>
     <w:r>
       <w:rPr>
-        <w:rFonts w:ascii="Calibri" w:cs="Calibri" w:eastAsia="Calibri" w:hAnsi="Calibri"/>
-        <w:color w:val="5A6B69"/>
+        <w:rFonts w:ascii="Georgia" w:cs="Georgia" w:eastAsia="Georgia" w:hAnsi="Georgia"/>
+        <w:color w:val="666666"/>
         <w:sz w:val="15"/>
         <w:szCs w:val="15"/>
       </w:rPr>
@@ -13499,14 +13499,14 @@
   </w:p>
   <w:p>
     <w:pPr>
-      <w:spacing w:after="20"/>
+      <w:spacing w:after="14"/>
     </w:pPr>
     <w:r>
       <w:rPr>
-        <w:rFonts w:ascii="Calibri" w:cs="Calibri" w:eastAsia="Calibri" w:hAnsi="Calibri"/>
+        <w:rFonts w:ascii="Georgia" w:cs="Georgia" w:eastAsia="Georgia" w:hAnsi="Georgia"/>
         <w:b/>
         <w:bCs/>
-        <w:color w:val="06302E"/>
+        <w:color w:val="1A1A1A"/>
         <w:sz w:val="16"/>
         <w:szCs w:val="16"/>
       </w:rPr>
@@ -13514,29 +13514,43 @@
     </w:r>
     <w:r>
       <w:rPr>
-        <w:rFonts w:ascii="Calibri" w:cs="Calibri" w:eastAsia="Calibri" w:hAnsi="Calibri"/>
-        <w:color w:val="5A6B69"/>
+        <w:rFonts w:ascii="Georgia" w:cs="Georgia" w:eastAsia="Georgia" w:hAnsi="Georgia"/>
+        <w:color w:val="666666"/>
         <w:sz w:val="16"/>
         <w:szCs w:val="16"/>
       </w:rPr>
-      <w:t xml:space="preserve">   ·   Reg. No. CC/2026/01904   ·   NAMFISA Reg. No. [NAMFISA REGISTRATION NUMBER]</w:t>
+      <w:t xml:space="preserve">   ·   Reg. No. CC/2026/01904</w:t>
+    </w:r>
+  </w:p>
+  <w:p>
+    <w:pPr>
+      <w:spacing w:after="14"/>
+    </w:pPr>
+    <w:r>
+      <w:rPr>
+        <w:rFonts w:ascii="Georgia" w:cs="Georgia" w:eastAsia="Georgia" w:hAnsi="Georgia"/>
+        <w:color w:val="666666"/>
+        <w:sz w:val="15"/>
+        <w:szCs w:val="15"/>
+      </w:rPr>
+      <w:t xml:space="preserve">Cell +264 81 281 9840   ·   WhatsApp +264 81 264 6222</w:t>
     </w:r>
   </w:p>
   <w:p>
     <w:pPr>
       <w:pBdr>
-        <w:bottom w:val="single" w:color="12B84F" w:sz="8"/>
+        <w:bottom w:val="single" w:color="8C8C8C" w:sz="8"/>
       </w:pBdr>
       <w:spacing w:after="90"/>
     </w:pPr>
     <w:r>
       <w:rPr>
-        <w:rFonts w:ascii="Calibri" w:cs="Calibri" w:eastAsia="Calibri" w:hAnsi="Calibri"/>
-        <w:color w:val="5A6B69"/>
-        <w:sz w:val="16"/>
-        <w:szCs w:val="16"/>
+        <w:rFonts w:ascii="Georgia" w:cs="Georgia" w:eastAsia="Georgia" w:hAnsi="Georgia"/>
+        <w:color w:val="666666"/>
+        <w:sz w:val="15"/>
+        <w:szCs w:val="15"/>
       </w:rPr>
-      <w:t xml:space="preserve">[PHYSICAL ADDRESS]   ·   Tel / WhatsApp +264 81 264 6222   ·   [EMAIL ADDRESS]</w:t>
+      <w:t xml:space="preserve">3403 Danger Ashipala Street, Swakopmund, Namibia   ·   P.O. Box 197, Swakopmund   ·   erastusmatheus3@gmail.com</w:t>
     </w:r>
   </w:p>
 </w:hdr>
